--- a/Kercsó Norbert, Pallai Norbert Zoltán.docx
+++ b/Kercsó Norbert, Pallai Norbert Zoltán.docx
@@ -984,9 +984,9 @@
       </w:tblPr>
       <w:tblGrid>
         <w:gridCol w:w="1414"/>
-        <w:gridCol w:w="1575"/>
-        <w:gridCol w:w="1972"/>
-        <w:gridCol w:w="2835"/>
+        <w:gridCol w:w="1679"/>
+        <w:gridCol w:w="1922"/>
+        <w:gridCol w:w="2781"/>
       </w:tblGrid>
       <w:tr>
         <w:tc>
@@ -1363,7 +1363,13 @@
               <w:rPr>
                 <w:rFonts w:cs="Calibri"/>
               </w:rPr>
-              <w:t>255)</w:t>
+              <w:t>MAX</w:t>
+            </w:r>
+            <w:r>
+              <w:rPr>
+                <w:rFonts w:cs="Calibri"/>
+              </w:rPr>
+              <w:t>)</w:t>
             </w:r>
           </w:p>
         </w:tc>
@@ -3576,74 +3582,6 @@
             </w:pPr>
             <w:proofErr w:type="spellStart"/>
             <w:r>
-              <w:t>KarbantartoID</w:t>
-            </w:r>
-            <w:proofErr w:type="spellEnd"/>
-          </w:p>
-        </w:tc>
-        <w:tc>
-          <w:tcPr>
-            <w:tcW w:w="1619" w:type="dxa"/>
-            <w:vAlign w:val="center"/>
-          </w:tcPr>
-          <w:p>
-            <w:pPr>
-              <w:ind w:left="0"/>
-            </w:pPr>
-            <w:r>
-              <w:t>int</w:t>
-            </w:r>
-          </w:p>
-        </w:tc>
-        <w:tc>
-          <w:tcPr>
-            <w:tcW w:w="1665" w:type="dxa"/>
-            <w:vAlign w:val="center"/>
-          </w:tcPr>
-          <w:p>
-            <w:pPr>
-              <w:ind w:left="0"/>
-            </w:pPr>
-            <w:r>
-              <w:t>FK</w:t>
-            </w:r>
-            <w:r>
-              <w:t xml:space="preserve">, </w:t>
-            </w:r>
-            <w:proofErr w:type="spellStart"/>
-            <w:r>
-              <w:t>Nullable</w:t>
-            </w:r>
-            <w:proofErr w:type="spellEnd"/>
-          </w:p>
-        </w:tc>
-        <w:tc>
-          <w:tcPr>
-            <w:tcW w:w="2414" w:type="dxa"/>
-            <w:vAlign w:val="center"/>
-          </w:tcPr>
-          <w:p>
-            <w:pPr>
-              <w:ind w:left="0"/>
-            </w:pPr>
-            <w:r>
-              <w:t>A javítást végző személy.</w:t>
-            </w:r>
-          </w:p>
-        </w:tc>
-      </w:tr>
-      <w:tr>
-        <w:tc>
-          <w:tcPr>
-            <w:tcW w:w="2098" w:type="dxa"/>
-            <w:vAlign w:val="center"/>
-          </w:tcPr>
-          <w:p>
-            <w:pPr>
-              <w:ind w:left="0"/>
-            </w:pPr>
-            <w:proofErr w:type="spellStart"/>
-            <w:r>
               <w:t>Leiras</w:t>
             </w:r>
             <w:proofErr w:type="spellEnd"/>
@@ -4020,6 +3958,174 @@
             </w:pPr>
             <w:r>
               <w:t>Státusz neve (pl. Új, Kész).</w:t>
+            </w:r>
+          </w:p>
+        </w:tc>
+      </w:tr>
+    </w:tbl>
+    <w:p>
+      <w:pPr>
+        <w:pStyle w:val="Cmsor3"/>
+      </w:pPr>
+      <w:r>
+        <w:t xml:space="preserve"> </w:t>
+      </w:r>
+      <w:proofErr w:type="spellStart"/>
+      <w:r>
+        <w:t>Kollegium</w:t>
+      </w:r>
+      <w:proofErr w:type="spellEnd"/>
+    </w:p>
+    <w:tbl>
+      <w:tblPr>
+        <w:tblStyle w:val="Rcsostblzat"/>
+        <w:tblW w:w="7796" w:type="dxa"/>
+        <w:tblInd w:w="704" w:type="dxa"/>
+        <w:tblLook w:val="04A0" w:firstRow="1" w:lastRow="0" w:firstColumn="1" w:lastColumn="0" w:noHBand="0" w:noVBand="1"/>
+      </w:tblPr>
+      <w:tblGrid>
+        <w:gridCol w:w="2098"/>
+        <w:gridCol w:w="1619"/>
+        <w:gridCol w:w="1665"/>
+        <w:gridCol w:w="2414"/>
+      </w:tblGrid>
+      <w:tr>
+        <w:tc>
+          <w:tcPr>
+            <w:tcW w:w="2098" w:type="dxa"/>
+            <w:vAlign w:val="center"/>
+          </w:tcPr>
+          <w:p>
+            <w:pPr>
+              <w:ind w:left="0"/>
+            </w:pPr>
+            <w:r>
+              <w:t>ID</w:t>
+            </w:r>
+          </w:p>
+        </w:tc>
+        <w:tc>
+          <w:tcPr>
+            <w:tcW w:w="1619" w:type="dxa"/>
+            <w:vAlign w:val="center"/>
+          </w:tcPr>
+          <w:p>
+            <w:pPr>
+              <w:ind w:left="0"/>
+            </w:pPr>
+            <w:r>
+              <w:t>int</w:t>
+            </w:r>
+          </w:p>
+        </w:tc>
+        <w:tc>
+          <w:tcPr>
+            <w:tcW w:w="1665" w:type="dxa"/>
+            <w:vAlign w:val="center"/>
+          </w:tcPr>
+          <w:p>
+            <w:pPr>
+              <w:ind w:left="0"/>
+            </w:pPr>
+            <w:r>
+              <w:t xml:space="preserve">PK, </w:t>
+            </w:r>
+            <w:proofErr w:type="spellStart"/>
+            <w:r>
+              <w:t>Identity</w:t>
+            </w:r>
+            <w:proofErr w:type="spellEnd"/>
+          </w:p>
+        </w:tc>
+        <w:tc>
+          <w:tcPr>
+            <w:tcW w:w="2414" w:type="dxa"/>
+            <w:vAlign w:val="center"/>
+          </w:tcPr>
+          <w:p>
+            <w:pPr>
+              <w:ind w:left="0"/>
+            </w:pPr>
+            <w:r>
+              <w:t>Azonosító</w:t>
+            </w:r>
+          </w:p>
+        </w:tc>
+      </w:tr>
+      <w:tr>
+        <w:tc>
+          <w:tcPr>
+            <w:tcW w:w="2098" w:type="dxa"/>
+            <w:vAlign w:val="center"/>
+          </w:tcPr>
+          <w:p>
+            <w:pPr>
+              <w:ind w:left="0"/>
+            </w:pPr>
+            <w:proofErr w:type="spellStart"/>
+            <w:r>
+              <w:t>KollegiumNev</w:t>
+            </w:r>
+            <w:proofErr w:type="spellEnd"/>
+          </w:p>
+        </w:tc>
+        <w:tc>
+          <w:tcPr>
+            <w:tcW w:w="1619" w:type="dxa"/>
+            <w:vAlign w:val="center"/>
+          </w:tcPr>
+          <w:p>
+            <w:pPr>
+              <w:ind w:left="0"/>
+            </w:pPr>
+            <w:proofErr w:type="spellStart"/>
+            <w:proofErr w:type="gramStart"/>
+            <w:r>
+              <w:t>nvarchar</w:t>
+            </w:r>
+            <w:proofErr w:type="spellEnd"/>
+            <w:r>
+              <w:t>(</w:t>
+            </w:r>
+            <w:proofErr w:type="gramEnd"/>
+            <w:r>
+              <w:t>50)</w:t>
+            </w:r>
+          </w:p>
+        </w:tc>
+        <w:tc>
+          <w:tcPr>
+            <w:tcW w:w="1665" w:type="dxa"/>
+            <w:vAlign w:val="center"/>
+          </w:tcPr>
+          <w:p>
+            <w:pPr>
+              <w:ind w:left="0"/>
+            </w:pPr>
+            <w:proofErr w:type="spellStart"/>
+            <w:r>
+              <w:t>Not</w:t>
+            </w:r>
+            <w:proofErr w:type="spellEnd"/>
+            <w:r>
+              <w:t xml:space="preserve"> </w:t>
+            </w:r>
+            <w:r>
+              <w:t>Null</w:t>
+            </w:r>
+          </w:p>
+        </w:tc>
+        <w:tc>
+          <w:tcPr>
+            <w:tcW w:w="2414" w:type="dxa"/>
+            <w:vAlign w:val="center"/>
+          </w:tcPr>
+          <w:p>
+            <w:pPr>
+              <w:ind w:left="0"/>
+            </w:pPr>
+            <w:r>
+              <w:t>Kollégium neve</w:t>
             </w:r>
           </w:p>
         </w:tc>
@@ -11594,7 +11700,7 @@
   <w:style w:type="paragraph" w:default="1" w:styleId="Norml">
     <w:name w:val="Normal"/>
     <w:qFormat/>
-    <w:rsid w:val="00BA60D9"/>
+    <w:rsid w:val="00012D8E"/>
     <w:pPr>
       <w:spacing w:line="360" w:lineRule="auto"/>
       <w:ind w:left="851"/>

--- a/Kercsó Norbert, Pallai Norbert Zoltán.docx
+++ b/Kercsó Norbert, Pallai Norbert Zoltán.docx
@@ -1,7 +1,6 @@
 
 <file path=word/document.xml><?xml version="1.0" encoding="utf-8"?>
 <w:document xmlns:wpc="http://schemas.microsoft.com/office/word/2010/wordprocessingCanvas" xmlns:cx="http://schemas.microsoft.com/office/drawing/2014/chartex" xmlns:cx1="http://schemas.microsoft.com/office/drawing/2015/9/8/chartex" xmlns:cx2="http://schemas.microsoft.com/office/drawing/2015/10/21/chartex" xmlns:cx3="http://schemas.microsoft.com/office/drawing/2016/5/9/chartex" xmlns:cx4="http://schemas.microsoft.com/office/drawing/2016/5/10/chartex" xmlns:cx5="http://schemas.microsoft.com/office/drawing/2016/5/11/chartex" xmlns:cx6="http://schemas.microsoft.com/office/drawing/2016/5/12/chartex" xmlns:cx7="http://schemas.microsoft.com/office/drawing/2016/5/13/chartex" xmlns:cx8="http://schemas.microsoft.com/office/drawing/2016/5/14/chartex" xmlns:mc="http://schemas.openxmlformats.org/markup-compatibility/2006" xmlns:aink="http://schemas.microsoft.com/office/drawing/2016/ink" xmlns:am3d="http://schemas.microsoft.com/office/drawing/2017/model3d" xmlns:o="urn:schemas-microsoft-com:office:office" xmlns:oel="http://schemas.microsoft.com/office/2019/extlst" xmlns:r="http://schemas.openxmlformats.org/officeDocument/2006/relationships" xmlns:m="http://schemas.openxmlformats.org/officeDocument/2006/math" xmlns:v="urn:schemas-microsoft-com:vml" xmlns:wp14="http://schemas.microsoft.com/office/word/2010/wordprocessingDrawing" xmlns:wp="http://schemas.openxmlformats.org/drawingml/2006/wordprocessingDrawing" xmlns:w10="urn:schemas-microsoft-com:office:word" xmlns:w="http://schemas.openxmlformats.org/wordprocessingml/2006/main" xmlns:w14="http://schemas.microsoft.com/office/word/2010/wordml" xmlns:w15="http://schemas.microsoft.com/office/word/2012/wordml" xmlns:w16cex="http://schemas.microsoft.com/office/word/2018/wordml/cex" xmlns:w16cid="http://schemas.microsoft.com/office/word/2016/wordml/cid" xmlns:w16="http://schemas.microsoft.com/office/word/2018/wordml" xmlns:w16du="http://schemas.microsoft.com/office/word/2023/wordml/word16du" xmlns:w16sdtdh="http://schemas.microsoft.com/office/word/2020/wordml/sdtdatahash" xmlns:w16sdtfl="http://schemas.microsoft.com/office/word/2024/wordml/sdtformatlock" xmlns:w16se="http://schemas.microsoft.com/office/word/2015/wordml/symex" xmlns:wpg="http://schemas.microsoft.com/office/word/2010/wordprocessingGroup" xmlns:wpi="http://schemas.microsoft.com/office/word/2010/wordprocessingInk" xmlns:wne="http://schemas.microsoft.com/office/word/2006/wordml" xmlns:wps="http://schemas.microsoft.com/office/word/2010/wordprocessingShape" mc:Ignorable="w14 w15 w16se w16cid w16 w16cex w16sdtdh w16sdtfl w16du wp14">
-  <w:background w:color="FFFFFF" w:themeColor="background1"/>
   <w:body>
     <w:p>
       <w:pPr>
@@ -9,14 +8,14 @@
         <w:spacing w:before="2400"/>
         <w:jc w:val="center"/>
         <w:rPr>
-          <w:rFonts w:ascii="Calibri" w:hAnsi="Calibri" w:cs="Calibri"/>
+          <w:rFonts w:ascii="Times New Roman" w:hAnsi="Times New Roman" w:cs="Times New Roman"/>
           <w:sz w:val="96"/>
           <w:szCs w:val="96"/>
         </w:rPr>
       </w:pPr>
       <w:r>
         <w:rPr>
-          <w:rFonts w:ascii="Calibri" w:hAnsi="Calibri" w:cs="Calibri"/>
+          <w:rFonts w:ascii="Times New Roman" w:hAnsi="Times New Roman" w:cs="Times New Roman"/>
           <w:sz w:val="96"/>
           <w:szCs w:val="96"/>
         </w:rPr>
@@ -24,7 +23,7 @@
       </w:r>
       <w:r>
         <w:rPr>
-          <w:rFonts w:ascii="Calibri" w:hAnsi="Calibri" w:cs="Calibri"/>
+          <w:rFonts w:ascii="Times New Roman" w:hAnsi="Times New Roman" w:cs="Times New Roman"/>
           <w:sz w:val="96"/>
           <w:szCs w:val="96"/>
         </w:rPr>
@@ -36,7 +35,7 @@
         <w:pStyle w:val="Alcm"/>
         <w:jc w:val="center"/>
         <w:rPr>
-          <w:rFonts w:cs="Calibri"/>
+          <w:rFonts w:ascii="Times New Roman" w:hAnsi="Times New Roman" w:cs="Times New Roman"/>
           <w:color w:val="auto"/>
           <w:sz w:val="56"/>
           <w:szCs w:val="56"/>
@@ -44,7 +43,7 @@
       </w:pPr>
       <w:r>
         <w:rPr>
-          <w:rFonts w:cs="Calibri"/>
+          <w:rFonts w:ascii="Times New Roman" w:hAnsi="Times New Roman" w:cs="Times New Roman"/>
           <w:color w:val="auto"/>
           <w:sz w:val="56"/>
           <w:szCs w:val="56"/>
@@ -57,102 +56,106 @@
         <w:spacing w:before="5400"/>
         <w:jc w:val="right"/>
         <w:rPr>
-          <w:rFonts w:cs="Calibri"/>
-        </w:rPr>
-      </w:pPr>
-      <w:r>
-        <w:rPr>
-          <w:rFonts w:cs="Calibri"/>
-        </w:rPr>
-        <w:t xml:space="preserve">Készítette: Kercsó Norbert </w:t>
-      </w:r>
-      <w:r>
-        <w:rPr>
-          <w:rFonts w:cs="Calibri"/>
+          <w:rFonts w:ascii="Times New Roman" w:hAnsi="Times New Roman" w:cs="Times New Roman"/>
+        </w:rPr>
+      </w:pPr>
+      <w:r>
+        <w:rPr>
+          <w:rFonts w:ascii="Times New Roman" w:hAnsi="Times New Roman" w:cs="Times New Roman"/>
+        </w:rPr>
+        <w:t xml:space="preserve">Készítette: </w:t>
+      </w:r>
+      <w:proofErr w:type="spellStart"/>
+      <w:r>
+        <w:rPr>
+          <w:rFonts w:ascii="Times New Roman" w:hAnsi="Times New Roman" w:cs="Times New Roman"/>
+        </w:rPr>
+        <w:t>Kercsó</w:t>
+      </w:r>
+      <w:proofErr w:type="spellEnd"/>
+      <w:r>
+        <w:rPr>
+          <w:rFonts w:ascii="Times New Roman" w:hAnsi="Times New Roman" w:cs="Times New Roman"/>
+        </w:rPr>
+        <w:t xml:space="preserve"> Norbert </w:t>
+      </w:r>
+      <w:r>
+        <w:rPr>
+          <w:rFonts w:ascii="Times New Roman" w:hAnsi="Times New Roman" w:cs="Times New Roman"/>
         </w:rPr>
         <w:br/>
-      </w:r>
-      <w:proofErr w:type="spellStart"/>
-      <w:r>
-        <w:rPr>
-          <w:rFonts w:cs="Calibri"/>
-        </w:rPr>
-        <w:t>Pallai</w:t>
-      </w:r>
-      <w:proofErr w:type="spellEnd"/>
-      <w:r>
-        <w:rPr>
-          <w:rFonts w:cs="Calibri"/>
-        </w:rPr>
-        <w:t xml:space="preserve"> Norbert Zoltán</w:t>
-      </w:r>
-      <w:r>
-        <w:rPr>
-          <w:rFonts w:cs="Calibri"/>
+        <w:t>Pallai Norbert Zoltán</w:t>
+      </w:r>
+      <w:r>
+        <w:rPr>
+          <w:rFonts w:ascii="Times New Roman" w:hAnsi="Times New Roman" w:cs="Times New Roman"/>
         </w:rPr>
         <w:br/>
       </w:r>
       <w:r>
         <w:rPr>
-          <w:rFonts w:cs="Calibri"/>
+          <w:rFonts w:ascii="Times New Roman" w:hAnsi="Times New Roman" w:cs="Times New Roman"/>
         </w:rPr>
         <w:br/>
         <w:t>Témavezető: Szalainé Török Edit</w:t>
       </w:r>
       <w:r>
         <w:rPr>
-          <w:rFonts w:cs="Calibri"/>
+          <w:rFonts w:ascii="Times New Roman" w:hAnsi="Times New Roman" w:cs="Times New Roman"/>
         </w:rPr>
         <w:br/>
         <w:t>Méhes József György</w:t>
       </w:r>
       <w:r>
         <w:rPr>
-          <w:rFonts w:cs="Calibri"/>
+          <w:rFonts w:ascii="Times New Roman" w:hAnsi="Times New Roman" w:cs="Times New Roman"/>
         </w:rPr>
         <w:br/>
       </w:r>
       <w:proofErr w:type="spellStart"/>
       <w:r>
         <w:rPr>
-          <w:rFonts w:cs="Calibri"/>
+          <w:rFonts w:ascii="Times New Roman" w:hAnsi="Times New Roman" w:cs="Times New Roman"/>
         </w:rPr>
         <w:t>Csukárdi</w:t>
       </w:r>
       <w:proofErr w:type="spellEnd"/>
       <w:r>
         <w:rPr>
-          <w:rFonts w:cs="Calibri"/>
+          <w:rFonts w:ascii="Times New Roman" w:hAnsi="Times New Roman" w:cs="Times New Roman"/>
         </w:rPr>
         <w:t xml:space="preserve"> Rajmund</w:t>
       </w:r>
       <w:r>
         <w:rPr>
-          <w:rFonts w:cs="Calibri"/>
+          <w:rFonts w:ascii="Times New Roman" w:hAnsi="Times New Roman" w:cs="Times New Roman"/>
         </w:rPr>
         <w:br/>
         <w:t>Szabó Rózsa</w:t>
       </w:r>
       <w:r>
         <w:rPr>
-          <w:rFonts w:cs="Calibri"/>
+          <w:rFonts w:ascii="Times New Roman" w:hAnsi="Times New Roman" w:cs="Times New Roman"/>
         </w:rPr>
         <w:t xml:space="preserve"> Terézia</w:t>
       </w:r>
       <w:r>
         <w:rPr>
-          <w:rFonts w:cs="Calibri"/>
+          <w:rFonts w:ascii="Times New Roman" w:hAnsi="Times New Roman" w:cs="Times New Roman"/>
         </w:rPr>
         <w:br/>
-        <w:t>2025</w:t>
+        <w:t>202</w:t>
+      </w:r>
+      <w:r>
+        <w:rPr>
+          <w:rFonts w:ascii="Times New Roman" w:hAnsi="Times New Roman" w:cs="Times New Roman"/>
+        </w:rPr>
+        <w:t>6</w:t>
       </w:r>
     </w:p>
     <w:p>
       <w:pPr>
         <w:pStyle w:val="Cmsor1"/>
-        <w:keepLines w:val="0"/>
-        <w:pageBreakBefore/>
-        <w:ind w:left="714" w:hanging="357"/>
       </w:pPr>
       <w:r>
         <w:lastRenderedPageBreak/>
@@ -162,8 +165,14 @@
     <w:p>
       <w:pPr>
         <w:pStyle w:val="Cmsor2"/>
-      </w:pPr>
-      <w:r>
+        <w:rPr>
+          <w:rFonts w:ascii="Times New Roman" w:hAnsi="Times New Roman" w:cs="Times New Roman"/>
+        </w:rPr>
+      </w:pPr>
+      <w:r>
+        <w:rPr>
+          <w:rFonts w:ascii="Times New Roman" w:hAnsi="Times New Roman" w:cs="Times New Roman"/>
+        </w:rPr>
         <w:t>Projekt célja</w:t>
       </w:r>
     </w:p>
@@ -171,13 +180,13 @@
       <w:pPr>
         <w:spacing w:before="120" w:after="120"/>
         <w:rPr>
-          <w:rFonts w:cs="Calibri"/>
+          <w:rFonts w:ascii="Times New Roman" w:hAnsi="Times New Roman" w:cs="Times New Roman"/>
           <w:color w:val="000000" w:themeColor="text1"/>
         </w:rPr>
       </w:pPr>
       <w:r>
         <w:rPr>
-          <w:rFonts w:cs="Calibri"/>
+          <w:rFonts w:ascii="Times New Roman" w:hAnsi="Times New Roman" w:cs="Times New Roman"/>
           <w:color w:val="000000" w:themeColor="text1"/>
         </w:rPr>
         <w:t>A projekt elsődleges célja egy olyan egységes kollégiumimenedzsment rendszer kifejlesztése, amely hatékonyan kezeli a kollégium lakóinak mindennapi életét és az adminisztrációs feladatokat.</w:t>
@@ -187,78 +196,100 @@
       <w:pPr>
         <w:spacing w:before="120" w:after="120"/>
         <w:rPr>
-          <w:rFonts w:cs="Calibri"/>
+          <w:rFonts w:ascii="Times New Roman" w:hAnsi="Times New Roman" w:cs="Times New Roman"/>
           <w:color w:val="000000" w:themeColor="text1"/>
         </w:rPr>
       </w:pPr>
       <w:r>
         <w:rPr>
-          <w:rFonts w:cs="Calibri"/>
+          <w:rFonts w:ascii="Times New Roman" w:hAnsi="Times New Roman" w:cs="Times New Roman"/>
           <w:color w:val="000000" w:themeColor="text1"/>
         </w:rPr>
         <w:t xml:space="preserve">Az általunk fejlesztett program kifejezetten a kollégiumosok életének könnyebbé tételére fokuszál, és lehetőséget biztosít a kollégium vezetőségének </w:t>
       </w:r>
       <w:r>
         <w:rPr>
-          <w:rFonts w:cs="Calibri"/>
+          <w:rFonts w:ascii="Times New Roman" w:hAnsi="Times New Roman" w:cs="Times New Roman"/>
           <w:color w:val="000000" w:themeColor="text1"/>
         </w:rPr>
-        <w:t>adminisztrációs feladataira.</w:t>
-      </w:r>
-      <w:r>
-        <w:rPr>
-          <w:rFonts w:cs="Calibri"/>
+        <w:t xml:space="preserve">adminisztrációs feladataira. </w:t>
+      </w:r>
+      <w:r>
+        <w:rPr>
+          <w:rFonts w:ascii="Times New Roman" w:hAnsi="Times New Roman" w:cs="Times New Roman"/>
           <w:color w:val="000000" w:themeColor="text1"/>
         </w:rPr>
-        <w:t xml:space="preserve"> </w:t>
-      </w:r>
-      <w:r>
-        <w:rPr>
-          <w:rFonts w:cs="Calibri"/>
+        <w:t xml:space="preserve">Weboldalunk kiemelt figyelmet fordít az átláthatóságra, így felhasználóbarátabb és hatékonyabb élményt kínál a </w:t>
+      </w:r>
+      <w:r>
+        <w:rPr>
+          <w:rFonts w:ascii="Times New Roman" w:hAnsi="Times New Roman" w:cs="Times New Roman"/>
           <w:color w:val="000000" w:themeColor="text1"/>
         </w:rPr>
-        <w:t xml:space="preserve">Weboldalunk kiemelt figyelmet fordít az átláthatóságra, így felhasználóbarátabb és hatékonyabb élményt kínál a </w:t>
-      </w:r>
-      <w:r>
-        <w:rPr>
-          <w:rFonts w:cs="Calibri"/>
-          <w:color w:val="000000" w:themeColor="text1"/>
-        </w:rPr>
-        <w:t>felhasználók</w:t>
-      </w:r>
-      <w:r>
-        <w:rPr>
-          <w:rFonts w:cs="Calibri"/>
-          <w:color w:val="000000" w:themeColor="text1"/>
-        </w:rPr>
-        <w:t xml:space="preserve"> számára.</w:t>
+        <w:t>felhasználók számára.</w:t>
       </w:r>
     </w:p>
     <w:p>
       <w:pPr>
         <w:pStyle w:val="Cmsor2"/>
         <w:rPr>
+          <w:rFonts w:ascii="Times New Roman" w:hAnsi="Times New Roman" w:cs="Times New Roman"/>
           <w:b w:val="0"/>
         </w:rPr>
       </w:pPr>
       <w:r>
-        <w:t>Téma kiválasztás indoklása</w:t>
+        <w:rPr>
+          <w:rFonts w:ascii="Times New Roman" w:hAnsi="Times New Roman" w:cs="Times New Roman"/>
+        </w:rPr>
+        <w:t>Téma kiválasztás</w:t>
+      </w:r>
+      <w:r>
+        <w:rPr>
+          <w:rFonts w:ascii="Times New Roman" w:hAnsi="Times New Roman" w:cs="Times New Roman"/>
+        </w:rPr>
+        <w:t>ának</w:t>
+      </w:r>
+      <w:r>
+        <w:rPr>
+          <w:rFonts w:ascii="Times New Roman" w:hAnsi="Times New Roman" w:cs="Times New Roman"/>
+        </w:rPr>
+        <w:t xml:space="preserve"> indoklása</w:t>
       </w:r>
     </w:p>
     <w:p>
-      <w:r>
+      <w:pPr>
+        <w:rPr>
+          <w:rFonts w:ascii="Times New Roman" w:hAnsi="Times New Roman" w:cs="Times New Roman"/>
+        </w:rPr>
+      </w:pPr>
+      <w:r>
+        <w:rPr>
+          <w:rFonts w:ascii="Times New Roman" w:hAnsi="Times New Roman" w:cs="Times New Roman"/>
+        </w:rPr>
         <w:t>A legtöbb magyar egyetem</w:t>
       </w:r>
       <w:r>
+        <w:rPr>
+          <w:rFonts w:ascii="Times New Roman" w:hAnsi="Times New Roman" w:cs="Times New Roman"/>
+        </w:rPr>
         <w:t>, középiskola</w:t>
       </w:r>
       <w:r>
+        <w:rPr>
+          <w:rFonts w:ascii="Times New Roman" w:hAnsi="Times New Roman" w:cs="Times New Roman"/>
+        </w:rPr>
         <w:t xml:space="preserve"> saját belső rendszerekkel dolgozik, amely kizárólag a hallgatók és intézmény alkalmazottai számára elérhetők. Ennek következményében szeretnék egy nyilvános, bárki számára elérhető kollégiumi menedzsment rendszert létrehozni</w:t>
       </w:r>
       <w:r>
+        <w:rPr>
+          <w:rFonts w:ascii="Times New Roman" w:hAnsi="Times New Roman" w:cs="Times New Roman"/>
+        </w:rPr>
         <w:t>, melyet bármely középiskola, technikum akár egyetem is használatba vehet</w:t>
       </w:r>
       <w:r>
+        <w:rPr>
+          <w:rFonts w:ascii="Times New Roman" w:hAnsi="Times New Roman" w:cs="Times New Roman"/>
+        </w:rPr>
         <w:t>.</w:t>
       </w:r>
     </w:p>
@@ -266,73 +297,131 @@
       <w:pPr>
         <w:pStyle w:val="Cmsor2"/>
         <w:rPr>
-          <w:b w:val="0"/>
-        </w:rPr>
-      </w:pPr>
-      <w:r>
+          <w:rFonts w:ascii="Times New Roman" w:hAnsi="Times New Roman" w:cs="Times New Roman"/>
+        </w:rPr>
+      </w:pPr>
+      <w:r>
+        <w:rPr>
+          <w:rFonts w:ascii="Times New Roman" w:hAnsi="Times New Roman" w:cs="Times New Roman"/>
+        </w:rPr>
         <w:t>Célközönség</w:t>
       </w:r>
     </w:p>
     <w:p>
-      <w:r>
-        <w:t>A kollégiumi menedzsment re</w:t>
-      </w:r>
-      <w:r>
-        <w:t>ndszer célközönsége a kollégiumok adminisztrátorai,</w:t>
-      </w:r>
-      <w:r>
-        <w:t xml:space="preserve"> kollégium</w:t>
-      </w:r>
-      <w:r>
-        <w:t xml:space="preserve"> lakói, karbantartói</w:t>
-      </w:r>
-      <w:r>
-        <w:t>.</w:t>
+      <w:pPr>
+        <w:rPr>
+          <w:rFonts w:ascii="Times New Roman" w:hAnsi="Times New Roman" w:cs="Times New Roman"/>
+        </w:rPr>
+      </w:pPr>
+      <w:r>
+        <w:rPr>
+          <w:rFonts w:ascii="Times New Roman" w:hAnsi="Times New Roman" w:cs="Times New Roman"/>
+        </w:rPr>
+        <w:t xml:space="preserve">A </w:t>
+      </w:r>
+      <w:proofErr w:type="spellStart"/>
+      <w:r>
+        <w:rPr>
+          <w:rFonts w:ascii="Times New Roman" w:hAnsi="Times New Roman" w:cs="Times New Roman"/>
+        </w:rPr>
+        <w:t>KoliPortál</w:t>
+      </w:r>
+      <w:proofErr w:type="spellEnd"/>
+      <w:r>
+        <w:rPr>
+          <w:rFonts w:ascii="Times New Roman" w:hAnsi="Times New Roman" w:cs="Times New Roman"/>
+        </w:rPr>
+        <w:t xml:space="preserve"> célközönsége alapvetően két nagy csoportra, a kollégiumot üzemeltető személyzetre és az ott lakó diákokra bontható. </w:t>
+      </w:r>
+      <w:r>
+        <w:rPr>
+          <w:rFonts w:ascii="Times New Roman" w:hAnsi="Times New Roman" w:cs="Times New Roman"/>
+        </w:rPr>
+        <w:t>Az intézmény vezetősége és az adminisztrátorok számára a szoftver egy átlátható, központosított felületet kínál a szobabeosztások, a pénzügyi kötelezettségek, a felhasználói adatok hatékony kezelésére, valamint a felmerülő műszaki problémák és hibaelhárítási folyamatok valós idejű menedzselésére. Végül, de nem utolsósorban a kollégista diákok egy modern, mobilbarát felületet kapnak, ahol nyomon követhetik saját fizetési egyenlegüket</w:t>
+      </w:r>
+      <w:r>
+        <w:rPr>
+          <w:rFonts w:ascii="Times New Roman" w:hAnsi="Times New Roman" w:cs="Times New Roman"/>
+        </w:rPr>
+        <w:t>, saját személyes adataikat</w:t>
+      </w:r>
+      <w:r>
+        <w:rPr>
+          <w:rFonts w:ascii="Times New Roman" w:hAnsi="Times New Roman" w:cs="Times New Roman"/>
+        </w:rPr>
+        <w:t>, és pillanatok alatt, papírmunka nélkül adhatnak le hibajelentéseket.</w:t>
       </w:r>
     </w:p>
     <w:p>
       <w:pPr>
         <w:pStyle w:val="Cmsor2"/>
         <w:rPr>
+          <w:rFonts w:ascii="Times New Roman" w:hAnsi="Times New Roman" w:cs="Times New Roman"/>
           <w:b w:val="0"/>
         </w:rPr>
       </w:pPr>
       <w:r>
+        <w:rPr>
+          <w:rFonts w:ascii="Times New Roman" w:hAnsi="Times New Roman" w:cs="Times New Roman"/>
+        </w:rPr>
         <w:t>Csoport tagjai és munkamegosztás</w:t>
       </w:r>
     </w:p>
     <w:p>
-      <w:r>
+      <w:pPr>
+        <w:rPr>
+          <w:rFonts w:ascii="Times New Roman" w:hAnsi="Times New Roman" w:cs="Times New Roman"/>
+        </w:rPr>
+      </w:pPr>
+      <w:r>
+        <w:rPr>
+          <w:rFonts w:ascii="Times New Roman" w:hAnsi="Times New Roman" w:cs="Times New Roman"/>
+        </w:rPr>
         <w:t xml:space="preserve">A projektet </w:t>
       </w:r>
-      <w:r>
-        <w:rPr>
+      <w:proofErr w:type="spellStart"/>
+      <w:r>
+        <w:rPr>
+          <w:rFonts w:ascii="Times New Roman" w:hAnsi="Times New Roman" w:cs="Times New Roman"/>
           <w:b/>
           <w:bCs/>
         </w:rPr>
-        <w:t>Kercsó Norbert</w:t>
-      </w:r>
-      <w:r>
-        <w:t xml:space="preserve"> és </w:t>
-      </w:r>
-      <w:proofErr w:type="spellStart"/>
-      <w:r>
-        <w:rPr>
+        <w:t>Kercsó</w:t>
+      </w:r>
+      <w:proofErr w:type="spellEnd"/>
+      <w:r>
+        <w:rPr>
+          <w:rFonts w:ascii="Times New Roman" w:hAnsi="Times New Roman" w:cs="Times New Roman"/>
           <w:b/>
           <w:bCs/>
         </w:rPr>
-        <w:t>Pallai</w:t>
-      </w:r>
-      <w:proofErr w:type="spellEnd"/>
-      <w:r>
-        <w:rPr>
+        <w:t xml:space="preserve"> Norbert</w:t>
+      </w:r>
+      <w:r>
+        <w:rPr>
+          <w:rFonts w:ascii="Times New Roman" w:hAnsi="Times New Roman" w:cs="Times New Roman"/>
+        </w:rPr>
+        <w:t xml:space="preserve"> és </w:t>
+      </w:r>
+      <w:r>
+        <w:rPr>
+          <w:rFonts w:ascii="Times New Roman" w:hAnsi="Times New Roman" w:cs="Times New Roman"/>
           <w:b/>
           <w:bCs/>
         </w:rPr>
-        <w:t xml:space="preserve"> Norbert Zoltán</w:t>
-      </w:r>
-      <w:r>
-        <w:t xml:space="preserve"> készítette. A fejlesztés során a feladatokat igyekeztünk egyenlően elosztani.</w:t>
+        <w:t>Pallai Norbert Zoltán</w:t>
+      </w:r>
+      <w:r>
+        <w:rPr>
+          <w:rFonts w:ascii="Times New Roman" w:hAnsi="Times New Roman" w:cs="Times New Roman"/>
+        </w:rPr>
+        <w:t xml:space="preserve"> készítette. A fejlesztés során a feladatokat igyekeztünk egyenlően elosztani</w:t>
+      </w:r>
+      <w:r>
+        <w:rPr>
+          <w:rFonts w:ascii="Times New Roman" w:hAnsi="Times New Roman" w:cs="Times New Roman"/>
+        </w:rPr>
+        <w:t>.</w:t>
       </w:r>
     </w:p>
     <w:p>
@@ -340,26 +429,308 @@
         <w:pStyle w:val="Cmsor3"/>
       </w:pPr>
       <w:r>
+        <w:lastRenderedPageBreak/>
         <w:t>Közös fejlesztések</w:t>
       </w:r>
     </w:p>
     <w:p>
-      <w:r>
-        <w:t>A projekt alapjait közösen fektettük le, hogy mindketten átlássuk a rendszer teljes működését. Közös feladatunk volt az adatbázis-szerkezet, a vizuális tervek és a drótvázak megtervezése.</w:t>
+      <w:pPr>
+        <w:rPr>
+          <w:rFonts w:ascii="Times New Roman" w:hAnsi="Times New Roman" w:cs="Times New Roman"/>
+        </w:rPr>
+      </w:pPr>
+      <w:r>
+        <w:rPr>
+          <w:rFonts w:ascii="Times New Roman" w:hAnsi="Times New Roman" w:cs="Times New Roman"/>
+        </w:rPr>
+        <w:t>A projekt kezdeti fázisában közösen fektettük le az alkalmazás alapjait, hogy mindkét modul zökkenőmentesen tudjon együttműködni. Közös munkánk eredményei:</w:t>
       </w:r>
     </w:p>
     <w:p>
       <w:pPr>
-        <w:pStyle w:val="Cmsor3"/>
-      </w:pPr>
-      <w:r>
-        <w:lastRenderedPageBreak/>
-        <w:t>Fejlesztői egyéni hozzájárulásai</w:t>
+        <w:pStyle w:val="Listaszerbekezds"/>
+        <w:numPr>
+          <w:ilvl w:val="0"/>
+          <w:numId w:val="72"/>
+        </w:numPr>
+        <w:ind w:left="851"/>
+        <w:rPr>
+          <w:rFonts w:ascii="Times New Roman" w:eastAsiaTheme="majorEastAsia" w:hAnsi="Times New Roman" w:cs="Times New Roman"/>
+          <w:bCs/>
+          <w:color w:val="000000" w:themeColor="text1"/>
+        </w:rPr>
+      </w:pPr>
+      <w:r>
+        <w:rPr>
+          <w:rFonts w:ascii="Times New Roman" w:eastAsiaTheme="majorEastAsia" w:hAnsi="Times New Roman" w:cs="Times New Roman"/>
+          <w:b/>
+          <w:color w:val="000000" w:themeColor="text1"/>
+        </w:rPr>
+        <w:t>Rendszerarchitektúra és adatbázis-tervezés:</w:t>
+      </w:r>
+      <w:r>
+        <w:rPr>
+          <w:rFonts w:ascii="Times New Roman" w:eastAsiaTheme="majorEastAsia" w:hAnsi="Times New Roman" w:cs="Times New Roman"/>
+          <w:bCs/>
+          <w:color w:val="000000" w:themeColor="text1"/>
+        </w:rPr>
+        <w:t xml:space="preserve"> A relációs adatbázis sémájának, a táblák kapcsolatainak (felhasználók, szobák, beosztások, pénzügyek, hibajegyek) és a C# adatmodelleknek a megtervezése.</w:t>
       </w:r>
     </w:p>
     <w:p>
-      <w:r>
-        <w:t>Kercsó Norbert (Adminisztrációs modulok):</w:t>
+      <w:pPr>
+        <w:pStyle w:val="Listaszerbekezds"/>
+        <w:numPr>
+          <w:ilvl w:val="0"/>
+          <w:numId w:val="72"/>
+        </w:numPr>
+        <w:ind w:left="851"/>
+        <w:rPr>
+          <w:rFonts w:ascii="Times New Roman" w:eastAsiaTheme="majorEastAsia" w:hAnsi="Times New Roman" w:cs="Times New Roman"/>
+          <w:bCs/>
+          <w:color w:val="000000" w:themeColor="text1"/>
+        </w:rPr>
+      </w:pPr>
+      <w:proofErr w:type="spellStart"/>
+      <w:r>
+        <w:rPr>
+          <w:rFonts w:ascii="Times New Roman" w:eastAsiaTheme="majorEastAsia" w:hAnsi="Times New Roman" w:cs="Times New Roman"/>
+          <w:b/>
+          <w:color w:val="000000" w:themeColor="text1"/>
+        </w:rPr>
+        <w:t>Autentikáció</w:t>
+      </w:r>
+      <w:proofErr w:type="spellEnd"/>
+      <w:r>
+        <w:rPr>
+          <w:rFonts w:ascii="Times New Roman" w:eastAsiaTheme="majorEastAsia" w:hAnsi="Times New Roman" w:cs="Times New Roman"/>
+          <w:b/>
+          <w:color w:val="000000" w:themeColor="text1"/>
+        </w:rPr>
+        <w:t xml:space="preserve"> és biztonság:</w:t>
+      </w:r>
+      <w:r>
+        <w:rPr>
+          <w:rFonts w:ascii="Times New Roman" w:eastAsiaTheme="majorEastAsia" w:hAnsi="Times New Roman" w:cs="Times New Roman"/>
+          <w:bCs/>
+          <w:color w:val="000000" w:themeColor="text1"/>
+        </w:rPr>
+        <w:t xml:space="preserve"> A JWT (JSON Web </w:t>
+      </w:r>
+      <w:proofErr w:type="spellStart"/>
+      <w:r>
+        <w:rPr>
+          <w:rFonts w:ascii="Times New Roman" w:eastAsiaTheme="majorEastAsia" w:hAnsi="Times New Roman" w:cs="Times New Roman"/>
+          <w:bCs/>
+          <w:color w:val="000000" w:themeColor="text1"/>
+        </w:rPr>
+        <w:t>Token</w:t>
+      </w:r>
+      <w:proofErr w:type="spellEnd"/>
+      <w:r>
+        <w:rPr>
+          <w:rFonts w:ascii="Times New Roman" w:eastAsiaTheme="majorEastAsia" w:hAnsi="Times New Roman" w:cs="Times New Roman"/>
+          <w:bCs/>
+          <w:color w:val="000000" w:themeColor="text1"/>
+        </w:rPr>
+        <w:t xml:space="preserve">) alapú bejelentkezési rendszer közös implementálása, amely a </w:t>
+      </w:r>
+      <w:proofErr w:type="spellStart"/>
+      <w:r>
+        <w:rPr>
+          <w:rFonts w:ascii="Times New Roman" w:eastAsiaTheme="majorEastAsia" w:hAnsi="Times New Roman" w:cs="Times New Roman"/>
+          <w:bCs/>
+          <w:color w:val="000000" w:themeColor="text1"/>
+        </w:rPr>
+        <w:t>tokenből</w:t>
+      </w:r>
+      <w:proofErr w:type="spellEnd"/>
+      <w:r>
+        <w:rPr>
+          <w:rFonts w:ascii="Times New Roman" w:eastAsiaTheme="majorEastAsia" w:hAnsi="Times New Roman" w:cs="Times New Roman"/>
+          <w:bCs/>
+          <w:color w:val="000000" w:themeColor="text1"/>
+        </w:rPr>
+        <w:t xml:space="preserve"> kinyert jogosultság (</w:t>
+      </w:r>
+      <w:proofErr w:type="spellStart"/>
+      <w:r>
+        <w:rPr>
+          <w:rFonts w:ascii="Times New Roman" w:eastAsiaTheme="majorEastAsia" w:hAnsi="Times New Roman" w:cs="Times New Roman"/>
+          <w:bCs/>
+          <w:color w:val="000000" w:themeColor="text1"/>
+        </w:rPr>
+        <w:t>Role</w:t>
+      </w:r>
+      <w:proofErr w:type="spellEnd"/>
+      <w:r>
+        <w:rPr>
+          <w:rFonts w:ascii="Times New Roman" w:eastAsiaTheme="majorEastAsia" w:hAnsi="Times New Roman" w:cs="Times New Roman"/>
+          <w:bCs/>
+          <w:color w:val="000000" w:themeColor="text1"/>
+        </w:rPr>
+        <w:t xml:space="preserve">) alapján irányítja a felhasználókat a megfelelő (Lakó vagy </w:t>
+      </w:r>
+      <w:proofErr w:type="spellStart"/>
+      <w:r>
+        <w:rPr>
+          <w:rFonts w:ascii="Times New Roman" w:eastAsiaTheme="majorEastAsia" w:hAnsi="Times New Roman" w:cs="Times New Roman"/>
+          <w:bCs/>
+          <w:color w:val="000000" w:themeColor="text1"/>
+        </w:rPr>
+        <w:t>Admin</w:t>
+      </w:r>
+      <w:proofErr w:type="spellEnd"/>
+      <w:r>
+        <w:rPr>
+          <w:rFonts w:ascii="Times New Roman" w:eastAsiaTheme="majorEastAsia" w:hAnsi="Times New Roman" w:cs="Times New Roman"/>
+          <w:bCs/>
+          <w:color w:val="000000" w:themeColor="text1"/>
+        </w:rPr>
+        <w:t>) felületre.</w:t>
+      </w:r>
+    </w:p>
+    <w:p>
+      <w:pPr>
+        <w:pStyle w:val="Listaszerbekezds"/>
+        <w:numPr>
+          <w:ilvl w:val="0"/>
+          <w:numId w:val="72"/>
+        </w:numPr>
+        <w:ind w:left="851"/>
+        <w:rPr>
+          <w:rFonts w:ascii="Times New Roman" w:eastAsiaTheme="majorEastAsia" w:hAnsi="Times New Roman" w:cs="Times New Roman"/>
+          <w:bCs/>
+          <w:color w:val="000000" w:themeColor="text1"/>
+        </w:rPr>
+      </w:pPr>
+      <w:r>
+        <w:rPr>
+          <w:rFonts w:ascii="Times New Roman" w:eastAsiaTheme="majorEastAsia" w:hAnsi="Times New Roman" w:cs="Times New Roman"/>
+          <w:b/>
+          <w:color w:val="000000" w:themeColor="text1"/>
+        </w:rPr>
+        <w:t>Alapvető UI/UX elvek lefektetése:</w:t>
+      </w:r>
+      <w:r>
+        <w:rPr>
+          <w:rFonts w:ascii="Times New Roman" w:eastAsiaTheme="majorEastAsia" w:hAnsi="Times New Roman" w:cs="Times New Roman"/>
+          <w:bCs/>
+          <w:color w:val="000000" w:themeColor="text1"/>
+        </w:rPr>
+        <w:t xml:space="preserve"> A </w:t>
+      </w:r>
+      <w:proofErr w:type="spellStart"/>
+      <w:r>
+        <w:rPr>
+          <w:rFonts w:ascii="Times New Roman" w:eastAsiaTheme="majorEastAsia" w:hAnsi="Times New Roman" w:cs="Times New Roman"/>
+          <w:bCs/>
+          <w:color w:val="000000" w:themeColor="text1"/>
+        </w:rPr>
+        <w:t>Blazor</w:t>
+      </w:r>
+      <w:proofErr w:type="spellEnd"/>
+      <w:r>
+        <w:rPr>
+          <w:rFonts w:ascii="Times New Roman" w:eastAsiaTheme="majorEastAsia" w:hAnsi="Times New Roman" w:cs="Times New Roman"/>
+          <w:bCs/>
+          <w:color w:val="000000" w:themeColor="text1"/>
+        </w:rPr>
+        <w:t xml:space="preserve"> komponensek struktúrájának és a közös CSS stíluslapoknak (pl. gombok, kártyák, táblázatok dizájnja) a kialakítása a konzisztens felhasználói élmény érdekében.</w:t>
+      </w:r>
+    </w:p>
+    <w:p>
+      <w:pPr>
+        <w:rPr>
+          <w:rFonts w:ascii="Times New Roman" w:hAnsi="Times New Roman" w:cs="Times New Roman"/>
+        </w:rPr>
+      </w:pPr>
+    </w:p>
+    <w:p>
+      <w:pPr>
+        <w:pStyle w:val="Cmsor3"/>
+        <w:rPr>
+          <w:rFonts w:ascii="Times New Roman" w:hAnsi="Times New Roman" w:cs="Times New Roman"/>
+        </w:rPr>
+      </w:pPr>
+      <w:r>
+        <w:rPr>
+          <w:rFonts w:ascii="Times New Roman" w:hAnsi="Times New Roman" w:cs="Times New Roman"/>
+        </w:rPr>
+        <w:t>Fejlesztői egyéni hozzájárulásai</w:t>
+      </w:r>
+    </w:p>
+    <w:p>
+      <w:pPr>
+        <w:rPr>
+          <w:rFonts w:ascii="Times New Roman" w:hAnsi="Times New Roman" w:cs="Times New Roman"/>
+        </w:rPr>
+      </w:pPr>
+      <w:proofErr w:type="spellStart"/>
+      <w:r>
+        <w:rPr>
+          <w:rFonts w:ascii="Times New Roman" w:hAnsi="Times New Roman" w:cs="Times New Roman"/>
+          <w:b/>
+          <w:bCs/>
+        </w:rPr>
+        <w:t>Kercsó</w:t>
+      </w:r>
+      <w:proofErr w:type="spellEnd"/>
+      <w:r>
+        <w:rPr>
+          <w:rFonts w:ascii="Times New Roman" w:hAnsi="Times New Roman" w:cs="Times New Roman"/>
+          <w:b/>
+          <w:bCs/>
+        </w:rPr>
+        <w:t xml:space="preserve"> Norbert – Adminisztrátori és Karbantartói modulok fejlesztése</w:t>
+      </w:r>
+      <w:r>
+        <w:rPr>
+          <w:rFonts w:ascii="Times New Roman" w:hAnsi="Times New Roman" w:cs="Times New Roman"/>
+          <w:b/>
+          <w:bCs/>
+        </w:rPr>
+        <w:t>:</w:t>
+      </w:r>
+      <w:r>
+        <w:rPr>
+          <w:rFonts w:ascii="Times New Roman" w:hAnsi="Times New Roman" w:cs="Times New Roman"/>
+        </w:rPr>
+        <w:t xml:space="preserve"> </w:t>
+      </w:r>
+      <w:proofErr w:type="spellStart"/>
+      <w:r>
+        <w:rPr>
+          <w:rFonts w:ascii="Times New Roman" w:hAnsi="Times New Roman" w:cs="Times New Roman"/>
+        </w:rPr>
+        <w:t>Kercsó</w:t>
+      </w:r>
+      <w:proofErr w:type="spellEnd"/>
+      <w:r>
+        <w:rPr>
+          <w:rFonts w:ascii="Times New Roman" w:hAnsi="Times New Roman" w:cs="Times New Roman"/>
+        </w:rPr>
+        <w:t xml:space="preserve"> Norbert feladata a komplex háttérfolyamatok, a rendszer globális beállításainak és a felhasználók adatainak menedzselését végző adminisztrátori felületek megalkotása </w:t>
+      </w:r>
+      <w:proofErr w:type="spellStart"/>
+      <w:r>
+        <w:rPr>
+          <w:rFonts w:ascii="Times New Roman" w:hAnsi="Times New Roman" w:cs="Times New Roman"/>
+        </w:rPr>
+        <w:t>volt.</w:t>
+      </w:r>
+      <w:r>
+        <w:rPr>
+          <w:rFonts w:ascii="Times New Roman" w:hAnsi="Times New Roman" w:cs="Times New Roman"/>
+        </w:rPr>
+        <w:t>Az</w:t>
+      </w:r>
+      <w:proofErr w:type="spellEnd"/>
+      <w:r>
+        <w:rPr>
+          <w:rFonts w:ascii="Times New Roman" w:hAnsi="Times New Roman" w:cs="Times New Roman"/>
+        </w:rPr>
+        <w:t xml:space="preserve"> adminisztrátori felület teljes körű megvalósítása.</w:t>
       </w:r>
     </w:p>
     <w:p>
@@ -369,9 +740,88 @@
           <w:ilvl w:val="0"/>
           <w:numId w:val="67"/>
         </w:numPr>
-      </w:pPr>
-      <w:r>
-        <w:t>Az adminisztrátori felület teljes körű megvalósítása.</w:t>
+        <w:ind w:left="851"/>
+        <w:rPr>
+          <w:rFonts w:ascii="Times New Roman" w:hAnsi="Times New Roman" w:cs="Times New Roman"/>
+        </w:rPr>
+      </w:pPr>
+      <w:r>
+        <w:rPr>
+          <w:rFonts w:ascii="Times New Roman" w:hAnsi="Times New Roman" w:cs="Times New Roman"/>
+          <w:b/>
+          <w:bCs/>
+        </w:rPr>
+        <w:t>Felhasználók teljes körű kezelése (/</w:t>
+      </w:r>
+      <w:proofErr w:type="spellStart"/>
+      <w:r>
+        <w:rPr>
+          <w:rFonts w:ascii="Times New Roman" w:hAnsi="Times New Roman" w:cs="Times New Roman"/>
+          <w:b/>
+          <w:bCs/>
+        </w:rPr>
+        <w:t>felhasznalok</w:t>
+      </w:r>
+      <w:proofErr w:type="spellEnd"/>
+      <w:r>
+        <w:rPr>
+          <w:rFonts w:ascii="Times New Roman" w:hAnsi="Times New Roman" w:cs="Times New Roman"/>
+          <w:b/>
+          <w:bCs/>
+        </w:rPr>
+        <w:t xml:space="preserve"> és /</w:t>
+      </w:r>
+      <w:proofErr w:type="spellStart"/>
+      <w:r>
+        <w:rPr>
+          <w:rFonts w:ascii="Times New Roman" w:hAnsi="Times New Roman" w:cs="Times New Roman"/>
+          <w:b/>
+          <w:bCs/>
+        </w:rPr>
+        <w:t>regisztralas</w:t>
+      </w:r>
+      <w:proofErr w:type="spellEnd"/>
+      <w:r>
+        <w:rPr>
+          <w:rFonts w:ascii="Times New Roman" w:hAnsi="Times New Roman" w:cs="Times New Roman"/>
+          <w:b/>
+          <w:bCs/>
+        </w:rPr>
+        <w:t>):</w:t>
+      </w:r>
+      <w:r>
+        <w:rPr>
+          <w:rFonts w:ascii="Times New Roman" w:hAnsi="Times New Roman" w:cs="Times New Roman"/>
+        </w:rPr>
+        <w:t xml:space="preserve"> Fejlett, lapozható és szűrhető (összes/bent lakó/kiköltözött) listanézet kialakítása. Megvalósította az új diákok, </w:t>
+      </w:r>
+      <w:proofErr w:type="spellStart"/>
+      <w:r>
+        <w:rPr>
+          <w:rFonts w:ascii="Times New Roman" w:hAnsi="Times New Roman" w:cs="Times New Roman"/>
+        </w:rPr>
+        <w:t>adminok</w:t>
+      </w:r>
+      <w:proofErr w:type="spellEnd"/>
+      <w:r>
+        <w:rPr>
+          <w:rFonts w:ascii="Times New Roman" w:hAnsi="Times New Roman" w:cs="Times New Roman"/>
+        </w:rPr>
+        <w:t xml:space="preserve"> és karbantartók regisztrációját, a szobabeosztások dinamikus módosítását (várható kiköltözés automatikus számításával), valamint a biztonságos, </w:t>
+      </w:r>
+      <w:proofErr w:type="spellStart"/>
+      <w:r>
+        <w:rPr>
+          <w:rFonts w:ascii="Times New Roman" w:hAnsi="Times New Roman" w:cs="Times New Roman"/>
+        </w:rPr>
+        <w:t>kaszkádolt</w:t>
+      </w:r>
+      <w:proofErr w:type="spellEnd"/>
+      <w:r>
+        <w:rPr>
+          <w:rFonts w:ascii="Times New Roman" w:hAnsi="Times New Roman" w:cs="Times New Roman"/>
+        </w:rPr>
+        <w:t xml:space="preserve"> adatbázis-törlést.</w:t>
       </w:r>
     </w:p>
     <w:p>
@@ -381,9 +831,42 @@
           <w:ilvl w:val="0"/>
           <w:numId w:val="67"/>
         </w:numPr>
-      </w:pPr>
-      <w:r>
-        <w:t>Szobák kezelése (Létrehozás, módosítás, törlés) és a kapacitásfigyelő algoritmus megírása.</w:t>
+        <w:ind w:left="851"/>
+        <w:rPr>
+          <w:rFonts w:ascii="Times New Roman" w:hAnsi="Times New Roman" w:cs="Times New Roman"/>
+        </w:rPr>
+      </w:pPr>
+      <w:r>
+        <w:rPr>
+          <w:rFonts w:ascii="Times New Roman" w:hAnsi="Times New Roman" w:cs="Times New Roman"/>
+          <w:b/>
+          <w:bCs/>
+        </w:rPr>
+        <w:t>Szobakapacitás és telítettség felügyelete (/</w:t>
+      </w:r>
+      <w:proofErr w:type="spellStart"/>
+      <w:r>
+        <w:rPr>
+          <w:rFonts w:ascii="Times New Roman" w:hAnsi="Times New Roman" w:cs="Times New Roman"/>
+          <w:b/>
+          <w:bCs/>
+        </w:rPr>
+        <w:t>szobak</w:t>
+      </w:r>
+      <w:proofErr w:type="spellEnd"/>
+      <w:r>
+        <w:rPr>
+          <w:rFonts w:ascii="Times New Roman" w:hAnsi="Times New Roman" w:cs="Times New Roman"/>
+          <w:b/>
+          <w:bCs/>
+        </w:rPr>
+        <w:t>):</w:t>
+      </w:r>
+      <w:r>
+        <w:rPr>
+          <w:rFonts w:ascii="Times New Roman" w:hAnsi="Times New Roman" w:cs="Times New Roman"/>
+        </w:rPr>
+        <w:t xml:space="preserve"> A kollégiumi férőhelyek valós idejű, vizuális (telítettséget százalékosan és színkóddal jelző) áttekintését biztosító oldal lefejlesztése, szabad ágyak szerinti szűrési lehetőséggel.</w:t>
       </w:r>
     </w:p>
     <w:p>
@@ -393,9 +876,56 @@
           <w:ilvl w:val="0"/>
           <w:numId w:val="67"/>
         </w:numPr>
-      </w:pPr>
-      <w:r>
-        <w:t>Felhasználók menedzselése és a pénzügyi modul backend/frontend fejlesztése.</w:t>
+        <w:ind w:left="851"/>
+        <w:rPr>
+          <w:rFonts w:ascii="Times New Roman" w:hAnsi="Times New Roman" w:cs="Times New Roman"/>
+        </w:rPr>
+      </w:pPr>
+      <w:r>
+        <w:rPr>
+          <w:rFonts w:ascii="Times New Roman" w:hAnsi="Times New Roman" w:cs="Times New Roman"/>
+          <w:b/>
+          <w:bCs/>
+        </w:rPr>
+        <w:t>Pénzügyi adminisztráció (/</w:t>
+      </w:r>
+      <w:proofErr w:type="spellStart"/>
+      <w:r>
+        <w:rPr>
+          <w:rFonts w:ascii="Times New Roman" w:hAnsi="Times New Roman" w:cs="Times New Roman"/>
+          <w:b/>
+          <w:bCs/>
+        </w:rPr>
+        <w:t>penzugyek</w:t>
+      </w:r>
+      <w:proofErr w:type="spellEnd"/>
+      <w:r>
+        <w:rPr>
+          <w:rFonts w:ascii="Times New Roman" w:hAnsi="Times New Roman" w:cs="Times New Roman"/>
+          <w:b/>
+          <w:bCs/>
+        </w:rPr>
+        <w:t>):</w:t>
+      </w:r>
+      <w:r>
+        <w:rPr>
+          <w:rFonts w:ascii="Times New Roman" w:hAnsi="Times New Roman" w:cs="Times New Roman"/>
+        </w:rPr>
+        <w:t xml:space="preserve"> Globális pénzügyi statisztikák (összes kintlévőség </w:t>
+      </w:r>
+      <w:proofErr w:type="spellStart"/>
+      <w:r>
+        <w:rPr>
+          <w:rFonts w:ascii="Times New Roman" w:hAnsi="Times New Roman" w:cs="Times New Roman"/>
+        </w:rPr>
+        <w:t>vs</w:t>
+      </w:r>
+      <w:proofErr w:type="spellEnd"/>
+      <w:r>
+        <w:rPr>
+          <w:rFonts w:ascii="Times New Roman" w:hAnsi="Times New Roman" w:cs="Times New Roman"/>
+        </w:rPr>
+        <w:t>. befizetett tételek) megjelenítése. Létrehozta a "Tömeges díjkiírás" funkciót, amely egyetlen gombnyomással generál fizetendő tételeket minden aktív lakó számára a megadott jogcím és határidő alapján.</w:t>
       </w:r>
     </w:p>
     <w:p>
@@ -405,27 +935,80 @@
           <w:ilvl w:val="0"/>
           <w:numId w:val="67"/>
         </w:numPr>
-      </w:pPr>
-      <w:r>
-        <w:t>Statisztikák és áttekintő nézetek (</w:t>
-      </w:r>
-      <w:proofErr w:type="spellStart"/>
-      <w:r>
-        <w:t>Dashboard</w:t>
-      </w:r>
-      <w:proofErr w:type="spellEnd"/>
-      <w:r>
-        <w:t>) kódolása.</w:t>
+        <w:ind w:left="851"/>
+        <w:rPr>
+          <w:rFonts w:ascii="Times New Roman" w:hAnsi="Times New Roman" w:cs="Times New Roman"/>
+        </w:rPr>
+      </w:pPr>
+      <w:r>
+        <w:rPr>
+          <w:rFonts w:ascii="Times New Roman" w:hAnsi="Times New Roman" w:cs="Times New Roman"/>
+          <w:b/>
+          <w:bCs/>
+        </w:rPr>
+        <w:lastRenderedPageBreak/>
+        <w:t>Rendszerbeállítások kezelése:</w:t>
+      </w:r>
+      <w:r>
+        <w:rPr>
+          <w:rFonts w:ascii="Times New Roman" w:hAnsi="Times New Roman" w:cs="Times New Roman"/>
+        </w:rPr>
+        <w:t xml:space="preserve"> Az alkalmazás működését befolyásoló globális "kapcsolók" (pl. automatikus értesítések, karbantartási mód) logikájának integrálása.</w:t>
       </w:r>
     </w:p>
     <w:p>
+      <w:pPr>
+        <w:rPr>
+          <w:rFonts w:ascii="Times New Roman" w:hAnsi="Times New Roman" w:cs="Times New Roman"/>
+        </w:rPr>
+      </w:pPr>
+      <w:r>
+        <w:rPr>
+          <w:rFonts w:ascii="Times New Roman" w:hAnsi="Times New Roman" w:cs="Times New Roman"/>
+          <w:b/>
+          <w:bCs/>
+        </w:rPr>
+        <w:t>Pallai Norbert Zoltán – Lakó (Diák) modulok fejlesztése</w:t>
+      </w:r>
+      <w:r>
+        <w:rPr>
+          <w:rFonts w:ascii="Times New Roman" w:hAnsi="Times New Roman" w:cs="Times New Roman"/>
+          <w:b/>
+          <w:bCs/>
+        </w:rPr>
+        <w:t>:</w:t>
+      </w:r>
+      <w:r>
+        <w:rPr>
+          <w:rFonts w:ascii="Times New Roman" w:hAnsi="Times New Roman" w:cs="Times New Roman"/>
+        </w:rPr>
+        <w:br/>
+      </w:r>
+      <w:r>
+        <w:rPr>
+          <w:rFonts w:ascii="Times New Roman" w:hAnsi="Times New Roman" w:cs="Times New Roman"/>
+        </w:rPr>
+        <w:t xml:space="preserve">Pallai Norbert felelt a rendszer azon felületeinek kialakításáért, amelyeket a kollégisták a mindennapok során használnak. Célja egy letisztult, mobilbarát és felhasználóközpontú élmény megteremtése </w:t>
+      </w:r>
       <w:proofErr w:type="spellStart"/>
       <w:r>
-        <w:t>Pallai</w:t>
+        <w:rPr>
+          <w:rFonts w:ascii="Times New Roman" w:hAnsi="Times New Roman" w:cs="Times New Roman"/>
+        </w:rPr>
+        <w:t>volt.</w:t>
+      </w:r>
+      <w:r>
+        <w:rPr>
+          <w:rFonts w:ascii="Times New Roman" w:hAnsi="Times New Roman" w:cs="Times New Roman"/>
+        </w:rPr>
+        <w:t>A</w:t>
       </w:r>
       <w:proofErr w:type="spellEnd"/>
       <w:r>
-        <w:t xml:space="preserve"> Norbert Zoltán (Lakó és Karbantartó modulok):</w:t>
+        <w:rPr>
+          <w:rFonts w:ascii="Times New Roman" w:hAnsi="Times New Roman" w:cs="Times New Roman"/>
+        </w:rPr>
+        <w:t xml:space="preserve"> diákok számára készült profiloldal és saját adatok kezelése.</w:t>
       </w:r>
     </w:p>
     <w:p>
@@ -435,9 +1018,24 @@
           <w:ilvl w:val="0"/>
           <w:numId w:val="69"/>
         </w:numPr>
-      </w:pPr>
-      <w:r>
-        <w:t>A diákok számára készült profiloldal és saját adatok kezelése.</w:t>
+        <w:ind w:left="851"/>
+        <w:rPr>
+          <w:rFonts w:ascii="Times New Roman" w:hAnsi="Times New Roman" w:cs="Times New Roman"/>
+        </w:rPr>
+      </w:pPr>
+      <w:r>
+        <w:rPr>
+          <w:rFonts w:ascii="Times New Roman" w:hAnsi="Times New Roman" w:cs="Times New Roman"/>
+          <w:b/>
+          <w:bCs/>
+        </w:rPr>
+        <w:t>Személyes profil és adatkezelés (/adataim):</w:t>
+      </w:r>
+      <w:r>
+        <w:rPr>
+          <w:rFonts w:ascii="Times New Roman" w:hAnsi="Times New Roman" w:cs="Times New Roman"/>
+        </w:rPr>
+        <w:t xml:space="preserve"> A saját adatok és az aktuális szobabeosztás megjelenítése, valamint az e-mail cím és a telefonszám szerkesztésének megvalósítása biztonságos validációval (pl. formátum-ellenőrzés).</w:t>
       </w:r>
     </w:p>
     <w:p>
@@ -447,17 +1045,70 @@
           <w:ilvl w:val="0"/>
           <w:numId w:val="69"/>
         </w:numPr>
-      </w:pPr>
-      <w:r>
-        <w:t>A teljes hibabejelentő (</w:t>
+        <w:ind w:left="851"/>
+        <w:rPr>
+          <w:rFonts w:ascii="Times New Roman" w:hAnsi="Times New Roman" w:cs="Times New Roman"/>
+        </w:rPr>
+      </w:pPr>
+      <w:r>
+        <w:rPr>
+          <w:rFonts w:ascii="Times New Roman" w:hAnsi="Times New Roman" w:cs="Times New Roman"/>
+          <w:b/>
+          <w:bCs/>
+        </w:rPr>
+        <w:t>Pénzügyi modul lakóknak (/</w:t>
       </w:r>
       <w:proofErr w:type="spellStart"/>
       <w:r>
-        <w:t>Ticketing</w:t>
+        <w:rPr>
+          <w:rFonts w:ascii="Times New Roman" w:hAnsi="Times New Roman" w:cs="Times New Roman"/>
+          <w:b/>
+          <w:bCs/>
+        </w:rPr>
+        <w:t>befizetesekLako</w:t>
       </w:r>
       <w:proofErr w:type="spellEnd"/>
       <w:r>
-        <w:t>) rendszer kidolgozása: űrlapok a diáknak, feladatlista a karbantartónak.</w:t>
+        <w:rPr>
+          <w:rFonts w:ascii="Times New Roman" w:hAnsi="Times New Roman" w:cs="Times New Roman"/>
+          <w:b/>
+          <w:bCs/>
+        </w:rPr>
+        <w:t>):</w:t>
+      </w:r>
+      <w:r>
+        <w:rPr>
+          <w:rFonts w:ascii="Times New Roman" w:hAnsi="Times New Roman" w:cs="Times New Roman"/>
+        </w:rPr>
+        <w:t xml:space="preserve"> Egy áttekinthető műszerfal (</w:t>
+      </w:r>
+      <w:proofErr w:type="spellStart"/>
+      <w:r>
+        <w:rPr>
+          <w:rFonts w:ascii="Times New Roman" w:hAnsi="Times New Roman" w:cs="Times New Roman"/>
+        </w:rPr>
+        <w:t>dashboard</w:t>
+      </w:r>
+      <w:proofErr w:type="spellEnd"/>
+      <w:r>
+        <w:rPr>
+          <w:rFonts w:ascii="Times New Roman" w:hAnsi="Times New Roman" w:cs="Times New Roman"/>
+        </w:rPr>
+        <w:t>) fejlesztése, ahol a diákok láthatják az aktuális tartozásaikat és a már befizetett tételeiket. Implementálta a lapozható (</w:t>
+      </w:r>
+      <w:proofErr w:type="spellStart"/>
+      <w:r>
+        <w:rPr>
+          <w:rFonts w:ascii="Times New Roman" w:hAnsi="Times New Roman" w:cs="Times New Roman"/>
+        </w:rPr>
+        <w:t>paginált</w:t>
+      </w:r>
+      <w:proofErr w:type="spellEnd"/>
+      <w:r>
+        <w:rPr>
+          <w:rFonts w:ascii="Times New Roman" w:hAnsi="Times New Roman" w:cs="Times New Roman"/>
+        </w:rPr>
+        <w:t>) táblázatot és a számlák "Fizetés" gombbal történő szimulált kiegyenlítését.</w:t>
       </w:r>
     </w:p>
     <w:p>
@@ -467,21 +1118,42 @@
           <w:ilvl w:val="0"/>
           <w:numId w:val="69"/>
         </w:numPr>
-      </w:pPr>
-      <w:r>
-        <w:t>A karbantartói státuszkezelés logikájának (Folyamatban -&gt; Kész) leprogramozása.</w:t>
-      </w:r>
-    </w:p>
-    <w:p>
-      <w:pPr>
-        <w:pStyle w:val="Listaszerbekezds"/>
-        <w:numPr>
-          <w:ilvl w:val="0"/>
-          <w:numId w:val="69"/>
-        </w:numPr>
-      </w:pPr>
-      <w:r>
-        <w:t>A bejelentkezési és regisztrációs felületek elkészítése.</w:t>
+        <w:ind w:left="851"/>
+        <w:rPr>
+          <w:rFonts w:ascii="Times New Roman" w:hAnsi="Times New Roman" w:cs="Times New Roman"/>
+        </w:rPr>
+      </w:pPr>
+      <w:r>
+        <w:rPr>
+          <w:rFonts w:ascii="Times New Roman" w:hAnsi="Times New Roman" w:cs="Times New Roman"/>
+          <w:b/>
+          <w:bCs/>
+        </w:rPr>
+        <w:t>Hibabejelentő rendszer (/</w:t>
+      </w:r>
+      <w:proofErr w:type="spellStart"/>
+      <w:r>
+        <w:rPr>
+          <w:rFonts w:ascii="Times New Roman" w:hAnsi="Times New Roman" w:cs="Times New Roman"/>
+          <w:b/>
+          <w:bCs/>
+        </w:rPr>
+        <w:t>hibajelentes</w:t>
+      </w:r>
+      <w:proofErr w:type="spellEnd"/>
+      <w:r>
+        <w:rPr>
+          <w:rFonts w:ascii="Times New Roman" w:hAnsi="Times New Roman" w:cs="Times New Roman"/>
+          <w:b/>
+          <w:bCs/>
+        </w:rPr>
+        <w:t>):</w:t>
+      </w:r>
+      <w:r>
+        <w:rPr>
+          <w:rFonts w:ascii="Times New Roman" w:hAnsi="Times New Roman" w:cs="Times New Roman"/>
+        </w:rPr>
+        <w:t xml:space="preserve"> A karbantartási kérések rögzítésére szolgáló űrlap elkészítése. Olyan életszerű, specifikus kategóriákat (pl. Vízvezeték és szaniter, Internet és hálózat) épített be, amelyek segítik a problémák gyors kategorizálását, majd ezek mentését a közös adatbázisba.</w:t>
       </w:r>
     </w:p>
     <w:p>
@@ -490,8 +1162,14 @@
         <w:keepLines w:val="0"/>
         <w:pageBreakBefore/>
         <w:ind w:left="714" w:hanging="357"/>
-      </w:pPr>
-      <w:r>
+        <w:rPr>
+          <w:rFonts w:cs="Times New Roman"/>
+        </w:rPr>
+      </w:pPr>
+      <w:r>
+        <w:rPr>
+          <w:rFonts w:cs="Times New Roman"/>
+        </w:rPr>
         <w:lastRenderedPageBreak/>
         <w:t>Fejlesztői dokumentáció</w:t>
       </w:r>
@@ -503,54 +1181,106 @@
           <w:ilvl w:val="0"/>
           <w:numId w:val="42"/>
         </w:numPr>
-      </w:pPr>
-      <w:r>
+        <w:rPr>
+          <w:rFonts w:ascii="Times New Roman" w:hAnsi="Times New Roman" w:cs="Times New Roman"/>
+        </w:rPr>
+      </w:pPr>
+      <w:r>
+        <w:rPr>
+          <w:rFonts w:ascii="Times New Roman" w:hAnsi="Times New Roman" w:cs="Times New Roman"/>
+        </w:rPr>
         <w:t>Alkalmazás áttekintése</w:t>
       </w:r>
     </w:p>
     <w:p>
-      <w:r>
+      <w:pPr>
+        <w:rPr>
+          <w:rFonts w:ascii="Times New Roman" w:hAnsi="Times New Roman" w:cs="Times New Roman"/>
+        </w:rPr>
+      </w:pPr>
+      <w:r>
+        <w:rPr>
+          <w:rFonts w:ascii="Times New Roman" w:hAnsi="Times New Roman" w:cs="Times New Roman"/>
+        </w:rPr>
         <w:t xml:space="preserve">A </w:t>
       </w:r>
       <w:proofErr w:type="spellStart"/>
       <w:r>
+        <w:rPr>
+          <w:rFonts w:ascii="Times New Roman" w:hAnsi="Times New Roman" w:cs="Times New Roman"/>
+        </w:rPr>
         <w:t>KoliPortál</w:t>
       </w:r>
       <w:proofErr w:type="spellEnd"/>
       <w:r>
-        <w:t xml:space="preserve"> egy kollégiumi menedzsment és adminisztrációs weboldal, amely </w:t>
-      </w:r>
-      <w:r>
-        <w:t xml:space="preserve">C# és ASP.NET </w:t>
+        <w:rPr>
+          <w:rFonts w:ascii="Times New Roman" w:hAnsi="Times New Roman" w:cs="Times New Roman"/>
+        </w:rPr>
+        <w:t xml:space="preserve"> egy kollégiumi menedzsment és adminisztrációs weboldal, amely C# és ASP.NET </w:t>
       </w:r>
       <w:proofErr w:type="spellStart"/>
       <w:r>
+        <w:rPr>
+          <w:rFonts w:ascii="Times New Roman" w:hAnsi="Times New Roman" w:cs="Times New Roman"/>
+        </w:rPr>
         <w:t>Core</w:t>
       </w:r>
       <w:proofErr w:type="spellEnd"/>
       <w:r>
+        <w:rPr>
+          <w:rFonts w:ascii="Times New Roman" w:hAnsi="Times New Roman" w:cs="Times New Roman"/>
+        </w:rPr>
+        <w:t xml:space="preserve"> technológiával készült. Az alkalmazás .NET 8 keretrendszert használ, és </w:t>
+      </w:r>
+      <w:r>
+        <w:rPr>
+          <w:rFonts w:ascii="Times New Roman" w:hAnsi="Times New Roman" w:cs="Times New Roman"/>
+        </w:rPr>
+        <w:t>két</w:t>
+      </w:r>
+      <w:r>
+        <w:rPr>
+          <w:rFonts w:ascii="Times New Roman" w:hAnsi="Times New Roman" w:cs="Times New Roman"/>
+        </w:rPr>
+        <w:t xml:space="preserve"> fő felhasználói szerepkört támogat: lakó</w:t>
+      </w:r>
+      <w:r>
+        <w:rPr>
+          <w:rFonts w:ascii="Times New Roman" w:hAnsi="Times New Roman" w:cs="Times New Roman"/>
+        </w:rPr>
         <w:t xml:space="preserve"> </w:t>
       </w:r>
       <w:r>
-        <w:t xml:space="preserve">technológiával készült. Az alkalmazás </w:t>
-      </w:r>
-      <w:r>
-        <w:t>.NET 8</w:t>
-      </w:r>
-      <w:r>
-        <w:t xml:space="preserve"> keretrendszert használ, és három fő felhasználói szerepkört támogat: lakó, karbantartó és adminisztrátor.</w:t>
+        <w:rPr>
+          <w:rFonts w:ascii="Times New Roman" w:hAnsi="Times New Roman" w:cs="Times New Roman"/>
+        </w:rPr>
+        <w:t>és adminisztrátor.</w:t>
       </w:r>
     </w:p>
     <w:p>
       <w:pPr>
         <w:pStyle w:val="Cmsor2"/>
-      </w:pPr>
-      <w:r>
+        <w:rPr>
+          <w:rFonts w:ascii="Times New Roman" w:hAnsi="Times New Roman" w:cs="Times New Roman"/>
+        </w:rPr>
+      </w:pPr>
+      <w:r>
+        <w:rPr>
+          <w:rFonts w:ascii="Times New Roman" w:hAnsi="Times New Roman" w:cs="Times New Roman"/>
+        </w:rPr>
         <w:t>Felhasznált szoftverek</w:t>
       </w:r>
     </w:p>
     <w:p>
-      <w:r>
+      <w:pPr>
+        <w:rPr>
+          <w:rFonts w:ascii="Times New Roman" w:hAnsi="Times New Roman" w:cs="Times New Roman"/>
+        </w:rPr>
+      </w:pPr>
+      <w:r>
+        <w:rPr>
+          <w:rFonts w:ascii="Times New Roman" w:hAnsi="Times New Roman" w:cs="Times New Roman"/>
+        </w:rPr>
         <w:t xml:space="preserve">A fejlesztési folyamat során az alábbi szoftvereket használtuk különböző feladatokra: </w:t>
       </w:r>
     </w:p>
@@ -561,9 +1291,13 @@
           <w:ilvl w:val="0"/>
           <w:numId w:val="43"/>
         </w:numPr>
-      </w:pPr>
-      <w:r>
-        <w:rPr>
+        <w:rPr>
+          <w:rFonts w:ascii="Times New Roman" w:hAnsi="Times New Roman" w:cs="Times New Roman"/>
+        </w:rPr>
+      </w:pPr>
+      <w:r>
+        <w:rPr>
+          <w:rFonts w:ascii="Times New Roman" w:hAnsi="Times New Roman" w:cs="Times New Roman"/>
           <w:b/>
           <w:bCs/>
         </w:rPr>
@@ -572,6 +1306,7 @@
       <w:proofErr w:type="spellStart"/>
       <w:r>
         <w:rPr>
+          <w:rFonts w:ascii="Times New Roman" w:hAnsi="Times New Roman" w:cs="Times New Roman"/>
           <w:b/>
           <w:bCs/>
         </w:rPr>
@@ -580,73 +1315,127 @@
       <w:proofErr w:type="spellEnd"/>
       <w:r>
         <w:rPr>
+          <w:rFonts w:ascii="Times New Roman" w:hAnsi="Times New Roman" w:cs="Times New Roman"/>
           <w:b/>
           <w:bCs/>
         </w:rPr>
         <w:t xml:space="preserve"> 2022</w:t>
       </w:r>
       <w:r>
+        <w:rPr>
+          <w:rFonts w:ascii="Times New Roman" w:hAnsi="Times New Roman" w:cs="Times New Roman"/>
+        </w:rPr>
         <w:t xml:space="preserve"> </w:t>
       </w:r>
     </w:p>
     <w:p>
-      <w:r>
+      <w:pPr>
+        <w:rPr>
+          <w:rFonts w:ascii="Times New Roman" w:hAnsi="Times New Roman" w:cs="Times New Roman"/>
+        </w:rPr>
+      </w:pPr>
+      <w:r>
+        <w:rPr>
+          <w:rFonts w:ascii="Times New Roman" w:hAnsi="Times New Roman" w:cs="Times New Roman"/>
+        </w:rPr>
         <w:t xml:space="preserve">A </w:t>
       </w:r>
       <w:proofErr w:type="spellStart"/>
       <w:r>
+        <w:rPr>
+          <w:rFonts w:ascii="Times New Roman" w:hAnsi="Times New Roman" w:cs="Times New Roman"/>
+        </w:rPr>
         <w:t>Blazor</w:t>
       </w:r>
       <w:proofErr w:type="spellEnd"/>
       <w:r>
+        <w:rPr>
+          <w:rFonts w:ascii="Times New Roman" w:hAnsi="Times New Roman" w:cs="Times New Roman"/>
+        </w:rPr>
         <w:t xml:space="preserve"> </w:t>
       </w:r>
       <w:proofErr w:type="spellStart"/>
       <w:r>
+        <w:rPr>
+          <w:rFonts w:ascii="Times New Roman" w:hAnsi="Times New Roman" w:cs="Times New Roman"/>
+        </w:rPr>
         <w:t>WebAssembly</w:t>
       </w:r>
       <w:proofErr w:type="spellEnd"/>
       <w:r>
+        <w:rPr>
+          <w:rFonts w:ascii="Times New Roman" w:hAnsi="Times New Roman" w:cs="Times New Roman"/>
+        </w:rPr>
         <w:t xml:space="preserve"> </w:t>
       </w:r>
       <w:proofErr w:type="spellStart"/>
       <w:r>
+        <w:rPr>
+          <w:rFonts w:ascii="Times New Roman" w:hAnsi="Times New Roman" w:cs="Times New Roman"/>
+        </w:rPr>
         <w:t>Standalone</w:t>
       </w:r>
       <w:proofErr w:type="spellEnd"/>
       <w:r>
+        <w:rPr>
+          <w:rFonts w:ascii="Times New Roman" w:hAnsi="Times New Roman" w:cs="Times New Roman"/>
+        </w:rPr>
         <w:t xml:space="preserve"> App és az ASP.NET </w:t>
       </w:r>
       <w:proofErr w:type="spellStart"/>
       <w:r>
+        <w:rPr>
+          <w:rFonts w:ascii="Times New Roman" w:hAnsi="Times New Roman" w:cs="Times New Roman"/>
+        </w:rPr>
         <w:t>Core</w:t>
       </w:r>
       <w:proofErr w:type="spellEnd"/>
       <w:r>
+        <w:rPr>
+          <w:rFonts w:ascii="Times New Roman" w:hAnsi="Times New Roman" w:cs="Times New Roman"/>
+        </w:rPr>
         <w:t xml:space="preserve"> Web API fejlesztése C# nyelven történt, Visual </w:t>
       </w:r>
       <w:proofErr w:type="spellStart"/>
       <w:r>
+        <w:rPr>
+          <w:rFonts w:ascii="Times New Roman" w:hAnsi="Times New Roman" w:cs="Times New Roman"/>
+        </w:rPr>
         <w:t>Studio</w:t>
       </w:r>
       <w:proofErr w:type="spellEnd"/>
       <w:r>
+        <w:rPr>
+          <w:rFonts w:ascii="Times New Roman" w:hAnsi="Times New Roman" w:cs="Times New Roman"/>
+        </w:rPr>
         <w:t xml:space="preserve"> 2022-ben. Ez a fejlesztői környezet számos beépített eszközt biztosít a hatékony backend- és frontend-fejlesztéshez, például </w:t>
       </w:r>
       <w:proofErr w:type="spellStart"/>
       <w:r>
+        <w:rPr>
+          <w:rFonts w:ascii="Times New Roman" w:hAnsi="Times New Roman" w:cs="Times New Roman"/>
+        </w:rPr>
         <w:t>kódlépésenkénti</w:t>
       </w:r>
       <w:proofErr w:type="spellEnd"/>
       <w:r>
+        <w:rPr>
+          <w:rFonts w:ascii="Times New Roman" w:hAnsi="Times New Roman" w:cs="Times New Roman"/>
+        </w:rPr>
         <w:t xml:space="preserve"> hibakeresést, </w:t>
       </w:r>
       <w:proofErr w:type="spellStart"/>
       <w:r>
+        <w:rPr>
+          <w:rFonts w:ascii="Times New Roman" w:hAnsi="Times New Roman" w:cs="Times New Roman"/>
+        </w:rPr>
         <w:t>NuGet</w:t>
       </w:r>
       <w:proofErr w:type="spellEnd"/>
       <w:r>
+        <w:rPr>
+          <w:rFonts w:ascii="Times New Roman" w:hAnsi="Times New Roman" w:cs="Times New Roman"/>
+        </w:rPr>
         <w:t xml:space="preserve"> csomagkezelést, valamint a .NET projektek könnyű kezelhetőségét. </w:t>
       </w:r>
     </w:p>
@@ -657,9 +1446,13 @@
           <w:ilvl w:val="0"/>
           <w:numId w:val="43"/>
         </w:numPr>
-      </w:pPr>
-      <w:r>
-        <w:rPr>
+        <w:rPr>
+          <w:rFonts w:ascii="Times New Roman" w:hAnsi="Times New Roman" w:cs="Times New Roman"/>
+        </w:rPr>
+      </w:pPr>
+      <w:r>
+        <w:rPr>
+          <w:rFonts w:ascii="Times New Roman" w:hAnsi="Times New Roman" w:cs="Times New Roman"/>
           <w:b/>
           <w:bCs/>
         </w:rPr>
@@ -668,6 +1461,7 @@
       <w:proofErr w:type="spellStart"/>
       <w:r>
         <w:rPr>
+          <w:rFonts w:ascii="Times New Roman" w:hAnsi="Times New Roman" w:cs="Times New Roman"/>
           <w:b/>
           <w:bCs/>
         </w:rPr>
@@ -676,6 +1470,7 @@
       <w:proofErr w:type="spellEnd"/>
       <w:r>
         <w:rPr>
+          <w:rFonts w:ascii="Times New Roman" w:hAnsi="Times New Roman" w:cs="Times New Roman"/>
           <w:b/>
           <w:bCs/>
         </w:rPr>
@@ -683,6 +1478,7 @@
       </w:r>
       <w:r>
         <w:rPr>
+          <w:rFonts w:ascii="Times New Roman" w:hAnsi="Times New Roman" w:cs="Times New Roman"/>
           <w:b/>
           <w:bCs/>
         </w:rPr>
@@ -690,72 +1486,130 @@
       </w:r>
     </w:p>
     <w:p>
-      <w:r>
+      <w:pPr>
+        <w:rPr>
+          <w:rFonts w:ascii="Times New Roman" w:hAnsi="Times New Roman" w:cs="Times New Roman"/>
+        </w:rPr>
+      </w:pPr>
+      <w:r>
+        <w:rPr>
+          <w:rFonts w:ascii="Times New Roman" w:hAnsi="Times New Roman" w:cs="Times New Roman"/>
+        </w:rPr>
         <w:t xml:space="preserve">Az adatbázisok létrehozásához, kezeléséhez és karbantartásához az SQL Server Management </w:t>
       </w:r>
       <w:proofErr w:type="spellStart"/>
       <w:r>
+        <w:rPr>
+          <w:rFonts w:ascii="Times New Roman" w:hAnsi="Times New Roman" w:cs="Times New Roman"/>
+        </w:rPr>
         <w:t>Studio</w:t>
       </w:r>
       <w:proofErr w:type="spellEnd"/>
       <w:r>
+        <w:rPr>
+          <w:rFonts w:ascii="Times New Roman" w:hAnsi="Times New Roman" w:cs="Times New Roman"/>
+        </w:rPr>
         <w:t xml:space="preserve"> </w:t>
       </w:r>
       <w:r>
+        <w:rPr>
+          <w:rFonts w:ascii="Times New Roman" w:hAnsi="Times New Roman" w:cs="Times New Roman"/>
+        </w:rPr>
         <w:t>21</w:t>
       </w:r>
       <w:r>
+        <w:rPr>
+          <w:rFonts w:ascii="Times New Roman" w:hAnsi="Times New Roman" w:cs="Times New Roman"/>
+        </w:rPr>
         <w:t xml:space="preserve"> verzióját használtuk Microsoft SQL Server (MSSQL) adatbázis-kezelővel. Az MSSQL választása azért történt, mert erős integrációt biztosít a .NET alapú alkalmazásokkal, kiváló teljesítményt nyújt nagyobb adatmennyiségek kezelésekor tranzakciókezelési funkciókkal rendelkezik. Ezzel a szoftverrel hatékonyan kezelhetők az SQL szerverek, lekérdezések futtathatók, adatbázisok módosíthatók, valamint optimalizálhatók az adatok tárolására és lekérdezésére szolgáló folyamatok.</w:t>
       </w:r>
     </w:p>
     <w:p>
       <w:pPr>
         <w:pStyle w:val="Cmsor2"/>
-      </w:pPr>
-      <w:r>
-        <w:lastRenderedPageBreak/>
+        <w:rPr>
+          <w:rFonts w:ascii="Times New Roman" w:hAnsi="Times New Roman" w:cs="Times New Roman"/>
+        </w:rPr>
+      </w:pPr>
+      <w:r>
+        <w:rPr>
+          <w:rFonts w:ascii="Times New Roman" w:hAnsi="Times New Roman" w:cs="Times New Roman"/>
+        </w:rPr>
         <w:t>Felhasznált programozási nyelvek</w:t>
       </w:r>
     </w:p>
     <w:p>
-      <w:r>
-        <w:rPr>
+      <w:pPr>
+        <w:rPr>
+          <w:rFonts w:ascii="Times New Roman" w:hAnsi="Times New Roman" w:cs="Times New Roman"/>
+        </w:rPr>
+      </w:pPr>
+      <w:r>
+        <w:rPr>
+          <w:rFonts w:ascii="Times New Roman" w:hAnsi="Times New Roman" w:cs="Times New Roman"/>
           <w:b/>
           <w:bCs/>
         </w:rPr>
         <w:t>C#</w:t>
       </w:r>
       <w:r>
+        <w:rPr>
+          <w:rFonts w:ascii="Times New Roman" w:hAnsi="Times New Roman" w:cs="Times New Roman"/>
+        </w:rPr>
         <w:t xml:space="preserve"> – A </w:t>
       </w:r>
       <w:proofErr w:type="spellStart"/>
       <w:r>
+        <w:rPr>
+          <w:rFonts w:ascii="Times New Roman" w:hAnsi="Times New Roman" w:cs="Times New Roman"/>
+        </w:rPr>
         <w:t>Blazor</w:t>
       </w:r>
       <w:proofErr w:type="spellEnd"/>
       <w:r>
+        <w:rPr>
+          <w:rFonts w:ascii="Times New Roman" w:hAnsi="Times New Roman" w:cs="Times New Roman"/>
+        </w:rPr>
         <w:t xml:space="preserve"> </w:t>
       </w:r>
       <w:proofErr w:type="spellStart"/>
       <w:r>
+        <w:rPr>
+          <w:rFonts w:ascii="Times New Roman" w:hAnsi="Times New Roman" w:cs="Times New Roman"/>
+        </w:rPr>
         <w:t>WebAssembly</w:t>
       </w:r>
       <w:proofErr w:type="spellEnd"/>
       <w:r>
+        <w:rPr>
+          <w:rFonts w:ascii="Times New Roman" w:hAnsi="Times New Roman" w:cs="Times New Roman"/>
+        </w:rPr>
         <w:t xml:space="preserve"> alkalmazás és az ASP.NET </w:t>
       </w:r>
       <w:proofErr w:type="spellStart"/>
       <w:r>
+        <w:rPr>
+          <w:rFonts w:ascii="Times New Roman" w:hAnsi="Times New Roman" w:cs="Times New Roman"/>
+        </w:rPr>
         <w:t>Core</w:t>
       </w:r>
       <w:proofErr w:type="spellEnd"/>
       <w:r>
+        <w:rPr>
+          <w:rFonts w:ascii="Times New Roman" w:hAnsi="Times New Roman" w:cs="Times New Roman"/>
+        </w:rPr>
         <w:t xml:space="preserve"> Web API fejlesztéséhez használt, objektumorientált programozási nyelv, amely hatékony és biztonságos backend megoldásokat biztosít.</w:t>
       </w:r>
     </w:p>
     <w:p>
-      <w:r>
-        <w:rPr>
+      <w:pPr>
+        <w:rPr>
+          <w:rFonts w:ascii="Times New Roman" w:hAnsi="Times New Roman" w:cs="Times New Roman"/>
+        </w:rPr>
+      </w:pPr>
+      <w:r>
+        <w:rPr>
+          <w:rFonts w:ascii="Times New Roman" w:hAnsi="Times New Roman" w:cs="Times New Roman"/>
           <w:b/>
           <w:bCs/>
         </w:rPr>
@@ -764,6 +1618,7 @@
       <w:proofErr w:type="spellStart"/>
       <w:r>
         <w:rPr>
+          <w:rFonts w:ascii="Times New Roman" w:hAnsi="Times New Roman" w:cs="Times New Roman"/>
           <w:b/>
           <w:bCs/>
         </w:rPr>
@@ -772,6 +1627,7 @@
       <w:proofErr w:type="spellEnd"/>
       <w:r>
         <w:rPr>
+          <w:rFonts w:ascii="Times New Roman" w:hAnsi="Times New Roman" w:cs="Times New Roman"/>
           <w:b/>
           <w:bCs/>
         </w:rPr>
@@ -780,6 +1636,7 @@
       <w:proofErr w:type="spellStart"/>
       <w:r>
         <w:rPr>
+          <w:rFonts w:ascii="Times New Roman" w:hAnsi="Times New Roman" w:cs="Times New Roman"/>
           <w:b/>
           <w:bCs/>
         </w:rPr>
@@ -788,6 +1645,7 @@
       <w:proofErr w:type="spellEnd"/>
       <w:r>
         <w:rPr>
+          <w:rFonts w:ascii="Times New Roman" w:hAnsi="Times New Roman" w:cs="Times New Roman"/>
           <w:b/>
           <w:bCs/>
         </w:rPr>
@@ -796,6 +1654,7 @@
       <w:proofErr w:type="spellStart"/>
       <w:r>
         <w:rPr>
+          <w:rFonts w:ascii="Times New Roman" w:hAnsi="Times New Roman" w:cs="Times New Roman"/>
           <w:b/>
           <w:bCs/>
         </w:rPr>
@@ -804,28 +1663,43 @@
       <w:proofErr w:type="spellEnd"/>
       <w:r>
         <w:rPr>
+          <w:rFonts w:ascii="Times New Roman" w:hAnsi="Times New Roman" w:cs="Times New Roman"/>
           <w:b/>
           <w:bCs/>
         </w:rPr>
         <w:t xml:space="preserve">) – </w:t>
       </w:r>
       <w:r>
+        <w:rPr>
+          <w:rFonts w:ascii="Times New Roman" w:hAnsi="Times New Roman" w:cs="Times New Roman"/>
+        </w:rPr>
         <w:t>A weboldal vizuális megjelenésének kialakításához használt stílusleíró nyelv.</w:t>
       </w:r>
     </w:p>
     <w:p>
-      <w:r>
-        <w:rPr>
+      <w:pPr>
+        <w:rPr>
+          <w:rFonts w:ascii="Times New Roman" w:hAnsi="Times New Roman" w:cs="Times New Roman"/>
+        </w:rPr>
+      </w:pPr>
+      <w:r>
+        <w:rPr>
+          <w:rFonts w:ascii="Times New Roman" w:hAnsi="Times New Roman" w:cs="Times New Roman"/>
           <w:b/>
           <w:bCs/>
         </w:rPr>
+        <w:lastRenderedPageBreak/>
         <w:t>MSSQL</w:t>
       </w:r>
       <w:r>
+        <w:rPr>
+          <w:rFonts w:ascii="Times New Roman" w:hAnsi="Times New Roman" w:cs="Times New Roman"/>
+        </w:rPr>
         <w:t xml:space="preserve"> </w:t>
       </w:r>
       <w:r>
         <w:rPr>
+          <w:rFonts w:ascii="Times New Roman" w:hAnsi="Times New Roman" w:cs="Times New Roman"/>
           <w:b/>
           <w:bCs/>
         </w:rPr>
@@ -834,6 +1708,7 @@
       <w:proofErr w:type="spellStart"/>
       <w:r>
         <w:rPr>
+          <w:rFonts w:ascii="Times New Roman" w:hAnsi="Times New Roman" w:cs="Times New Roman"/>
           <w:b/>
           <w:bCs/>
         </w:rPr>
@@ -842,6 +1717,7 @@
       <w:proofErr w:type="spellEnd"/>
       <w:r>
         <w:rPr>
+          <w:rFonts w:ascii="Times New Roman" w:hAnsi="Times New Roman" w:cs="Times New Roman"/>
           <w:b/>
           <w:bCs/>
         </w:rPr>
@@ -850,6 +1726,7 @@
       <w:proofErr w:type="spellStart"/>
       <w:r>
         <w:rPr>
+          <w:rFonts w:ascii="Times New Roman" w:hAnsi="Times New Roman" w:cs="Times New Roman"/>
           <w:b/>
           <w:bCs/>
         </w:rPr>
@@ -858,12 +1735,16 @@
       <w:proofErr w:type="spellEnd"/>
       <w:r>
         <w:rPr>
+          <w:rFonts w:ascii="Times New Roman" w:hAnsi="Times New Roman" w:cs="Times New Roman"/>
           <w:b/>
           <w:bCs/>
         </w:rPr>
         <w:t>)</w:t>
       </w:r>
       <w:r>
+        <w:rPr>
+          <w:rFonts w:ascii="Times New Roman" w:hAnsi="Times New Roman" w:cs="Times New Roman"/>
+        </w:rPr>
         <w:t xml:space="preserve"> – Az adatbázisok kezeléséhez, lekérdezések futtatásához és adatok manipulálásához használt SQL dialektus a Microsoft SQL Server környezetben.</w:t>
       </w:r>
     </w:p>
@@ -872,42 +1753,52 @@
         <w:pStyle w:val="Cmsor2"/>
         <w:pageBreakBefore/>
         <w:ind w:left="714" w:hanging="357"/>
-      </w:pPr>
-      <w:r>
+        <w:rPr>
+          <w:rFonts w:ascii="Times New Roman" w:hAnsi="Times New Roman" w:cs="Times New Roman"/>
+        </w:rPr>
+      </w:pPr>
+      <w:r>
+        <w:rPr>
+          <w:rFonts w:ascii="Times New Roman" w:hAnsi="Times New Roman" w:cs="Times New Roman"/>
+        </w:rPr>
         <w:lastRenderedPageBreak/>
         <w:t>Adatbázis</w:t>
       </w:r>
     </w:p>
     <w:p>
-      <w:r>
+      <w:pPr>
+        <w:rPr>
+          <w:rFonts w:ascii="Times New Roman" w:hAnsi="Times New Roman" w:cs="Times New Roman"/>
+        </w:rPr>
+      </w:pPr>
+      <w:r>
+        <w:rPr>
+          <w:rFonts w:ascii="Times New Roman" w:hAnsi="Times New Roman" w:cs="Times New Roman"/>
+        </w:rPr>
         <w:t xml:space="preserve">A </w:t>
       </w:r>
       <w:r>
+        <w:rPr>
+          <w:rFonts w:ascii="Times New Roman" w:hAnsi="Times New Roman" w:cs="Times New Roman"/>
+        </w:rPr>
         <w:t xml:space="preserve">rendszer adatait úgy terveztük meg, hogy minden logikusan, külön csoportokban legyen tárolva. </w:t>
       </w:r>
       <w:r>
-        <w:t>A tervezés során a normalizálás elveit követtük, hogy minimalizáljuk az adatismétlődést</w:t>
-      </w:r>
-      <w:r>
-        <w:t xml:space="preserve">. </w:t>
-      </w:r>
-      <w:r>
-        <w:t xml:space="preserve">Az adatbázis központi eleme a Felhasználok tábla, amelyhez a többi funkcionális modul (lakhatás, pénzügyek, karbantartás) kapcsolódik. A statikus adatokat </w:t>
-      </w:r>
-      <w:r>
-        <w:t>(</w:t>
-      </w:r>
-      <w:r>
-        <w:t>szerepkörök, státuszok) külön táblákban helyeztük el a könnyebb karbantarthatóság érdekében.</w:t>
-      </w:r>
-      <w:r>
-        <w:rPr>
+        <w:rPr>
+          <w:rFonts w:ascii="Times New Roman" w:hAnsi="Times New Roman" w:cs="Times New Roman"/>
+        </w:rPr>
+        <w:t>A tervezés során a normalizálás elveit követtük, hogy minimalizáljuk az adatismétlődést. Az adatbázis központi eleme a Felhasználok tábla, amelyhez a többi funkcionális modul (lakhatás, pénzügyek, karbantartás) kapcsolódik. A statikus adatokat (szerepkörök, státuszok) külön táblákban helyeztük el a könnyebb karbantarthatóság érdekében.</w:t>
+      </w:r>
+      <w:r>
+        <w:rPr>
+          <w:rFonts w:ascii="Times New Roman" w:hAnsi="Times New Roman" w:cs="Times New Roman"/>
           <w:noProof/>
         </w:rPr>
         <w:t xml:space="preserve"> </w:t>
       </w:r>
       <w:r>
         <w:rPr>
+          <w:rFonts w:ascii="Times New Roman" w:hAnsi="Times New Roman" w:cs="Times New Roman"/>
           <w:noProof/>
         </w:rPr>
         <w:drawing>
@@ -962,16 +1853,30 @@
           <w:numId w:val="45"/>
         </w:numPr>
         <w:ind w:left="714" w:hanging="357"/>
+        <w:rPr>
+          <w:rFonts w:ascii="Times New Roman" w:hAnsi="Times New Roman" w:cs="Times New Roman"/>
+        </w:rPr>
       </w:pPr>
       <w:proofErr w:type="spellStart"/>
       <w:r>
+        <w:rPr>
+          <w:rFonts w:ascii="Times New Roman" w:hAnsi="Times New Roman" w:cs="Times New Roman"/>
+        </w:rPr>
         <w:lastRenderedPageBreak/>
         <w:t>Felhasznalok</w:t>
       </w:r>
       <w:proofErr w:type="spellEnd"/>
     </w:p>
     <w:p>
-      <w:r>
+      <w:pPr>
+        <w:rPr>
+          <w:rFonts w:ascii="Times New Roman" w:hAnsi="Times New Roman" w:cs="Times New Roman"/>
+        </w:rPr>
+      </w:pPr>
+      <w:r>
+        <w:rPr>
+          <w:rFonts w:ascii="Times New Roman" w:hAnsi="Times New Roman" w:cs="Times New Roman"/>
+        </w:rPr>
         <w:t>A rendszer összes felhasználójának közös adatait tároló tábla.</w:t>
       </w:r>
     </w:p>
@@ -983,10 +1888,10 @@
         <w:tblLook w:val="04A0" w:firstRow="1" w:lastRow="0" w:firstColumn="1" w:lastColumn="0" w:noHBand="0" w:noVBand="1"/>
       </w:tblPr>
       <w:tblGrid>
-        <w:gridCol w:w="1414"/>
-        <w:gridCol w:w="1679"/>
-        <w:gridCol w:w="1922"/>
-        <w:gridCol w:w="2781"/>
+        <w:gridCol w:w="1443"/>
+        <w:gridCol w:w="1776"/>
+        <w:gridCol w:w="1862"/>
+        <w:gridCol w:w="2715"/>
       </w:tblGrid>
       <w:tr>
         <w:tc>
@@ -996,14 +1901,13 @@
           </w:tcPr>
           <w:p>
             <w:pPr>
-              <w:ind w:left="0"/>
-              <w:rPr>
-                <w:rFonts w:cs="Calibri"/>
+              <w:rPr>
+                <w:rFonts w:ascii="Times New Roman" w:hAnsi="Times New Roman" w:cs="Times New Roman"/>
               </w:rPr>
             </w:pPr>
             <w:r>
               <w:rPr>
-                <w:rFonts w:cs="Calibri"/>
+                <w:rFonts w:ascii="Times New Roman" w:hAnsi="Times New Roman" w:cs="Times New Roman"/>
               </w:rPr>
               <w:t>ID</w:t>
             </w:r>
@@ -1016,14 +1920,13 @@
           </w:tcPr>
           <w:p>
             <w:pPr>
-              <w:ind w:left="0"/>
-              <w:rPr>
-                <w:rFonts w:cs="Calibri"/>
+              <w:rPr>
+                <w:rFonts w:ascii="Times New Roman" w:hAnsi="Times New Roman" w:cs="Times New Roman"/>
               </w:rPr>
             </w:pPr>
             <w:r>
               <w:rPr>
-                <w:rFonts w:cs="Calibri"/>
+                <w:rFonts w:ascii="Times New Roman" w:hAnsi="Times New Roman" w:cs="Times New Roman"/>
               </w:rPr>
               <w:t>int</w:t>
             </w:r>
@@ -1036,21 +1939,20 @@
           </w:tcPr>
           <w:p>
             <w:pPr>
-              <w:ind w:left="0"/>
-              <w:rPr>
-                <w:rFonts w:cs="Calibri"/>
+              <w:rPr>
+                <w:rFonts w:ascii="Times New Roman" w:hAnsi="Times New Roman" w:cs="Times New Roman"/>
               </w:rPr>
             </w:pPr>
             <w:r>
               <w:rPr>
-                <w:rFonts w:cs="Calibri"/>
+                <w:rFonts w:ascii="Times New Roman" w:hAnsi="Times New Roman" w:cs="Times New Roman"/>
               </w:rPr>
               <w:t xml:space="preserve">PK, </w:t>
             </w:r>
             <w:proofErr w:type="spellStart"/>
             <w:r>
               <w:rPr>
-                <w:rFonts w:cs="Calibri"/>
+                <w:rFonts w:ascii="Times New Roman" w:hAnsi="Times New Roman" w:cs="Times New Roman"/>
               </w:rPr>
               <w:t>Identity</w:t>
             </w:r>
@@ -1068,12 +1970,12 @@
               <w:spacing w:line="360" w:lineRule="auto"/>
               <w:jc w:val="both"/>
               <w:rPr>
-                <w:rFonts w:ascii="Calibri" w:hAnsi="Calibri" w:cs="Calibri"/>
+                <w:rFonts w:ascii="Times New Roman" w:hAnsi="Times New Roman" w:cs="Times New Roman"/>
               </w:rPr>
             </w:pPr>
             <w:r>
               <w:rPr>
-                <w:rFonts w:ascii="Calibri" w:hAnsi="Calibri" w:cs="Calibri"/>
+                <w:rFonts w:ascii="Times New Roman" w:hAnsi="Times New Roman" w:cs="Times New Roman"/>
               </w:rPr>
               <w:t>A felhasználó egyedi azonosítója.</w:t>
             </w:r>
@@ -1088,15 +1990,14 @@
           </w:tcPr>
           <w:p>
             <w:pPr>
-              <w:ind w:left="0"/>
-              <w:rPr>
-                <w:rFonts w:cs="Calibri"/>
+              <w:rPr>
+                <w:rFonts w:ascii="Times New Roman" w:hAnsi="Times New Roman" w:cs="Times New Roman"/>
               </w:rPr>
             </w:pPr>
             <w:proofErr w:type="spellStart"/>
             <w:r>
               <w:rPr>
-                <w:rFonts w:cs="Calibri"/>
+                <w:rFonts w:ascii="Times New Roman" w:hAnsi="Times New Roman" w:cs="Times New Roman"/>
               </w:rPr>
               <w:t>Nev</w:t>
             </w:r>
@@ -1110,32 +2011,23 @@
           </w:tcPr>
           <w:p>
             <w:pPr>
-              <w:ind w:left="0"/>
-              <w:rPr>
-                <w:rFonts w:cs="Calibri"/>
+              <w:rPr>
+                <w:rFonts w:ascii="Times New Roman" w:hAnsi="Times New Roman" w:cs="Times New Roman"/>
               </w:rPr>
             </w:pPr>
             <w:proofErr w:type="spellStart"/>
-            <w:proofErr w:type="gramStart"/>
-            <w:r>
-              <w:rPr>
-                <w:rFonts w:cs="Calibri"/>
+            <w:r>
+              <w:rPr>
+                <w:rFonts w:ascii="Times New Roman" w:hAnsi="Times New Roman" w:cs="Times New Roman"/>
               </w:rPr>
               <w:t>nvarchar</w:t>
             </w:r>
             <w:proofErr w:type="spellEnd"/>
             <w:r>
               <w:rPr>
-                <w:rFonts w:cs="Calibri"/>
-              </w:rPr>
-              <w:t>(</w:t>
-            </w:r>
-            <w:proofErr w:type="gramEnd"/>
-            <w:r>
-              <w:rPr>
-                <w:rFonts w:cs="Calibri"/>
-              </w:rPr>
-              <w:t>100)</w:t>
+                <w:rFonts w:ascii="Times New Roman" w:hAnsi="Times New Roman" w:cs="Times New Roman"/>
+              </w:rPr>
+              <w:t>(100)</w:t>
             </w:r>
           </w:p>
         </w:tc>
@@ -1146,22 +2038,21 @@
           </w:tcPr>
           <w:p>
             <w:pPr>
-              <w:ind w:left="0"/>
-              <w:rPr>
-                <w:rFonts w:cs="Calibri"/>
+              <w:rPr>
+                <w:rFonts w:ascii="Times New Roman" w:hAnsi="Times New Roman" w:cs="Times New Roman"/>
               </w:rPr>
             </w:pPr>
             <w:proofErr w:type="spellStart"/>
             <w:r>
               <w:rPr>
-                <w:rFonts w:cs="Calibri"/>
+                <w:rFonts w:ascii="Times New Roman" w:hAnsi="Times New Roman" w:cs="Times New Roman"/>
               </w:rPr>
               <w:t>Not</w:t>
             </w:r>
             <w:proofErr w:type="spellEnd"/>
             <w:r>
               <w:rPr>
-                <w:rFonts w:cs="Calibri"/>
+                <w:rFonts w:ascii="Times New Roman" w:hAnsi="Times New Roman" w:cs="Times New Roman"/>
               </w:rPr>
               <w:t xml:space="preserve"> Null</w:t>
             </w:r>
@@ -1174,14 +2065,13 @@
           </w:tcPr>
           <w:p>
             <w:pPr>
-              <w:ind w:left="0"/>
-              <w:rPr>
-                <w:rFonts w:cs="Calibri"/>
+              <w:rPr>
+                <w:rFonts w:ascii="Times New Roman" w:hAnsi="Times New Roman" w:cs="Times New Roman"/>
               </w:rPr>
             </w:pPr>
             <w:r>
               <w:rPr>
-                <w:rFonts w:cs="Calibri"/>
+                <w:rFonts w:ascii="Times New Roman" w:hAnsi="Times New Roman" w:cs="Times New Roman"/>
               </w:rPr>
               <w:t>A felhasználó teljes neve.</w:t>
             </w:r>
@@ -1196,14 +2086,13 @@
           </w:tcPr>
           <w:p>
             <w:pPr>
-              <w:ind w:left="0"/>
-              <w:rPr>
-                <w:rFonts w:cs="Calibri"/>
+              <w:rPr>
+                <w:rFonts w:ascii="Times New Roman" w:hAnsi="Times New Roman" w:cs="Times New Roman"/>
               </w:rPr>
             </w:pPr>
             <w:r>
               <w:rPr>
-                <w:rFonts w:cs="Calibri"/>
+                <w:rFonts w:ascii="Times New Roman" w:hAnsi="Times New Roman" w:cs="Times New Roman"/>
               </w:rPr>
               <w:t>Email</w:t>
             </w:r>
@@ -1216,32 +2105,23 @@
           </w:tcPr>
           <w:p>
             <w:pPr>
-              <w:ind w:left="0"/>
-              <w:rPr>
-                <w:rFonts w:cs="Calibri"/>
+              <w:rPr>
+                <w:rFonts w:ascii="Times New Roman" w:hAnsi="Times New Roman" w:cs="Times New Roman"/>
               </w:rPr>
             </w:pPr>
             <w:proofErr w:type="spellStart"/>
-            <w:proofErr w:type="gramStart"/>
-            <w:r>
-              <w:rPr>
-                <w:rFonts w:cs="Calibri"/>
+            <w:r>
+              <w:rPr>
+                <w:rFonts w:ascii="Times New Roman" w:hAnsi="Times New Roman" w:cs="Times New Roman"/>
               </w:rPr>
               <w:t>nvarchar</w:t>
             </w:r>
             <w:proofErr w:type="spellEnd"/>
             <w:r>
               <w:rPr>
-                <w:rFonts w:cs="Calibri"/>
-              </w:rPr>
-              <w:t>(</w:t>
-            </w:r>
-            <w:proofErr w:type="gramEnd"/>
-            <w:r>
-              <w:rPr>
-                <w:rFonts w:cs="Calibri"/>
-              </w:rPr>
-              <w:t>100)</w:t>
+                <w:rFonts w:ascii="Times New Roman" w:hAnsi="Times New Roman" w:cs="Times New Roman"/>
+              </w:rPr>
+              <w:t>(100)</w:t>
             </w:r>
           </w:p>
         </w:tc>
@@ -1252,36 +2132,35 @@
           </w:tcPr>
           <w:p>
             <w:pPr>
-              <w:ind w:left="0"/>
-              <w:rPr>
-                <w:rFonts w:cs="Calibri"/>
+              <w:rPr>
+                <w:rFonts w:ascii="Times New Roman" w:hAnsi="Times New Roman" w:cs="Times New Roman"/>
               </w:rPr>
             </w:pPr>
             <w:proofErr w:type="spellStart"/>
             <w:r>
               <w:rPr>
-                <w:rFonts w:cs="Calibri"/>
+                <w:rFonts w:ascii="Times New Roman" w:hAnsi="Times New Roman" w:cs="Times New Roman"/>
               </w:rPr>
               <w:t>Unique</w:t>
             </w:r>
             <w:proofErr w:type="spellEnd"/>
             <w:r>
               <w:rPr>
-                <w:rFonts w:cs="Calibri"/>
+                <w:rFonts w:ascii="Times New Roman" w:hAnsi="Times New Roman" w:cs="Times New Roman"/>
               </w:rPr>
               <w:t xml:space="preserve">, </w:t>
             </w:r>
             <w:proofErr w:type="spellStart"/>
             <w:r>
               <w:rPr>
-                <w:rFonts w:cs="Calibri"/>
+                <w:rFonts w:ascii="Times New Roman" w:hAnsi="Times New Roman" w:cs="Times New Roman"/>
               </w:rPr>
               <w:t>Not</w:t>
             </w:r>
             <w:proofErr w:type="spellEnd"/>
             <w:r>
               <w:rPr>
-                <w:rFonts w:cs="Calibri"/>
+                <w:rFonts w:ascii="Times New Roman" w:hAnsi="Times New Roman" w:cs="Times New Roman"/>
               </w:rPr>
               <w:t xml:space="preserve"> Null</w:t>
             </w:r>
@@ -1294,14 +2173,13 @@
           </w:tcPr>
           <w:p>
             <w:pPr>
-              <w:ind w:left="0"/>
-              <w:rPr>
-                <w:rFonts w:cs="Calibri"/>
+              <w:rPr>
+                <w:rFonts w:ascii="Times New Roman" w:hAnsi="Times New Roman" w:cs="Times New Roman"/>
               </w:rPr>
             </w:pPr>
             <w:r>
               <w:rPr>
-                <w:rFonts w:cs="Calibri"/>
+                <w:rFonts w:ascii="Times New Roman" w:hAnsi="Times New Roman" w:cs="Times New Roman"/>
               </w:rPr>
               <w:t>E-mail cím, egyben a belépési azonosító.</w:t>
             </w:r>
@@ -1316,15 +2194,14 @@
           </w:tcPr>
           <w:p>
             <w:pPr>
-              <w:ind w:left="0"/>
-              <w:rPr>
-                <w:rFonts w:cs="Calibri"/>
+              <w:rPr>
+                <w:rFonts w:ascii="Times New Roman" w:hAnsi="Times New Roman" w:cs="Times New Roman"/>
               </w:rPr>
             </w:pPr>
             <w:proofErr w:type="spellStart"/>
             <w:r>
               <w:rPr>
-                <w:rFonts w:cs="Calibri"/>
+                <w:rFonts w:ascii="Times New Roman" w:hAnsi="Times New Roman" w:cs="Times New Roman"/>
               </w:rPr>
               <w:t>Jelszo</w:t>
             </w:r>
@@ -1338,36 +2215,33 @@
           </w:tcPr>
           <w:p>
             <w:pPr>
-              <w:ind w:left="0"/>
-              <w:rPr>
-                <w:rFonts w:cs="Calibri"/>
+              <w:rPr>
+                <w:rFonts w:ascii="Times New Roman" w:hAnsi="Times New Roman" w:cs="Times New Roman"/>
               </w:rPr>
             </w:pPr>
             <w:proofErr w:type="spellStart"/>
-            <w:proofErr w:type="gramStart"/>
-            <w:r>
-              <w:rPr>
-                <w:rFonts w:cs="Calibri"/>
+            <w:r>
+              <w:rPr>
+                <w:rFonts w:ascii="Times New Roman" w:hAnsi="Times New Roman" w:cs="Times New Roman"/>
               </w:rPr>
               <w:t>nvarchar</w:t>
             </w:r>
             <w:proofErr w:type="spellEnd"/>
             <w:r>
               <w:rPr>
-                <w:rFonts w:cs="Calibri"/>
+                <w:rFonts w:ascii="Times New Roman" w:hAnsi="Times New Roman" w:cs="Times New Roman"/>
               </w:rPr>
               <w:t>(</w:t>
             </w:r>
-            <w:proofErr w:type="gramEnd"/>
-            <w:r>
-              <w:rPr>
-                <w:rFonts w:cs="Calibri"/>
+            <w:r>
+              <w:rPr>
+                <w:rFonts w:ascii="Times New Roman" w:hAnsi="Times New Roman" w:cs="Times New Roman"/>
               </w:rPr>
               <w:t>MAX</w:t>
             </w:r>
             <w:r>
               <w:rPr>
-                <w:rFonts w:cs="Calibri"/>
+                <w:rFonts w:ascii="Times New Roman" w:hAnsi="Times New Roman" w:cs="Times New Roman"/>
               </w:rPr>
               <w:t>)</w:t>
             </w:r>
@@ -1380,22 +2254,21 @@
           </w:tcPr>
           <w:p>
             <w:pPr>
-              <w:ind w:left="0"/>
-              <w:rPr>
-                <w:rFonts w:cs="Calibri"/>
+              <w:rPr>
+                <w:rFonts w:ascii="Times New Roman" w:hAnsi="Times New Roman" w:cs="Times New Roman"/>
               </w:rPr>
             </w:pPr>
             <w:proofErr w:type="spellStart"/>
             <w:r>
               <w:rPr>
-                <w:rFonts w:cs="Calibri"/>
+                <w:rFonts w:ascii="Times New Roman" w:hAnsi="Times New Roman" w:cs="Times New Roman"/>
               </w:rPr>
               <w:t>Not</w:t>
             </w:r>
             <w:proofErr w:type="spellEnd"/>
             <w:r>
               <w:rPr>
-                <w:rFonts w:cs="Calibri"/>
+                <w:rFonts w:ascii="Times New Roman" w:hAnsi="Times New Roman" w:cs="Times New Roman"/>
               </w:rPr>
               <w:t xml:space="preserve"> Null</w:t>
             </w:r>
@@ -1408,22 +2281,21 @@
           </w:tcPr>
           <w:p>
             <w:pPr>
-              <w:ind w:left="0"/>
-              <w:rPr>
-                <w:rFonts w:cs="Calibri"/>
+              <w:rPr>
+                <w:rFonts w:ascii="Times New Roman" w:hAnsi="Times New Roman" w:cs="Times New Roman"/>
               </w:rPr>
             </w:pPr>
             <w:proofErr w:type="spellStart"/>
             <w:r>
               <w:rPr>
-                <w:rFonts w:cs="Calibri"/>
+                <w:rFonts w:ascii="Times New Roman" w:hAnsi="Times New Roman" w:cs="Times New Roman"/>
               </w:rPr>
               <w:t>Hash-elt</w:t>
             </w:r>
             <w:proofErr w:type="spellEnd"/>
             <w:r>
               <w:rPr>
-                <w:rFonts w:cs="Calibri"/>
+                <w:rFonts w:ascii="Times New Roman" w:hAnsi="Times New Roman" w:cs="Times New Roman"/>
               </w:rPr>
               <w:t xml:space="preserve"> jelszó.</w:t>
             </w:r>
@@ -1438,14 +2310,13 @@
           </w:tcPr>
           <w:p>
             <w:pPr>
-              <w:ind w:left="0"/>
-              <w:rPr>
-                <w:rFonts w:cs="Calibri"/>
+              <w:rPr>
+                <w:rFonts w:ascii="Times New Roman" w:hAnsi="Times New Roman" w:cs="Times New Roman"/>
               </w:rPr>
             </w:pPr>
             <w:r>
               <w:rPr>
-                <w:rFonts w:cs="Calibri"/>
+                <w:rFonts w:ascii="Times New Roman" w:hAnsi="Times New Roman" w:cs="Times New Roman"/>
               </w:rPr>
               <w:t>Telefonszam</w:t>
             </w:r>
@@ -1458,32 +2329,23 @@
           </w:tcPr>
           <w:p>
             <w:pPr>
-              <w:ind w:left="0"/>
-              <w:rPr>
-                <w:rFonts w:cs="Calibri"/>
+              <w:rPr>
+                <w:rFonts w:ascii="Times New Roman" w:hAnsi="Times New Roman" w:cs="Times New Roman"/>
               </w:rPr>
             </w:pPr>
             <w:proofErr w:type="spellStart"/>
-            <w:proofErr w:type="gramStart"/>
-            <w:r>
-              <w:rPr>
-                <w:rFonts w:cs="Calibri"/>
+            <w:r>
+              <w:rPr>
+                <w:rFonts w:ascii="Times New Roman" w:hAnsi="Times New Roman" w:cs="Times New Roman"/>
               </w:rPr>
               <w:t>nvarchar</w:t>
             </w:r>
             <w:proofErr w:type="spellEnd"/>
             <w:r>
               <w:rPr>
-                <w:rFonts w:cs="Calibri"/>
-              </w:rPr>
-              <w:t>(</w:t>
-            </w:r>
-            <w:proofErr w:type="gramEnd"/>
-            <w:r>
-              <w:rPr>
-                <w:rFonts w:cs="Calibri"/>
-              </w:rPr>
-              <w:t>20)</w:t>
+                <w:rFonts w:ascii="Times New Roman" w:hAnsi="Times New Roman" w:cs="Times New Roman"/>
+              </w:rPr>
+              <w:t>(20)</w:t>
             </w:r>
           </w:p>
         </w:tc>
@@ -1494,14 +2356,13 @@
           </w:tcPr>
           <w:p>
             <w:pPr>
-              <w:ind w:left="0"/>
-              <w:rPr>
-                <w:rFonts w:cs="Calibri"/>
+              <w:rPr>
+                <w:rFonts w:ascii="Times New Roman" w:hAnsi="Times New Roman" w:cs="Times New Roman"/>
               </w:rPr>
             </w:pPr>
             <w:r>
               <w:rPr>
-                <w:rFonts w:cs="Calibri"/>
+                <w:rFonts w:ascii="Times New Roman" w:hAnsi="Times New Roman" w:cs="Times New Roman"/>
               </w:rPr>
               <w:t>-</w:t>
             </w:r>
@@ -1514,14 +2375,13 @@
           </w:tcPr>
           <w:p>
             <w:pPr>
-              <w:ind w:left="0"/>
-              <w:rPr>
-                <w:rFonts w:cs="Calibri"/>
+              <w:rPr>
+                <w:rFonts w:ascii="Times New Roman" w:hAnsi="Times New Roman" w:cs="Times New Roman"/>
               </w:rPr>
             </w:pPr>
             <w:r>
               <w:rPr>
-                <w:rFonts w:cs="Calibri"/>
+                <w:rFonts w:ascii="Times New Roman" w:hAnsi="Times New Roman" w:cs="Times New Roman"/>
               </w:rPr>
               <w:t>Kapcsolattartási telefonszám.</w:t>
             </w:r>
@@ -1536,15 +2396,14 @@
           </w:tcPr>
           <w:p>
             <w:pPr>
-              <w:ind w:left="0"/>
-              <w:rPr>
-                <w:rFonts w:cs="Calibri"/>
+              <w:rPr>
+                <w:rFonts w:ascii="Times New Roman" w:hAnsi="Times New Roman" w:cs="Times New Roman"/>
               </w:rPr>
             </w:pPr>
             <w:proofErr w:type="spellStart"/>
             <w:r>
               <w:rPr>
-                <w:rFonts w:cs="Calibri"/>
+                <w:rFonts w:ascii="Times New Roman" w:hAnsi="Times New Roman" w:cs="Times New Roman"/>
               </w:rPr>
               <w:t>SzerepkorID</w:t>
             </w:r>
@@ -1558,14 +2417,13 @@
           </w:tcPr>
           <w:p>
             <w:pPr>
-              <w:ind w:left="0"/>
-              <w:rPr>
-                <w:rFonts w:cs="Calibri"/>
+              <w:rPr>
+                <w:rFonts w:ascii="Times New Roman" w:hAnsi="Times New Roman" w:cs="Times New Roman"/>
               </w:rPr>
             </w:pPr>
             <w:r>
               <w:rPr>
-                <w:rFonts w:cs="Calibri"/>
+                <w:rFonts w:ascii="Times New Roman" w:hAnsi="Times New Roman" w:cs="Times New Roman"/>
               </w:rPr>
               <w:t>int</w:t>
             </w:r>
@@ -1578,14 +2436,13 @@
           </w:tcPr>
           <w:p>
             <w:pPr>
-              <w:ind w:left="0"/>
-              <w:rPr>
-                <w:rFonts w:cs="Calibri"/>
+              <w:rPr>
+                <w:rFonts w:ascii="Times New Roman" w:hAnsi="Times New Roman" w:cs="Times New Roman"/>
               </w:rPr>
             </w:pPr>
             <w:r>
               <w:rPr>
-                <w:rFonts w:cs="Calibri"/>
+                <w:rFonts w:ascii="Times New Roman" w:hAnsi="Times New Roman" w:cs="Times New Roman"/>
               </w:rPr>
               <w:t>FK</w:t>
             </w:r>
@@ -1598,14 +2455,13 @@
           </w:tcPr>
           <w:p>
             <w:pPr>
-              <w:ind w:left="0"/>
-              <w:rPr>
-                <w:rFonts w:cs="Calibri"/>
+              <w:rPr>
+                <w:rFonts w:ascii="Times New Roman" w:hAnsi="Times New Roman" w:cs="Times New Roman"/>
               </w:rPr>
             </w:pPr>
             <w:r>
               <w:rPr>
-                <w:rFonts w:cs="Calibri"/>
+                <w:rFonts w:ascii="Times New Roman" w:hAnsi="Times New Roman" w:cs="Times New Roman"/>
               </w:rPr>
               <w:t>Hivatkozás a Szerepkorok táblára.</w:t>
             </w:r>
@@ -1617,16 +2473,339 @@
       <w:pPr>
         <w:pStyle w:val="Cmsor3"/>
         <w:ind w:left="714" w:hanging="357"/>
+        <w:rPr>
+          <w:rFonts w:ascii="Times New Roman" w:hAnsi="Times New Roman" w:cs="Times New Roman"/>
+        </w:rPr>
       </w:pPr>
       <w:proofErr w:type="spellStart"/>
       <w:r>
+        <w:rPr>
+          <w:rFonts w:ascii="Times New Roman" w:hAnsi="Times New Roman" w:cs="Times New Roman"/>
+        </w:rPr>
         <w:t>DiakAdatok</w:t>
       </w:r>
       <w:proofErr w:type="spellEnd"/>
     </w:p>
     <w:p>
-      <w:r>
+      <w:pPr>
+        <w:rPr>
+          <w:rFonts w:ascii="Times New Roman" w:hAnsi="Times New Roman" w:cs="Times New Roman"/>
+        </w:rPr>
+      </w:pPr>
+      <w:r>
+        <w:rPr>
+          <w:rFonts w:ascii="Times New Roman" w:hAnsi="Times New Roman" w:cs="Times New Roman"/>
+        </w:rPr>
         <w:t>A kollégiumi lakók kiegészítő adatai.</w:t>
+      </w:r>
+    </w:p>
+    <w:tbl>
+      <w:tblPr>
+        <w:tblStyle w:val="Rcsostblzat"/>
+        <w:tblW w:w="7796" w:type="dxa"/>
+        <w:tblInd w:w="704" w:type="dxa"/>
+        <w:tblLook w:val="04A0" w:firstRow="1" w:lastRow="0" w:firstColumn="1" w:lastColumn="0" w:noHBand="0" w:noVBand="1"/>
+      </w:tblPr>
+      <w:tblGrid>
+        <w:gridCol w:w="1413"/>
+        <w:gridCol w:w="1576"/>
+        <w:gridCol w:w="1972"/>
+        <w:gridCol w:w="2835"/>
+      </w:tblGrid>
+      <w:tr>
+        <w:tc>
+          <w:tcPr>
+            <w:tcW w:w="1414" w:type="dxa"/>
+            <w:vAlign w:val="center"/>
+          </w:tcPr>
+          <w:p>
+            <w:pPr>
+              <w:rPr>
+                <w:rFonts w:ascii="Times New Roman" w:hAnsi="Times New Roman" w:cs="Times New Roman"/>
+              </w:rPr>
+            </w:pPr>
+            <w:proofErr w:type="spellStart"/>
+            <w:r>
+              <w:rPr>
+                <w:rFonts w:ascii="Times New Roman" w:hAnsi="Times New Roman" w:cs="Times New Roman"/>
+              </w:rPr>
+              <w:t>UserID</w:t>
+            </w:r>
+            <w:proofErr w:type="spellEnd"/>
+          </w:p>
+        </w:tc>
+        <w:tc>
+          <w:tcPr>
+            <w:tcW w:w="1575" w:type="dxa"/>
+            <w:vAlign w:val="center"/>
+          </w:tcPr>
+          <w:p>
+            <w:pPr>
+              <w:rPr>
+                <w:rFonts w:ascii="Times New Roman" w:hAnsi="Times New Roman" w:cs="Times New Roman"/>
+              </w:rPr>
+            </w:pPr>
+            <w:r>
+              <w:rPr>
+                <w:rFonts w:ascii="Times New Roman" w:hAnsi="Times New Roman" w:cs="Times New Roman"/>
+              </w:rPr>
+              <w:t>int</w:t>
+            </w:r>
+          </w:p>
+        </w:tc>
+        <w:tc>
+          <w:tcPr>
+            <w:tcW w:w="1972" w:type="dxa"/>
+            <w:vAlign w:val="center"/>
+          </w:tcPr>
+          <w:p>
+            <w:pPr>
+              <w:rPr>
+                <w:rFonts w:ascii="Times New Roman" w:hAnsi="Times New Roman" w:cs="Times New Roman"/>
+              </w:rPr>
+            </w:pPr>
+            <w:r>
+              <w:rPr>
+                <w:rFonts w:ascii="Times New Roman" w:hAnsi="Times New Roman" w:cs="Times New Roman"/>
+              </w:rPr>
+              <w:t>PK, FK</w:t>
+            </w:r>
+          </w:p>
+        </w:tc>
+        <w:tc>
+          <w:tcPr>
+            <w:tcW w:w="2835" w:type="dxa"/>
+            <w:vAlign w:val="center"/>
+          </w:tcPr>
+          <w:p>
+            <w:pPr>
+              <w:rPr>
+                <w:rFonts w:ascii="Times New Roman" w:hAnsi="Times New Roman" w:cs="Times New Roman"/>
+              </w:rPr>
+            </w:pPr>
+            <w:r>
+              <w:rPr>
+                <w:rFonts w:ascii="Times New Roman" w:hAnsi="Times New Roman" w:cs="Times New Roman"/>
+              </w:rPr>
+              <w:t xml:space="preserve">Kapcsolat a </w:t>
+            </w:r>
+            <w:proofErr w:type="spellStart"/>
+            <w:r>
+              <w:rPr>
+                <w:rFonts w:ascii="Times New Roman" w:hAnsi="Times New Roman" w:cs="Times New Roman"/>
+              </w:rPr>
+              <w:t>Felhasznalok</w:t>
+            </w:r>
+            <w:proofErr w:type="spellEnd"/>
+            <w:r>
+              <w:rPr>
+                <w:rFonts w:ascii="Times New Roman" w:hAnsi="Times New Roman" w:cs="Times New Roman"/>
+              </w:rPr>
+              <w:t xml:space="preserve"> táblához</w:t>
+            </w:r>
+          </w:p>
+        </w:tc>
+      </w:tr>
+      <w:tr>
+        <w:tc>
+          <w:tcPr>
+            <w:tcW w:w="1414" w:type="dxa"/>
+            <w:vAlign w:val="center"/>
+          </w:tcPr>
+          <w:p>
+            <w:pPr>
+              <w:rPr>
+                <w:rFonts w:ascii="Times New Roman" w:hAnsi="Times New Roman" w:cs="Times New Roman"/>
+              </w:rPr>
+            </w:pPr>
+            <w:proofErr w:type="spellStart"/>
+            <w:r>
+              <w:rPr>
+                <w:rFonts w:ascii="Times New Roman" w:hAnsi="Times New Roman" w:cs="Times New Roman"/>
+              </w:rPr>
+              <w:t>Evfolyam</w:t>
+            </w:r>
+            <w:proofErr w:type="spellEnd"/>
+          </w:p>
+        </w:tc>
+        <w:tc>
+          <w:tcPr>
+            <w:tcW w:w="1575" w:type="dxa"/>
+            <w:vAlign w:val="center"/>
+          </w:tcPr>
+          <w:p>
+            <w:pPr>
+              <w:rPr>
+                <w:rFonts w:ascii="Times New Roman" w:hAnsi="Times New Roman" w:cs="Times New Roman"/>
+              </w:rPr>
+            </w:pPr>
+            <w:r>
+              <w:rPr>
+                <w:rFonts w:ascii="Times New Roman" w:hAnsi="Times New Roman" w:cs="Times New Roman"/>
+              </w:rPr>
+              <w:t>int</w:t>
+            </w:r>
+          </w:p>
+        </w:tc>
+        <w:tc>
+          <w:tcPr>
+            <w:tcW w:w="1972" w:type="dxa"/>
+            <w:vAlign w:val="center"/>
+          </w:tcPr>
+          <w:p>
+            <w:pPr>
+              <w:rPr>
+                <w:rFonts w:ascii="Times New Roman" w:hAnsi="Times New Roman" w:cs="Times New Roman"/>
+              </w:rPr>
+            </w:pPr>
+            <w:r>
+              <w:rPr>
+                <w:rFonts w:ascii="Times New Roman" w:hAnsi="Times New Roman" w:cs="Times New Roman"/>
+              </w:rPr>
+              <w:t>-</w:t>
+            </w:r>
+          </w:p>
+        </w:tc>
+        <w:tc>
+          <w:tcPr>
+            <w:tcW w:w="2835" w:type="dxa"/>
+            <w:vAlign w:val="center"/>
+          </w:tcPr>
+          <w:p>
+            <w:pPr>
+              <w:rPr>
+                <w:rFonts w:ascii="Times New Roman" w:hAnsi="Times New Roman" w:cs="Times New Roman"/>
+              </w:rPr>
+            </w:pPr>
+            <w:r>
+              <w:rPr>
+                <w:rFonts w:ascii="Times New Roman" w:hAnsi="Times New Roman" w:cs="Times New Roman"/>
+              </w:rPr>
+              <w:t>A hallgató aktuális évfolyama.</w:t>
+            </w:r>
+          </w:p>
+        </w:tc>
+      </w:tr>
+      <w:tr>
+        <w:tc>
+          <w:tcPr>
+            <w:tcW w:w="1414" w:type="dxa"/>
+            <w:vAlign w:val="center"/>
+          </w:tcPr>
+          <w:p>
+            <w:pPr>
+              <w:rPr>
+                <w:rFonts w:ascii="Times New Roman" w:hAnsi="Times New Roman" w:cs="Times New Roman"/>
+              </w:rPr>
+            </w:pPr>
+            <w:proofErr w:type="spellStart"/>
+            <w:r>
+              <w:rPr>
+                <w:rFonts w:ascii="Times New Roman" w:hAnsi="Times New Roman" w:cs="Times New Roman"/>
+              </w:rPr>
+              <w:t>Lakcim</w:t>
+            </w:r>
+            <w:proofErr w:type="spellEnd"/>
+          </w:p>
+        </w:tc>
+        <w:tc>
+          <w:tcPr>
+            <w:tcW w:w="1575" w:type="dxa"/>
+            <w:vAlign w:val="center"/>
+          </w:tcPr>
+          <w:p>
+            <w:pPr>
+              <w:rPr>
+                <w:rFonts w:ascii="Times New Roman" w:hAnsi="Times New Roman" w:cs="Times New Roman"/>
+              </w:rPr>
+            </w:pPr>
+            <w:proofErr w:type="spellStart"/>
+            <w:r>
+              <w:rPr>
+                <w:rFonts w:ascii="Times New Roman" w:hAnsi="Times New Roman" w:cs="Times New Roman"/>
+              </w:rPr>
+              <w:t>nvarchar</w:t>
+            </w:r>
+            <w:proofErr w:type="spellEnd"/>
+            <w:r>
+              <w:rPr>
+                <w:rFonts w:ascii="Times New Roman" w:hAnsi="Times New Roman" w:cs="Times New Roman"/>
+              </w:rPr>
+              <w:t>(255)</w:t>
+            </w:r>
+          </w:p>
+        </w:tc>
+        <w:tc>
+          <w:tcPr>
+            <w:tcW w:w="1972" w:type="dxa"/>
+            <w:vAlign w:val="center"/>
+          </w:tcPr>
+          <w:p>
+            <w:pPr>
+              <w:rPr>
+                <w:rFonts w:ascii="Times New Roman" w:hAnsi="Times New Roman" w:cs="Times New Roman"/>
+              </w:rPr>
+            </w:pPr>
+            <w:r>
+              <w:rPr>
+                <w:rFonts w:ascii="Times New Roman" w:hAnsi="Times New Roman" w:cs="Times New Roman"/>
+              </w:rPr>
+              <w:t>-</w:t>
+            </w:r>
+          </w:p>
+        </w:tc>
+        <w:tc>
+          <w:tcPr>
+            <w:tcW w:w="2835" w:type="dxa"/>
+            <w:vAlign w:val="center"/>
+          </w:tcPr>
+          <w:p>
+            <w:pPr>
+              <w:rPr>
+                <w:rFonts w:ascii="Times New Roman" w:hAnsi="Times New Roman" w:cs="Times New Roman"/>
+              </w:rPr>
+            </w:pPr>
+            <w:r>
+              <w:rPr>
+                <w:rFonts w:ascii="Times New Roman" w:hAnsi="Times New Roman" w:cs="Times New Roman"/>
+              </w:rPr>
+              <w:t>A diák állandó lakcíme.</w:t>
+            </w:r>
+          </w:p>
+        </w:tc>
+      </w:tr>
+    </w:tbl>
+    <w:p>
+      <w:pPr>
+        <w:pStyle w:val="Cmsor3"/>
+        <w:rPr>
+          <w:rFonts w:ascii="Times New Roman" w:hAnsi="Times New Roman" w:cs="Times New Roman"/>
+        </w:rPr>
+      </w:pPr>
+      <w:r>
+        <w:rPr>
+          <w:rFonts w:ascii="Times New Roman" w:hAnsi="Times New Roman" w:cs="Times New Roman"/>
+        </w:rPr>
+        <w:t>Sz</w:t>
+      </w:r>
+      <w:r>
+        <w:rPr>
+          <w:rFonts w:ascii="Times New Roman" w:hAnsi="Times New Roman" w:cs="Times New Roman"/>
+        </w:rPr>
+        <w:t>erepkorok</w:t>
+      </w:r>
+    </w:p>
+    <w:p>
+      <w:pPr>
+        <w:rPr>
+          <w:rFonts w:ascii="Times New Roman" w:hAnsi="Times New Roman" w:cs="Times New Roman"/>
+        </w:rPr>
+      </w:pPr>
+      <w:r>
+        <w:rPr>
+          <w:rFonts w:ascii="Times New Roman" w:hAnsi="Times New Roman" w:cs="Times New Roman"/>
+        </w:rPr>
+        <w:t>A felhasználói jogosultság szintek.</w:t>
       </w:r>
     </w:p>
     <w:tbl>
@@ -1650,13 +2829,16 @@
           </w:tcPr>
           <w:p>
             <w:pPr>
-              <w:ind w:left="0"/>
+              <w:rPr>
+                <w:rFonts w:ascii="Times New Roman" w:hAnsi="Times New Roman" w:cs="Times New Roman"/>
+              </w:rPr>
             </w:pPr>
-            <w:proofErr w:type="spellStart"/>
-            <w:r>
-              <w:t>UserID</w:t>
-            </w:r>
-            <w:proofErr w:type="spellEnd"/>
+            <w:r>
+              <w:rPr>
+                <w:rFonts w:ascii="Times New Roman" w:hAnsi="Times New Roman" w:cs="Times New Roman"/>
+              </w:rPr>
+              <w:t>ID</w:t>
+            </w:r>
           </w:p>
         </w:tc>
         <w:tc>
@@ -1666,9 +2848,14 @@
           </w:tcPr>
           <w:p>
             <w:pPr>
-              <w:ind w:left="0"/>
+              <w:rPr>
+                <w:rFonts w:ascii="Times New Roman" w:hAnsi="Times New Roman" w:cs="Times New Roman"/>
+              </w:rPr>
             </w:pPr>
             <w:r>
+              <w:rPr>
+                <w:rFonts w:ascii="Times New Roman" w:hAnsi="Times New Roman" w:cs="Times New Roman"/>
+              </w:rPr>
               <w:t>int</w:t>
             </w:r>
           </w:p>
@@ -1680,11 +2867,24 @@
           </w:tcPr>
           <w:p>
             <w:pPr>
-              <w:ind w:left="0"/>
+              <w:rPr>
+                <w:rFonts w:ascii="Times New Roman" w:hAnsi="Times New Roman" w:cs="Times New Roman"/>
+              </w:rPr>
             </w:pPr>
             <w:r>
-              <w:t>PK, FK</w:t>
-            </w:r>
+              <w:rPr>
+                <w:rFonts w:ascii="Times New Roman" w:hAnsi="Times New Roman" w:cs="Times New Roman"/>
+              </w:rPr>
+              <w:t xml:space="preserve">PK, </w:t>
+            </w:r>
+            <w:proofErr w:type="spellStart"/>
+            <w:r>
+              <w:rPr>
+                <w:rFonts w:ascii="Times New Roman" w:hAnsi="Times New Roman" w:cs="Times New Roman"/>
+              </w:rPr>
+              <w:t>Identity</w:t>
+            </w:r>
+            <w:proofErr w:type="spellEnd"/>
           </w:p>
         </w:tc>
         <w:tc>
@@ -1694,18 +2894,15 @@
           </w:tcPr>
           <w:p>
             <w:pPr>
-              <w:ind w:left="0"/>
+              <w:rPr>
+                <w:rFonts w:ascii="Times New Roman" w:hAnsi="Times New Roman" w:cs="Times New Roman"/>
+              </w:rPr>
             </w:pPr>
             <w:r>
-              <w:t xml:space="preserve">Kapcsolat a </w:t>
-            </w:r>
-            <w:proofErr w:type="spellStart"/>
-            <w:r>
-              <w:t>Felhasznalok</w:t>
-            </w:r>
-            <w:proofErr w:type="spellEnd"/>
-            <w:r>
-              <w:t xml:space="preserve"> táblához</w:t>
+              <w:rPr>
+                <w:rFonts w:ascii="Times New Roman" w:hAnsi="Times New Roman" w:cs="Times New Roman"/>
+              </w:rPr>
+              <w:t>Egyedi azonosító.</w:t>
             </w:r>
           </w:p>
         </w:tc>
@@ -1718,11 +2915,16 @@
           </w:tcPr>
           <w:p>
             <w:pPr>
-              <w:ind w:left="0"/>
+              <w:rPr>
+                <w:rFonts w:ascii="Times New Roman" w:hAnsi="Times New Roman" w:cs="Times New Roman"/>
+              </w:rPr>
             </w:pPr>
             <w:proofErr w:type="spellStart"/>
             <w:r>
-              <w:t>Evfolyam</w:t>
+              <w:rPr>
+                <w:rFonts w:ascii="Times New Roman" w:hAnsi="Times New Roman" w:cs="Times New Roman"/>
+              </w:rPr>
+              <w:t>Nev</w:t>
             </w:r>
             <w:proofErr w:type="spellEnd"/>
           </w:p>
@@ -1734,10 +2936,23 @@
           </w:tcPr>
           <w:p>
             <w:pPr>
-              <w:ind w:left="0"/>
+              <w:rPr>
+                <w:rFonts w:ascii="Times New Roman" w:hAnsi="Times New Roman" w:cs="Times New Roman"/>
+              </w:rPr>
             </w:pPr>
-            <w:r>
-              <w:t>int</w:t>
+            <w:proofErr w:type="spellStart"/>
+            <w:r>
+              <w:rPr>
+                <w:rFonts w:ascii="Times New Roman" w:hAnsi="Times New Roman" w:cs="Times New Roman"/>
+              </w:rPr>
+              <w:t>nvarchar</w:t>
+            </w:r>
+            <w:proofErr w:type="spellEnd"/>
+            <w:r>
+              <w:rPr>
+                <w:rFonts w:ascii="Times New Roman" w:hAnsi="Times New Roman" w:cs="Times New Roman"/>
+              </w:rPr>
+              <w:t>(50)</w:t>
             </w:r>
           </w:p>
         </w:tc>
@@ -1748,10 +2963,23 @@
           </w:tcPr>
           <w:p>
             <w:pPr>
-              <w:ind w:left="0"/>
+              <w:rPr>
+                <w:rFonts w:ascii="Times New Roman" w:hAnsi="Times New Roman" w:cs="Times New Roman"/>
+              </w:rPr>
             </w:pPr>
-            <w:r>
-              <w:t>-</w:t>
+            <w:proofErr w:type="spellStart"/>
+            <w:r>
+              <w:rPr>
+                <w:rFonts w:ascii="Times New Roman" w:hAnsi="Times New Roman" w:cs="Times New Roman"/>
+              </w:rPr>
+              <w:t>Not</w:t>
+            </w:r>
+            <w:proofErr w:type="spellEnd"/>
+            <w:r>
+              <w:rPr>
+                <w:rFonts w:ascii="Times New Roman" w:hAnsi="Times New Roman" w:cs="Times New Roman"/>
+              </w:rPr>
+              <w:t xml:space="preserve"> Null</w:t>
             </w:r>
           </w:p>
         </w:tc>
@@ -1762,80 +2990,29 @@
           </w:tcPr>
           <w:p>
             <w:pPr>
-              <w:ind w:left="0"/>
+              <w:rPr>
+                <w:rFonts w:ascii="Times New Roman" w:hAnsi="Times New Roman" w:cs="Times New Roman"/>
+              </w:rPr>
             </w:pPr>
             <w:r>
-              <w:t>A hallgató aktuális évfolyama.</w:t>
-            </w:r>
-          </w:p>
-        </w:tc>
-      </w:tr>
-      <w:tr>
-        <w:tc>
-          <w:tcPr>
-            <w:tcW w:w="1414" w:type="dxa"/>
-            <w:vAlign w:val="center"/>
-          </w:tcPr>
-          <w:p>
-            <w:pPr>
-              <w:ind w:left="0"/>
-            </w:pPr>
+              <w:rPr>
+                <w:rFonts w:ascii="Times New Roman" w:hAnsi="Times New Roman" w:cs="Times New Roman"/>
+              </w:rPr>
+              <w:t xml:space="preserve">Szerepkör neve (pl. </w:t>
+            </w:r>
             <w:proofErr w:type="spellStart"/>
             <w:r>
-              <w:t>Lakcim</w:t>
+              <w:rPr>
+                <w:rFonts w:ascii="Times New Roman" w:hAnsi="Times New Roman" w:cs="Times New Roman"/>
+              </w:rPr>
+              <w:t>Admin</w:t>
             </w:r>
             <w:proofErr w:type="spellEnd"/>
-          </w:p>
-        </w:tc>
-        <w:tc>
-          <w:tcPr>
-            <w:tcW w:w="1575" w:type="dxa"/>
-            <w:vAlign w:val="center"/>
-          </w:tcPr>
-          <w:p>
-            <w:pPr>
-              <w:ind w:left="0"/>
-            </w:pPr>
-            <w:proofErr w:type="spellStart"/>
-            <w:proofErr w:type="gramStart"/>
-            <w:r>
-              <w:t>nvarchar</w:t>
-            </w:r>
-            <w:proofErr w:type="spellEnd"/>
-            <w:r>
-              <w:t>(</w:t>
-            </w:r>
-            <w:proofErr w:type="gramEnd"/>
-            <w:r>
-              <w:t>255)</w:t>
-            </w:r>
-          </w:p>
-        </w:tc>
-        <w:tc>
-          <w:tcPr>
-            <w:tcW w:w="1972" w:type="dxa"/>
-            <w:vAlign w:val="center"/>
-          </w:tcPr>
-          <w:p>
-            <w:pPr>
-              <w:ind w:left="0"/>
-            </w:pPr>
-            <w:r>
-              <w:t>-</w:t>
-            </w:r>
-          </w:p>
-        </w:tc>
-        <w:tc>
-          <w:tcPr>
-            <w:tcW w:w="2835" w:type="dxa"/>
-            <w:vAlign w:val="center"/>
-          </w:tcPr>
-          <w:p>
-            <w:pPr>
-              <w:ind w:left="0"/>
-            </w:pPr>
-            <w:r>
-              <w:t>A diák állandó lakcíme.</w:t>
+            <w:r>
+              <w:rPr>
+                <w:rFonts w:ascii="Times New Roman" w:hAnsi="Times New Roman" w:cs="Times New Roman"/>
+              </w:rPr>
+              <w:t>, Lakó).</w:t>
             </w:r>
           </w:p>
         </w:tc>
@@ -1843,18 +3020,41 @@
     </w:tbl>
     <w:p>
       <w:pPr>
-        <w:pStyle w:val="Cmsor3"/>
-      </w:pPr>
-      <w:r>
-        <w:t>Sz</w:t>
-      </w:r>
-      <w:r>
-        <w:t>erepkorok</w:t>
-      </w:r>
+        <w:rPr>
+          <w:rFonts w:ascii="Times New Roman" w:hAnsi="Times New Roman" w:cs="Times New Roman"/>
+        </w:rPr>
+      </w:pPr>
     </w:p>
     <w:p>
-      <w:r>
-        <w:t>A felhasználói jogosultság szintek.</w:t>
+      <w:pPr>
+        <w:pStyle w:val="Cmsor3"/>
+        <w:pageBreakBefore/>
+        <w:ind w:left="714" w:hanging="357"/>
+        <w:rPr>
+          <w:rFonts w:ascii="Times New Roman" w:hAnsi="Times New Roman" w:cs="Times New Roman"/>
+        </w:rPr>
+      </w:pPr>
+      <w:proofErr w:type="spellStart"/>
+      <w:r>
+        <w:rPr>
+          <w:rFonts w:ascii="Times New Roman" w:hAnsi="Times New Roman" w:cs="Times New Roman"/>
+        </w:rPr>
+        <w:lastRenderedPageBreak/>
+        <w:t>Szobak</w:t>
+      </w:r>
+      <w:proofErr w:type="spellEnd"/>
+    </w:p>
+    <w:p>
+      <w:pPr>
+        <w:rPr>
+          <w:rFonts w:ascii="Times New Roman" w:hAnsi="Times New Roman" w:cs="Times New Roman"/>
+        </w:rPr>
+      </w:pPr>
+      <w:r>
+        <w:rPr>
+          <w:rFonts w:ascii="Times New Roman" w:hAnsi="Times New Roman" w:cs="Times New Roman"/>
+        </w:rPr>
+        <w:t>A kollégium szobáinak nyilvántartása.</w:t>
       </w:r>
     </w:p>
     <w:tbl>
@@ -1865,189 +3065,10 @@
         <w:tblLook w:val="04A0" w:firstRow="1" w:lastRow="0" w:firstColumn="1" w:lastColumn="0" w:noHBand="0" w:noVBand="1"/>
       </w:tblPr>
       <w:tblGrid>
-        <w:gridCol w:w="1414"/>
-        <w:gridCol w:w="1575"/>
-        <w:gridCol w:w="1972"/>
-        <w:gridCol w:w="2835"/>
-      </w:tblGrid>
-      <w:tr>
-        <w:tc>
-          <w:tcPr>
-            <w:tcW w:w="1414" w:type="dxa"/>
-            <w:vAlign w:val="center"/>
-          </w:tcPr>
-          <w:p>
-            <w:pPr>
-              <w:ind w:left="0"/>
-            </w:pPr>
-            <w:r>
-              <w:t>ID</w:t>
-            </w:r>
-          </w:p>
-        </w:tc>
-        <w:tc>
-          <w:tcPr>
-            <w:tcW w:w="1575" w:type="dxa"/>
-            <w:vAlign w:val="center"/>
-          </w:tcPr>
-          <w:p>
-            <w:pPr>
-              <w:ind w:left="0"/>
-            </w:pPr>
-            <w:r>
-              <w:t>int</w:t>
-            </w:r>
-          </w:p>
-        </w:tc>
-        <w:tc>
-          <w:tcPr>
-            <w:tcW w:w="1972" w:type="dxa"/>
-            <w:vAlign w:val="center"/>
-          </w:tcPr>
-          <w:p>
-            <w:pPr>
-              <w:ind w:left="0"/>
-            </w:pPr>
-            <w:r>
-              <w:t xml:space="preserve">PK, </w:t>
-            </w:r>
-            <w:proofErr w:type="spellStart"/>
-            <w:r>
-              <w:t>Identity</w:t>
-            </w:r>
-            <w:proofErr w:type="spellEnd"/>
-          </w:p>
-        </w:tc>
-        <w:tc>
-          <w:tcPr>
-            <w:tcW w:w="2835" w:type="dxa"/>
-            <w:vAlign w:val="center"/>
-          </w:tcPr>
-          <w:p>
-            <w:pPr>
-              <w:ind w:left="0"/>
-            </w:pPr>
-            <w:r>
-              <w:t>Egyedi azonosító.</w:t>
-            </w:r>
-          </w:p>
-        </w:tc>
-      </w:tr>
-      <w:tr>
-        <w:tc>
-          <w:tcPr>
-            <w:tcW w:w="1414" w:type="dxa"/>
-            <w:vAlign w:val="center"/>
-          </w:tcPr>
-          <w:p>
-            <w:pPr>
-              <w:ind w:left="0"/>
-            </w:pPr>
-            <w:proofErr w:type="spellStart"/>
-            <w:r>
-              <w:t>Nev</w:t>
-            </w:r>
-            <w:proofErr w:type="spellEnd"/>
-          </w:p>
-        </w:tc>
-        <w:tc>
-          <w:tcPr>
-            <w:tcW w:w="1575" w:type="dxa"/>
-            <w:vAlign w:val="center"/>
-          </w:tcPr>
-          <w:p>
-            <w:pPr>
-              <w:ind w:left="0"/>
-            </w:pPr>
-            <w:proofErr w:type="spellStart"/>
-            <w:proofErr w:type="gramStart"/>
-            <w:r>
-              <w:t>nvarchar</w:t>
-            </w:r>
-            <w:proofErr w:type="spellEnd"/>
-            <w:r>
-              <w:t>(</w:t>
-            </w:r>
-            <w:proofErr w:type="gramEnd"/>
-            <w:r>
-              <w:t>50)</w:t>
-            </w:r>
-          </w:p>
-        </w:tc>
-        <w:tc>
-          <w:tcPr>
-            <w:tcW w:w="1972" w:type="dxa"/>
-            <w:vAlign w:val="center"/>
-          </w:tcPr>
-          <w:p>
-            <w:pPr>
-              <w:ind w:left="0"/>
-            </w:pPr>
-            <w:proofErr w:type="spellStart"/>
-            <w:r>
-              <w:t>Not</w:t>
-            </w:r>
-            <w:proofErr w:type="spellEnd"/>
-            <w:r>
-              <w:t xml:space="preserve"> Null</w:t>
-            </w:r>
-          </w:p>
-        </w:tc>
-        <w:tc>
-          <w:tcPr>
-            <w:tcW w:w="2835" w:type="dxa"/>
-            <w:vAlign w:val="center"/>
-          </w:tcPr>
-          <w:p>
-            <w:pPr>
-              <w:ind w:left="0"/>
-            </w:pPr>
-            <w:r>
-              <w:t xml:space="preserve">Szerepkör neve (pl. </w:t>
-            </w:r>
-            <w:proofErr w:type="spellStart"/>
-            <w:r>
-              <w:t>Admin</w:t>
-            </w:r>
-            <w:proofErr w:type="spellEnd"/>
-            <w:r>
-              <w:t>, Lakó).</w:t>
-            </w:r>
-          </w:p>
-        </w:tc>
-      </w:tr>
-    </w:tbl>
-    <w:p/>
-    <w:p>
-      <w:pPr>
-        <w:pStyle w:val="Cmsor3"/>
-        <w:pageBreakBefore/>
-        <w:ind w:left="714" w:hanging="357"/>
-      </w:pPr>
-      <w:proofErr w:type="spellStart"/>
-      <w:r>
-        <w:lastRenderedPageBreak/>
-        <w:t>Szobak</w:t>
-      </w:r>
-      <w:proofErr w:type="spellEnd"/>
-    </w:p>
-    <w:p>
-      <w:r>
-        <w:t>A kollégium szobáinak nyilvántartása.</w:t>
-      </w:r>
-    </w:p>
-    <w:tbl>
-      <w:tblPr>
-        <w:tblStyle w:val="Rcsostblzat"/>
-        <w:tblW w:w="7796" w:type="dxa"/>
-        <w:tblInd w:w="704" w:type="dxa"/>
-        <w:tblLook w:val="04A0" w:firstRow="1" w:lastRow="0" w:firstColumn="1" w:lastColumn="0" w:noHBand="0" w:noVBand="1"/>
-      </w:tblPr>
-      <w:tblGrid>
-        <w:gridCol w:w="1480"/>
-        <w:gridCol w:w="1572"/>
-        <w:gridCol w:w="1946"/>
-        <w:gridCol w:w="2798"/>
+        <w:gridCol w:w="1510"/>
+        <w:gridCol w:w="1571"/>
+        <w:gridCol w:w="1934"/>
+        <w:gridCol w:w="2781"/>
       </w:tblGrid>
       <w:tr>
         <w:tc>
@@ -2057,9 +3078,14 @@
           </w:tcPr>
           <w:p>
             <w:pPr>
-              <w:ind w:left="0"/>
+              <w:rPr>
+                <w:rFonts w:ascii="Times New Roman" w:hAnsi="Times New Roman" w:cs="Times New Roman"/>
+              </w:rPr>
             </w:pPr>
             <w:r>
+              <w:rPr>
+                <w:rFonts w:ascii="Times New Roman" w:hAnsi="Times New Roman" w:cs="Times New Roman"/>
+              </w:rPr>
               <w:t>ID</w:t>
             </w:r>
           </w:p>
@@ -2071,9 +3097,14 @@
           </w:tcPr>
           <w:p>
             <w:pPr>
-              <w:ind w:left="0"/>
+              <w:rPr>
+                <w:rFonts w:ascii="Times New Roman" w:hAnsi="Times New Roman" w:cs="Times New Roman"/>
+              </w:rPr>
             </w:pPr>
             <w:r>
+              <w:rPr>
+                <w:rFonts w:ascii="Times New Roman" w:hAnsi="Times New Roman" w:cs="Times New Roman"/>
+              </w:rPr>
               <w:t>int</w:t>
             </w:r>
           </w:p>
@@ -2085,13 +3116,21 @@
           </w:tcPr>
           <w:p>
             <w:pPr>
-              <w:ind w:left="0"/>
+              <w:rPr>
+                <w:rFonts w:ascii="Times New Roman" w:hAnsi="Times New Roman" w:cs="Times New Roman"/>
+              </w:rPr>
             </w:pPr>
             <w:r>
+              <w:rPr>
+                <w:rFonts w:ascii="Times New Roman" w:hAnsi="Times New Roman" w:cs="Times New Roman"/>
+              </w:rPr>
               <w:t xml:space="preserve">PK, </w:t>
             </w:r>
             <w:proofErr w:type="spellStart"/>
             <w:r>
+              <w:rPr>
+                <w:rFonts w:ascii="Times New Roman" w:hAnsi="Times New Roman" w:cs="Times New Roman"/>
+              </w:rPr>
               <w:t>Identity</w:t>
             </w:r>
             <w:proofErr w:type="spellEnd"/>
@@ -2104,16 +3143,15 @@
           </w:tcPr>
           <w:p>
             <w:pPr>
-              <w:ind w:left="0"/>
+              <w:rPr>
+                <w:rFonts w:ascii="Times New Roman" w:hAnsi="Times New Roman" w:cs="Times New Roman"/>
+              </w:rPr>
             </w:pPr>
             <w:r>
-              <w:t>A szoba</w:t>
-            </w:r>
-            <w:r>
-              <w:t xml:space="preserve"> </w:t>
-            </w:r>
-            <w:r>
-              <w:t>azonosítója.</w:t>
+              <w:rPr>
+                <w:rFonts w:ascii="Times New Roman" w:hAnsi="Times New Roman" w:cs="Times New Roman"/>
+              </w:rPr>
+              <w:t>A szoba azonosítója.</w:t>
             </w:r>
           </w:p>
         </w:tc>
@@ -2126,9 +3164,14 @@
           </w:tcPr>
           <w:p>
             <w:pPr>
-              <w:ind w:left="0"/>
+              <w:rPr>
+                <w:rFonts w:ascii="Times New Roman" w:hAnsi="Times New Roman" w:cs="Times New Roman"/>
+              </w:rPr>
             </w:pPr>
             <w:r>
+              <w:rPr>
+                <w:rFonts w:ascii="Times New Roman" w:hAnsi="Times New Roman" w:cs="Times New Roman"/>
+              </w:rPr>
               <w:t>Szobaszam</w:t>
             </w:r>
           </w:p>
@@ -2140,20 +3183,23 @@
           </w:tcPr>
           <w:p>
             <w:pPr>
-              <w:ind w:left="0"/>
+              <w:rPr>
+                <w:rFonts w:ascii="Times New Roman" w:hAnsi="Times New Roman" w:cs="Times New Roman"/>
+              </w:rPr>
             </w:pPr>
             <w:proofErr w:type="spellStart"/>
-            <w:proofErr w:type="gramStart"/>
-            <w:r>
+            <w:r>
+              <w:rPr>
+                <w:rFonts w:ascii="Times New Roman" w:hAnsi="Times New Roman" w:cs="Times New Roman"/>
+              </w:rPr>
               <w:t>nvarchar</w:t>
             </w:r>
             <w:proofErr w:type="spellEnd"/>
             <w:r>
-              <w:t>(</w:t>
-            </w:r>
-            <w:proofErr w:type="gramEnd"/>
-            <w:r>
-              <w:t>10)</w:t>
+              <w:rPr>
+                <w:rFonts w:ascii="Times New Roman" w:hAnsi="Times New Roman" w:cs="Times New Roman"/>
+              </w:rPr>
+              <w:t>(10)</w:t>
             </w:r>
           </w:p>
         </w:tc>
@@ -2164,14 +3210,22 @@
           </w:tcPr>
           <w:p>
             <w:pPr>
-              <w:ind w:left="0"/>
+              <w:rPr>
+                <w:rFonts w:ascii="Times New Roman" w:hAnsi="Times New Roman" w:cs="Times New Roman"/>
+              </w:rPr>
             </w:pPr>
             <w:proofErr w:type="spellStart"/>
             <w:r>
+              <w:rPr>
+                <w:rFonts w:ascii="Times New Roman" w:hAnsi="Times New Roman" w:cs="Times New Roman"/>
+              </w:rPr>
               <w:t>Not</w:t>
             </w:r>
             <w:proofErr w:type="spellEnd"/>
             <w:r>
+              <w:rPr>
+                <w:rFonts w:ascii="Times New Roman" w:hAnsi="Times New Roman" w:cs="Times New Roman"/>
+              </w:rPr>
               <w:t xml:space="preserve"> Null</w:t>
             </w:r>
           </w:p>
@@ -2183,9 +3237,14 @@
           </w:tcPr>
           <w:p>
             <w:pPr>
-              <w:ind w:left="0"/>
+              <w:rPr>
+                <w:rFonts w:ascii="Times New Roman" w:hAnsi="Times New Roman" w:cs="Times New Roman"/>
+              </w:rPr>
             </w:pPr>
             <w:r>
+              <w:rPr>
+                <w:rFonts w:ascii="Times New Roman" w:hAnsi="Times New Roman" w:cs="Times New Roman"/>
+              </w:rPr>
               <w:t>Az ajtón lévő szám (pl. "C-201").</w:t>
             </w:r>
           </w:p>
@@ -2199,9 +3258,14 @@
           </w:tcPr>
           <w:p>
             <w:pPr>
-              <w:ind w:left="0"/>
+              <w:rPr>
+                <w:rFonts w:ascii="Times New Roman" w:hAnsi="Times New Roman" w:cs="Times New Roman"/>
+              </w:rPr>
             </w:pPr>
             <w:r>
+              <w:rPr>
+                <w:rFonts w:ascii="Times New Roman" w:hAnsi="Times New Roman" w:cs="Times New Roman"/>
+              </w:rPr>
               <w:t>Emelet</w:t>
             </w:r>
           </w:p>
@@ -2213,9 +3277,14 @@
           </w:tcPr>
           <w:p>
             <w:pPr>
-              <w:ind w:left="0"/>
+              <w:rPr>
+                <w:rFonts w:ascii="Times New Roman" w:hAnsi="Times New Roman" w:cs="Times New Roman"/>
+              </w:rPr>
             </w:pPr>
             <w:r>
+              <w:rPr>
+                <w:rFonts w:ascii="Times New Roman" w:hAnsi="Times New Roman" w:cs="Times New Roman"/>
+              </w:rPr>
               <w:t>int</w:t>
             </w:r>
           </w:p>
@@ -2227,9 +3296,14 @@
           </w:tcPr>
           <w:p>
             <w:pPr>
-              <w:ind w:left="0"/>
+              <w:rPr>
+                <w:rFonts w:ascii="Times New Roman" w:hAnsi="Times New Roman" w:cs="Times New Roman"/>
+              </w:rPr>
             </w:pPr>
             <w:r>
+              <w:rPr>
+                <w:rFonts w:ascii="Times New Roman" w:hAnsi="Times New Roman" w:cs="Times New Roman"/>
+              </w:rPr>
               <w:t>-</w:t>
             </w:r>
           </w:p>
@@ -2241,9 +3315,14 @@
           </w:tcPr>
           <w:p>
             <w:pPr>
-              <w:ind w:left="0"/>
+              <w:rPr>
+                <w:rFonts w:ascii="Times New Roman" w:hAnsi="Times New Roman" w:cs="Times New Roman"/>
+              </w:rPr>
             </w:pPr>
             <w:r>
+              <w:rPr>
+                <w:rFonts w:ascii="Times New Roman" w:hAnsi="Times New Roman" w:cs="Times New Roman"/>
+              </w:rPr>
               <w:t>Az emelet száma.</w:t>
             </w:r>
           </w:p>
@@ -2260,10 +3339,15 @@
           </w:tcPr>
           <w:p>
             <w:pPr>
-              <w:ind w:left="0"/>
+              <w:rPr>
+                <w:rFonts w:ascii="Times New Roman" w:hAnsi="Times New Roman" w:cs="Times New Roman"/>
+              </w:rPr>
             </w:pPr>
             <w:proofErr w:type="spellStart"/>
             <w:r>
+              <w:rPr>
+                <w:rFonts w:ascii="Times New Roman" w:hAnsi="Times New Roman" w:cs="Times New Roman"/>
+              </w:rPr>
               <w:t>FerohelyMax</w:t>
             </w:r>
             <w:proofErr w:type="spellEnd"/>
@@ -2276,9 +3360,14 @@
           </w:tcPr>
           <w:p>
             <w:pPr>
-              <w:ind w:left="0"/>
+              <w:rPr>
+                <w:rFonts w:ascii="Times New Roman" w:hAnsi="Times New Roman" w:cs="Times New Roman"/>
+              </w:rPr>
             </w:pPr>
             <w:r>
+              <w:rPr>
+                <w:rFonts w:ascii="Times New Roman" w:hAnsi="Times New Roman" w:cs="Times New Roman"/>
+              </w:rPr>
               <w:t>int</w:t>
             </w:r>
           </w:p>
@@ -2290,9 +3379,14 @@
           </w:tcPr>
           <w:p>
             <w:pPr>
-              <w:ind w:left="0"/>
+              <w:rPr>
+                <w:rFonts w:ascii="Times New Roman" w:hAnsi="Times New Roman" w:cs="Times New Roman"/>
+              </w:rPr>
             </w:pPr>
             <w:r>
+              <w:rPr>
+                <w:rFonts w:ascii="Times New Roman" w:hAnsi="Times New Roman" w:cs="Times New Roman"/>
+              </w:rPr>
               <w:t>-</w:t>
             </w:r>
           </w:p>
@@ -2304,9 +3398,14 @@
           </w:tcPr>
           <w:p>
             <w:pPr>
-              <w:ind w:left="0"/>
+              <w:rPr>
+                <w:rFonts w:ascii="Times New Roman" w:hAnsi="Times New Roman" w:cs="Times New Roman"/>
+              </w:rPr>
             </w:pPr>
             <w:r>
+              <w:rPr>
+                <w:rFonts w:ascii="Times New Roman" w:hAnsi="Times New Roman" w:cs="Times New Roman"/>
+              </w:rPr>
               <w:t>A szoba maximális kapacitása (fő).</w:t>
             </w:r>
           </w:p>
@@ -2317,9 +3416,15 @@
       <w:pPr>
         <w:pStyle w:val="Cmsor3"/>
         <w:ind w:left="714" w:hanging="357"/>
+        <w:rPr>
+          <w:rFonts w:ascii="Times New Roman" w:hAnsi="Times New Roman" w:cs="Times New Roman"/>
+        </w:rPr>
       </w:pPr>
       <w:proofErr w:type="spellStart"/>
       <w:r>
+        <w:rPr>
+          <w:rFonts w:ascii="Times New Roman" w:hAnsi="Times New Roman" w:cs="Times New Roman"/>
+        </w:rPr>
         <w:t>SzobaBeosztasok</w:t>
       </w:r>
       <w:proofErr w:type="spellEnd"/>
@@ -2327,11 +3432,13 @@
     <w:p>
       <w:pPr>
         <w:rPr>
+          <w:rFonts w:ascii="Times New Roman" w:hAnsi="Times New Roman" w:cs="Times New Roman"/>
           <w:lang w:eastAsia="hu-HU"/>
         </w:rPr>
       </w:pPr>
       <w:r>
         <w:rPr>
+          <w:rFonts w:ascii="Times New Roman" w:hAnsi="Times New Roman" w:cs="Times New Roman"/>
           <w:lang w:eastAsia="hu-HU"/>
         </w:rPr>
         <w:t>A diákok és szobák összerendelése.</w:t>
@@ -2345,10 +3452,10 @@
         <w:tblLook w:val="04A0" w:firstRow="1" w:lastRow="0" w:firstColumn="1" w:lastColumn="0" w:noHBand="0" w:noVBand="1"/>
       </w:tblPr>
       <w:tblGrid>
-        <w:gridCol w:w="2128"/>
-        <w:gridCol w:w="1391"/>
-        <w:gridCol w:w="1757"/>
-        <w:gridCol w:w="2520"/>
+        <w:gridCol w:w="2226"/>
+        <w:gridCol w:w="1360"/>
+        <w:gridCol w:w="1733"/>
+        <w:gridCol w:w="2477"/>
       </w:tblGrid>
       <w:tr>
         <w:tc>
@@ -2358,9 +3465,14 @@
           </w:tcPr>
           <w:p>
             <w:pPr>
-              <w:ind w:left="0"/>
+              <w:rPr>
+                <w:rFonts w:ascii="Times New Roman" w:hAnsi="Times New Roman" w:cs="Times New Roman"/>
+              </w:rPr>
             </w:pPr>
             <w:r>
+              <w:rPr>
+                <w:rFonts w:ascii="Times New Roman" w:hAnsi="Times New Roman" w:cs="Times New Roman"/>
+              </w:rPr>
               <w:t>ID</w:t>
             </w:r>
           </w:p>
@@ -2372,9 +3484,14 @@
           </w:tcPr>
           <w:p>
             <w:pPr>
-              <w:ind w:left="0"/>
+              <w:rPr>
+                <w:rFonts w:ascii="Times New Roman" w:hAnsi="Times New Roman" w:cs="Times New Roman"/>
+              </w:rPr>
             </w:pPr>
             <w:r>
+              <w:rPr>
+                <w:rFonts w:ascii="Times New Roman" w:hAnsi="Times New Roman" w:cs="Times New Roman"/>
+              </w:rPr>
               <w:t>int</w:t>
             </w:r>
           </w:p>
@@ -2386,13 +3503,21 @@
           </w:tcPr>
           <w:p>
             <w:pPr>
-              <w:ind w:left="0"/>
+              <w:rPr>
+                <w:rFonts w:ascii="Times New Roman" w:hAnsi="Times New Roman" w:cs="Times New Roman"/>
+              </w:rPr>
             </w:pPr>
             <w:r>
+              <w:rPr>
+                <w:rFonts w:ascii="Times New Roman" w:hAnsi="Times New Roman" w:cs="Times New Roman"/>
+              </w:rPr>
               <w:t xml:space="preserve">PK, </w:t>
             </w:r>
             <w:proofErr w:type="spellStart"/>
             <w:r>
+              <w:rPr>
+                <w:rFonts w:ascii="Times New Roman" w:hAnsi="Times New Roman" w:cs="Times New Roman"/>
+              </w:rPr>
               <w:t>Identity</w:t>
             </w:r>
             <w:proofErr w:type="spellEnd"/>
@@ -2405,9 +3530,14 @@
           </w:tcPr>
           <w:p>
             <w:pPr>
-              <w:ind w:left="0"/>
+              <w:rPr>
+                <w:rFonts w:ascii="Times New Roman" w:hAnsi="Times New Roman" w:cs="Times New Roman"/>
+              </w:rPr>
             </w:pPr>
             <w:r>
+              <w:rPr>
+                <w:rFonts w:ascii="Times New Roman" w:hAnsi="Times New Roman" w:cs="Times New Roman"/>
+              </w:rPr>
               <w:t>A beosztás azonosítója.</w:t>
             </w:r>
           </w:p>
@@ -2421,10 +3551,15 @@
           </w:tcPr>
           <w:p>
             <w:pPr>
-              <w:ind w:left="0"/>
+              <w:rPr>
+                <w:rFonts w:ascii="Times New Roman" w:hAnsi="Times New Roman" w:cs="Times New Roman"/>
+              </w:rPr>
             </w:pPr>
             <w:proofErr w:type="spellStart"/>
             <w:r>
+              <w:rPr>
+                <w:rFonts w:ascii="Times New Roman" w:hAnsi="Times New Roman" w:cs="Times New Roman"/>
+              </w:rPr>
               <w:t>UserID</w:t>
             </w:r>
             <w:proofErr w:type="spellEnd"/>
@@ -2437,9 +3572,14 @@
           </w:tcPr>
           <w:p>
             <w:pPr>
-              <w:ind w:left="0"/>
+              <w:rPr>
+                <w:rFonts w:ascii="Times New Roman" w:hAnsi="Times New Roman" w:cs="Times New Roman"/>
+              </w:rPr>
             </w:pPr>
             <w:r>
+              <w:rPr>
+                <w:rFonts w:ascii="Times New Roman" w:hAnsi="Times New Roman" w:cs="Times New Roman"/>
+              </w:rPr>
               <w:t>int</w:t>
             </w:r>
           </w:p>
@@ -2451,9 +3591,14 @@
           </w:tcPr>
           <w:p>
             <w:pPr>
-              <w:ind w:left="0"/>
+              <w:rPr>
+                <w:rFonts w:ascii="Times New Roman" w:hAnsi="Times New Roman" w:cs="Times New Roman"/>
+              </w:rPr>
             </w:pPr>
             <w:r>
+              <w:rPr>
+                <w:rFonts w:ascii="Times New Roman" w:hAnsi="Times New Roman" w:cs="Times New Roman"/>
+              </w:rPr>
               <w:t>FK</w:t>
             </w:r>
           </w:p>
@@ -2465,9 +3610,14 @@
           </w:tcPr>
           <w:p>
             <w:pPr>
-              <w:ind w:left="0"/>
+              <w:rPr>
+                <w:rFonts w:ascii="Times New Roman" w:hAnsi="Times New Roman" w:cs="Times New Roman"/>
+              </w:rPr>
             </w:pPr>
             <w:r>
+              <w:rPr>
+                <w:rFonts w:ascii="Times New Roman" w:hAnsi="Times New Roman" w:cs="Times New Roman"/>
+              </w:rPr>
               <w:t>A beköltöző diák azonosítója.</w:t>
             </w:r>
           </w:p>
@@ -2481,10 +3631,15 @@
           </w:tcPr>
           <w:p>
             <w:pPr>
-              <w:ind w:left="0"/>
+              <w:rPr>
+                <w:rFonts w:ascii="Times New Roman" w:hAnsi="Times New Roman" w:cs="Times New Roman"/>
+              </w:rPr>
             </w:pPr>
             <w:proofErr w:type="spellStart"/>
             <w:r>
+              <w:rPr>
+                <w:rFonts w:ascii="Times New Roman" w:hAnsi="Times New Roman" w:cs="Times New Roman"/>
+              </w:rPr>
               <w:t>RoomID</w:t>
             </w:r>
             <w:proofErr w:type="spellEnd"/>
@@ -2497,9 +3652,14 @@
           </w:tcPr>
           <w:p>
             <w:pPr>
-              <w:ind w:left="0"/>
+              <w:rPr>
+                <w:rFonts w:ascii="Times New Roman" w:hAnsi="Times New Roman" w:cs="Times New Roman"/>
+              </w:rPr>
             </w:pPr>
             <w:r>
+              <w:rPr>
+                <w:rFonts w:ascii="Times New Roman" w:hAnsi="Times New Roman" w:cs="Times New Roman"/>
+              </w:rPr>
               <w:t>int</w:t>
             </w:r>
           </w:p>
@@ -2511,9 +3671,14 @@
           </w:tcPr>
           <w:p>
             <w:pPr>
-              <w:ind w:left="0"/>
+              <w:rPr>
+                <w:rFonts w:ascii="Times New Roman" w:hAnsi="Times New Roman" w:cs="Times New Roman"/>
+              </w:rPr>
             </w:pPr>
             <w:r>
+              <w:rPr>
+                <w:rFonts w:ascii="Times New Roman" w:hAnsi="Times New Roman" w:cs="Times New Roman"/>
+              </w:rPr>
               <w:t>FK</w:t>
             </w:r>
           </w:p>
@@ -2525,9 +3690,14 @@
           </w:tcPr>
           <w:p>
             <w:pPr>
-              <w:ind w:left="0"/>
+              <w:rPr>
+                <w:rFonts w:ascii="Times New Roman" w:hAnsi="Times New Roman" w:cs="Times New Roman"/>
+              </w:rPr>
             </w:pPr>
             <w:r>
+              <w:rPr>
+                <w:rFonts w:ascii="Times New Roman" w:hAnsi="Times New Roman" w:cs="Times New Roman"/>
+              </w:rPr>
               <w:t>A kiválasztott szoba azonosítója.</w:t>
             </w:r>
           </w:p>
@@ -2541,10 +3711,15 @@
           </w:tcPr>
           <w:p>
             <w:pPr>
-              <w:ind w:left="0"/>
+              <w:rPr>
+                <w:rFonts w:ascii="Times New Roman" w:hAnsi="Times New Roman" w:cs="Times New Roman"/>
+              </w:rPr>
             </w:pPr>
             <w:proofErr w:type="spellStart"/>
             <w:r>
+              <w:rPr>
+                <w:rFonts w:ascii="Times New Roman" w:hAnsi="Times New Roman" w:cs="Times New Roman"/>
+              </w:rPr>
               <w:t>BekoltozesDatum</w:t>
             </w:r>
             <w:proofErr w:type="spellEnd"/>
@@ -2557,10 +3732,15 @@
           </w:tcPr>
           <w:p>
             <w:pPr>
-              <w:ind w:left="0"/>
+              <w:rPr>
+                <w:rFonts w:ascii="Times New Roman" w:hAnsi="Times New Roman" w:cs="Times New Roman"/>
+              </w:rPr>
             </w:pPr>
             <w:proofErr w:type="spellStart"/>
             <w:r>
+              <w:rPr>
+                <w:rFonts w:ascii="Times New Roman" w:hAnsi="Times New Roman" w:cs="Times New Roman"/>
+              </w:rPr>
               <w:t>date</w:t>
             </w:r>
             <w:proofErr w:type="spellEnd"/>
@@ -2573,14 +3753,22 @@
           </w:tcPr>
           <w:p>
             <w:pPr>
-              <w:ind w:left="0"/>
+              <w:rPr>
+                <w:rFonts w:ascii="Times New Roman" w:hAnsi="Times New Roman" w:cs="Times New Roman"/>
+              </w:rPr>
             </w:pPr>
             <w:proofErr w:type="spellStart"/>
             <w:r>
+              <w:rPr>
+                <w:rFonts w:ascii="Times New Roman" w:hAnsi="Times New Roman" w:cs="Times New Roman"/>
+              </w:rPr>
               <w:t>Not</w:t>
             </w:r>
             <w:proofErr w:type="spellEnd"/>
             <w:r>
+              <w:rPr>
+                <w:rFonts w:ascii="Times New Roman" w:hAnsi="Times New Roman" w:cs="Times New Roman"/>
+              </w:rPr>
               <w:t xml:space="preserve"> Null</w:t>
             </w:r>
           </w:p>
@@ -2592,9 +3780,14 @@
           </w:tcPr>
           <w:p>
             <w:pPr>
-              <w:ind w:left="0"/>
+              <w:rPr>
+                <w:rFonts w:ascii="Times New Roman" w:hAnsi="Times New Roman" w:cs="Times New Roman"/>
+              </w:rPr>
             </w:pPr>
             <w:r>
+              <w:rPr>
+                <w:rFonts w:ascii="Times New Roman" w:hAnsi="Times New Roman" w:cs="Times New Roman"/>
+              </w:rPr>
               <w:t>A lakhatás kezdete.</w:t>
             </w:r>
           </w:p>
@@ -2608,10 +3801,15 @@
           </w:tcPr>
           <w:p>
             <w:pPr>
-              <w:ind w:left="0"/>
+              <w:rPr>
+                <w:rFonts w:ascii="Times New Roman" w:hAnsi="Times New Roman" w:cs="Times New Roman"/>
+              </w:rPr>
             </w:pPr>
             <w:proofErr w:type="spellStart"/>
             <w:r>
+              <w:rPr>
+                <w:rFonts w:ascii="Times New Roman" w:hAnsi="Times New Roman" w:cs="Times New Roman"/>
+              </w:rPr>
               <w:t>VarhatoKikoltozes</w:t>
             </w:r>
             <w:proofErr w:type="spellEnd"/>
@@ -2624,10 +3822,15 @@
           </w:tcPr>
           <w:p>
             <w:pPr>
-              <w:ind w:left="0"/>
+              <w:rPr>
+                <w:rFonts w:ascii="Times New Roman" w:hAnsi="Times New Roman" w:cs="Times New Roman"/>
+              </w:rPr>
             </w:pPr>
             <w:proofErr w:type="spellStart"/>
             <w:r>
+              <w:rPr>
+                <w:rFonts w:ascii="Times New Roman" w:hAnsi="Times New Roman" w:cs="Times New Roman"/>
+              </w:rPr>
               <w:t>date</w:t>
             </w:r>
             <w:proofErr w:type="spellEnd"/>
@@ -2640,14 +3843,22 @@
           </w:tcPr>
           <w:p>
             <w:pPr>
-              <w:ind w:left="0"/>
+              <w:rPr>
+                <w:rFonts w:ascii="Times New Roman" w:hAnsi="Times New Roman" w:cs="Times New Roman"/>
+              </w:rPr>
             </w:pPr>
             <w:proofErr w:type="spellStart"/>
             <w:r>
+              <w:rPr>
+                <w:rFonts w:ascii="Times New Roman" w:hAnsi="Times New Roman" w:cs="Times New Roman"/>
+              </w:rPr>
               <w:t>Not</w:t>
             </w:r>
             <w:proofErr w:type="spellEnd"/>
             <w:r>
+              <w:rPr>
+                <w:rFonts w:ascii="Times New Roman" w:hAnsi="Times New Roman" w:cs="Times New Roman"/>
+              </w:rPr>
               <w:t xml:space="preserve"> Null</w:t>
             </w:r>
           </w:p>
@@ -2659,9 +3870,14 @@
           </w:tcPr>
           <w:p>
             <w:pPr>
-              <w:ind w:left="0"/>
+              <w:rPr>
+                <w:rFonts w:ascii="Times New Roman" w:hAnsi="Times New Roman" w:cs="Times New Roman"/>
+              </w:rPr>
             </w:pPr>
             <w:r>
+              <w:rPr>
+                <w:rFonts w:ascii="Times New Roman" w:hAnsi="Times New Roman" w:cs="Times New Roman"/>
+              </w:rPr>
               <w:t>Szerződés szerinti vége.</w:t>
             </w:r>
           </w:p>
@@ -2675,10 +3891,15 @@
           </w:tcPr>
           <w:p>
             <w:pPr>
-              <w:ind w:left="0"/>
+              <w:rPr>
+                <w:rFonts w:ascii="Times New Roman" w:hAnsi="Times New Roman" w:cs="Times New Roman"/>
+              </w:rPr>
             </w:pPr>
             <w:proofErr w:type="spellStart"/>
             <w:r>
+              <w:rPr>
+                <w:rFonts w:ascii="Times New Roman" w:hAnsi="Times New Roman" w:cs="Times New Roman"/>
+              </w:rPr>
               <w:t>TenylegesKikoltozes</w:t>
             </w:r>
             <w:proofErr w:type="spellEnd"/>
@@ -2691,10 +3912,15 @@
           </w:tcPr>
           <w:p>
             <w:pPr>
-              <w:ind w:left="0"/>
+              <w:rPr>
+                <w:rFonts w:ascii="Times New Roman" w:hAnsi="Times New Roman" w:cs="Times New Roman"/>
+              </w:rPr>
             </w:pPr>
             <w:proofErr w:type="spellStart"/>
             <w:r>
+              <w:rPr>
+                <w:rFonts w:ascii="Times New Roman" w:hAnsi="Times New Roman" w:cs="Times New Roman"/>
+              </w:rPr>
               <w:t>date</w:t>
             </w:r>
             <w:proofErr w:type="spellEnd"/>
@@ -2707,10 +3933,15 @@
           </w:tcPr>
           <w:p>
             <w:pPr>
-              <w:ind w:left="0"/>
+              <w:rPr>
+                <w:rFonts w:ascii="Times New Roman" w:hAnsi="Times New Roman" w:cs="Times New Roman"/>
+              </w:rPr>
             </w:pPr>
             <w:proofErr w:type="spellStart"/>
             <w:r>
+              <w:rPr>
+                <w:rFonts w:ascii="Times New Roman" w:hAnsi="Times New Roman" w:cs="Times New Roman"/>
+              </w:rPr>
               <w:t>Nullable</w:t>
             </w:r>
             <w:proofErr w:type="spellEnd"/>
@@ -2723,9 +3954,14 @@
           </w:tcPr>
           <w:p>
             <w:pPr>
-              <w:ind w:left="0"/>
+              <w:rPr>
+                <w:rFonts w:ascii="Times New Roman" w:hAnsi="Times New Roman" w:cs="Times New Roman"/>
+              </w:rPr>
             </w:pPr>
             <w:r>
+              <w:rPr>
+                <w:rFonts w:ascii="Times New Roman" w:hAnsi="Times New Roman" w:cs="Times New Roman"/>
+              </w:rPr>
               <w:t>Korábbi kiköltözés esetén kitöltve.</w:t>
             </w:r>
           </w:p>
@@ -2737,9 +3973,15 @@
         <w:pStyle w:val="Cmsor3"/>
         <w:pageBreakBefore/>
         <w:ind w:left="714" w:hanging="357"/>
+        <w:rPr>
+          <w:rFonts w:ascii="Times New Roman" w:hAnsi="Times New Roman" w:cs="Times New Roman"/>
+        </w:rPr>
       </w:pPr>
       <w:proofErr w:type="spellStart"/>
       <w:r>
+        <w:rPr>
+          <w:rFonts w:ascii="Times New Roman" w:hAnsi="Times New Roman" w:cs="Times New Roman"/>
+        </w:rPr>
         <w:lastRenderedPageBreak/>
         <w:t>Penzugyek</w:t>
       </w:r>
@@ -2748,11 +3990,13 @@
     <w:p>
       <w:pPr>
         <w:rPr>
+          <w:rFonts w:ascii="Times New Roman" w:hAnsi="Times New Roman" w:cs="Times New Roman"/>
           <w:lang w:eastAsia="hu-HU"/>
         </w:rPr>
       </w:pPr>
       <w:r>
         <w:rPr>
+          <w:rFonts w:ascii="Times New Roman" w:hAnsi="Times New Roman" w:cs="Times New Roman"/>
           <w:lang w:eastAsia="hu-HU"/>
         </w:rPr>
         <w:t>Fizetési kötelezettségek és befizetések.</w:t>
@@ -2767,9 +4011,9 @@
       </w:tblPr>
       <w:tblGrid>
         <w:gridCol w:w="2114"/>
-        <w:gridCol w:w="1454"/>
-        <w:gridCol w:w="1730"/>
-        <w:gridCol w:w="2498"/>
+        <w:gridCol w:w="1456"/>
+        <w:gridCol w:w="1729"/>
+        <w:gridCol w:w="2497"/>
       </w:tblGrid>
       <w:tr>
         <w:tc>
@@ -2779,9 +4023,14 @@
           </w:tcPr>
           <w:p>
             <w:pPr>
-              <w:ind w:left="0"/>
+              <w:rPr>
+                <w:rFonts w:ascii="Times New Roman" w:hAnsi="Times New Roman" w:cs="Times New Roman"/>
+              </w:rPr>
             </w:pPr>
             <w:r>
+              <w:rPr>
+                <w:rFonts w:ascii="Times New Roman" w:hAnsi="Times New Roman" w:cs="Times New Roman"/>
+              </w:rPr>
               <w:t>ID</w:t>
             </w:r>
           </w:p>
@@ -2793,9 +4042,14 @@
           </w:tcPr>
           <w:p>
             <w:pPr>
-              <w:ind w:left="0"/>
+              <w:rPr>
+                <w:rFonts w:ascii="Times New Roman" w:hAnsi="Times New Roman" w:cs="Times New Roman"/>
+              </w:rPr>
             </w:pPr>
             <w:r>
+              <w:rPr>
+                <w:rFonts w:ascii="Times New Roman" w:hAnsi="Times New Roman" w:cs="Times New Roman"/>
+              </w:rPr>
               <w:t>int</w:t>
             </w:r>
           </w:p>
@@ -2807,13 +4061,21 @@
           </w:tcPr>
           <w:p>
             <w:pPr>
-              <w:ind w:left="0"/>
+              <w:rPr>
+                <w:rFonts w:ascii="Times New Roman" w:hAnsi="Times New Roman" w:cs="Times New Roman"/>
+              </w:rPr>
             </w:pPr>
             <w:r>
+              <w:rPr>
+                <w:rFonts w:ascii="Times New Roman" w:hAnsi="Times New Roman" w:cs="Times New Roman"/>
+              </w:rPr>
               <w:t xml:space="preserve">PK, </w:t>
             </w:r>
             <w:proofErr w:type="spellStart"/>
             <w:r>
+              <w:rPr>
+                <w:rFonts w:ascii="Times New Roman" w:hAnsi="Times New Roman" w:cs="Times New Roman"/>
+              </w:rPr>
               <w:t>Identity</w:t>
             </w:r>
             <w:proofErr w:type="spellEnd"/>
@@ -2826,9 +4088,14 @@
           </w:tcPr>
           <w:p>
             <w:pPr>
-              <w:ind w:left="0"/>
+              <w:rPr>
+                <w:rFonts w:ascii="Times New Roman" w:hAnsi="Times New Roman" w:cs="Times New Roman"/>
+              </w:rPr>
             </w:pPr>
             <w:r>
+              <w:rPr>
+                <w:rFonts w:ascii="Times New Roman" w:hAnsi="Times New Roman" w:cs="Times New Roman"/>
+              </w:rPr>
               <w:t>Tranzakció azonosítója.</w:t>
             </w:r>
           </w:p>
@@ -2842,10 +4109,15 @@
           </w:tcPr>
           <w:p>
             <w:pPr>
-              <w:ind w:left="0"/>
+              <w:rPr>
+                <w:rFonts w:ascii="Times New Roman" w:hAnsi="Times New Roman" w:cs="Times New Roman"/>
+              </w:rPr>
             </w:pPr>
             <w:proofErr w:type="spellStart"/>
             <w:r>
+              <w:rPr>
+                <w:rFonts w:ascii="Times New Roman" w:hAnsi="Times New Roman" w:cs="Times New Roman"/>
+              </w:rPr>
               <w:t>UserID</w:t>
             </w:r>
             <w:proofErr w:type="spellEnd"/>
@@ -2858,9 +4130,14 @@
           </w:tcPr>
           <w:p>
             <w:pPr>
-              <w:ind w:left="0"/>
+              <w:rPr>
+                <w:rFonts w:ascii="Times New Roman" w:hAnsi="Times New Roman" w:cs="Times New Roman"/>
+              </w:rPr>
             </w:pPr>
             <w:r>
+              <w:rPr>
+                <w:rFonts w:ascii="Times New Roman" w:hAnsi="Times New Roman" w:cs="Times New Roman"/>
+              </w:rPr>
               <w:t>int</w:t>
             </w:r>
           </w:p>
@@ -2872,9 +4149,14 @@
           </w:tcPr>
           <w:p>
             <w:pPr>
-              <w:ind w:left="0"/>
+              <w:rPr>
+                <w:rFonts w:ascii="Times New Roman" w:hAnsi="Times New Roman" w:cs="Times New Roman"/>
+              </w:rPr>
             </w:pPr>
             <w:r>
+              <w:rPr>
+                <w:rFonts w:ascii="Times New Roman" w:hAnsi="Times New Roman" w:cs="Times New Roman"/>
+              </w:rPr>
               <w:t>FK</w:t>
             </w:r>
           </w:p>
@@ -2886,9 +4168,14 @@
           </w:tcPr>
           <w:p>
             <w:pPr>
-              <w:ind w:left="0"/>
+              <w:rPr>
+                <w:rFonts w:ascii="Times New Roman" w:hAnsi="Times New Roman" w:cs="Times New Roman"/>
+              </w:rPr>
             </w:pPr>
             <w:r>
+              <w:rPr>
+                <w:rFonts w:ascii="Times New Roman" w:hAnsi="Times New Roman" w:cs="Times New Roman"/>
+              </w:rPr>
               <w:t>A fizetésre kötelezett diák.</w:t>
             </w:r>
           </w:p>
@@ -2902,10 +4189,15 @@
           </w:tcPr>
           <w:p>
             <w:pPr>
-              <w:ind w:left="0"/>
+              <w:rPr>
+                <w:rFonts w:ascii="Times New Roman" w:hAnsi="Times New Roman" w:cs="Times New Roman"/>
+              </w:rPr>
             </w:pPr>
             <w:proofErr w:type="spellStart"/>
             <w:r>
+              <w:rPr>
+                <w:rFonts w:ascii="Times New Roman" w:hAnsi="Times New Roman" w:cs="Times New Roman"/>
+              </w:rPr>
               <w:t>TipusID</w:t>
             </w:r>
             <w:proofErr w:type="spellEnd"/>
@@ -2918,9 +4210,14 @@
           </w:tcPr>
           <w:p>
             <w:pPr>
-              <w:ind w:left="0"/>
+              <w:rPr>
+                <w:rFonts w:ascii="Times New Roman" w:hAnsi="Times New Roman" w:cs="Times New Roman"/>
+              </w:rPr>
             </w:pPr>
             <w:r>
+              <w:rPr>
+                <w:rFonts w:ascii="Times New Roman" w:hAnsi="Times New Roman" w:cs="Times New Roman"/>
+              </w:rPr>
               <w:t>int</w:t>
             </w:r>
           </w:p>
@@ -2932,9 +4229,14 @@
           </w:tcPr>
           <w:p>
             <w:pPr>
-              <w:ind w:left="0"/>
+              <w:rPr>
+                <w:rFonts w:ascii="Times New Roman" w:hAnsi="Times New Roman" w:cs="Times New Roman"/>
+              </w:rPr>
             </w:pPr>
             <w:r>
+              <w:rPr>
+                <w:rFonts w:ascii="Times New Roman" w:hAnsi="Times New Roman" w:cs="Times New Roman"/>
+              </w:rPr>
               <w:t>FK</w:t>
             </w:r>
           </w:p>
@@ -2946,23 +4248,34 @@
           </w:tcPr>
           <w:p>
             <w:pPr>
-              <w:ind w:left="0"/>
+              <w:rPr>
+                <w:rFonts w:ascii="Times New Roman" w:hAnsi="Times New Roman" w:cs="Times New Roman"/>
+              </w:rPr>
             </w:pPr>
             <w:r>
+              <w:rPr>
+                <w:rFonts w:ascii="Times New Roman" w:hAnsi="Times New Roman" w:cs="Times New Roman"/>
+              </w:rPr>
               <w:t xml:space="preserve">Fizetés </w:t>
             </w:r>
             <w:r>
+              <w:rPr>
+                <w:rFonts w:ascii="Times New Roman" w:hAnsi="Times New Roman" w:cs="Times New Roman"/>
+              </w:rPr>
               <w:t>típusa</w:t>
             </w:r>
             <w:r>
+              <w:rPr>
+                <w:rFonts w:ascii="Times New Roman" w:hAnsi="Times New Roman" w:cs="Times New Roman"/>
+              </w:rPr>
               <w:t xml:space="preserve"> a </w:t>
             </w:r>
             <w:proofErr w:type="spellStart"/>
             <w:r>
-              <w:t>FizetesTipusok</w:t>
-            </w:r>
-            <w:r>
-              <w:t>ból</w:t>
+              <w:rPr>
+                <w:rFonts w:ascii="Times New Roman" w:hAnsi="Times New Roman" w:cs="Times New Roman"/>
+              </w:rPr>
+              <w:t>FizetesTipusokból</w:t>
             </w:r>
             <w:proofErr w:type="spellEnd"/>
           </w:p>
@@ -2976,10 +4289,15 @@
           </w:tcPr>
           <w:p>
             <w:pPr>
-              <w:ind w:left="0"/>
+              <w:rPr>
+                <w:rFonts w:ascii="Times New Roman" w:hAnsi="Times New Roman" w:cs="Times New Roman"/>
+              </w:rPr>
             </w:pPr>
             <w:proofErr w:type="spellStart"/>
             <w:r>
+              <w:rPr>
+                <w:rFonts w:ascii="Times New Roman" w:hAnsi="Times New Roman" w:cs="Times New Roman"/>
+              </w:rPr>
               <w:t>Osszeg</w:t>
             </w:r>
             <w:proofErr w:type="spellEnd"/>
@@ -2992,9 +4310,14 @@
           </w:tcPr>
           <w:p>
             <w:pPr>
-              <w:ind w:left="0"/>
+              <w:rPr>
+                <w:rFonts w:ascii="Times New Roman" w:hAnsi="Times New Roman" w:cs="Times New Roman"/>
+              </w:rPr>
             </w:pPr>
             <w:r>
+              <w:rPr>
+                <w:rFonts w:ascii="Times New Roman" w:hAnsi="Times New Roman" w:cs="Times New Roman"/>
+              </w:rPr>
               <w:t>int</w:t>
             </w:r>
           </w:p>
@@ -3006,9 +4329,14 @@
           </w:tcPr>
           <w:p>
             <w:pPr>
-              <w:ind w:left="0"/>
+              <w:rPr>
+                <w:rFonts w:ascii="Times New Roman" w:hAnsi="Times New Roman" w:cs="Times New Roman"/>
+              </w:rPr>
             </w:pPr>
             <w:r>
+              <w:rPr>
+                <w:rFonts w:ascii="Times New Roman" w:hAnsi="Times New Roman" w:cs="Times New Roman"/>
+              </w:rPr>
               <w:t>-</w:t>
             </w:r>
           </w:p>
@@ -3020,9 +4348,14 @@
           </w:tcPr>
           <w:p>
             <w:pPr>
-              <w:ind w:left="0"/>
+              <w:rPr>
+                <w:rFonts w:ascii="Times New Roman" w:hAnsi="Times New Roman" w:cs="Times New Roman"/>
+              </w:rPr>
             </w:pPr>
             <w:r>
+              <w:rPr>
+                <w:rFonts w:ascii="Times New Roman" w:hAnsi="Times New Roman" w:cs="Times New Roman"/>
+              </w:rPr>
               <w:t>Fizetendő összeg (HUF).</w:t>
             </w:r>
           </w:p>
@@ -3036,10 +4369,15 @@
           </w:tcPr>
           <w:p>
             <w:pPr>
-              <w:ind w:left="0"/>
+              <w:rPr>
+                <w:rFonts w:ascii="Times New Roman" w:hAnsi="Times New Roman" w:cs="Times New Roman"/>
+              </w:rPr>
             </w:pPr>
             <w:proofErr w:type="spellStart"/>
             <w:r>
+              <w:rPr>
+                <w:rFonts w:ascii="Times New Roman" w:hAnsi="Times New Roman" w:cs="Times New Roman"/>
+              </w:rPr>
               <w:t>Esedekesseg</w:t>
             </w:r>
             <w:proofErr w:type="spellEnd"/>
@@ -3052,10 +4390,15 @@
           </w:tcPr>
           <w:p>
             <w:pPr>
-              <w:ind w:left="0"/>
+              <w:rPr>
+                <w:rFonts w:ascii="Times New Roman" w:hAnsi="Times New Roman" w:cs="Times New Roman"/>
+              </w:rPr>
             </w:pPr>
             <w:proofErr w:type="spellStart"/>
             <w:r>
+              <w:rPr>
+                <w:rFonts w:ascii="Times New Roman" w:hAnsi="Times New Roman" w:cs="Times New Roman"/>
+              </w:rPr>
               <w:t>date</w:t>
             </w:r>
             <w:proofErr w:type="spellEnd"/>
@@ -3068,14 +4411,22 @@
           </w:tcPr>
           <w:p>
             <w:pPr>
-              <w:ind w:left="0"/>
+              <w:rPr>
+                <w:rFonts w:ascii="Times New Roman" w:hAnsi="Times New Roman" w:cs="Times New Roman"/>
+              </w:rPr>
             </w:pPr>
             <w:proofErr w:type="spellStart"/>
             <w:r>
+              <w:rPr>
+                <w:rFonts w:ascii="Times New Roman" w:hAnsi="Times New Roman" w:cs="Times New Roman"/>
+              </w:rPr>
               <w:t>Not</w:t>
             </w:r>
             <w:proofErr w:type="spellEnd"/>
             <w:r>
+              <w:rPr>
+                <w:rFonts w:ascii="Times New Roman" w:hAnsi="Times New Roman" w:cs="Times New Roman"/>
+              </w:rPr>
               <w:t xml:space="preserve"> Null</w:t>
             </w:r>
           </w:p>
@@ -3087,9 +4438,14 @@
           </w:tcPr>
           <w:p>
             <w:pPr>
-              <w:ind w:left="0"/>
+              <w:rPr>
+                <w:rFonts w:ascii="Times New Roman" w:hAnsi="Times New Roman" w:cs="Times New Roman"/>
+              </w:rPr>
             </w:pPr>
             <w:r>
+              <w:rPr>
+                <w:rFonts w:ascii="Times New Roman" w:hAnsi="Times New Roman" w:cs="Times New Roman"/>
+              </w:rPr>
               <w:t>Fizetési határidő.</w:t>
             </w:r>
           </w:p>
@@ -3103,10 +4459,15 @@
           </w:tcPr>
           <w:p>
             <w:pPr>
-              <w:ind w:left="0"/>
+              <w:rPr>
+                <w:rFonts w:ascii="Times New Roman" w:hAnsi="Times New Roman" w:cs="Times New Roman"/>
+              </w:rPr>
             </w:pPr>
             <w:proofErr w:type="spellStart"/>
             <w:r>
+              <w:rPr>
+                <w:rFonts w:ascii="Times New Roman" w:hAnsi="Times New Roman" w:cs="Times New Roman"/>
+              </w:rPr>
               <w:t>BefizetesDatum</w:t>
             </w:r>
             <w:proofErr w:type="spellEnd"/>
@@ -3119,10 +4480,15 @@
           </w:tcPr>
           <w:p>
             <w:pPr>
-              <w:ind w:left="0"/>
+              <w:rPr>
+                <w:rFonts w:ascii="Times New Roman" w:hAnsi="Times New Roman" w:cs="Times New Roman"/>
+              </w:rPr>
             </w:pPr>
             <w:proofErr w:type="spellStart"/>
             <w:r>
+              <w:rPr>
+                <w:rFonts w:ascii="Times New Roman" w:hAnsi="Times New Roman" w:cs="Times New Roman"/>
+              </w:rPr>
               <w:t>date</w:t>
             </w:r>
             <w:proofErr w:type="spellEnd"/>
@@ -3135,10 +4501,15 @@
           </w:tcPr>
           <w:p>
             <w:pPr>
-              <w:ind w:left="0"/>
+              <w:rPr>
+                <w:rFonts w:ascii="Times New Roman" w:hAnsi="Times New Roman" w:cs="Times New Roman"/>
+              </w:rPr>
             </w:pPr>
             <w:proofErr w:type="spellStart"/>
             <w:r>
+              <w:rPr>
+                <w:rFonts w:ascii="Times New Roman" w:hAnsi="Times New Roman" w:cs="Times New Roman"/>
+              </w:rPr>
               <w:t>Nullable</w:t>
             </w:r>
             <w:proofErr w:type="spellEnd"/>
@@ -3151,9 +4522,14 @@
           </w:tcPr>
           <w:p>
             <w:pPr>
-              <w:ind w:left="0"/>
+              <w:rPr>
+                <w:rFonts w:ascii="Times New Roman" w:hAnsi="Times New Roman" w:cs="Times New Roman"/>
+              </w:rPr>
             </w:pPr>
             <w:r>
+              <w:rPr>
+                <w:rFonts w:ascii="Times New Roman" w:hAnsi="Times New Roman" w:cs="Times New Roman"/>
+              </w:rPr>
               <w:t>A teljesítés dátuma.</w:t>
             </w:r>
           </w:p>
@@ -3167,10 +4543,15 @@
           </w:tcPr>
           <w:p>
             <w:pPr>
-              <w:ind w:left="0"/>
+              <w:rPr>
+                <w:rFonts w:ascii="Times New Roman" w:hAnsi="Times New Roman" w:cs="Times New Roman"/>
+              </w:rPr>
             </w:pPr>
             <w:proofErr w:type="spellStart"/>
             <w:r>
+              <w:rPr>
+                <w:rFonts w:ascii="Times New Roman" w:hAnsi="Times New Roman" w:cs="Times New Roman"/>
+              </w:rPr>
               <w:t>Statusz</w:t>
             </w:r>
             <w:proofErr w:type="spellEnd"/>
@@ -3183,20 +4564,23 @@
           </w:tcPr>
           <w:p>
             <w:pPr>
-              <w:ind w:left="0"/>
+              <w:rPr>
+                <w:rFonts w:ascii="Times New Roman" w:hAnsi="Times New Roman" w:cs="Times New Roman"/>
+              </w:rPr>
             </w:pPr>
             <w:proofErr w:type="spellStart"/>
-            <w:proofErr w:type="gramStart"/>
-            <w:r>
+            <w:r>
+              <w:rPr>
+                <w:rFonts w:ascii="Times New Roman" w:hAnsi="Times New Roman" w:cs="Times New Roman"/>
+              </w:rPr>
               <w:t>nvarchar</w:t>
             </w:r>
             <w:proofErr w:type="spellEnd"/>
             <w:r>
-              <w:t>(</w:t>
-            </w:r>
-            <w:proofErr w:type="gramEnd"/>
-            <w:r>
-              <w:t>20)</w:t>
+              <w:rPr>
+                <w:rFonts w:ascii="Times New Roman" w:hAnsi="Times New Roman" w:cs="Times New Roman"/>
+              </w:rPr>
+              <w:t>(20)</w:t>
             </w:r>
           </w:p>
         </w:tc>
@@ -3207,9 +4591,14 @@
           </w:tcPr>
           <w:p>
             <w:pPr>
-              <w:ind w:left="0"/>
+              <w:rPr>
+                <w:rFonts w:ascii="Times New Roman" w:hAnsi="Times New Roman" w:cs="Times New Roman"/>
+              </w:rPr>
             </w:pPr>
             <w:r>
+              <w:rPr>
+                <w:rFonts w:ascii="Times New Roman" w:hAnsi="Times New Roman" w:cs="Times New Roman"/>
+              </w:rPr>
               <w:t>-</w:t>
             </w:r>
           </w:p>
@@ -3221,13 +4610,15 @@
           </w:tcPr>
           <w:p>
             <w:pPr>
-              <w:ind w:left="0"/>
+              <w:rPr>
+                <w:rFonts w:ascii="Times New Roman" w:hAnsi="Times New Roman" w:cs="Times New Roman"/>
+              </w:rPr>
             </w:pPr>
             <w:r>
-              <w:t>Állapot (pl. Fizetett</w:t>
-            </w:r>
-            <w:r>
-              <w:t>)</w:t>
+              <w:rPr>
+                <w:rFonts w:ascii="Times New Roman" w:hAnsi="Times New Roman" w:cs="Times New Roman"/>
+              </w:rPr>
+              <w:t>Állapot (pl. Fizetett)</w:t>
             </w:r>
           </w:p>
         </w:tc>
@@ -3236,9 +4627,15 @@
     <w:p>
       <w:pPr>
         <w:pStyle w:val="Cmsor3"/>
+        <w:rPr>
+          <w:rFonts w:ascii="Times New Roman" w:hAnsi="Times New Roman" w:cs="Times New Roman"/>
+        </w:rPr>
       </w:pPr>
       <w:proofErr w:type="spellStart"/>
       <w:r>
+        <w:rPr>
+          <w:rFonts w:ascii="Times New Roman" w:hAnsi="Times New Roman" w:cs="Times New Roman"/>
+        </w:rPr>
         <w:t>FizetesTipusok</w:t>
       </w:r>
       <w:proofErr w:type="spellEnd"/>
@@ -3246,11 +4643,13 @@
     <w:p>
       <w:pPr>
         <w:rPr>
+          <w:rFonts w:ascii="Times New Roman" w:hAnsi="Times New Roman" w:cs="Times New Roman"/>
           <w:lang w:eastAsia="hu-HU"/>
         </w:rPr>
       </w:pPr>
       <w:r>
         <w:rPr>
+          <w:rFonts w:ascii="Times New Roman" w:hAnsi="Times New Roman" w:cs="Times New Roman"/>
           <w:lang w:eastAsia="hu-HU"/>
         </w:rPr>
         <w:t>Segédtábla a fizetési jogcímekhez.</w:t>
@@ -3265,9 +4664,9 @@
       </w:tblPr>
       <w:tblGrid>
         <w:gridCol w:w="2114"/>
-        <w:gridCol w:w="1454"/>
-        <w:gridCol w:w="1730"/>
-        <w:gridCol w:w="2498"/>
+        <w:gridCol w:w="1456"/>
+        <w:gridCol w:w="1729"/>
+        <w:gridCol w:w="2497"/>
       </w:tblGrid>
       <w:tr>
         <w:tc>
@@ -3277,9 +4676,14 @@
           </w:tcPr>
           <w:p>
             <w:pPr>
-              <w:ind w:left="0"/>
+              <w:rPr>
+                <w:rFonts w:ascii="Times New Roman" w:hAnsi="Times New Roman" w:cs="Times New Roman"/>
+              </w:rPr>
             </w:pPr>
             <w:r>
+              <w:rPr>
+                <w:rFonts w:ascii="Times New Roman" w:hAnsi="Times New Roman" w:cs="Times New Roman"/>
+              </w:rPr>
               <w:t>ID</w:t>
             </w:r>
           </w:p>
@@ -3291,9 +4695,14 @@
           </w:tcPr>
           <w:p>
             <w:pPr>
-              <w:ind w:left="0"/>
+              <w:rPr>
+                <w:rFonts w:ascii="Times New Roman" w:hAnsi="Times New Roman" w:cs="Times New Roman"/>
+              </w:rPr>
             </w:pPr>
             <w:r>
+              <w:rPr>
+                <w:rFonts w:ascii="Times New Roman" w:hAnsi="Times New Roman" w:cs="Times New Roman"/>
+              </w:rPr>
               <w:t>int</w:t>
             </w:r>
           </w:p>
@@ -3305,13 +4714,21 @@
           </w:tcPr>
           <w:p>
             <w:pPr>
-              <w:ind w:left="0"/>
+              <w:rPr>
+                <w:rFonts w:ascii="Times New Roman" w:hAnsi="Times New Roman" w:cs="Times New Roman"/>
+              </w:rPr>
             </w:pPr>
             <w:r>
+              <w:rPr>
+                <w:rFonts w:ascii="Times New Roman" w:hAnsi="Times New Roman" w:cs="Times New Roman"/>
+              </w:rPr>
               <w:t xml:space="preserve">PK, </w:t>
             </w:r>
             <w:proofErr w:type="spellStart"/>
             <w:r>
+              <w:rPr>
+                <w:rFonts w:ascii="Times New Roman" w:hAnsi="Times New Roman" w:cs="Times New Roman"/>
+              </w:rPr>
               <w:t>Identity</w:t>
             </w:r>
             <w:proofErr w:type="spellEnd"/>
@@ -3324,9 +4741,14 @@
           </w:tcPr>
           <w:p>
             <w:pPr>
-              <w:ind w:left="0"/>
+              <w:rPr>
+                <w:rFonts w:ascii="Times New Roman" w:hAnsi="Times New Roman" w:cs="Times New Roman"/>
+              </w:rPr>
             </w:pPr>
             <w:r>
+              <w:rPr>
+                <w:rFonts w:ascii="Times New Roman" w:hAnsi="Times New Roman" w:cs="Times New Roman"/>
+              </w:rPr>
               <w:t>Azonosító</w:t>
             </w:r>
           </w:p>
@@ -3340,10 +4762,15 @@
           </w:tcPr>
           <w:p>
             <w:pPr>
-              <w:ind w:left="0"/>
+              <w:rPr>
+                <w:rFonts w:ascii="Times New Roman" w:hAnsi="Times New Roman" w:cs="Times New Roman"/>
+              </w:rPr>
             </w:pPr>
             <w:proofErr w:type="spellStart"/>
             <w:r>
+              <w:rPr>
+                <w:rFonts w:ascii="Times New Roman" w:hAnsi="Times New Roman" w:cs="Times New Roman"/>
+              </w:rPr>
               <w:t>Megnevezes</w:t>
             </w:r>
             <w:proofErr w:type="spellEnd"/>
@@ -3356,20 +4783,23 @@
           </w:tcPr>
           <w:p>
             <w:pPr>
-              <w:ind w:left="0"/>
+              <w:rPr>
+                <w:rFonts w:ascii="Times New Roman" w:hAnsi="Times New Roman" w:cs="Times New Roman"/>
+              </w:rPr>
             </w:pPr>
             <w:proofErr w:type="spellStart"/>
-            <w:proofErr w:type="gramStart"/>
-            <w:r>
+            <w:r>
+              <w:rPr>
+                <w:rFonts w:ascii="Times New Roman" w:hAnsi="Times New Roman" w:cs="Times New Roman"/>
+              </w:rPr>
               <w:t>nvarchar</w:t>
             </w:r>
             <w:proofErr w:type="spellEnd"/>
             <w:r>
-              <w:t>(</w:t>
-            </w:r>
-            <w:proofErr w:type="gramEnd"/>
-            <w:r>
-              <w:t>50)</w:t>
+              <w:rPr>
+                <w:rFonts w:ascii="Times New Roman" w:hAnsi="Times New Roman" w:cs="Times New Roman"/>
+              </w:rPr>
+              <w:t>(50)</w:t>
             </w:r>
           </w:p>
         </w:tc>
@@ -3380,14 +4810,22 @@
           </w:tcPr>
           <w:p>
             <w:pPr>
-              <w:ind w:left="0"/>
+              <w:rPr>
+                <w:rFonts w:ascii="Times New Roman" w:hAnsi="Times New Roman" w:cs="Times New Roman"/>
+              </w:rPr>
             </w:pPr>
             <w:proofErr w:type="spellStart"/>
             <w:r>
+              <w:rPr>
+                <w:rFonts w:ascii="Times New Roman" w:hAnsi="Times New Roman" w:cs="Times New Roman"/>
+              </w:rPr>
               <w:t>Not</w:t>
             </w:r>
             <w:proofErr w:type="spellEnd"/>
             <w:r>
+              <w:rPr>
+                <w:rFonts w:ascii="Times New Roman" w:hAnsi="Times New Roman" w:cs="Times New Roman"/>
+              </w:rPr>
               <w:t xml:space="preserve"> null</w:t>
             </w:r>
           </w:p>
@@ -3399,9 +4837,14 @@
           </w:tcPr>
           <w:p>
             <w:pPr>
-              <w:ind w:left="0"/>
+              <w:rPr>
+                <w:rFonts w:ascii="Times New Roman" w:hAnsi="Times New Roman" w:cs="Times New Roman"/>
+              </w:rPr>
             </w:pPr>
             <w:r>
+              <w:rPr>
+                <w:rFonts w:ascii="Times New Roman" w:hAnsi="Times New Roman" w:cs="Times New Roman"/>
+              </w:rPr>
               <w:t>Típus neve (pl. Lakbér).</w:t>
             </w:r>
           </w:p>
@@ -3413,9 +4856,15 @@
         <w:pStyle w:val="Cmsor3"/>
         <w:pageBreakBefore/>
         <w:ind w:left="714" w:hanging="357"/>
+        <w:rPr>
+          <w:rFonts w:ascii="Times New Roman" w:hAnsi="Times New Roman" w:cs="Times New Roman"/>
+        </w:rPr>
       </w:pPr>
       <w:proofErr w:type="spellStart"/>
       <w:r>
+        <w:rPr>
+          <w:rFonts w:ascii="Times New Roman" w:hAnsi="Times New Roman" w:cs="Times New Roman"/>
+        </w:rPr>
         <w:lastRenderedPageBreak/>
         <w:t>KarbantartasiKeresek</w:t>
       </w:r>
@@ -3424,14 +4873,523 @@
     <w:p>
       <w:pPr>
         <w:rPr>
+          <w:rFonts w:ascii="Times New Roman" w:hAnsi="Times New Roman" w:cs="Times New Roman"/>
           <w:lang w:eastAsia="hu-HU"/>
         </w:rPr>
       </w:pPr>
       <w:r>
         <w:rPr>
+          <w:rFonts w:ascii="Times New Roman" w:hAnsi="Times New Roman" w:cs="Times New Roman"/>
           <w:lang w:eastAsia="hu-HU"/>
         </w:rPr>
         <w:t>Hibabejelentések kezelése.</w:t>
+      </w:r>
+    </w:p>
+    <w:tbl>
+      <w:tblPr>
+        <w:tblStyle w:val="Rcsostblzat"/>
+        <w:tblW w:w="7796" w:type="dxa"/>
+        <w:tblInd w:w="704" w:type="dxa"/>
+        <w:tblLook w:val="04A0" w:firstRow="1" w:lastRow="0" w:firstColumn="1" w:lastColumn="0" w:noHBand="0" w:noVBand="1"/>
+      </w:tblPr>
+      <w:tblGrid>
+        <w:gridCol w:w="2095"/>
+        <w:gridCol w:w="1629"/>
+        <w:gridCol w:w="1655"/>
+        <w:gridCol w:w="2417"/>
+      </w:tblGrid>
+      <w:tr>
+        <w:tc>
+          <w:tcPr>
+            <w:tcW w:w="2098" w:type="dxa"/>
+            <w:vAlign w:val="center"/>
+          </w:tcPr>
+          <w:p>
+            <w:pPr>
+              <w:rPr>
+                <w:rFonts w:ascii="Times New Roman" w:hAnsi="Times New Roman" w:cs="Times New Roman"/>
+              </w:rPr>
+            </w:pPr>
+            <w:r>
+              <w:rPr>
+                <w:rFonts w:ascii="Times New Roman" w:hAnsi="Times New Roman" w:cs="Times New Roman"/>
+              </w:rPr>
+              <w:t>ID</w:t>
+            </w:r>
+          </w:p>
+        </w:tc>
+        <w:tc>
+          <w:tcPr>
+            <w:tcW w:w="1619" w:type="dxa"/>
+            <w:vAlign w:val="center"/>
+          </w:tcPr>
+          <w:p>
+            <w:pPr>
+              <w:rPr>
+                <w:rFonts w:ascii="Times New Roman" w:hAnsi="Times New Roman" w:cs="Times New Roman"/>
+              </w:rPr>
+            </w:pPr>
+            <w:r>
+              <w:rPr>
+                <w:rFonts w:ascii="Times New Roman" w:hAnsi="Times New Roman" w:cs="Times New Roman"/>
+              </w:rPr>
+              <w:t>int</w:t>
+            </w:r>
+          </w:p>
+        </w:tc>
+        <w:tc>
+          <w:tcPr>
+            <w:tcW w:w="1665" w:type="dxa"/>
+            <w:vAlign w:val="center"/>
+          </w:tcPr>
+          <w:p>
+            <w:pPr>
+              <w:rPr>
+                <w:rFonts w:ascii="Times New Roman" w:hAnsi="Times New Roman" w:cs="Times New Roman"/>
+              </w:rPr>
+            </w:pPr>
+            <w:r>
+              <w:rPr>
+                <w:rFonts w:ascii="Times New Roman" w:hAnsi="Times New Roman" w:cs="Times New Roman"/>
+              </w:rPr>
+              <w:t xml:space="preserve">PK, </w:t>
+            </w:r>
+            <w:proofErr w:type="spellStart"/>
+            <w:r>
+              <w:rPr>
+                <w:rFonts w:ascii="Times New Roman" w:hAnsi="Times New Roman" w:cs="Times New Roman"/>
+              </w:rPr>
+              <w:t>Identity</w:t>
+            </w:r>
+            <w:proofErr w:type="spellEnd"/>
+          </w:p>
+        </w:tc>
+        <w:tc>
+          <w:tcPr>
+            <w:tcW w:w="2414" w:type="dxa"/>
+            <w:vAlign w:val="center"/>
+          </w:tcPr>
+          <w:p>
+            <w:pPr>
+              <w:rPr>
+                <w:rFonts w:ascii="Times New Roman" w:hAnsi="Times New Roman" w:cs="Times New Roman"/>
+              </w:rPr>
+            </w:pPr>
+            <w:r>
+              <w:rPr>
+                <w:rFonts w:ascii="Times New Roman" w:hAnsi="Times New Roman" w:cs="Times New Roman"/>
+              </w:rPr>
+              <w:t>Hibajegy azonosítója.</w:t>
+            </w:r>
+          </w:p>
+        </w:tc>
+      </w:tr>
+      <w:tr>
+        <w:tc>
+          <w:tcPr>
+            <w:tcW w:w="2098" w:type="dxa"/>
+            <w:vAlign w:val="center"/>
+          </w:tcPr>
+          <w:p>
+            <w:pPr>
+              <w:rPr>
+                <w:rFonts w:ascii="Times New Roman" w:hAnsi="Times New Roman" w:cs="Times New Roman"/>
+              </w:rPr>
+            </w:pPr>
+            <w:proofErr w:type="spellStart"/>
+            <w:r>
+              <w:rPr>
+                <w:rFonts w:ascii="Times New Roman" w:hAnsi="Times New Roman" w:cs="Times New Roman"/>
+              </w:rPr>
+              <w:t>BejelentoID</w:t>
+            </w:r>
+            <w:proofErr w:type="spellEnd"/>
+          </w:p>
+        </w:tc>
+        <w:tc>
+          <w:tcPr>
+            <w:tcW w:w="1619" w:type="dxa"/>
+            <w:vAlign w:val="center"/>
+          </w:tcPr>
+          <w:p>
+            <w:pPr>
+              <w:rPr>
+                <w:rFonts w:ascii="Times New Roman" w:hAnsi="Times New Roman" w:cs="Times New Roman"/>
+              </w:rPr>
+            </w:pPr>
+            <w:r>
+              <w:rPr>
+                <w:rFonts w:ascii="Times New Roman" w:hAnsi="Times New Roman" w:cs="Times New Roman"/>
+              </w:rPr>
+              <w:t>int</w:t>
+            </w:r>
+          </w:p>
+        </w:tc>
+        <w:tc>
+          <w:tcPr>
+            <w:tcW w:w="1665" w:type="dxa"/>
+            <w:vAlign w:val="center"/>
+          </w:tcPr>
+          <w:p>
+            <w:pPr>
+              <w:rPr>
+                <w:rFonts w:ascii="Times New Roman" w:hAnsi="Times New Roman" w:cs="Times New Roman"/>
+              </w:rPr>
+            </w:pPr>
+            <w:r>
+              <w:rPr>
+                <w:rFonts w:ascii="Times New Roman" w:hAnsi="Times New Roman" w:cs="Times New Roman"/>
+              </w:rPr>
+              <w:t>FK</w:t>
+            </w:r>
+          </w:p>
+        </w:tc>
+        <w:tc>
+          <w:tcPr>
+            <w:tcW w:w="2414" w:type="dxa"/>
+            <w:vAlign w:val="center"/>
+          </w:tcPr>
+          <w:p>
+            <w:pPr>
+              <w:rPr>
+                <w:rFonts w:ascii="Times New Roman" w:hAnsi="Times New Roman" w:cs="Times New Roman"/>
+              </w:rPr>
+            </w:pPr>
+            <w:r>
+              <w:rPr>
+                <w:rFonts w:ascii="Times New Roman" w:hAnsi="Times New Roman" w:cs="Times New Roman"/>
+              </w:rPr>
+              <w:t>A hibát bejelentő felhasználó.</w:t>
+            </w:r>
+          </w:p>
+        </w:tc>
+      </w:tr>
+      <w:tr>
+        <w:tc>
+          <w:tcPr>
+            <w:tcW w:w="2098" w:type="dxa"/>
+            <w:vAlign w:val="center"/>
+          </w:tcPr>
+          <w:p>
+            <w:pPr>
+              <w:rPr>
+                <w:rFonts w:ascii="Times New Roman" w:hAnsi="Times New Roman" w:cs="Times New Roman"/>
+              </w:rPr>
+            </w:pPr>
+            <w:proofErr w:type="spellStart"/>
+            <w:r>
+              <w:rPr>
+                <w:rFonts w:ascii="Times New Roman" w:hAnsi="Times New Roman" w:cs="Times New Roman"/>
+              </w:rPr>
+              <w:t>Leiras</w:t>
+            </w:r>
+            <w:proofErr w:type="spellEnd"/>
+          </w:p>
+        </w:tc>
+        <w:tc>
+          <w:tcPr>
+            <w:tcW w:w="1619" w:type="dxa"/>
+            <w:vAlign w:val="center"/>
+          </w:tcPr>
+          <w:p>
+            <w:pPr>
+              <w:rPr>
+                <w:rFonts w:ascii="Times New Roman" w:hAnsi="Times New Roman" w:cs="Times New Roman"/>
+              </w:rPr>
+            </w:pPr>
+            <w:proofErr w:type="spellStart"/>
+            <w:r>
+              <w:rPr>
+                <w:rFonts w:ascii="Times New Roman" w:hAnsi="Times New Roman" w:cs="Times New Roman"/>
+              </w:rPr>
+              <w:t>nvarchar</w:t>
+            </w:r>
+            <w:proofErr w:type="spellEnd"/>
+            <w:r>
+              <w:rPr>
+                <w:rFonts w:ascii="Times New Roman" w:hAnsi="Times New Roman" w:cs="Times New Roman"/>
+              </w:rPr>
+              <w:t>(</w:t>
+            </w:r>
+            <w:proofErr w:type="spellStart"/>
+            <w:r>
+              <w:rPr>
+                <w:rFonts w:ascii="Times New Roman" w:hAnsi="Times New Roman" w:cs="Times New Roman"/>
+              </w:rPr>
+              <w:t>max</w:t>
+            </w:r>
+            <w:proofErr w:type="spellEnd"/>
+            <w:r>
+              <w:rPr>
+                <w:rFonts w:ascii="Times New Roman" w:hAnsi="Times New Roman" w:cs="Times New Roman"/>
+              </w:rPr>
+              <w:t>)</w:t>
+            </w:r>
+          </w:p>
+        </w:tc>
+        <w:tc>
+          <w:tcPr>
+            <w:tcW w:w="1665" w:type="dxa"/>
+            <w:vAlign w:val="center"/>
+          </w:tcPr>
+          <w:p>
+            <w:pPr>
+              <w:rPr>
+                <w:rFonts w:ascii="Times New Roman" w:hAnsi="Times New Roman" w:cs="Times New Roman"/>
+              </w:rPr>
+            </w:pPr>
+            <w:r>
+              <w:rPr>
+                <w:rFonts w:ascii="Times New Roman" w:hAnsi="Times New Roman" w:cs="Times New Roman"/>
+              </w:rPr>
+              <w:t>-</w:t>
+            </w:r>
+          </w:p>
+        </w:tc>
+        <w:tc>
+          <w:tcPr>
+            <w:tcW w:w="2414" w:type="dxa"/>
+            <w:vAlign w:val="center"/>
+          </w:tcPr>
+          <w:p>
+            <w:pPr>
+              <w:rPr>
+                <w:rFonts w:ascii="Times New Roman" w:hAnsi="Times New Roman" w:cs="Times New Roman"/>
+              </w:rPr>
+            </w:pPr>
+            <w:r>
+              <w:rPr>
+                <w:rFonts w:ascii="Times New Roman" w:hAnsi="Times New Roman" w:cs="Times New Roman"/>
+              </w:rPr>
+              <w:t>A probléma részletes leírása.</w:t>
+            </w:r>
+          </w:p>
+        </w:tc>
+      </w:tr>
+      <w:tr>
+        <w:tc>
+          <w:tcPr>
+            <w:tcW w:w="2098" w:type="dxa"/>
+            <w:vAlign w:val="center"/>
+          </w:tcPr>
+          <w:p>
+            <w:pPr>
+              <w:rPr>
+                <w:rFonts w:ascii="Times New Roman" w:hAnsi="Times New Roman" w:cs="Times New Roman"/>
+              </w:rPr>
+            </w:pPr>
+            <w:proofErr w:type="spellStart"/>
+            <w:r>
+              <w:rPr>
+                <w:rFonts w:ascii="Times New Roman" w:hAnsi="Times New Roman" w:cs="Times New Roman"/>
+              </w:rPr>
+              <w:t>StatuszID</w:t>
+            </w:r>
+            <w:proofErr w:type="spellEnd"/>
+          </w:p>
+        </w:tc>
+        <w:tc>
+          <w:tcPr>
+            <w:tcW w:w="1619" w:type="dxa"/>
+            <w:vAlign w:val="center"/>
+          </w:tcPr>
+          <w:p>
+            <w:pPr>
+              <w:rPr>
+                <w:rFonts w:ascii="Times New Roman" w:hAnsi="Times New Roman" w:cs="Times New Roman"/>
+              </w:rPr>
+            </w:pPr>
+            <w:r>
+              <w:rPr>
+                <w:rFonts w:ascii="Times New Roman" w:hAnsi="Times New Roman" w:cs="Times New Roman"/>
+              </w:rPr>
+              <w:t>int</w:t>
+            </w:r>
+          </w:p>
+        </w:tc>
+        <w:tc>
+          <w:tcPr>
+            <w:tcW w:w="1665" w:type="dxa"/>
+            <w:vAlign w:val="center"/>
+          </w:tcPr>
+          <w:p>
+            <w:pPr>
+              <w:rPr>
+                <w:rFonts w:ascii="Times New Roman" w:hAnsi="Times New Roman" w:cs="Times New Roman"/>
+              </w:rPr>
+            </w:pPr>
+            <w:r>
+              <w:rPr>
+                <w:rFonts w:ascii="Times New Roman" w:hAnsi="Times New Roman" w:cs="Times New Roman"/>
+              </w:rPr>
+              <w:t>FK</w:t>
+            </w:r>
+          </w:p>
+        </w:tc>
+        <w:tc>
+          <w:tcPr>
+            <w:tcW w:w="2414" w:type="dxa"/>
+            <w:vAlign w:val="center"/>
+          </w:tcPr>
+          <w:p>
+            <w:pPr>
+              <w:rPr>
+                <w:rFonts w:ascii="Times New Roman" w:hAnsi="Times New Roman" w:cs="Times New Roman"/>
+              </w:rPr>
+            </w:pPr>
+            <w:r>
+              <w:rPr>
+                <w:rFonts w:ascii="Times New Roman" w:hAnsi="Times New Roman" w:cs="Times New Roman"/>
+              </w:rPr>
+              <w:t xml:space="preserve">Hivatkozás a </w:t>
+            </w:r>
+            <w:proofErr w:type="spellStart"/>
+            <w:r>
+              <w:rPr>
+                <w:rFonts w:ascii="Times New Roman" w:hAnsi="Times New Roman" w:cs="Times New Roman"/>
+                <w:i/>
+                <w:iCs/>
+              </w:rPr>
+              <w:t>KarbantartasStatuszok</w:t>
+            </w:r>
+            <w:proofErr w:type="spellEnd"/>
+            <w:r>
+              <w:rPr>
+                <w:rFonts w:ascii="Times New Roman" w:hAnsi="Times New Roman" w:cs="Times New Roman"/>
+              </w:rPr>
+              <w:t xml:space="preserve"> táblára.</w:t>
+            </w:r>
+          </w:p>
+        </w:tc>
+      </w:tr>
+      <w:tr>
+        <w:tc>
+          <w:tcPr>
+            <w:tcW w:w="2098" w:type="dxa"/>
+            <w:vAlign w:val="center"/>
+          </w:tcPr>
+          <w:p>
+            <w:pPr>
+              <w:rPr>
+                <w:rFonts w:ascii="Times New Roman" w:hAnsi="Times New Roman" w:cs="Times New Roman"/>
+              </w:rPr>
+            </w:pPr>
+            <w:proofErr w:type="spellStart"/>
+            <w:r>
+              <w:rPr>
+                <w:rFonts w:ascii="Times New Roman" w:hAnsi="Times New Roman" w:cs="Times New Roman"/>
+              </w:rPr>
+              <w:t>LetrehozasDatum</w:t>
+            </w:r>
+            <w:proofErr w:type="spellEnd"/>
+          </w:p>
+        </w:tc>
+        <w:tc>
+          <w:tcPr>
+            <w:tcW w:w="1619" w:type="dxa"/>
+            <w:vAlign w:val="center"/>
+          </w:tcPr>
+          <w:p>
+            <w:pPr>
+              <w:rPr>
+                <w:rFonts w:ascii="Times New Roman" w:hAnsi="Times New Roman" w:cs="Times New Roman"/>
+              </w:rPr>
+            </w:pPr>
+            <w:proofErr w:type="spellStart"/>
+            <w:r>
+              <w:rPr>
+                <w:rFonts w:ascii="Times New Roman" w:hAnsi="Times New Roman" w:cs="Times New Roman"/>
+              </w:rPr>
+              <w:t>datetime</w:t>
+            </w:r>
+            <w:proofErr w:type="spellEnd"/>
+          </w:p>
+        </w:tc>
+        <w:tc>
+          <w:tcPr>
+            <w:tcW w:w="1665" w:type="dxa"/>
+            <w:vAlign w:val="center"/>
+          </w:tcPr>
+          <w:p>
+            <w:pPr>
+              <w:rPr>
+                <w:rFonts w:ascii="Times New Roman" w:hAnsi="Times New Roman" w:cs="Times New Roman"/>
+              </w:rPr>
+            </w:pPr>
+            <w:proofErr w:type="spellStart"/>
+            <w:r>
+              <w:rPr>
+                <w:rFonts w:ascii="Times New Roman" w:hAnsi="Times New Roman" w:cs="Times New Roman"/>
+              </w:rPr>
+              <w:t>Default</w:t>
+            </w:r>
+            <w:proofErr w:type="spellEnd"/>
+            <w:r>
+              <w:rPr>
+                <w:rFonts w:ascii="Times New Roman" w:hAnsi="Times New Roman" w:cs="Times New Roman"/>
+              </w:rPr>
+              <w:t xml:space="preserve">: </w:t>
+            </w:r>
+            <w:proofErr w:type="spellStart"/>
+            <w:r>
+              <w:rPr>
+                <w:rFonts w:ascii="Times New Roman" w:hAnsi="Times New Roman" w:cs="Times New Roman"/>
+              </w:rPr>
+              <w:t>Now</w:t>
+            </w:r>
+            <w:proofErr w:type="spellEnd"/>
+          </w:p>
+        </w:tc>
+        <w:tc>
+          <w:tcPr>
+            <w:tcW w:w="2414" w:type="dxa"/>
+            <w:vAlign w:val="center"/>
+          </w:tcPr>
+          <w:p>
+            <w:pPr>
+              <w:rPr>
+                <w:rFonts w:ascii="Times New Roman" w:hAnsi="Times New Roman" w:cs="Times New Roman"/>
+              </w:rPr>
+            </w:pPr>
+            <w:r>
+              <w:rPr>
+                <w:rFonts w:ascii="Times New Roman" w:hAnsi="Times New Roman" w:cs="Times New Roman"/>
+              </w:rPr>
+              <w:t>A bejelentés ideje.</w:t>
+            </w:r>
+          </w:p>
+        </w:tc>
+      </w:tr>
+    </w:tbl>
+    <w:p>
+      <w:pPr>
+        <w:pStyle w:val="Cmsor3"/>
+        <w:rPr>
+          <w:rFonts w:ascii="Times New Roman" w:hAnsi="Times New Roman" w:cs="Times New Roman"/>
+        </w:rPr>
+      </w:pPr>
+      <w:proofErr w:type="spellStart"/>
+      <w:r>
+        <w:rPr>
+          <w:rFonts w:ascii="Times New Roman" w:hAnsi="Times New Roman" w:cs="Times New Roman"/>
+        </w:rPr>
+        <w:t>KarbantartasStatuszok</w:t>
+      </w:r>
+      <w:proofErr w:type="spellEnd"/>
+    </w:p>
+    <w:p>
+      <w:pPr>
+        <w:rPr>
+          <w:rFonts w:ascii="Times New Roman" w:hAnsi="Times New Roman" w:cs="Times New Roman"/>
+          <w:lang w:eastAsia="hu-HU"/>
+        </w:rPr>
+      </w:pPr>
+      <w:r>
+        <w:rPr>
+          <w:rFonts w:ascii="Times New Roman" w:hAnsi="Times New Roman" w:cs="Times New Roman"/>
+          <w:lang w:eastAsia="hu-HU"/>
+        </w:rPr>
+        <w:t>A hibajegyek lehetséges állapotai.</w:t>
       </w:r>
     </w:p>
     <w:tbl>
@@ -3455,9 +5413,14 @@
           </w:tcPr>
           <w:p>
             <w:pPr>
-              <w:ind w:left="0"/>
+              <w:rPr>
+                <w:rFonts w:ascii="Times New Roman" w:hAnsi="Times New Roman" w:cs="Times New Roman"/>
+              </w:rPr>
             </w:pPr>
             <w:r>
+              <w:rPr>
+                <w:rFonts w:ascii="Times New Roman" w:hAnsi="Times New Roman" w:cs="Times New Roman"/>
+              </w:rPr>
               <w:t>ID</w:t>
             </w:r>
           </w:p>
@@ -3469,9 +5432,14 @@
           </w:tcPr>
           <w:p>
             <w:pPr>
-              <w:ind w:left="0"/>
+              <w:rPr>
+                <w:rFonts w:ascii="Times New Roman" w:hAnsi="Times New Roman" w:cs="Times New Roman"/>
+              </w:rPr>
             </w:pPr>
             <w:r>
+              <w:rPr>
+                <w:rFonts w:ascii="Times New Roman" w:hAnsi="Times New Roman" w:cs="Times New Roman"/>
+              </w:rPr>
               <w:t>int</w:t>
             </w:r>
           </w:p>
@@ -3483,13 +5451,21 @@
           </w:tcPr>
           <w:p>
             <w:pPr>
-              <w:ind w:left="0"/>
+              <w:rPr>
+                <w:rFonts w:ascii="Times New Roman" w:hAnsi="Times New Roman" w:cs="Times New Roman"/>
+              </w:rPr>
             </w:pPr>
             <w:r>
+              <w:rPr>
+                <w:rFonts w:ascii="Times New Roman" w:hAnsi="Times New Roman" w:cs="Times New Roman"/>
+              </w:rPr>
               <w:t xml:space="preserve">PK, </w:t>
             </w:r>
             <w:proofErr w:type="spellStart"/>
             <w:r>
+              <w:rPr>
+                <w:rFonts w:ascii="Times New Roman" w:hAnsi="Times New Roman" w:cs="Times New Roman"/>
+              </w:rPr>
               <w:t>Identity</w:t>
             </w:r>
             <w:proofErr w:type="spellEnd"/>
@@ -3502,10 +5478,15 @@
           </w:tcPr>
           <w:p>
             <w:pPr>
-              <w:ind w:left="0"/>
+              <w:rPr>
+                <w:rFonts w:ascii="Times New Roman" w:hAnsi="Times New Roman" w:cs="Times New Roman"/>
+              </w:rPr>
             </w:pPr>
             <w:r>
-              <w:t>Hibajegy azonosítója.</w:t>
+              <w:rPr>
+                <w:rFonts w:ascii="Times New Roman" w:hAnsi="Times New Roman" w:cs="Times New Roman"/>
+              </w:rPr>
+              <w:t>Azonosító</w:t>
             </w:r>
           </w:p>
         </w:tc>
@@ -3518,11 +5499,16 @@
           </w:tcPr>
           <w:p>
             <w:pPr>
-              <w:ind w:left="0"/>
+              <w:rPr>
+                <w:rFonts w:ascii="Times New Roman" w:hAnsi="Times New Roman" w:cs="Times New Roman"/>
+              </w:rPr>
             </w:pPr>
             <w:proofErr w:type="spellStart"/>
             <w:r>
-              <w:t>BejelentoID</w:t>
+              <w:rPr>
+                <w:rFonts w:ascii="Times New Roman" w:hAnsi="Times New Roman" w:cs="Times New Roman"/>
+              </w:rPr>
+              <w:t>Nev</w:t>
             </w:r>
             <w:proofErr w:type="spellEnd"/>
           </w:p>
@@ -3534,10 +5520,23 @@
           </w:tcPr>
           <w:p>
             <w:pPr>
-              <w:ind w:left="0"/>
+              <w:rPr>
+                <w:rFonts w:ascii="Times New Roman" w:hAnsi="Times New Roman" w:cs="Times New Roman"/>
+              </w:rPr>
             </w:pPr>
-            <w:r>
-              <w:t>int</w:t>
+            <w:proofErr w:type="spellStart"/>
+            <w:r>
+              <w:rPr>
+                <w:rFonts w:ascii="Times New Roman" w:hAnsi="Times New Roman" w:cs="Times New Roman"/>
+              </w:rPr>
+              <w:t>nvarchar</w:t>
+            </w:r>
+            <w:proofErr w:type="spellEnd"/>
+            <w:r>
+              <w:rPr>
+                <w:rFonts w:ascii="Times New Roman" w:hAnsi="Times New Roman" w:cs="Times New Roman"/>
+              </w:rPr>
+              <w:t>(50)</w:t>
             </w:r>
           </w:p>
         </w:tc>
@@ -3548,10 +5547,23 @@
           </w:tcPr>
           <w:p>
             <w:pPr>
-              <w:ind w:left="0"/>
+              <w:rPr>
+                <w:rFonts w:ascii="Times New Roman" w:hAnsi="Times New Roman" w:cs="Times New Roman"/>
+              </w:rPr>
             </w:pPr>
-            <w:r>
-              <w:t>FK</w:t>
+            <w:proofErr w:type="spellStart"/>
+            <w:r>
+              <w:rPr>
+                <w:rFonts w:ascii="Times New Roman" w:hAnsi="Times New Roman" w:cs="Times New Roman"/>
+              </w:rPr>
+              <w:t>Not</w:t>
+            </w:r>
+            <w:proofErr w:type="spellEnd"/>
+            <w:r>
+              <w:rPr>
+                <w:rFonts w:ascii="Times New Roman" w:hAnsi="Times New Roman" w:cs="Times New Roman"/>
+              </w:rPr>
+              <w:t xml:space="preserve"> Null</w:t>
             </w:r>
           </w:p>
         </w:tc>
@@ -3562,227 +5574,15 @@
           </w:tcPr>
           <w:p>
             <w:pPr>
-              <w:ind w:left="0"/>
+              <w:rPr>
+                <w:rFonts w:ascii="Times New Roman" w:hAnsi="Times New Roman" w:cs="Times New Roman"/>
+              </w:rPr>
             </w:pPr>
             <w:r>
-              <w:t>A hibát bejelentő felhasználó.</w:t>
-            </w:r>
-          </w:p>
-        </w:tc>
-      </w:tr>
-      <w:tr>
-        <w:tc>
-          <w:tcPr>
-            <w:tcW w:w="2098" w:type="dxa"/>
-            <w:vAlign w:val="center"/>
-          </w:tcPr>
-          <w:p>
-            <w:pPr>
-              <w:ind w:left="0"/>
-            </w:pPr>
-            <w:proofErr w:type="spellStart"/>
-            <w:r>
-              <w:t>Leiras</w:t>
-            </w:r>
-            <w:proofErr w:type="spellEnd"/>
-          </w:p>
-        </w:tc>
-        <w:tc>
-          <w:tcPr>
-            <w:tcW w:w="1619" w:type="dxa"/>
-            <w:vAlign w:val="center"/>
-          </w:tcPr>
-          <w:p>
-            <w:pPr>
-              <w:ind w:left="0"/>
-            </w:pPr>
-            <w:proofErr w:type="spellStart"/>
-            <w:r>
-              <w:t>nvarchar</w:t>
-            </w:r>
-            <w:proofErr w:type="spellEnd"/>
-            <w:r>
-              <w:t>(</w:t>
-            </w:r>
-            <w:proofErr w:type="spellStart"/>
-            <w:r>
-              <w:t>max</w:t>
-            </w:r>
-            <w:proofErr w:type="spellEnd"/>
-            <w:r>
-              <w:t>)</w:t>
-            </w:r>
-          </w:p>
-        </w:tc>
-        <w:tc>
-          <w:tcPr>
-            <w:tcW w:w="1665" w:type="dxa"/>
-            <w:vAlign w:val="center"/>
-          </w:tcPr>
-          <w:p>
-            <w:pPr>
-              <w:ind w:left="0"/>
-            </w:pPr>
-            <w:r>
-              <w:t>-</w:t>
-            </w:r>
-          </w:p>
-        </w:tc>
-        <w:tc>
-          <w:tcPr>
-            <w:tcW w:w="2414" w:type="dxa"/>
-            <w:vAlign w:val="center"/>
-          </w:tcPr>
-          <w:p>
-            <w:pPr>
-              <w:ind w:left="0"/>
-            </w:pPr>
-            <w:r>
-              <w:t>A probléma részletes leírása.</w:t>
-            </w:r>
-          </w:p>
-        </w:tc>
-      </w:tr>
-      <w:tr>
-        <w:tc>
-          <w:tcPr>
-            <w:tcW w:w="2098" w:type="dxa"/>
-            <w:vAlign w:val="center"/>
-          </w:tcPr>
-          <w:p>
-            <w:pPr>
-              <w:ind w:left="0"/>
-            </w:pPr>
-            <w:proofErr w:type="spellStart"/>
-            <w:r>
-              <w:t>StatuszID</w:t>
-            </w:r>
-            <w:proofErr w:type="spellEnd"/>
-          </w:p>
-        </w:tc>
-        <w:tc>
-          <w:tcPr>
-            <w:tcW w:w="1619" w:type="dxa"/>
-            <w:vAlign w:val="center"/>
-          </w:tcPr>
-          <w:p>
-            <w:pPr>
-              <w:ind w:left="0"/>
-            </w:pPr>
-            <w:r>
-              <w:t>int</w:t>
-            </w:r>
-          </w:p>
-        </w:tc>
-        <w:tc>
-          <w:tcPr>
-            <w:tcW w:w="1665" w:type="dxa"/>
-            <w:vAlign w:val="center"/>
-          </w:tcPr>
-          <w:p>
-            <w:pPr>
-              <w:ind w:left="0"/>
-            </w:pPr>
-            <w:r>
-              <w:t>FK</w:t>
-            </w:r>
-          </w:p>
-        </w:tc>
-        <w:tc>
-          <w:tcPr>
-            <w:tcW w:w="2414" w:type="dxa"/>
-            <w:vAlign w:val="center"/>
-          </w:tcPr>
-          <w:p>
-            <w:pPr>
-              <w:ind w:left="0"/>
-            </w:pPr>
-            <w:r>
-              <w:t xml:space="preserve">Hivatkozás a </w:t>
-            </w:r>
-            <w:proofErr w:type="spellStart"/>
-            <w:r>
-              <w:rPr>
-                <w:i/>
-                <w:iCs/>
-              </w:rPr>
-              <w:t>KarbantartasStatuszok</w:t>
-            </w:r>
-            <w:proofErr w:type="spellEnd"/>
-            <w:r>
-              <w:t xml:space="preserve"> táblára.</w:t>
-            </w:r>
-          </w:p>
-        </w:tc>
-      </w:tr>
-      <w:tr>
-        <w:tc>
-          <w:tcPr>
-            <w:tcW w:w="2098" w:type="dxa"/>
-            <w:vAlign w:val="center"/>
-          </w:tcPr>
-          <w:p>
-            <w:pPr>
-              <w:ind w:left="0"/>
-            </w:pPr>
-            <w:proofErr w:type="spellStart"/>
-            <w:r>
-              <w:t>LetrehozasDatum</w:t>
-            </w:r>
-            <w:proofErr w:type="spellEnd"/>
-          </w:p>
-        </w:tc>
-        <w:tc>
-          <w:tcPr>
-            <w:tcW w:w="1619" w:type="dxa"/>
-            <w:vAlign w:val="center"/>
-          </w:tcPr>
-          <w:p>
-            <w:pPr>
-              <w:ind w:left="0"/>
-            </w:pPr>
-            <w:proofErr w:type="spellStart"/>
-            <w:r>
-              <w:t>datetime</w:t>
-            </w:r>
-            <w:proofErr w:type="spellEnd"/>
-          </w:p>
-        </w:tc>
-        <w:tc>
-          <w:tcPr>
-            <w:tcW w:w="1665" w:type="dxa"/>
-            <w:vAlign w:val="center"/>
-          </w:tcPr>
-          <w:p>
-            <w:pPr>
-              <w:ind w:left="0"/>
-            </w:pPr>
-            <w:proofErr w:type="spellStart"/>
-            <w:r>
-              <w:t>Default</w:t>
-            </w:r>
-            <w:proofErr w:type="spellEnd"/>
-            <w:r>
-              <w:t xml:space="preserve">: </w:t>
-            </w:r>
-            <w:proofErr w:type="spellStart"/>
-            <w:r>
-              <w:t>Now</w:t>
-            </w:r>
-            <w:proofErr w:type="spellEnd"/>
-          </w:p>
-        </w:tc>
-        <w:tc>
-          <w:tcPr>
-            <w:tcW w:w="2414" w:type="dxa"/>
-            <w:vAlign w:val="center"/>
-          </w:tcPr>
-          <w:p>
-            <w:pPr>
-              <w:ind w:left="0"/>
-            </w:pPr>
-            <w:r>
-              <w:t>A bejelentés ideje.</w:t>
+              <w:rPr>
+                <w:rFonts w:ascii="Times New Roman" w:hAnsi="Times New Roman" w:cs="Times New Roman"/>
+              </w:rPr>
+              <w:t>Státusz neve (pl. Új, Kész).</w:t>
             </w:r>
           </w:p>
         </w:tc>
@@ -3791,187 +5591,21 @@
     <w:p>
       <w:pPr>
         <w:pStyle w:val="Cmsor3"/>
-      </w:pPr>
+        <w:rPr>
+          <w:rFonts w:ascii="Times New Roman" w:hAnsi="Times New Roman" w:cs="Times New Roman"/>
+        </w:rPr>
+      </w:pPr>
+      <w:r>
+        <w:rPr>
+          <w:rFonts w:ascii="Times New Roman" w:hAnsi="Times New Roman" w:cs="Times New Roman"/>
+        </w:rPr>
+        <w:t xml:space="preserve"> </w:t>
+      </w:r>
       <w:proofErr w:type="spellStart"/>
       <w:r>
-        <w:t>KarbantartasStatuszok</w:t>
-      </w:r>
-      <w:proofErr w:type="spellEnd"/>
-    </w:p>
-    <w:p>
-      <w:pPr>
-        <w:rPr>
-          <w:lang w:eastAsia="hu-HU"/>
-        </w:rPr>
-      </w:pPr>
-      <w:r>
-        <w:rPr>
-          <w:lang w:eastAsia="hu-HU"/>
-        </w:rPr>
-        <w:t>A hibajegyek lehetséges állapotai.</w:t>
-      </w:r>
-    </w:p>
-    <w:tbl>
-      <w:tblPr>
-        <w:tblStyle w:val="Rcsostblzat"/>
-        <w:tblW w:w="7796" w:type="dxa"/>
-        <w:tblInd w:w="704" w:type="dxa"/>
-        <w:tblLook w:val="04A0" w:firstRow="1" w:lastRow="0" w:firstColumn="1" w:lastColumn="0" w:noHBand="0" w:noVBand="1"/>
-      </w:tblPr>
-      <w:tblGrid>
-        <w:gridCol w:w="2098"/>
-        <w:gridCol w:w="1619"/>
-        <w:gridCol w:w="1665"/>
-        <w:gridCol w:w="2414"/>
-      </w:tblGrid>
-      <w:tr>
-        <w:tc>
-          <w:tcPr>
-            <w:tcW w:w="2098" w:type="dxa"/>
-            <w:vAlign w:val="center"/>
-          </w:tcPr>
-          <w:p>
-            <w:pPr>
-              <w:ind w:left="0"/>
-            </w:pPr>
-            <w:r>
-              <w:t>ID</w:t>
-            </w:r>
-          </w:p>
-        </w:tc>
-        <w:tc>
-          <w:tcPr>
-            <w:tcW w:w="1619" w:type="dxa"/>
-            <w:vAlign w:val="center"/>
-          </w:tcPr>
-          <w:p>
-            <w:pPr>
-              <w:ind w:left="0"/>
-            </w:pPr>
-            <w:r>
-              <w:t>int</w:t>
-            </w:r>
-          </w:p>
-        </w:tc>
-        <w:tc>
-          <w:tcPr>
-            <w:tcW w:w="1665" w:type="dxa"/>
-            <w:vAlign w:val="center"/>
-          </w:tcPr>
-          <w:p>
-            <w:pPr>
-              <w:ind w:left="0"/>
-            </w:pPr>
-            <w:r>
-              <w:t xml:space="preserve">PK, </w:t>
-            </w:r>
-            <w:proofErr w:type="spellStart"/>
-            <w:r>
-              <w:t>Identity</w:t>
-            </w:r>
-            <w:proofErr w:type="spellEnd"/>
-          </w:p>
-        </w:tc>
-        <w:tc>
-          <w:tcPr>
-            <w:tcW w:w="2414" w:type="dxa"/>
-            <w:vAlign w:val="center"/>
-          </w:tcPr>
-          <w:p>
-            <w:pPr>
-              <w:ind w:left="0"/>
-            </w:pPr>
-            <w:r>
-              <w:t>Azonosító</w:t>
-            </w:r>
-          </w:p>
-        </w:tc>
-      </w:tr>
-      <w:tr>
-        <w:tc>
-          <w:tcPr>
-            <w:tcW w:w="2098" w:type="dxa"/>
-            <w:vAlign w:val="center"/>
-          </w:tcPr>
-          <w:p>
-            <w:pPr>
-              <w:ind w:left="0"/>
-            </w:pPr>
-            <w:proofErr w:type="spellStart"/>
-            <w:r>
-              <w:t>Nev</w:t>
-            </w:r>
-            <w:proofErr w:type="spellEnd"/>
-          </w:p>
-        </w:tc>
-        <w:tc>
-          <w:tcPr>
-            <w:tcW w:w="1619" w:type="dxa"/>
-            <w:vAlign w:val="center"/>
-          </w:tcPr>
-          <w:p>
-            <w:pPr>
-              <w:ind w:left="0"/>
-            </w:pPr>
-            <w:proofErr w:type="spellStart"/>
-            <w:proofErr w:type="gramStart"/>
-            <w:r>
-              <w:t>nvarchar</w:t>
-            </w:r>
-            <w:proofErr w:type="spellEnd"/>
-            <w:r>
-              <w:t>(</w:t>
-            </w:r>
-            <w:proofErr w:type="gramEnd"/>
-            <w:r>
-              <w:t>50)</w:t>
-            </w:r>
-          </w:p>
-        </w:tc>
-        <w:tc>
-          <w:tcPr>
-            <w:tcW w:w="1665" w:type="dxa"/>
-            <w:vAlign w:val="center"/>
-          </w:tcPr>
-          <w:p>
-            <w:pPr>
-              <w:ind w:left="0"/>
-            </w:pPr>
-            <w:proofErr w:type="spellStart"/>
-            <w:r>
-              <w:t>Not</w:t>
-            </w:r>
-            <w:proofErr w:type="spellEnd"/>
-            <w:r>
-              <w:t xml:space="preserve"> Null</w:t>
-            </w:r>
-          </w:p>
-        </w:tc>
-        <w:tc>
-          <w:tcPr>
-            <w:tcW w:w="2414" w:type="dxa"/>
-            <w:vAlign w:val="center"/>
-          </w:tcPr>
-          <w:p>
-            <w:pPr>
-              <w:ind w:left="0"/>
-            </w:pPr>
-            <w:r>
-              <w:t>Státusz neve (pl. Új, Kész).</w:t>
-            </w:r>
-          </w:p>
-        </w:tc>
-      </w:tr>
-    </w:tbl>
-    <w:p>
-      <w:pPr>
-        <w:pStyle w:val="Cmsor3"/>
-      </w:pPr>
-      <w:r>
-        <w:t xml:space="preserve"> </w:t>
-      </w:r>
-      <w:proofErr w:type="spellStart"/>
-      <w:r>
+        <w:rPr>
+          <w:rFonts w:ascii="Times New Roman" w:hAnsi="Times New Roman" w:cs="Times New Roman"/>
+        </w:rPr>
         <w:t>Kollegium</w:t>
       </w:r>
       <w:proofErr w:type="spellEnd"/>
@@ -3997,9 +5631,14 @@
           </w:tcPr>
           <w:p>
             <w:pPr>
-              <w:ind w:left="0"/>
+              <w:rPr>
+                <w:rFonts w:ascii="Times New Roman" w:hAnsi="Times New Roman" w:cs="Times New Roman"/>
+              </w:rPr>
             </w:pPr>
             <w:r>
+              <w:rPr>
+                <w:rFonts w:ascii="Times New Roman" w:hAnsi="Times New Roman" w:cs="Times New Roman"/>
+              </w:rPr>
               <w:t>ID</w:t>
             </w:r>
           </w:p>
@@ -4011,9 +5650,14 @@
           </w:tcPr>
           <w:p>
             <w:pPr>
-              <w:ind w:left="0"/>
+              <w:rPr>
+                <w:rFonts w:ascii="Times New Roman" w:hAnsi="Times New Roman" w:cs="Times New Roman"/>
+              </w:rPr>
             </w:pPr>
             <w:r>
+              <w:rPr>
+                <w:rFonts w:ascii="Times New Roman" w:hAnsi="Times New Roman" w:cs="Times New Roman"/>
+              </w:rPr>
               <w:t>int</w:t>
             </w:r>
           </w:p>
@@ -4025,13 +5669,21 @@
           </w:tcPr>
           <w:p>
             <w:pPr>
-              <w:ind w:left="0"/>
+              <w:rPr>
+                <w:rFonts w:ascii="Times New Roman" w:hAnsi="Times New Roman" w:cs="Times New Roman"/>
+              </w:rPr>
             </w:pPr>
             <w:r>
+              <w:rPr>
+                <w:rFonts w:ascii="Times New Roman" w:hAnsi="Times New Roman" w:cs="Times New Roman"/>
+              </w:rPr>
               <w:t xml:space="preserve">PK, </w:t>
             </w:r>
             <w:proofErr w:type="spellStart"/>
             <w:r>
+              <w:rPr>
+                <w:rFonts w:ascii="Times New Roman" w:hAnsi="Times New Roman" w:cs="Times New Roman"/>
+              </w:rPr>
               <w:t>Identity</w:t>
             </w:r>
             <w:proofErr w:type="spellEnd"/>
@@ -4044,9 +5696,14 @@
           </w:tcPr>
           <w:p>
             <w:pPr>
-              <w:ind w:left="0"/>
+              <w:rPr>
+                <w:rFonts w:ascii="Times New Roman" w:hAnsi="Times New Roman" w:cs="Times New Roman"/>
+              </w:rPr>
             </w:pPr>
             <w:r>
+              <w:rPr>
+                <w:rFonts w:ascii="Times New Roman" w:hAnsi="Times New Roman" w:cs="Times New Roman"/>
+              </w:rPr>
               <w:t>Azonosító</w:t>
             </w:r>
           </w:p>
@@ -4060,10 +5717,15 @@
           </w:tcPr>
           <w:p>
             <w:pPr>
-              <w:ind w:left="0"/>
+              <w:rPr>
+                <w:rFonts w:ascii="Times New Roman" w:hAnsi="Times New Roman" w:cs="Times New Roman"/>
+              </w:rPr>
             </w:pPr>
             <w:proofErr w:type="spellStart"/>
             <w:r>
+              <w:rPr>
+                <w:rFonts w:ascii="Times New Roman" w:hAnsi="Times New Roman" w:cs="Times New Roman"/>
+              </w:rPr>
               <w:t>KollegiumNev</w:t>
             </w:r>
             <w:proofErr w:type="spellEnd"/>
@@ -4076,20 +5738,23 @@
           </w:tcPr>
           <w:p>
             <w:pPr>
-              <w:ind w:left="0"/>
+              <w:rPr>
+                <w:rFonts w:ascii="Times New Roman" w:hAnsi="Times New Roman" w:cs="Times New Roman"/>
+              </w:rPr>
             </w:pPr>
             <w:proofErr w:type="spellStart"/>
-            <w:proofErr w:type="gramStart"/>
-            <w:r>
+            <w:r>
+              <w:rPr>
+                <w:rFonts w:ascii="Times New Roman" w:hAnsi="Times New Roman" w:cs="Times New Roman"/>
+              </w:rPr>
               <w:t>nvarchar</w:t>
             </w:r>
             <w:proofErr w:type="spellEnd"/>
             <w:r>
-              <w:t>(</w:t>
-            </w:r>
-            <w:proofErr w:type="gramEnd"/>
-            <w:r>
-              <w:t>50)</w:t>
+              <w:rPr>
+                <w:rFonts w:ascii="Times New Roman" w:hAnsi="Times New Roman" w:cs="Times New Roman"/>
+              </w:rPr>
+              <w:t>(50)</w:t>
             </w:r>
           </w:p>
         </w:tc>
@@ -4100,18 +5765,23 @@
           </w:tcPr>
           <w:p>
             <w:pPr>
-              <w:ind w:left="0"/>
+              <w:rPr>
+                <w:rFonts w:ascii="Times New Roman" w:hAnsi="Times New Roman" w:cs="Times New Roman"/>
+              </w:rPr>
             </w:pPr>
             <w:proofErr w:type="spellStart"/>
             <w:r>
+              <w:rPr>
+                <w:rFonts w:ascii="Times New Roman" w:hAnsi="Times New Roman" w:cs="Times New Roman"/>
+              </w:rPr>
               <w:t>Not</w:t>
             </w:r>
             <w:proofErr w:type="spellEnd"/>
             <w:r>
-              <w:t xml:space="preserve"> </w:t>
-            </w:r>
-            <w:r>
-              <w:t>Null</w:t>
+              <w:rPr>
+                <w:rFonts w:ascii="Times New Roman" w:hAnsi="Times New Roman" w:cs="Times New Roman"/>
+              </w:rPr>
+              <w:t xml:space="preserve"> Null</w:t>
             </w:r>
           </w:p>
         </w:tc>
@@ -4122,23 +5792,40 @@
           </w:tcPr>
           <w:p>
             <w:pPr>
-              <w:ind w:left="0"/>
+              <w:rPr>
+                <w:rFonts w:ascii="Times New Roman" w:hAnsi="Times New Roman" w:cs="Times New Roman"/>
+              </w:rPr>
             </w:pPr>
             <w:r>
+              <w:rPr>
+                <w:rFonts w:ascii="Times New Roman" w:hAnsi="Times New Roman" w:cs="Times New Roman"/>
+              </w:rPr>
               <w:t>Kollégium neve</w:t>
             </w:r>
           </w:p>
         </w:tc>
       </w:tr>
     </w:tbl>
-    <w:p/>
+    <w:p>
+      <w:pPr>
+        <w:rPr>
+          <w:rFonts w:ascii="Times New Roman" w:hAnsi="Times New Roman" w:cs="Times New Roman"/>
+        </w:rPr>
+      </w:pPr>
+    </w:p>
     <w:p>
       <w:pPr>
         <w:pStyle w:val="Cmsor2"/>
         <w:pageBreakBefore/>
         <w:ind w:left="714" w:hanging="357"/>
-      </w:pPr>
-      <w:r>
+        <w:rPr>
+          <w:rFonts w:ascii="Times New Roman" w:hAnsi="Times New Roman" w:cs="Times New Roman"/>
+        </w:rPr>
+      </w:pPr>
+      <w:r>
+        <w:rPr>
+          <w:rFonts w:ascii="Times New Roman" w:hAnsi="Times New Roman" w:cs="Times New Roman"/>
+        </w:rPr>
         <w:lastRenderedPageBreak/>
         <w:t>Fő funkciók</w:t>
       </w:r>
@@ -4150,17 +5837,28 @@
           <w:ilvl w:val="0"/>
           <w:numId w:val="52"/>
         </w:numPr>
-      </w:pPr>
-      <w:r>
+        <w:rPr>
+          <w:rFonts w:ascii="Times New Roman" w:hAnsi="Times New Roman" w:cs="Times New Roman"/>
+        </w:rPr>
+      </w:pPr>
+      <w:r>
+        <w:rPr>
+          <w:rFonts w:ascii="Times New Roman" w:hAnsi="Times New Roman" w:cs="Times New Roman"/>
+        </w:rPr>
         <w:t>Lakók kezelése</w:t>
       </w:r>
     </w:p>
     <w:p>
-      <w:r>
-        <w:t>H</w:t>
-      </w:r>
-      <w:r>
-        <w:t>allgatók nyilvántartását és adatainak menedzselését végzi.</w:t>
+      <w:pPr>
+        <w:rPr>
+          <w:rFonts w:ascii="Times New Roman" w:hAnsi="Times New Roman" w:cs="Times New Roman"/>
+        </w:rPr>
+      </w:pPr>
+      <w:r>
+        <w:rPr>
+          <w:rFonts w:ascii="Times New Roman" w:hAnsi="Times New Roman" w:cs="Times New Roman"/>
+        </w:rPr>
+        <w:t>Hallgatók nyilvántartását és adatainak menedzselését végzi.</w:t>
       </w:r>
     </w:p>
     <w:p>
@@ -4170,15 +5868,22 @@
           <w:ilvl w:val="0"/>
           <w:numId w:val="61"/>
         </w:numPr>
-      </w:pPr>
-      <w:r>
-        <w:rPr>
+        <w:rPr>
+          <w:rFonts w:ascii="Times New Roman" w:hAnsi="Times New Roman" w:cs="Times New Roman"/>
+        </w:rPr>
+      </w:pPr>
+      <w:r>
+        <w:rPr>
+          <w:rFonts w:ascii="Times New Roman" w:hAnsi="Times New Roman" w:cs="Times New Roman"/>
           <w:b/>
           <w:bCs/>
         </w:rPr>
         <w:t>Személyes adatok kezelése:</w:t>
       </w:r>
       <w:r>
+        <w:rPr>
+          <w:rFonts w:ascii="Times New Roman" w:hAnsi="Times New Roman" w:cs="Times New Roman"/>
+        </w:rPr>
         <w:t xml:space="preserve"> A rendszerben rögzítésre kerülnek a lakók alapvető információi, mint a név, évfolyam és elérhetőségek. Ez biztosítja a pontos nyilvántartást és a kapcsolattartás lehetőségét.</w:t>
       </w:r>
     </w:p>
@@ -4189,15 +5894,22 @@
           <w:ilvl w:val="0"/>
           <w:numId w:val="61"/>
         </w:numPr>
-      </w:pPr>
-      <w:r>
-        <w:rPr>
+        <w:rPr>
+          <w:rFonts w:ascii="Times New Roman" w:hAnsi="Times New Roman" w:cs="Times New Roman"/>
+        </w:rPr>
+      </w:pPr>
+      <w:r>
+        <w:rPr>
+          <w:rFonts w:ascii="Times New Roman" w:hAnsi="Times New Roman" w:cs="Times New Roman"/>
           <w:b/>
           <w:bCs/>
         </w:rPr>
         <w:t>Szoba-hozzárendelés:</w:t>
       </w:r>
       <w:r>
+        <w:rPr>
+          <w:rFonts w:ascii="Times New Roman" w:hAnsi="Times New Roman" w:cs="Times New Roman"/>
+        </w:rPr>
         <w:t xml:space="preserve"> A lakók profiljához közvetlenül kapcsolódik a lakhatási információ. Az adminisztrátorok itt rendelik össze a diákot a kiválasztott szobával.</w:t>
       </w:r>
     </w:p>
@@ -4208,31 +5920,55 @@
           <w:ilvl w:val="0"/>
           <w:numId w:val="61"/>
         </w:numPr>
-      </w:pPr>
-      <w:r>
-        <w:rPr>
+        <w:rPr>
+          <w:rFonts w:ascii="Times New Roman" w:hAnsi="Times New Roman" w:cs="Times New Roman"/>
+        </w:rPr>
+      </w:pPr>
+      <w:r>
+        <w:rPr>
+          <w:rFonts w:ascii="Times New Roman" w:hAnsi="Times New Roman" w:cs="Times New Roman"/>
           <w:b/>
           <w:bCs/>
         </w:rPr>
         <w:t>Időbeli nyilvántartás:</w:t>
       </w:r>
       <w:r>
+        <w:rPr>
+          <w:rFonts w:ascii="Times New Roman" w:hAnsi="Times New Roman" w:cs="Times New Roman"/>
+        </w:rPr>
         <w:t xml:space="preserve"> A rendszer pontosan tárolja a beköltözés dátumát és a várható kiköltözés idejét, ami elengedhetetlen a férőhelyek tervezhetősége szempontjából.</w:t>
       </w:r>
     </w:p>
     <w:p>
       <w:pPr>
         <w:pStyle w:val="Cmsor3"/>
-      </w:pPr>
-      <w:r>
+        <w:rPr>
+          <w:rFonts w:ascii="Times New Roman" w:hAnsi="Times New Roman" w:cs="Times New Roman"/>
+        </w:rPr>
+      </w:pPr>
+      <w:r>
+        <w:rPr>
+          <w:rFonts w:ascii="Times New Roman" w:hAnsi="Times New Roman" w:cs="Times New Roman"/>
+        </w:rPr>
         <w:t>Szobabeosztás</w:t>
       </w:r>
       <w:r>
+        <w:rPr>
+          <w:rFonts w:ascii="Times New Roman" w:hAnsi="Times New Roman" w:cs="Times New Roman"/>
+        </w:rPr>
         <w:t xml:space="preserve"> és kapacitáskezelés</w:t>
       </w:r>
     </w:p>
     <w:p>
-      <w:r>
+      <w:pPr>
+        <w:rPr>
+          <w:rFonts w:ascii="Times New Roman" w:hAnsi="Times New Roman" w:cs="Times New Roman"/>
+        </w:rPr>
+      </w:pPr>
+      <w:r>
+        <w:rPr>
+          <w:rFonts w:ascii="Times New Roman" w:hAnsi="Times New Roman" w:cs="Times New Roman"/>
+        </w:rPr>
         <w:t>Ez a funkció biztosítja az épület erőforrásainak (szobák) logikus kezelését.</w:t>
       </w:r>
     </w:p>
@@ -4244,18 +5980,23 @@
           <w:numId w:val="62"/>
         </w:numPr>
         <w:rPr>
+          <w:rFonts w:ascii="Times New Roman" w:hAnsi="Times New Roman" w:cs="Times New Roman"/>
           <w:b/>
           <w:bCs/>
         </w:rPr>
       </w:pPr>
       <w:r>
         <w:rPr>
+          <w:rFonts w:ascii="Times New Roman" w:hAnsi="Times New Roman" w:cs="Times New Roman"/>
           <w:b/>
           <w:bCs/>
         </w:rPr>
         <w:t>Szobák paraméterei:</w:t>
       </w:r>
       <w:r>
+        <w:rPr>
+          <w:rFonts w:ascii="Times New Roman" w:hAnsi="Times New Roman" w:cs="Times New Roman"/>
+        </w:rPr>
         <w:t xml:space="preserve"> Minden szobáról tároljuk a fizikai jellemzőket: szobaszám, emelet, és a maximális férőhelyek száma.</w:t>
       </w:r>
     </w:p>
@@ -4267,18 +6008,23 @@
           <w:numId w:val="62"/>
         </w:numPr>
         <w:rPr>
+          <w:rFonts w:ascii="Times New Roman" w:hAnsi="Times New Roman" w:cs="Times New Roman"/>
           <w:b/>
           <w:bCs/>
         </w:rPr>
       </w:pPr>
       <w:r>
         <w:rPr>
+          <w:rFonts w:ascii="Times New Roman" w:hAnsi="Times New Roman" w:cs="Times New Roman"/>
           <w:b/>
           <w:bCs/>
         </w:rPr>
         <w:t>Lakók hozzárendelése:</w:t>
       </w:r>
       <w:r>
+        <w:rPr>
+          <w:rFonts w:ascii="Times New Roman" w:hAnsi="Times New Roman" w:cs="Times New Roman"/>
+        </w:rPr>
         <w:t xml:space="preserve"> Az adminisztrátori felületen keresztül történik a lakók elhelyezése az adott szobákba.</w:t>
       </w:r>
     </w:p>
@@ -4290,31 +6036,50 @@
           <w:numId w:val="62"/>
         </w:numPr>
         <w:rPr>
+          <w:rFonts w:ascii="Times New Roman" w:hAnsi="Times New Roman" w:cs="Times New Roman"/>
           <w:b/>
           <w:bCs/>
         </w:rPr>
       </w:pPr>
       <w:r>
         <w:rPr>
+          <w:rFonts w:ascii="Times New Roman" w:hAnsi="Times New Roman" w:cs="Times New Roman"/>
           <w:b/>
           <w:bCs/>
         </w:rPr>
         <w:t xml:space="preserve">Automatikus kapacitás ellenőrzés: </w:t>
       </w:r>
       <w:r>
+        <w:rPr>
+          <w:rFonts w:ascii="Times New Roman" w:hAnsi="Times New Roman" w:cs="Times New Roman"/>
+        </w:rPr>
         <w:t>A rendszer hozzárendeléskor automatikusan összeveti az aktuális létszámot a maximális férőhellyel, és hibaüzenetet ad, ha a szoba betelt.</w:t>
       </w:r>
     </w:p>
     <w:p>
       <w:pPr>
         <w:pStyle w:val="Cmsor3"/>
-      </w:pPr>
-      <w:r>
+        <w:rPr>
+          <w:rFonts w:ascii="Times New Roman" w:hAnsi="Times New Roman" w:cs="Times New Roman"/>
+        </w:rPr>
+      </w:pPr>
+      <w:r>
+        <w:rPr>
+          <w:rFonts w:ascii="Times New Roman" w:hAnsi="Times New Roman" w:cs="Times New Roman"/>
+        </w:rPr>
         <w:t>Fizetések nyilvántartása</w:t>
       </w:r>
     </w:p>
     <w:p>
-      <w:r>
+      <w:pPr>
+        <w:rPr>
+          <w:rFonts w:ascii="Times New Roman" w:hAnsi="Times New Roman" w:cs="Times New Roman"/>
+        </w:rPr>
+      </w:pPr>
+      <w:r>
+        <w:rPr>
+          <w:rFonts w:ascii="Times New Roman" w:hAnsi="Times New Roman" w:cs="Times New Roman"/>
+        </w:rPr>
         <w:t>A pénzügyi modul átláthatóvá teszi a kollégiumi díjak kezelését.</w:t>
       </w:r>
     </w:p>
@@ -4325,15 +6090,22 @@
           <w:ilvl w:val="0"/>
           <w:numId w:val="64"/>
         </w:numPr>
-      </w:pPr>
-      <w:r>
-        <w:rPr>
+        <w:rPr>
+          <w:rFonts w:ascii="Times New Roman" w:hAnsi="Times New Roman" w:cs="Times New Roman"/>
+        </w:rPr>
+      </w:pPr>
+      <w:r>
+        <w:rPr>
+          <w:rFonts w:ascii="Times New Roman" w:hAnsi="Times New Roman" w:cs="Times New Roman"/>
           <w:b/>
           <w:bCs/>
         </w:rPr>
         <w:t>Fizetési típusok:</w:t>
       </w:r>
       <w:r>
+        <w:rPr>
+          <w:rFonts w:ascii="Times New Roman" w:hAnsi="Times New Roman" w:cs="Times New Roman"/>
+        </w:rPr>
         <w:t xml:space="preserve"> A rendszer képes kezelni különböző fizetési jogcímeket, mint például a havi lakbér vagy az esetleges közös költségek.</w:t>
       </w:r>
     </w:p>
@@ -4344,23 +6116,36 @@
           <w:ilvl w:val="0"/>
           <w:numId w:val="64"/>
         </w:numPr>
-      </w:pPr>
-      <w:r>
-        <w:rPr>
+        <w:rPr>
+          <w:rFonts w:ascii="Times New Roman" w:hAnsi="Times New Roman" w:cs="Times New Roman"/>
+        </w:rPr>
+      </w:pPr>
+      <w:r>
+        <w:rPr>
+          <w:rFonts w:ascii="Times New Roman" w:hAnsi="Times New Roman" w:cs="Times New Roman"/>
           <w:b/>
           <w:bCs/>
         </w:rPr>
         <w:t>Befizetések rögzítése:</w:t>
       </w:r>
       <w:r>
+        <w:rPr>
+          <w:rFonts w:ascii="Times New Roman" w:hAnsi="Times New Roman" w:cs="Times New Roman"/>
+        </w:rPr>
         <w:t xml:space="preserve"> Az adminisztrátorok rögzíthetik a beérkezett összegeket. A rendszer nyilvántartja a fizetési státuszt (pl. rendezett vagy elmaradt), amit a diákok is nyomon követhetnek.</w:t>
       </w:r>
     </w:p>
     <w:p>
       <w:pPr>
         <w:pStyle w:val="Cmsor3"/>
-      </w:pPr>
-      <w:r>
+        <w:rPr>
+          <w:rFonts w:ascii="Times New Roman" w:hAnsi="Times New Roman" w:cs="Times New Roman"/>
+        </w:rPr>
+      </w:pPr>
+      <w:r>
+        <w:rPr>
+          <w:rFonts w:ascii="Times New Roman" w:hAnsi="Times New Roman" w:cs="Times New Roman"/>
+        </w:rPr>
         <w:lastRenderedPageBreak/>
         <w:t>Karbantartási kérések</w:t>
       </w:r>
@@ -4372,15 +6157,22 @@
           <w:ilvl w:val="0"/>
           <w:numId w:val="65"/>
         </w:numPr>
-      </w:pPr>
-      <w:r>
-        <w:rPr>
+        <w:rPr>
+          <w:rFonts w:ascii="Times New Roman" w:hAnsi="Times New Roman" w:cs="Times New Roman"/>
+        </w:rPr>
+      </w:pPr>
+      <w:r>
+        <w:rPr>
+          <w:rFonts w:ascii="Times New Roman" w:hAnsi="Times New Roman" w:cs="Times New Roman"/>
           <w:b/>
           <w:bCs/>
         </w:rPr>
         <w:t>Hibabejelentés:</w:t>
       </w:r>
       <w:r>
+        <w:rPr>
+          <w:rFonts w:ascii="Times New Roman" w:hAnsi="Times New Roman" w:cs="Times New Roman"/>
+        </w:rPr>
         <w:t xml:space="preserve"> A lakók saját felületükön keresztül rögzíthetik a felmerülő problémákat (pl. csöpögő csap, elektromos hiba).</w:t>
       </w:r>
     </w:p>
@@ -4391,15 +6183,22 @@
           <w:ilvl w:val="0"/>
           <w:numId w:val="65"/>
         </w:numPr>
-      </w:pPr>
-      <w:r>
-        <w:rPr>
+        <w:rPr>
+          <w:rFonts w:ascii="Times New Roman" w:hAnsi="Times New Roman" w:cs="Times New Roman"/>
+        </w:rPr>
+      </w:pPr>
+      <w:r>
+        <w:rPr>
+          <w:rFonts w:ascii="Times New Roman" w:hAnsi="Times New Roman" w:cs="Times New Roman"/>
           <w:b/>
           <w:bCs/>
         </w:rPr>
         <w:t>Feladatkezelés:</w:t>
       </w:r>
       <w:r>
+        <w:rPr>
+          <w:rFonts w:ascii="Times New Roman" w:hAnsi="Times New Roman" w:cs="Times New Roman"/>
+        </w:rPr>
         <w:t xml:space="preserve"> A karbantartók láthatják a rájuk bízott, vagy a rendszerben lévő nyitott feladatokat, és elvállalhatják azokat.</w:t>
       </w:r>
     </w:p>
@@ -4410,18 +6209,28 @@
           <w:ilvl w:val="0"/>
           <w:numId w:val="65"/>
         </w:numPr>
-      </w:pPr>
-      <w:r>
-        <w:rPr>
+        <w:rPr>
+          <w:rFonts w:ascii="Times New Roman" w:hAnsi="Times New Roman" w:cs="Times New Roman"/>
+        </w:rPr>
+      </w:pPr>
+      <w:r>
+        <w:rPr>
+          <w:rFonts w:ascii="Times New Roman" w:hAnsi="Times New Roman" w:cs="Times New Roman"/>
           <w:b/>
           <w:bCs/>
         </w:rPr>
         <w:t>Visszajelzés:</w:t>
       </w:r>
       <w:r>
+        <w:rPr>
+          <w:rFonts w:ascii="Times New Roman" w:hAnsi="Times New Roman" w:cs="Times New Roman"/>
+        </w:rPr>
         <w:t xml:space="preserve"> A munka elvégzése után a státusz módosul, amiről a lakó visszajelzést kap a felületen, így látja, hogy a probléma megoldódott.</w:t>
       </w:r>
       <w:r>
+        <w:rPr>
+          <w:rFonts w:ascii="Times New Roman" w:hAnsi="Times New Roman" w:cs="Times New Roman"/>
+        </w:rPr>
         <w:t xml:space="preserve"> </w:t>
       </w:r>
     </w:p>
@@ -4430,18 +6239,33 @@
         <w:pStyle w:val="Cmsor3"/>
         <w:pageBreakBefore/>
         <w:ind w:left="714" w:hanging="357"/>
-      </w:pPr>
-      <w:r>
+        <w:rPr>
+          <w:rFonts w:ascii="Times New Roman" w:hAnsi="Times New Roman" w:cs="Times New Roman"/>
+        </w:rPr>
+      </w:pPr>
+      <w:r>
+        <w:rPr>
+          <w:rFonts w:ascii="Times New Roman" w:hAnsi="Times New Roman" w:cs="Times New Roman"/>
+        </w:rPr>
         <w:lastRenderedPageBreak/>
         <w:t xml:space="preserve">Adminisztráció </w:t>
       </w:r>
       <w:r>
+        <w:rPr>
+          <w:rFonts w:ascii="Times New Roman" w:hAnsi="Times New Roman" w:cs="Times New Roman"/>
+        </w:rPr>
         <w:t>és</w:t>
       </w:r>
       <w:r>
+        <w:rPr>
+          <w:rFonts w:ascii="Times New Roman" w:hAnsi="Times New Roman" w:cs="Times New Roman"/>
+        </w:rPr>
         <w:t xml:space="preserve"> jogosultság</w:t>
       </w:r>
       <w:r>
+        <w:rPr>
+          <w:rFonts w:ascii="Times New Roman" w:hAnsi="Times New Roman" w:cs="Times New Roman"/>
+        </w:rPr>
         <w:t>kezelés</w:t>
       </w:r>
     </w:p>
@@ -4452,15 +6276,22 @@
           <w:ilvl w:val="0"/>
           <w:numId w:val="66"/>
         </w:numPr>
-      </w:pPr>
-      <w:r>
-        <w:rPr>
+        <w:rPr>
+          <w:rFonts w:ascii="Times New Roman" w:hAnsi="Times New Roman" w:cs="Times New Roman"/>
+        </w:rPr>
+      </w:pPr>
+      <w:r>
+        <w:rPr>
+          <w:rFonts w:ascii="Times New Roman" w:hAnsi="Times New Roman" w:cs="Times New Roman"/>
           <w:b/>
           <w:bCs/>
         </w:rPr>
         <w:t xml:space="preserve">Adminisztrátor: </w:t>
       </w:r>
       <w:r>
+        <w:rPr>
+          <w:rFonts w:ascii="Times New Roman" w:hAnsi="Times New Roman" w:cs="Times New Roman"/>
+        </w:rPr>
         <w:t>Teljes körű hozzáféréssel rendelkezik a rendszer minden eleméhez (felhasználók, szobák, pénzügyek, karbantartás szerkesztése).</w:t>
       </w:r>
     </w:p>
@@ -4471,18 +6302,28 @@
           <w:ilvl w:val="0"/>
           <w:numId w:val="66"/>
         </w:numPr>
-      </w:pPr>
-      <w:r>
-        <w:rPr>
+        <w:rPr>
+          <w:rFonts w:ascii="Times New Roman" w:hAnsi="Times New Roman" w:cs="Times New Roman"/>
+        </w:rPr>
+      </w:pPr>
+      <w:r>
+        <w:rPr>
+          <w:rFonts w:ascii="Times New Roman" w:hAnsi="Times New Roman" w:cs="Times New Roman"/>
           <w:b/>
           <w:bCs/>
         </w:rPr>
         <w:t>Lakó</w:t>
       </w:r>
       <w:r>
+        <w:rPr>
+          <w:rFonts w:ascii="Times New Roman" w:hAnsi="Times New Roman" w:cs="Times New Roman"/>
+        </w:rPr>
         <w:t xml:space="preserve">: </w:t>
       </w:r>
       <w:r>
+        <w:rPr>
+          <w:rFonts w:ascii="Times New Roman" w:hAnsi="Times New Roman" w:cs="Times New Roman"/>
+        </w:rPr>
         <w:t>Korlátozott jogosultságú felhasználó. Kizárólag a saját adatait tekintheti meg vagy szerkesztheti, karbantartási kérést küldhet be, valamint ellenőrizheti saját fizetési státuszát.</w:t>
       </w:r>
     </w:p>
@@ -4494,21 +6335,29 @@
           <w:numId w:val="66"/>
         </w:numPr>
         <w:rPr>
+          <w:rFonts w:ascii="Times New Roman" w:hAnsi="Times New Roman" w:cs="Times New Roman"/>
           <w:b/>
           <w:bCs/>
         </w:rPr>
       </w:pPr>
       <w:r>
         <w:rPr>
+          <w:rFonts w:ascii="Times New Roman" w:hAnsi="Times New Roman" w:cs="Times New Roman"/>
           <w:b/>
           <w:bCs/>
         </w:rPr>
         <w:t>Karbantartó</w:t>
       </w:r>
       <w:r>
+        <w:rPr>
+          <w:rFonts w:ascii="Times New Roman" w:hAnsi="Times New Roman" w:cs="Times New Roman"/>
+        </w:rPr>
         <w:t xml:space="preserve">: </w:t>
       </w:r>
       <w:r>
+        <w:rPr>
+          <w:rFonts w:ascii="Times New Roman" w:hAnsi="Times New Roman" w:cs="Times New Roman"/>
+        </w:rPr>
         <w:t>Speciális szerepkör, amely a hozzá rendelt, jelenleg aktív vagy általa választott karbantartási problémák megtekintésére és státuszának kezelésére jogosult.</w:t>
       </w:r>
     </w:p>
@@ -4517,14 +6366,28 @@
         <w:pStyle w:val="Cmsor2"/>
         <w:pageBreakBefore/>
         <w:ind w:left="714" w:hanging="357"/>
-      </w:pPr>
-      <w:r>
+        <w:rPr>
+          <w:rFonts w:ascii="Times New Roman" w:hAnsi="Times New Roman" w:cs="Times New Roman"/>
+        </w:rPr>
+      </w:pPr>
+      <w:r>
+        <w:rPr>
+          <w:rFonts w:ascii="Times New Roman" w:hAnsi="Times New Roman" w:cs="Times New Roman"/>
+        </w:rPr>
         <w:lastRenderedPageBreak/>
         <w:t>Képernyőtervek</w:t>
       </w:r>
     </w:p>
     <w:p>
-      <w:r>
+      <w:pPr>
+        <w:rPr>
+          <w:rFonts w:ascii="Times New Roman" w:hAnsi="Times New Roman" w:cs="Times New Roman"/>
+        </w:rPr>
+      </w:pPr>
+      <w:r>
+        <w:rPr>
+          <w:rFonts w:ascii="Times New Roman" w:hAnsi="Times New Roman" w:cs="Times New Roman"/>
+        </w:rPr>
         <w:t>A drótvázak tervezésekor kiemelt figyelmet fordítottunk az átláthatóságra és a felhasználóbarát elrendezésre. Munkánk során az interneten található modern weboldalak letisztult stílusából indultunk ki, és azokat formáltuk át a saját igényeinkre. Az alábbiakban bemutatjuk ezeket a terveket szerepkörökre bontva.</w:t>
       </w:r>
     </w:p>
@@ -4535,14 +6398,26 @@
           <w:ilvl w:val="0"/>
           <w:numId w:val="50"/>
         </w:numPr>
-      </w:pPr>
-      <w:r>
+        <w:rPr>
+          <w:rFonts w:ascii="Times New Roman" w:hAnsi="Times New Roman" w:cs="Times New Roman"/>
+        </w:rPr>
+      </w:pPr>
+      <w:r>
+        <w:rPr>
+          <w:rFonts w:ascii="Times New Roman" w:hAnsi="Times New Roman" w:cs="Times New Roman"/>
+        </w:rPr>
         <w:t>Bejelentkezés</w:t>
       </w:r>
     </w:p>
     <w:p>
-      <w:r>
-        <w:rPr>
+      <w:pPr>
+        <w:rPr>
+          <w:rFonts w:ascii="Times New Roman" w:hAnsi="Times New Roman" w:cs="Times New Roman"/>
+        </w:rPr>
+      </w:pPr>
+      <w:r>
+        <w:rPr>
+          <w:rFonts w:ascii="Times New Roman" w:hAnsi="Times New Roman" w:cs="Times New Roman"/>
           <w:noProof/>
         </w:rPr>
         <w:drawing>
@@ -4596,20 +6471,23 @@
         </w:drawing>
       </w:r>
       <w:r>
-        <w:t>A képernyő közepén egy kártyás elrendezés foglalja magában a legfontosabb elemeket: szerepkör</w:t>
-      </w:r>
-      <w:r>
-        <w:t xml:space="preserve"> </w:t>
-      </w:r>
-      <w:r>
-        <w:t xml:space="preserve">választó gombokat (Diák, </w:t>
+        <w:rPr>
+          <w:rFonts w:ascii="Times New Roman" w:hAnsi="Times New Roman" w:cs="Times New Roman"/>
+        </w:rPr>
+        <w:t xml:space="preserve">A képernyő közepén egy kártyás elrendezés foglalja magában a legfontosabb elemeket: szerepkör választó gombokat (Diák, </w:t>
       </w:r>
       <w:proofErr w:type="spellStart"/>
       <w:r>
+        <w:rPr>
+          <w:rFonts w:ascii="Times New Roman" w:hAnsi="Times New Roman" w:cs="Times New Roman"/>
+        </w:rPr>
         <w:t>Admin</w:t>
       </w:r>
       <w:proofErr w:type="spellEnd"/>
       <w:r>
+        <w:rPr>
+          <w:rFonts w:ascii="Times New Roman" w:hAnsi="Times New Roman" w:cs="Times New Roman"/>
+        </w:rPr>
         <w:t>, Karbantartó), valamint a bejelentkezéshez szükséges adatmezőket (email, jelszó) és a funkciógombokat.</w:t>
       </w:r>
     </w:p>
@@ -4618,30 +6496,33 @@
         <w:pStyle w:val="Cmsor3"/>
         <w:pageBreakBefore/>
         <w:ind w:left="714" w:hanging="357"/>
-      </w:pPr>
-      <w:r>
+        <w:rPr>
+          <w:rFonts w:ascii="Times New Roman" w:hAnsi="Times New Roman" w:cs="Times New Roman"/>
+        </w:rPr>
+      </w:pPr>
+      <w:r>
+        <w:rPr>
+          <w:rFonts w:ascii="Times New Roman" w:hAnsi="Times New Roman" w:cs="Times New Roman"/>
+        </w:rPr>
         <w:lastRenderedPageBreak/>
         <w:t>Diák felület – Kezdőlap</w:t>
       </w:r>
     </w:p>
     <w:p>
-      <w:r>
-        <w:t xml:space="preserve">A bejelentkezés után a diákokat fogadó </w:t>
-      </w:r>
-      <w:r>
-        <w:t>k</w:t>
-      </w:r>
-      <w:r>
-        <w:t>ezdőlap drótváza látható. A felület bal oldalán egy állandó oldalsáv</w:t>
-      </w:r>
-      <w:r>
-        <w:t xml:space="preserve"> </w:t>
-      </w:r>
-      <w:r>
-        <w:t>biztosítja a navigációt a menüpontok között. A fő tartalmi részen a felső sorban információs kártyák kaptak helyet, amelyek a legfontosabb státuszokat mutatják: jelenlegi szobaszám, fizetési státusz és az aktív hibabejelentések száma. Ez alatt egy "Hibabejelentés" űrlap található, amellyel navigálás nélkül, azonnal rögzíthető egy új probléma.</w:t>
-      </w:r>
-      <w:r>
-        <w:rPr>
+      <w:pPr>
+        <w:rPr>
+          <w:rFonts w:ascii="Times New Roman" w:hAnsi="Times New Roman" w:cs="Times New Roman"/>
+        </w:rPr>
+      </w:pPr>
+      <w:r>
+        <w:rPr>
+          <w:rFonts w:ascii="Times New Roman" w:hAnsi="Times New Roman" w:cs="Times New Roman"/>
+        </w:rPr>
+        <w:t>A bejelentkezés után a diákokat fogadó kezdőlap drótváza látható. A felület bal oldalán egy állandó oldalsáv biztosítja a navigációt a menüpontok között. A fő tartalmi részen a felső sorban információs kártyák kaptak helyet, amelyek a legfontosabb státuszokat mutatják: jelenlegi szobaszám, fizetési státusz és az aktív hibabejelentések száma. Ez alatt egy "Hibabejelentés" űrlap található, amellyel navigálás nélkül, azonnal rögzíthető egy új probléma.</w:t>
+      </w:r>
+      <w:r>
+        <w:rPr>
+          <w:rFonts w:ascii="Times New Roman" w:hAnsi="Times New Roman" w:cs="Times New Roman"/>
           <w:noProof/>
         </w:rPr>
         <w:drawing>
@@ -4692,38 +6573,41 @@
         <w:pStyle w:val="Cmsor3"/>
         <w:pageBreakBefore/>
         <w:ind w:left="714" w:hanging="357"/>
-      </w:pPr>
-      <w:r>
+        <w:rPr>
+          <w:rFonts w:ascii="Times New Roman" w:hAnsi="Times New Roman" w:cs="Times New Roman"/>
+        </w:rPr>
+      </w:pPr>
+      <w:r>
+        <w:rPr>
+          <w:rFonts w:ascii="Times New Roman" w:hAnsi="Times New Roman" w:cs="Times New Roman"/>
+        </w:rPr>
         <w:lastRenderedPageBreak/>
-        <w:t xml:space="preserve">Diák felület – </w:t>
-      </w:r>
-      <w:r>
-        <w:t>Saját adatok</w:t>
+        <w:t>Diák felület – Saját adatok</w:t>
       </w:r>
     </w:p>
     <w:p>
       <w:pPr>
         <w:rPr>
+          <w:rFonts w:ascii="Times New Roman" w:hAnsi="Times New Roman" w:cs="Times New Roman"/>
           <w:noProof/>
         </w:rPr>
       </w:pPr>
       <w:r>
-        <w:t>A</w:t>
-      </w:r>
-      <w:r>
-        <w:t>z a</w:t>
-      </w:r>
-      <w:r>
-        <w:t>dataim menüpont, a felhasználó személyes információinak áttekintésére szolgál. A középső, kiemelt konténerben strukturáltan jelennek meg a rendszerben tárolt adatok: név, e-mail cím, szobaszám, telefonszám és lakcím. A felület alján egy "Jelszó módosítása" gomb biztosít lehetőséget a biztonsági beállítások kezelésére. A bal alsó sarokban (a navigációs sáv alján) a bejelentkezett felhasználó profilja és a kijelentkezés ikonja látható.</w:t>
-      </w:r>
-      <w:r>
-        <w:rPr>
+        <w:rPr>
+          <w:rFonts w:ascii="Times New Roman" w:hAnsi="Times New Roman" w:cs="Times New Roman"/>
+        </w:rPr>
+        <w:t>Az adataim menüpont, a felhasználó személyes információinak áttekintésére szolgál. A középső, kiemelt konténerben strukturáltan jelennek meg a rendszerben tárolt adatok: név, e-mail cím, szobaszám, telefonszám és lakcím. A felület alján egy "Jelszó módosítása" gomb biztosít lehetőséget a biztonsági beállítások kezelésére. A bal alsó sarokban (a navigációs sáv alján) a bejelentkezett felhasználó profilja és a kijelentkezés ikonja látható.</w:t>
+      </w:r>
+      <w:r>
+        <w:rPr>
+          <w:rFonts w:ascii="Times New Roman" w:hAnsi="Times New Roman" w:cs="Times New Roman"/>
           <w:noProof/>
         </w:rPr>
         <w:t xml:space="preserve"> </w:t>
       </w:r>
       <w:r>
         <w:rPr>
+          <w:rFonts w:ascii="Times New Roman" w:hAnsi="Times New Roman" w:cs="Times New Roman"/>
           <w:noProof/>
         </w:rPr>
         <w:drawing>
@@ -4774,30 +6658,33 @@
         <w:pStyle w:val="Cmsor3"/>
         <w:pageBreakBefore/>
         <w:ind w:left="714" w:hanging="357"/>
-      </w:pPr>
-      <w:r>
+        <w:rPr>
+          <w:rFonts w:ascii="Times New Roman" w:hAnsi="Times New Roman" w:cs="Times New Roman"/>
+        </w:rPr>
+      </w:pPr>
+      <w:r>
+        <w:rPr>
+          <w:rFonts w:ascii="Times New Roman" w:hAnsi="Times New Roman" w:cs="Times New Roman"/>
+        </w:rPr>
         <w:lastRenderedPageBreak/>
         <w:t>Diák felület – Pénzügyek</w:t>
       </w:r>
     </w:p>
     <w:p>
-      <w:r>
-        <w:t xml:space="preserve">A </w:t>
-      </w:r>
-      <w:r>
-        <w:t>b</w:t>
-      </w:r>
-      <w:r>
-        <w:t>efizetések oldal drótváza a pénzügyi átláthatóságot szolgálja. A felső szekcióban három összegző kártya mutatja a pénzügyi helyzetet: az éves összes kifizetést, a következő esedékes összeget és az esetleges hátralékot. Az oldal alsó részén egy részletes táblázat listázza a tranzakciókat dátum, jogcím (pl. Lakbér, Mosási keret) és összeg szerint. A sorok végén található "Státusz" címkék</w:t>
-      </w:r>
-      <w:r>
-        <w:t xml:space="preserve"> </w:t>
-      </w:r>
-      <w:r>
-        <w:t>vizuálisan is elkülönítik a már befizetett és a még esedékes tételeket.</w:t>
-      </w:r>
-      <w:r>
-        <w:rPr>
+      <w:pPr>
+        <w:rPr>
+          <w:rFonts w:ascii="Times New Roman" w:hAnsi="Times New Roman" w:cs="Times New Roman"/>
+        </w:rPr>
+      </w:pPr>
+      <w:r>
+        <w:rPr>
+          <w:rFonts w:ascii="Times New Roman" w:hAnsi="Times New Roman" w:cs="Times New Roman"/>
+        </w:rPr>
+        <w:t>A befizetések oldal drótváza a pénzügyi átláthatóságot szolgálja. A felső szekcióban három összegző kártya mutatja a pénzügyi helyzetet: az éves összes kifizetést, a következő esedékes összeget és az esetleges hátralékot. Az oldal alsó részén egy részletes táblázat listázza a tranzakciókat dátum, jogcím (pl. Lakbér, Mosási keret) és összeg szerint. A sorok végén található "Státusz" címkék vizuálisan is elkülönítik a már befizetett és a még esedékes tételeket.</w:t>
+      </w:r>
+      <w:r>
+        <w:rPr>
+          <w:rFonts w:ascii="Times New Roman" w:hAnsi="Times New Roman" w:cs="Times New Roman"/>
           <w:noProof/>
         </w:rPr>
         <w:drawing>
@@ -4848,32 +6735,40 @@
         <w:pStyle w:val="Cmsor3"/>
         <w:pageBreakBefore/>
         <w:ind w:left="714" w:hanging="357"/>
-      </w:pPr>
-      <w:r>
+        <w:rPr>
+          <w:rFonts w:ascii="Times New Roman" w:hAnsi="Times New Roman" w:cs="Times New Roman"/>
+        </w:rPr>
+      </w:pPr>
+      <w:r>
+        <w:rPr>
+          <w:rFonts w:ascii="Times New Roman" w:hAnsi="Times New Roman" w:cs="Times New Roman"/>
+        </w:rPr>
         <w:lastRenderedPageBreak/>
         <w:t>Karbantartó felület – Aktuális feladatok</w:t>
       </w:r>
     </w:p>
     <w:p>
-      <w:r>
-        <w:t xml:space="preserve">A karbantartói modul </w:t>
-      </w:r>
-      <w:r>
-        <w:t xml:space="preserve">fő </w:t>
-      </w:r>
-      <w:r>
-        <w:t xml:space="preserve">eleme a </w:t>
-      </w:r>
-      <w:r>
-        <w:t>f</w:t>
-      </w:r>
-      <w:r>
-        <w:t>eladatlista. A bal oldali sávban a navigáció (Feladatok, Előzmények) és a felhasználói profil található. A fő tartalom egy strukturált táblázat, amely átláthatóan listázza a hozzárendelt, még nyitott hibajegyeket. Minden sor tartalmazza a hiba egyedi azonosítóját, a pontos helyszínt (pl. Szoba 204), a probléma rövid leírását és dátumát, valamint a prioritást. A sorok végén található "Művelet" gombokkal a karbantartó adminisztrálhatja a munka elvégzését (lezárását).</w:t>
+      <w:pPr>
+        <w:rPr>
+          <w:rFonts w:ascii="Times New Roman" w:hAnsi="Times New Roman" w:cs="Times New Roman"/>
+        </w:rPr>
+      </w:pPr>
+      <w:r>
+        <w:rPr>
+          <w:rFonts w:ascii="Times New Roman" w:hAnsi="Times New Roman" w:cs="Times New Roman"/>
+        </w:rPr>
+        <w:t>A karbantartói modul fő eleme a feladatlista. A bal oldali sávban a navigáció (Feladatok, Előzmények) és a felhasználói profil található. A fő tartalom egy strukturált táblázat, amely átláthatóan listázza a hozzárendelt, még nyitott hibajegyeket. Minden sor tartalmazza a hiba egyedi azonosítóját, a pontos helyszínt (pl. Szoba 204), a probléma rövid leírását és dátumát, valamint a prioritást. A sorok végén található "Művelet" gombokkal a karbantartó adminisztrálhatja a munka elvégzését (lezárását).</w:t>
       </w:r>
     </w:p>
     <w:p>
-      <w:r>
-        <w:rPr>
+      <w:pPr>
+        <w:rPr>
+          <w:rFonts w:ascii="Times New Roman" w:hAnsi="Times New Roman" w:cs="Times New Roman"/>
+        </w:rPr>
+      </w:pPr>
+      <w:r>
+        <w:rPr>
+          <w:rFonts w:ascii="Times New Roman" w:hAnsi="Times New Roman" w:cs="Times New Roman"/>
           <w:noProof/>
         </w:rPr>
         <w:drawing>
@@ -4924,44 +6819,76 @@
         <w:pStyle w:val="Cmsor3"/>
         <w:pageBreakBefore/>
         <w:ind w:left="714" w:hanging="357"/>
-      </w:pPr>
-      <w:r>
+        <w:rPr>
+          <w:rFonts w:ascii="Times New Roman" w:hAnsi="Times New Roman" w:cs="Times New Roman"/>
+        </w:rPr>
+      </w:pPr>
+      <w:r>
+        <w:rPr>
+          <w:rFonts w:ascii="Times New Roman" w:hAnsi="Times New Roman" w:cs="Times New Roman"/>
+        </w:rPr>
         <w:lastRenderedPageBreak/>
         <w:t>Karbantartó felület – Előzmények</w:t>
       </w:r>
     </w:p>
     <w:p>
-      <w:r>
-        <w:t xml:space="preserve">Az </w:t>
-      </w:r>
-      <w:r>
-        <w:t>e</w:t>
-      </w:r>
-      <w:r>
-        <w:t xml:space="preserve">lőzmények nézet szolgál a már elvégzett és lezárt munkák visszakeresésére. </w:t>
-      </w:r>
-      <w:r>
+      <w:pPr>
+        <w:rPr>
+          <w:rFonts w:ascii="Times New Roman" w:hAnsi="Times New Roman" w:cs="Times New Roman"/>
+        </w:rPr>
+      </w:pPr>
+      <w:r>
+        <w:rPr>
+          <w:rFonts w:ascii="Times New Roman" w:hAnsi="Times New Roman" w:cs="Times New Roman"/>
+        </w:rPr>
+        <w:t xml:space="preserve">Az előzmények nézet szolgál a már elvégzett és lezárt munkák visszakeresésére. </w:t>
+      </w:r>
+      <w:r>
+        <w:rPr>
+          <w:rFonts w:ascii="Times New Roman" w:hAnsi="Times New Roman" w:cs="Times New Roman"/>
+        </w:rPr>
         <w:t>A</w:t>
       </w:r>
       <w:r>
+        <w:rPr>
+          <w:rFonts w:ascii="Times New Roman" w:hAnsi="Times New Roman" w:cs="Times New Roman"/>
+        </w:rPr>
         <w:t>mennyiben nincs megjeleníthető adat, a rendszer egy</w:t>
       </w:r>
       <w:r>
+        <w:rPr>
+          <w:rFonts w:ascii="Times New Roman" w:hAnsi="Times New Roman" w:cs="Times New Roman"/>
+        </w:rPr>
         <w:t xml:space="preserve"> </w:t>
       </w:r>
       <w:r>
+        <w:rPr>
+          <w:rFonts w:ascii="Times New Roman" w:hAnsi="Times New Roman" w:cs="Times New Roman"/>
+        </w:rPr>
         <w:t xml:space="preserve">üzenettel tájékoztatja erről a </w:t>
       </w:r>
       <w:r>
+        <w:rPr>
+          <w:rFonts w:ascii="Times New Roman" w:hAnsi="Times New Roman" w:cs="Times New Roman"/>
+        </w:rPr>
         <w:t>karbantartót</w:t>
       </w:r>
       <w:r>
+        <w:rPr>
+          <w:rFonts w:ascii="Times New Roman" w:hAnsi="Times New Roman" w:cs="Times New Roman"/>
+        </w:rPr>
         <w:t>, ahelyett, hogy üres táblázatot jelenítene meg. Ez a felület biztosítja a munkafolyamatok utólagos ellenőrzését.</w:t>
       </w:r>
     </w:p>
     <w:p>
-      <w:r>
-        <w:rPr>
+      <w:pPr>
+        <w:rPr>
+          <w:rFonts w:ascii="Times New Roman" w:hAnsi="Times New Roman" w:cs="Times New Roman"/>
+        </w:rPr>
+      </w:pPr>
+      <w:r>
+        <w:rPr>
+          <w:rFonts w:ascii="Times New Roman" w:hAnsi="Times New Roman" w:cs="Times New Roman"/>
           <w:noProof/>
         </w:rPr>
         <w:drawing>
@@ -5012,41 +6939,40 @@
         <w:pStyle w:val="Cmsor3"/>
         <w:pageBreakBefore/>
         <w:ind w:left="714" w:hanging="357"/>
-      </w:pPr>
-      <w:r>
+        <w:rPr>
+          <w:rFonts w:ascii="Times New Roman" w:hAnsi="Times New Roman" w:cs="Times New Roman"/>
+        </w:rPr>
+      </w:pPr>
+      <w:r>
+        <w:rPr>
+          <w:rFonts w:ascii="Times New Roman" w:hAnsi="Times New Roman" w:cs="Times New Roman"/>
+        </w:rPr>
         <w:lastRenderedPageBreak/>
-        <w:t xml:space="preserve">Adminisztrátor felület – </w:t>
-      </w:r>
-      <w:r>
-        <w:t>Kezdőlap</w:t>
+        <w:t>Adminisztrátor felület – Kezdőlap</w:t>
       </w:r>
     </w:p>
     <w:p>
-      <w:r>
-        <w:t xml:space="preserve">Az adminisztrátori munkaállomás központi eleme a </w:t>
-      </w:r>
-      <w:r>
-        <w:t>r</w:t>
-      </w:r>
-      <w:r>
-        <w:t xml:space="preserve">endszer </w:t>
-      </w:r>
-      <w:r>
-        <w:t>á</w:t>
-      </w:r>
-      <w:r>
-        <w:t>ttekintés, amelyet úgy terveztük, hogy a belépés pillanatában azonnali képet adjon a kollégium működéséről. A felület felső sávjában három kiemelt adatmező</w:t>
-      </w:r>
-      <w:r>
-        <w:t xml:space="preserve"> </w:t>
-      </w:r>
-      <w:r>
-        <w:t>kapott helyet, amelyek az aktív lakók számát, a szabad férőhelyeket és a nyitott hibajegyeket mutatják. Ez alatt található a legújabb lakók listája, amely gyors áttekintést nyújt a frissen regisztrált diákokról és státuszukról, a lista kezelése gomb segítségével pedig a részletes nézetre navigálhatunk.</w:t>
+      <w:pPr>
+        <w:rPr>
+          <w:rFonts w:ascii="Times New Roman" w:hAnsi="Times New Roman" w:cs="Times New Roman"/>
+        </w:rPr>
+      </w:pPr>
+      <w:r>
+        <w:rPr>
+          <w:rFonts w:ascii="Times New Roman" w:hAnsi="Times New Roman" w:cs="Times New Roman"/>
+        </w:rPr>
+        <w:t>Az adminisztrátori munkaállomás központi eleme a rendszer áttekintés, amelyet úgy terveztük, hogy a belépés pillanatában azonnali képet adjon a kollégium működéséről. A felület felső sávjában három kiemelt adatmező kapott helyet, amelyek az aktív lakók számát, a szabad férőhelyeket és a nyitott hibajegyeket mutatják. Ez alatt található a legújabb lakók listája, amely gyors áttekintést nyújt a frissen regisztrált diákokról és státuszukról, a lista kezelése gomb segítségével pedig a részletes nézetre navigálhatunk.</w:t>
       </w:r>
     </w:p>
     <w:p>
-      <w:r>
-        <w:rPr>
+      <w:pPr>
+        <w:rPr>
+          <w:rFonts w:ascii="Times New Roman" w:hAnsi="Times New Roman" w:cs="Times New Roman"/>
+        </w:rPr>
+      </w:pPr>
+      <w:r>
+        <w:rPr>
+          <w:rFonts w:ascii="Times New Roman" w:hAnsi="Times New Roman" w:cs="Times New Roman"/>
           <w:noProof/>
         </w:rPr>
         <w:drawing>
@@ -5097,40 +7023,54 @@
         <w:pStyle w:val="Cmsor3"/>
         <w:pageBreakBefore/>
         <w:ind w:left="714" w:hanging="357"/>
-      </w:pPr>
-      <w:r>
+        <w:rPr>
+          <w:rFonts w:ascii="Times New Roman" w:hAnsi="Times New Roman" w:cs="Times New Roman"/>
+        </w:rPr>
+      </w:pPr>
+      <w:r>
+        <w:rPr>
+          <w:rFonts w:ascii="Times New Roman" w:hAnsi="Times New Roman" w:cs="Times New Roman"/>
+        </w:rPr>
         <w:lastRenderedPageBreak/>
         <w:t>Adminisztrátor felület – Felhasználók kezelése</w:t>
       </w:r>
     </w:p>
     <w:p>
-      <w:r>
-        <w:t xml:space="preserve">A </w:t>
-      </w:r>
-      <w:r>
-        <w:t>f</w:t>
-      </w:r>
-      <w:r>
-        <w:t xml:space="preserve">elhasználók </w:t>
-      </w:r>
-      <w:r>
-        <w:t>k</w:t>
-      </w:r>
-      <w:r>
-        <w:t xml:space="preserve">ezelése menüpont szolgál a rendszer összes regisztrált tagjának adminisztrálására, amelyet a drótváz egy teljes szélességű adattáblázatként ábrázol. A táblázat oszlopai megjelenítik a felhasználó nevét, a hozzárendelt szobaszámot, az e-mail címét és a rendszerbeli szerepkörét, legyen szó diákról, </w:t>
+      <w:pPr>
+        <w:rPr>
+          <w:rFonts w:ascii="Times New Roman" w:hAnsi="Times New Roman" w:cs="Times New Roman"/>
+        </w:rPr>
+      </w:pPr>
+      <w:r>
+        <w:rPr>
+          <w:rFonts w:ascii="Times New Roman" w:hAnsi="Times New Roman" w:cs="Times New Roman"/>
+        </w:rPr>
+        <w:t xml:space="preserve">A felhasználók kezelése menüpont szolgál a rendszer összes regisztrált tagjának adminisztrálására, amelyet a drótváz egy teljes szélességű adattáblázatként ábrázol. A táblázat oszlopai megjelenítik a felhasználó nevét, a hozzárendelt szobaszámot, az e-mail címét és a rendszerbeli szerepkörét, legyen szó diákról, </w:t>
       </w:r>
       <w:proofErr w:type="spellStart"/>
       <w:r>
+        <w:rPr>
+          <w:rFonts w:ascii="Times New Roman" w:hAnsi="Times New Roman" w:cs="Times New Roman"/>
+        </w:rPr>
         <w:t>adminról</w:t>
       </w:r>
       <w:proofErr w:type="spellEnd"/>
       <w:r>
+        <w:rPr>
+          <w:rFonts w:ascii="Times New Roman" w:hAnsi="Times New Roman" w:cs="Times New Roman"/>
+        </w:rPr>
         <w:t xml:space="preserve"> vagy karbantartóról. A sorok végén található műveleti oszlopban elhelyezett szerkesztés ikonnal az adminisztrátor módosíthatja az adott felhasználó adatait vagy jogosultságait.</w:t>
       </w:r>
     </w:p>
     <w:p>
-      <w:r>
-        <w:rPr>
+      <w:pPr>
+        <w:rPr>
+          <w:rFonts w:ascii="Times New Roman" w:hAnsi="Times New Roman" w:cs="Times New Roman"/>
+        </w:rPr>
+      </w:pPr>
+      <w:r>
+        <w:rPr>
+          <w:rFonts w:ascii="Times New Roman" w:hAnsi="Times New Roman" w:cs="Times New Roman"/>
           <w:noProof/>
         </w:rPr>
         <w:drawing>
@@ -5181,56 +7121,40 @@
         <w:pStyle w:val="Cmsor3"/>
         <w:pageBreakBefore/>
         <w:ind w:left="714" w:hanging="357"/>
-      </w:pPr>
-      <w:r>
+        <w:rPr>
+          <w:rFonts w:ascii="Times New Roman" w:hAnsi="Times New Roman" w:cs="Times New Roman"/>
+        </w:rPr>
+      </w:pPr>
+      <w:r>
+        <w:rPr>
+          <w:rFonts w:ascii="Times New Roman" w:hAnsi="Times New Roman" w:cs="Times New Roman"/>
+        </w:rPr>
         <w:lastRenderedPageBreak/>
         <w:t>Adminisztrátor felület – Szobák állapota</w:t>
       </w:r>
     </w:p>
     <w:p>
-      <w:r>
-        <w:t xml:space="preserve">A </w:t>
-      </w:r>
-      <w:r>
-        <w:t>s</w:t>
-      </w:r>
-      <w:r>
-        <w:t xml:space="preserve">zobák </w:t>
-      </w:r>
-      <w:r>
-        <w:t>á</w:t>
-      </w:r>
-      <w:r>
-        <w:t xml:space="preserve">llapota nézet a </w:t>
-      </w:r>
-      <w:r>
-        <w:t xml:space="preserve">szobák </w:t>
-      </w:r>
-      <w:r>
-        <w:t>tervezés</w:t>
-      </w:r>
-      <w:r>
-        <w:t>é</w:t>
-      </w:r>
-      <w:r>
-        <w:t>t támogatja, ahol a fejlécben elhelyezett fülek segítségével szűrhető a lista az összes szobára vagy kifejezetten csak a szabad ágyakkal rendelkezőkre</w:t>
-      </w:r>
-      <w:r>
-        <w:t>.</w:t>
-      </w:r>
-      <w:r>
-        <w:t xml:space="preserve"> </w:t>
-      </w:r>
-      <w:r>
-        <w:t>I</w:t>
-      </w:r>
-      <w:r>
-        <w:t>tt követhető nyomon, hogy melyik szoba mennyire van kihasználva, segítve ezzel az új lakók gyors elhelyezését.</w:t>
+      <w:pPr>
+        <w:rPr>
+          <w:rFonts w:ascii="Times New Roman" w:hAnsi="Times New Roman" w:cs="Times New Roman"/>
+        </w:rPr>
+      </w:pPr>
+      <w:r>
+        <w:rPr>
+          <w:rFonts w:ascii="Times New Roman" w:hAnsi="Times New Roman" w:cs="Times New Roman"/>
+        </w:rPr>
+        <w:t>A szobák állapota nézet a szobák tervezését támogatja, ahol a fejlécben elhelyezett fülek segítségével szűrhető a lista az összes szobára vagy kifejezetten csak a szabad ágyakkal rendelkezőkre. Itt követhető nyomon, hogy melyik szoba mennyire van kihasználva, segítve ezzel az új lakók gyors elhelyezését.</w:t>
       </w:r>
     </w:p>
     <w:p>
-      <w:r>
-        <w:rPr>
+      <w:pPr>
+        <w:rPr>
+          <w:rFonts w:ascii="Times New Roman" w:hAnsi="Times New Roman" w:cs="Times New Roman"/>
+        </w:rPr>
+      </w:pPr>
+      <w:r>
+        <w:rPr>
+          <w:rFonts w:ascii="Times New Roman" w:hAnsi="Times New Roman" w:cs="Times New Roman"/>
           <w:noProof/>
         </w:rPr>
         <w:drawing>
@@ -5826,11 +7750,10 @@
   <w:abstractNum w:abstractNumId="4" w15:restartNumberingAfterBreak="0">
     <w:nsid w:val="0FC94BBB"/>
     <w:multiLevelType w:val="hybridMultilevel"/>
-    <w:tmpl w:val="3848B360"/>
+    <w:tmpl w:val="C7186A16"/>
     <w:lvl w:ilvl="0" w:tplc="F2C892DC">
       <w:start w:val="1"/>
       <w:numFmt w:val="decimal"/>
-      <w:pStyle w:val="Cmsor3"/>
       <w:lvlText w:val="%1."/>
       <w:lvlJc w:val="left"/>
       <w:pPr>
@@ -6114,6 +8037,119 @@
     </w:lvl>
   </w:abstractNum>
   <w:abstractNum w:abstractNumId="7" w15:restartNumberingAfterBreak="0">
+    <w:nsid w:val="17C22D92"/>
+    <w:multiLevelType w:val="hybridMultilevel"/>
+    <w:tmpl w:val="C69250C0"/>
+    <w:lvl w:ilvl="0" w:tplc="040E0001">
+      <w:start w:val="1"/>
+      <w:numFmt w:val="bullet"/>
+      <w:lvlText w:val=""/>
+      <w:lvlJc w:val="left"/>
+      <w:pPr>
+        <w:ind w:left="1571" w:hanging="360"/>
+      </w:pPr>
+      <w:rPr>
+        <w:rFonts w:ascii="Symbol" w:hAnsi="Symbol" w:hint="default"/>
+      </w:rPr>
+    </w:lvl>
+    <w:lvl w:ilvl="1" w:tplc="040E0003" w:tentative="1">
+      <w:start w:val="1"/>
+      <w:numFmt w:val="bullet"/>
+      <w:lvlText w:val="o"/>
+      <w:lvlJc w:val="left"/>
+      <w:pPr>
+        <w:ind w:left="2291" w:hanging="360"/>
+      </w:pPr>
+      <w:rPr>
+        <w:rFonts w:ascii="Courier New" w:hAnsi="Courier New" w:cs="Courier New" w:hint="default"/>
+      </w:rPr>
+    </w:lvl>
+    <w:lvl w:ilvl="2" w:tplc="040E0005" w:tentative="1">
+      <w:start w:val="1"/>
+      <w:numFmt w:val="bullet"/>
+      <w:lvlText w:val=""/>
+      <w:lvlJc w:val="left"/>
+      <w:pPr>
+        <w:ind w:left="3011" w:hanging="360"/>
+      </w:pPr>
+      <w:rPr>
+        <w:rFonts w:ascii="Wingdings" w:hAnsi="Wingdings" w:hint="default"/>
+      </w:rPr>
+    </w:lvl>
+    <w:lvl w:ilvl="3" w:tplc="040E0001" w:tentative="1">
+      <w:start w:val="1"/>
+      <w:numFmt w:val="bullet"/>
+      <w:lvlText w:val=""/>
+      <w:lvlJc w:val="left"/>
+      <w:pPr>
+        <w:ind w:left="3731" w:hanging="360"/>
+      </w:pPr>
+      <w:rPr>
+        <w:rFonts w:ascii="Symbol" w:hAnsi="Symbol" w:hint="default"/>
+      </w:rPr>
+    </w:lvl>
+    <w:lvl w:ilvl="4" w:tplc="040E0003" w:tentative="1">
+      <w:start w:val="1"/>
+      <w:numFmt w:val="bullet"/>
+      <w:lvlText w:val="o"/>
+      <w:lvlJc w:val="left"/>
+      <w:pPr>
+        <w:ind w:left="4451" w:hanging="360"/>
+      </w:pPr>
+      <w:rPr>
+        <w:rFonts w:ascii="Courier New" w:hAnsi="Courier New" w:cs="Courier New" w:hint="default"/>
+      </w:rPr>
+    </w:lvl>
+    <w:lvl w:ilvl="5" w:tplc="040E0005" w:tentative="1">
+      <w:start w:val="1"/>
+      <w:numFmt w:val="bullet"/>
+      <w:lvlText w:val=""/>
+      <w:lvlJc w:val="left"/>
+      <w:pPr>
+        <w:ind w:left="5171" w:hanging="360"/>
+      </w:pPr>
+      <w:rPr>
+        <w:rFonts w:ascii="Wingdings" w:hAnsi="Wingdings" w:hint="default"/>
+      </w:rPr>
+    </w:lvl>
+    <w:lvl w:ilvl="6" w:tplc="040E0001" w:tentative="1">
+      <w:start w:val="1"/>
+      <w:numFmt w:val="bullet"/>
+      <w:lvlText w:val=""/>
+      <w:lvlJc w:val="left"/>
+      <w:pPr>
+        <w:ind w:left="5891" w:hanging="360"/>
+      </w:pPr>
+      <w:rPr>
+        <w:rFonts w:ascii="Symbol" w:hAnsi="Symbol" w:hint="default"/>
+      </w:rPr>
+    </w:lvl>
+    <w:lvl w:ilvl="7" w:tplc="040E0003" w:tentative="1">
+      <w:start w:val="1"/>
+      <w:numFmt w:val="bullet"/>
+      <w:lvlText w:val="o"/>
+      <w:lvlJc w:val="left"/>
+      <w:pPr>
+        <w:ind w:left="6611" w:hanging="360"/>
+      </w:pPr>
+      <w:rPr>
+        <w:rFonts w:ascii="Courier New" w:hAnsi="Courier New" w:cs="Courier New" w:hint="default"/>
+      </w:rPr>
+    </w:lvl>
+    <w:lvl w:ilvl="8" w:tplc="040E0005" w:tentative="1">
+      <w:start w:val="1"/>
+      <w:numFmt w:val="bullet"/>
+      <w:lvlText w:val=""/>
+      <w:lvlJc w:val="left"/>
+      <w:pPr>
+        <w:ind w:left="7331" w:hanging="360"/>
+      </w:pPr>
+      <w:rPr>
+        <w:rFonts w:ascii="Wingdings" w:hAnsi="Wingdings" w:hint="default"/>
+      </w:rPr>
+    </w:lvl>
+  </w:abstractNum>
+  <w:abstractNum w:abstractNumId="8" w15:restartNumberingAfterBreak="0">
     <w:nsid w:val="180E7578"/>
     <w:multiLevelType w:val="multilevel"/>
     <w:tmpl w:val="0C0A001F"/>
@@ -6199,7 +8235,122 @@
       </w:pPr>
     </w:lvl>
   </w:abstractNum>
-  <w:abstractNum w:abstractNumId="8" w15:restartNumberingAfterBreak="0">
+  <w:abstractNum w:abstractNumId="9" w15:restartNumberingAfterBreak="0">
+    <w:nsid w:val="1AF9793B"/>
+    <w:multiLevelType w:val="hybridMultilevel"/>
+    <w:tmpl w:val="18A0008E"/>
+    <w:lvl w:ilvl="0" w:tplc="4BF4260E">
+      <w:numFmt w:val="bullet"/>
+      <w:lvlText w:val="-"/>
+      <w:lvlJc w:val="left"/>
+      <w:pPr>
+        <w:ind w:left="2062" w:hanging="360"/>
+      </w:pPr>
+      <w:rPr>
+        <w:rFonts w:ascii="Calibri" w:eastAsiaTheme="minorHAnsi" w:hAnsi="Calibri" w:cs="Calibri" w:hint="default"/>
+        <w:b w:val="0"/>
+        <w:color w:val="auto"/>
+        <w:sz w:val="24"/>
+      </w:rPr>
+    </w:lvl>
+    <w:lvl w:ilvl="1" w:tplc="040E0003" w:tentative="1">
+      <w:start w:val="1"/>
+      <w:numFmt w:val="bullet"/>
+      <w:lvlText w:val="o"/>
+      <w:lvlJc w:val="left"/>
+      <w:pPr>
+        <w:ind w:left="2291" w:hanging="360"/>
+      </w:pPr>
+      <w:rPr>
+        <w:rFonts w:ascii="Courier New" w:hAnsi="Courier New" w:cs="Courier New" w:hint="default"/>
+      </w:rPr>
+    </w:lvl>
+    <w:lvl w:ilvl="2" w:tplc="040E0005" w:tentative="1">
+      <w:start w:val="1"/>
+      <w:numFmt w:val="bullet"/>
+      <w:lvlText w:val=""/>
+      <w:lvlJc w:val="left"/>
+      <w:pPr>
+        <w:ind w:left="3011" w:hanging="360"/>
+      </w:pPr>
+      <w:rPr>
+        <w:rFonts w:ascii="Wingdings" w:hAnsi="Wingdings" w:hint="default"/>
+      </w:rPr>
+    </w:lvl>
+    <w:lvl w:ilvl="3" w:tplc="040E0001" w:tentative="1">
+      <w:start w:val="1"/>
+      <w:numFmt w:val="bullet"/>
+      <w:lvlText w:val=""/>
+      <w:lvlJc w:val="left"/>
+      <w:pPr>
+        <w:ind w:left="3731" w:hanging="360"/>
+      </w:pPr>
+      <w:rPr>
+        <w:rFonts w:ascii="Symbol" w:hAnsi="Symbol" w:hint="default"/>
+      </w:rPr>
+    </w:lvl>
+    <w:lvl w:ilvl="4" w:tplc="040E0003" w:tentative="1">
+      <w:start w:val="1"/>
+      <w:numFmt w:val="bullet"/>
+      <w:lvlText w:val="o"/>
+      <w:lvlJc w:val="left"/>
+      <w:pPr>
+        <w:ind w:left="4451" w:hanging="360"/>
+      </w:pPr>
+      <w:rPr>
+        <w:rFonts w:ascii="Courier New" w:hAnsi="Courier New" w:cs="Courier New" w:hint="default"/>
+      </w:rPr>
+    </w:lvl>
+    <w:lvl w:ilvl="5" w:tplc="040E0005" w:tentative="1">
+      <w:start w:val="1"/>
+      <w:numFmt w:val="bullet"/>
+      <w:lvlText w:val=""/>
+      <w:lvlJc w:val="left"/>
+      <w:pPr>
+        <w:ind w:left="5171" w:hanging="360"/>
+      </w:pPr>
+      <w:rPr>
+        <w:rFonts w:ascii="Wingdings" w:hAnsi="Wingdings" w:hint="default"/>
+      </w:rPr>
+    </w:lvl>
+    <w:lvl w:ilvl="6" w:tplc="040E0001" w:tentative="1">
+      <w:start w:val="1"/>
+      <w:numFmt w:val="bullet"/>
+      <w:lvlText w:val=""/>
+      <w:lvlJc w:val="left"/>
+      <w:pPr>
+        <w:ind w:left="5891" w:hanging="360"/>
+      </w:pPr>
+      <w:rPr>
+        <w:rFonts w:ascii="Symbol" w:hAnsi="Symbol" w:hint="default"/>
+      </w:rPr>
+    </w:lvl>
+    <w:lvl w:ilvl="7" w:tplc="040E0003" w:tentative="1">
+      <w:start w:val="1"/>
+      <w:numFmt w:val="bullet"/>
+      <w:lvlText w:val="o"/>
+      <w:lvlJc w:val="left"/>
+      <w:pPr>
+        <w:ind w:left="6611" w:hanging="360"/>
+      </w:pPr>
+      <w:rPr>
+        <w:rFonts w:ascii="Courier New" w:hAnsi="Courier New" w:cs="Courier New" w:hint="default"/>
+      </w:rPr>
+    </w:lvl>
+    <w:lvl w:ilvl="8" w:tplc="040E0005" w:tentative="1">
+      <w:start w:val="1"/>
+      <w:numFmt w:val="bullet"/>
+      <w:lvlText w:val=""/>
+      <w:lvlJc w:val="left"/>
+      <w:pPr>
+        <w:ind w:left="7331" w:hanging="360"/>
+      </w:pPr>
+      <w:rPr>
+        <w:rFonts w:ascii="Wingdings" w:hAnsi="Wingdings" w:hint="default"/>
+      </w:rPr>
+    </w:lvl>
+  </w:abstractNum>
+  <w:abstractNum w:abstractNumId="10" w15:restartNumberingAfterBreak="0">
     <w:nsid w:val="1B066138"/>
     <w:multiLevelType w:val="multilevel"/>
     <w:tmpl w:val="0C0A001F"/>
@@ -6285,7 +8436,7 @@
       </w:pPr>
     </w:lvl>
   </w:abstractNum>
-  <w:abstractNum w:abstractNumId="9" w15:restartNumberingAfterBreak="0">
+  <w:abstractNum w:abstractNumId="11" w15:restartNumberingAfterBreak="0">
     <w:nsid w:val="1C831400"/>
     <w:multiLevelType w:val="hybridMultilevel"/>
     <w:tmpl w:val="F01A93A8"/>
@@ -6398,7 +8549,7 @@
       </w:rPr>
     </w:lvl>
   </w:abstractNum>
-  <w:abstractNum w:abstractNumId="10" w15:restartNumberingAfterBreak="0">
+  <w:abstractNum w:abstractNumId="12" w15:restartNumberingAfterBreak="0">
     <w:nsid w:val="1F262EAF"/>
     <w:multiLevelType w:val="multilevel"/>
     <w:tmpl w:val="0C0A001F"/>
@@ -6484,7 +8635,7 @@
       </w:pPr>
     </w:lvl>
   </w:abstractNum>
-  <w:abstractNum w:abstractNumId="11" w15:restartNumberingAfterBreak="0">
+  <w:abstractNum w:abstractNumId="13" w15:restartNumberingAfterBreak="0">
     <w:nsid w:val="21020D19"/>
     <w:multiLevelType w:val="multilevel"/>
     <w:tmpl w:val="4B8EF300"/>
@@ -6601,7 +8752,7 @@
       </w:rPr>
     </w:lvl>
   </w:abstractNum>
-  <w:abstractNum w:abstractNumId="12" w15:restartNumberingAfterBreak="0">
+  <w:abstractNum w:abstractNumId="14" w15:restartNumberingAfterBreak="0">
     <w:nsid w:val="214E568B"/>
     <w:multiLevelType w:val="multilevel"/>
     <w:tmpl w:val="D174F3F4"/>
@@ -6750,7 +8901,7 @@
       </w:rPr>
     </w:lvl>
   </w:abstractNum>
-  <w:abstractNum w:abstractNumId="13" w15:restartNumberingAfterBreak="0">
+  <w:abstractNum w:abstractNumId="15" w15:restartNumberingAfterBreak="0">
     <w:nsid w:val="24337124"/>
     <w:multiLevelType w:val="hybridMultilevel"/>
     <w:tmpl w:val="60564418"/>
@@ -6863,7 +9014,7 @@
       </w:rPr>
     </w:lvl>
   </w:abstractNum>
-  <w:abstractNum w:abstractNumId="14" w15:restartNumberingAfterBreak="0">
+  <w:abstractNum w:abstractNumId="16" w15:restartNumberingAfterBreak="0">
     <w:nsid w:val="27F5202B"/>
     <w:multiLevelType w:val="multilevel"/>
     <w:tmpl w:val="7A045D76"/>
@@ -6976,7 +9127,7 @@
       </w:rPr>
     </w:lvl>
   </w:abstractNum>
-  <w:abstractNum w:abstractNumId="15" w15:restartNumberingAfterBreak="0">
+  <w:abstractNum w:abstractNumId="17" w15:restartNumberingAfterBreak="0">
     <w:nsid w:val="2BF21C78"/>
     <w:multiLevelType w:val="multilevel"/>
     <w:tmpl w:val="0C0A001F"/>
@@ -7062,7 +9213,7 @@
       </w:pPr>
     </w:lvl>
   </w:abstractNum>
-  <w:abstractNum w:abstractNumId="16" w15:restartNumberingAfterBreak="0">
+  <w:abstractNum w:abstractNumId="18" w15:restartNumberingAfterBreak="0">
     <w:nsid w:val="2D560750"/>
     <w:multiLevelType w:val="hybridMultilevel"/>
     <w:tmpl w:val="7C0A0DD4"/>
@@ -7148,7 +9299,7 @@
       </w:pPr>
     </w:lvl>
   </w:abstractNum>
-  <w:abstractNum w:abstractNumId="17" w15:restartNumberingAfterBreak="0">
+  <w:abstractNum w:abstractNumId="19" w15:restartNumberingAfterBreak="0">
     <w:nsid w:val="2FBF6623"/>
     <w:multiLevelType w:val="hybridMultilevel"/>
     <w:tmpl w:val="907EB114"/>
@@ -7234,7 +9385,7 @@
       </w:pPr>
     </w:lvl>
   </w:abstractNum>
-  <w:abstractNum w:abstractNumId="18" w15:restartNumberingAfterBreak="0">
+  <w:abstractNum w:abstractNumId="20" w15:restartNumberingAfterBreak="0">
     <w:nsid w:val="31206033"/>
     <w:multiLevelType w:val="hybridMultilevel"/>
     <w:tmpl w:val="465E0314"/>
@@ -7347,7 +9498,7 @@
       </w:rPr>
     </w:lvl>
   </w:abstractNum>
-  <w:abstractNum w:abstractNumId="19" w15:restartNumberingAfterBreak="0">
+  <w:abstractNum w:abstractNumId="21" w15:restartNumberingAfterBreak="0">
     <w:nsid w:val="32A7710D"/>
     <w:multiLevelType w:val="multilevel"/>
     <w:tmpl w:val="0C0A001F"/>
@@ -7433,7 +9584,7 @@
       </w:pPr>
     </w:lvl>
   </w:abstractNum>
-  <w:abstractNum w:abstractNumId="20" w15:restartNumberingAfterBreak="0">
+  <w:abstractNum w:abstractNumId="22" w15:restartNumberingAfterBreak="0">
     <w:nsid w:val="334C2D0E"/>
     <w:multiLevelType w:val="hybridMultilevel"/>
     <w:tmpl w:val="79C27B1C"/>
@@ -7546,7 +9697,7 @@
       </w:rPr>
     </w:lvl>
   </w:abstractNum>
-  <w:abstractNum w:abstractNumId="21" w15:restartNumberingAfterBreak="0">
+  <w:abstractNum w:abstractNumId="23" w15:restartNumberingAfterBreak="0">
     <w:nsid w:val="36760160"/>
     <w:multiLevelType w:val="hybridMultilevel"/>
     <w:tmpl w:val="F71A6334"/>
@@ -7659,7 +9810,7 @@
       </w:rPr>
     </w:lvl>
   </w:abstractNum>
-  <w:abstractNum w:abstractNumId="22" w15:restartNumberingAfterBreak="0">
+  <w:abstractNum w:abstractNumId="24" w15:restartNumberingAfterBreak="0">
     <w:nsid w:val="37B31B2D"/>
     <w:multiLevelType w:val="hybridMultilevel"/>
     <w:tmpl w:val="A52C1786"/>
@@ -7772,94 +9923,106 @@
       </w:rPr>
     </w:lvl>
   </w:abstractNum>
-  <w:abstractNum w:abstractNumId="23" w15:restartNumberingAfterBreak="0">
+  <w:abstractNum w:abstractNumId="25" w15:restartNumberingAfterBreak="0">
     <w:nsid w:val="3AB0331D"/>
-    <w:multiLevelType w:val="hybridMultilevel"/>
-    <w:tmpl w:val="3F1A2D60"/>
-    <w:lvl w:ilvl="0" w:tplc="5E986564">
+    <w:multiLevelType w:val="multilevel"/>
+    <w:tmpl w:val="730CF436"/>
+    <w:lvl w:ilvl="0">
       <w:start w:val="1"/>
       <w:numFmt w:val="decimal"/>
       <w:pStyle w:val="Cmsor1"/>
-      <w:lvlText w:val="%1."/>
-      <w:lvlJc w:val="left"/>
-      <w:pPr>
-        <w:ind w:left="720" w:hanging="360"/>
-      </w:pPr>
-    </w:lvl>
-    <w:lvl w:ilvl="1" w:tplc="040E0019" w:tentative="1">
-      <w:start w:val="1"/>
-      <w:numFmt w:val="lowerLetter"/>
-      <w:lvlText w:val="%2."/>
-      <w:lvlJc w:val="left"/>
-      <w:pPr>
-        <w:ind w:left="1440" w:hanging="360"/>
-      </w:pPr>
-    </w:lvl>
-    <w:lvl w:ilvl="2" w:tplc="040E001B" w:tentative="1">
-      <w:start w:val="1"/>
-      <w:numFmt w:val="lowerRoman"/>
-      <w:lvlText w:val="%3."/>
-      <w:lvlJc w:val="right"/>
-      <w:pPr>
-        <w:ind w:left="2160" w:hanging="180"/>
-      </w:pPr>
-    </w:lvl>
-    <w:lvl w:ilvl="3" w:tplc="040E000F" w:tentative="1">
-      <w:start w:val="1"/>
-      <w:numFmt w:val="decimal"/>
-      <w:lvlText w:val="%4."/>
-      <w:lvlJc w:val="left"/>
-      <w:pPr>
-        <w:ind w:left="2880" w:hanging="360"/>
-      </w:pPr>
-    </w:lvl>
-    <w:lvl w:ilvl="4" w:tplc="040E0019" w:tentative="1">
-      <w:start w:val="1"/>
-      <w:numFmt w:val="lowerLetter"/>
-      <w:lvlText w:val="%5."/>
-      <w:lvlJc w:val="left"/>
-      <w:pPr>
-        <w:ind w:left="3600" w:hanging="360"/>
-      </w:pPr>
-    </w:lvl>
-    <w:lvl w:ilvl="5" w:tplc="040E001B" w:tentative="1">
-      <w:start w:val="1"/>
-      <w:numFmt w:val="lowerRoman"/>
-      <w:lvlText w:val="%6."/>
-      <w:lvlJc w:val="right"/>
-      <w:pPr>
-        <w:ind w:left="4320" w:hanging="180"/>
-      </w:pPr>
-    </w:lvl>
-    <w:lvl w:ilvl="6" w:tplc="040E000F" w:tentative="1">
-      <w:start w:val="1"/>
-      <w:numFmt w:val="decimal"/>
-      <w:lvlText w:val="%7."/>
-      <w:lvlJc w:val="left"/>
-      <w:pPr>
-        <w:ind w:left="5040" w:hanging="360"/>
-      </w:pPr>
-    </w:lvl>
-    <w:lvl w:ilvl="7" w:tplc="040E0019" w:tentative="1">
-      <w:start w:val="1"/>
-      <w:numFmt w:val="lowerLetter"/>
-      <w:lvlText w:val="%8."/>
-      <w:lvlJc w:val="left"/>
-      <w:pPr>
-        <w:ind w:left="5760" w:hanging="360"/>
-      </w:pPr>
-    </w:lvl>
-    <w:lvl w:ilvl="8" w:tplc="040E001B" w:tentative="1">
-      <w:start w:val="1"/>
-      <w:numFmt w:val="lowerRoman"/>
-      <w:lvlText w:val="%9."/>
-      <w:lvlJc w:val="right"/>
-      <w:pPr>
-        <w:ind w:left="6480" w:hanging="180"/>
+      <w:lvlText w:val="%1"/>
+      <w:lvlJc w:val="left"/>
+      <w:pPr>
+        <w:ind w:left="432" w:hanging="432"/>
+      </w:pPr>
+    </w:lvl>
+    <w:lvl w:ilvl="1">
+      <w:start w:val="1"/>
+      <w:numFmt w:val="decimal"/>
+      <w:pStyle w:val="Cmsor2"/>
+      <w:lvlText w:val="%1.%2"/>
+      <w:lvlJc w:val="left"/>
+      <w:pPr>
+        <w:ind w:left="576" w:hanging="576"/>
+      </w:pPr>
+      <w:rPr>
+        <w:b/>
+        <w:bCs/>
+      </w:rPr>
+    </w:lvl>
+    <w:lvl w:ilvl="2">
+      <w:start w:val="1"/>
+      <w:numFmt w:val="decimal"/>
+      <w:pStyle w:val="Cmsor3"/>
+      <w:lvlText w:val="%1.%2.%3"/>
+      <w:lvlJc w:val="left"/>
+      <w:pPr>
+        <w:ind w:left="720" w:hanging="720"/>
+      </w:pPr>
+    </w:lvl>
+    <w:lvl w:ilvl="3">
+      <w:start w:val="1"/>
+      <w:numFmt w:val="decimal"/>
+      <w:pStyle w:val="Cmsor4"/>
+      <w:lvlText w:val="%1.%2.%3.%4"/>
+      <w:lvlJc w:val="left"/>
+      <w:pPr>
+        <w:ind w:left="864" w:hanging="864"/>
+      </w:pPr>
+    </w:lvl>
+    <w:lvl w:ilvl="4">
+      <w:start w:val="1"/>
+      <w:numFmt w:val="decimal"/>
+      <w:pStyle w:val="Cmsor5"/>
+      <w:lvlText w:val="%1.%2.%3.%4.%5"/>
+      <w:lvlJc w:val="left"/>
+      <w:pPr>
+        <w:ind w:left="1008" w:hanging="1008"/>
+      </w:pPr>
+    </w:lvl>
+    <w:lvl w:ilvl="5">
+      <w:start w:val="1"/>
+      <w:numFmt w:val="decimal"/>
+      <w:pStyle w:val="Cmsor6"/>
+      <w:lvlText w:val="%1.%2.%3.%4.%5.%6"/>
+      <w:lvlJc w:val="left"/>
+      <w:pPr>
+        <w:ind w:left="1152" w:hanging="1152"/>
+      </w:pPr>
+    </w:lvl>
+    <w:lvl w:ilvl="6">
+      <w:start w:val="1"/>
+      <w:numFmt w:val="decimal"/>
+      <w:pStyle w:val="Cmsor7"/>
+      <w:lvlText w:val="%1.%2.%3.%4.%5.%6.%7"/>
+      <w:lvlJc w:val="left"/>
+      <w:pPr>
+        <w:ind w:left="1296" w:hanging="1296"/>
+      </w:pPr>
+    </w:lvl>
+    <w:lvl w:ilvl="7">
+      <w:start w:val="1"/>
+      <w:numFmt w:val="decimal"/>
+      <w:pStyle w:val="Cmsor8"/>
+      <w:lvlText w:val="%1.%2.%3.%4.%5.%6.%7.%8"/>
+      <w:lvlJc w:val="left"/>
+      <w:pPr>
+        <w:ind w:left="1440" w:hanging="1440"/>
+      </w:pPr>
+    </w:lvl>
+    <w:lvl w:ilvl="8">
+      <w:start w:val="1"/>
+      <w:numFmt w:val="decimal"/>
+      <w:pStyle w:val="Cmsor9"/>
+      <w:lvlText w:val="%1.%2.%3.%4.%5.%6.%7.%8.%9"/>
+      <w:lvlJc w:val="left"/>
+      <w:pPr>
+        <w:ind w:left="1584" w:hanging="1584"/>
       </w:pPr>
     </w:lvl>
   </w:abstractNum>
-  <w:abstractNum w:abstractNumId="24" w15:restartNumberingAfterBreak="0">
+  <w:abstractNum w:abstractNumId="26" w15:restartNumberingAfterBreak="0">
     <w:nsid w:val="3E5C1D2C"/>
     <w:multiLevelType w:val="multilevel"/>
     <w:tmpl w:val="0C0A001F"/>
@@ -7945,7 +10108,7 @@
       </w:pPr>
     </w:lvl>
   </w:abstractNum>
-  <w:abstractNum w:abstractNumId="25" w15:restartNumberingAfterBreak="0">
+  <w:abstractNum w:abstractNumId="27" w15:restartNumberingAfterBreak="0">
     <w:nsid w:val="40A3672C"/>
     <w:multiLevelType w:val="multilevel"/>
     <w:tmpl w:val="0C0A001F"/>
@@ -8031,7 +10194,7 @@
       </w:pPr>
     </w:lvl>
   </w:abstractNum>
-  <w:abstractNum w:abstractNumId="26" w15:restartNumberingAfterBreak="0">
+  <w:abstractNum w:abstractNumId="28" w15:restartNumberingAfterBreak="0">
     <w:nsid w:val="4149516E"/>
     <w:multiLevelType w:val="multilevel"/>
     <w:tmpl w:val="02828358"/>
@@ -8150,7 +10313,7 @@
       </w:rPr>
     </w:lvl>
   </w:abstractNum>
-  <w:abstractNum w:abstractNumId="27" w15:restartNumberingAfterBreak="0">
+  <w:abstractNum w:abstractNumId="29" w15:restartNumberingAfterBreak="0">
     <w:nsid w:val="435A2029"/>
     <w:multiLevelType w:val="hybridMultilevel"/>
     <w:tmpl w:val="0DBA09D4"/>
@@ -8263,7 +10426,7 @@
       </w:rPr>
     </w:lvl>
   </w:abstractNum>
-  <w:abstractNum w:abstractNumId="28" w15:restartNumberingAfterBreak="0">
+  <w:abstractNum w:abstractNumId="30" w15:restartNumberingAfterBreak="0">
     <w:nsid w:val="466F4AB8"/>
     <w:multiLevelType w:val="multilevel"/>
     <w:tmpl w:val="2A36A6D8"/>
@@ -8380,7 +10543,7 @@
       </w:rPr>
     </w:lvl>
   </w:abstractNum>
-  <w:abstractNum w:abstractNumId="29" w15:restartNumberingAfterBreak="0">
+  <w:abstractNum w:abstractNumId="31" w15:restartNumberingAfterBreak="0">
     <w:nsid w:val="495F7D9F"/>
     <w:multiLevelType w:val="hybridMultilevel"/>
     <w:tmpl w:val="04BCDE0E"/>
@@ -8493,7 +10656,7 @@
       </w:rPr>
     </w:lvl>
   </w:abstractNum>
-  <w:abstractNum w:abstractNumId="30" w15:restartNumberingAfterBreak="0">
+  <w:abstractNum w:abstractNumId="32" w15:restartNumberingAfterBreak="0">
     <w:nsid w:val="50244239"/>
     <w:multiLevelType w:val="hybridMultilevel"/>
     <w:tmpl w:val="8392FE24"/>
@@ -8579,14 +10742,13 @@
       </w:pPr>
     </w:lvl>
   </w:abstractNum>
-  <w:abstractNum w:abstractNumId="31" w15:restartNumberingAfterBreak="0">
+  <w:abstractNum w:abstractNumId="33" w15:restartNumberingAfterBreak="0">
     <w:nsid w:val="53D43C28"/>
     <w:multiLevelType w:val="hybridMultilevel"/>
-    <w:tmpl w:val="40346AA8"/>
+    <w:tmpl w:val="FFA4F58C"/>
     <w:lvl w:ilvl="0" w:tplc="1D7EEC96">
       <w:start w:val="1"/>
       <w:numFmt w:val="decimal"/>
-      <w:pStyle w:val="Cmsor2"/>
       <w:lvlText w:val="%1."/>
       <w:lvlJc w:val="left"/>
       <w:pPr>
@@ -8670,7 +10832,7 @@
       </w:pPr>
     </w:lvl>
   </w:abstractNum>
-  <w:abstractNum w:abstractNumId="32" w15:restartNumberingAfterBreak="0">
+  <w:abstractNum w:abstractNumId="34" w15:restartNumberingAfterBreak="0">
     <w:nsid w:val="544E7471"/>
     <w:multiLevelType w:val="multilevel"/>
     <w:tmpl w:val="4B8EF300"/>
@@ -8787,7 +10949,7 @@
       </w:rPr>
     </w:lvl>
   </w:abstractNum>
-  <w:abstractNum w:abstractNumId="33" w15:restartNumberingAfterBreak="0">
+  <w:abstractNum w:abstractNumId="35" w15:restartNumberingAfterBreak="0">
     <w:nsid w:val="55671DAB"/>
     <w:multiLevelType w:val="hybridMultilevel"/>
     <w:tmpl w:val="B26ED110"/>
@@ -8900,7 +11062,7 @@
       </w:rPr>
     </w:lvl>
   </w:abstractNum>
-  <w:abstractNum w:abstractNumId="34" w15:restartNumberingAfterBreak="0">
+  <w:abstractNum w:abstractNumId="36" w15:restartNumberingAfterBreak="0">
     <w:nsid w:val="55D62DAE"/>
     <w:multiLevelType w:val="hybridMultilevel"/>
     <w:tmpl w:val="32681CB0"/>
@@ -9013,7 +11175,7 @@
       </w:rPr>
     </w:lvl>
   </w:abstractNum>
-  <w:abstractNum w:abstractNumId="35" w15:restartNumberingAfterBreak="0">
+  <w:abstractNum w:abstractNumId="37" w15:restartNumberingAfterBreak="0">
     <w:nsid w:val="577D20FB"/>
     <w:multiLevelType w:val="multilevel"/>
     <w:tmpl w:val="0C0A001F"/>
@@ -9099,7 +11261,7 @@
       </w:pPr>
     </w:lvl>
   </w:abstractNum>
-  <w:abstractNum w:abstractNumId="36" w15:restartNumberingAfterBreak="0">
+  <w:abstractNum w:abstractNumId="38" w15:restartNumberingAfterBreak="0">
     <w:nsid w:val="59C81394"/>
     <w:multiLevelType w:val="multilevel"/>
     <w:tmpl w:val="0C0A001F"/>
@@ -9185,7 +11347,7 @@
       </w:pPr>
     </w:lvl>
   </w:abstractNum>
-  <w:abstractNum w:abstractNumId="37" w15:restartNumberingAfterBreak="0">
+  <w:abstractNum w:abstractNumId="39" w15:restartNumberingAfterBreak="0">
     <w:nsid w:val="5FAD43B2"/>
     <w:multiLevelType w:val="hybridMultilevel"/>
     <w:tmpl w:val="71F0A0AE"/>
@@ -9298,7 +11460,7 @@
       </w:rPr>
     </w:lvl>
   </w:abstractNum>
-  <w:abstractNum w:abstractNumId="38" w15:restartNumberingAfterBreak="0">
+  <w:abstractNum w:abstractNumId="40" w15:restartNumberingAfterBreak="0">
     <w:nsid w:val="601E2E1B"/>
     <w:multiLevelType w:val="multilevel"/>
     <w:tmpl w:val="4A4E1DCE"/>
@@ -9390,7 +11552,7 @@
       </w:pPr>
     </w:lvl>
   </w:abstractNum>
-  <w:abstractNum w:abstractNumId="39" w15:restartNumberingAfterBreak="0">
+  <w:abstractNum w:abstractNumId="41" w15:restartNumberingAfterBreak="0">
     <w:nsid w:val="62790436"/>
     <w:multiLevelType w:val="hybridMultilevel"/>
     <w:tmpl w:val="921A7032"/>
@@ -9503,7 +11665,7 @@
       </w:rPr>
     </w:lvl>
   </w:abstractNum>
-  <w:abstractNum w:abstractNumId="40" w15:restartNumberingAfterBreak="0">
+  <w:abstractNum w:abstractNumId="42" w15:restartNumberingAfterBreak="0">
     <w:nsid w:val="629705BA"/>
     <w:multiLevelType w:val="hybridMultilevel"/>
     <w:tmpl w:val="B024F7F6"/>
@@ -9616,7 +11778,7 @@
       </w:rPr>
     </w:lvl>
   </w:abstractNum>
-  <w:abstractNum w:abstractNumId="41" w15:restartNumberingAfterBreak="0">
+  <w:abstractNum w:abstractNumId="43" w15:restartNumberingAfterBreak="0">
     <w:nsid w:val="63E648AE"/>
     <w:multiLevelType w:val="hybridMultilevel"/>
     <w:tmpl w:val="EAECEE74"/>
@@ -9729,7 +11891,7 @@
       </w:rPr>
     </w:lvl>
   </w:abstractNum>
-  <w:abstractNum w:abstractNumId="42" w15:restartNumberingAfterBreak="0">
+  <w:abstractNum w:abstractNumId="44" w15:restartNumberingAfterBreak="0">
     <w:nsid w:val="67160342"/>
     <w:multiLevelType w:val="multilevel"/>
     <w:tmpl w:val="040E001F"/>
@@ -9815,7 +11977,7 @@
       </w:pPr>
     </w:lvl>
   </w:abstractNum>
-  <w:abstractNum w:abstractNumId="43" w15:restartNumberingAfterBreak="0">
+  <w:abstractNum w:abstractNumId="45" w15:restartNumberingAfterBreak="0">
     <w:nsid w:val="68957918"/>
     <w:multiLevelType w:val="hybridMultilevel"/>
     <w:tmpl w:val="0F4063C6"/>
@@ -9928,7 +12090,7 @@
       </w:rPr>
     </w:lvl>
   </w:abstractNum>
-  <w:abstractNum w:abstractNumId="44" w15:restartNumberingAfterBreak="0">
+  <w:abstractNum w:abstractNumId="46" w15:restartNumberingAfterBreak="0">
     <w:nsid w:val="6B97410D"/>
     <w:multiLevelType w:val="multilevel"/>
     <w:tmpl w:val="040E001F"/>
@@ -10014,7 +12176,7 @@
       </w:pPr>
     </w:lvl>
   </w:abstractNum>
-  <w:abstractNum w:abstractNumId="45" w15:restartNumberingAfterBreak="0">
+  <w:abstractNum w:abstractNumId="47" w15:restartNumberingAfterBreak="0">
     <w:nsid w:val="6C4C5F01"/>
     <w:multiLevelType w:val="multilevel"/>
     <w:tmpl w:val="C7186A86"/>
@@ -10163,7 +12325,7 @@
       </w:rPr>
     </w:lvl>
   </w:abstractNum>
-  <w:abstractNum w:abstractNumId="46" w15:restartNumberingAfterBreak="0">
+  <w:abstractNum w:abstractNumId="48" w15:restartNumberingAfterBreak="0">
     <w:nsid w:val="6C5E175A"/>
     <w:multiLevelType w:val="hybridMultilevel"/>
     <w:tmpl w:val="EB386D3A"/>
@@ -10276,7 +12438,7 @@
       </w:rPr>
     </w:lvl>
   </w:abstractNum>
-  <w:abstractNum w:abstractNumId="47" w15:restartNumberingAfterBreak="0">
+  <w:abstractNum w:abstractNumId="49" w15:restartNumberingAfterBreak="0">
     <w:nsid w:val="6D675CF9"/>
     <w:multiLevelType w:val="hybridMultilevel"/>
     <w:tmpl w:val="A8148ED2"/>
@@ -10389,7 +12551,7 @@
       </w:rPr>
     </w:lvl>
   </w:abstractNum>
-  <w:abstractNum w:abstractNumId="48" w15:restartNumberingAfterBreak="0">
+  <w:abstractNum w:abstractNumId="50" w15:restartNumberingAfterBreak="0">
     <w:nsid w:val="6D733165"/>
     <w:multiLevelType w:val="hybridMultilevel"/>
     <w:tmpl w:val="39D03A4C"/>
@@ -10502,7 +12664,7 @@
       </w:rPr>
     </w:lvl>
   </w:abstractNum>
-  <w:abstractNum w:abstractNumId="49" w15:restartNumberingAfterBreak="0">
+  <w:abstractNum w:abstractNumId="51" w15:restartNumberingAfterBreak="0">
     <w:nsid w:val="6EE921FF"/>
     <w:multiLevelType w:val="multilevel"/>
     <w:tmpl w:val="0C0A001F"/>
@@ -10588,7 +12750,122 @@
       </w:pPr>
     </w:lvl>
   </w:abstractNum>
-  <w:abstractNum w:abstractNumId="50" w15:restartNumberingAfterBreak="0">
+  <w:abstractNum w:abstractNumId="52" w15:restartNumberingAfterBreak="0">
+    <w:nsid w:val="748606E0"/>
+    <w:multiLevelType w:val="hybridMultilevel"/>
+    <w:tmpl w:val="54084FC6"/>
+    <w:lvl w:ilvl="0" w:tplc="4BF4260E">
+      <w:numFmt w:val="bullet"/>
+      <w:lvlText w:val="-"/>
+      <w:lvlJc w:val="left"/>
+      <w:pPr>
+        <w:ind w:left="1211" w:hanging="360"/>
+      </w:pPr>
+      <w:rPr>
+        <w:rFonts w:ascii="Calibri" w:eastAsiaTheme="minorHAnsi" w:hAnsi="Calibri" w:cs="Calibri" w:hint="default"/>
+        <w:b w:val="0"/>
+        <w:color w:val="auto"/>
+        <w:sz w:val="24"/>
+      </w:rPr>
+    </w:lvl>
+    <w:lvl w:ilvl="1" w:tplc="040E0003" w:tentative="1">
+      <w:start w:val="1"/>
+      <w:numFmt w:val="bullet"/>
+      <w:lvlText w:val="o"/>
+      <w:lvlJc w:val="left"/>
+      <w:pPr>
+        <w:ind w:left="1931" w:hanging="360"/>
+      </w:pPr>
+      <w:rPr>
+        <w:rFonts w:ascii="Courier New" w:hAnsi="Courier New" w:cs="Courier New" w:hint="default"/>
+      </w:rPr>
+    </w:lvl>
+    <w:lvl w:ilvl="2" w:tplc="040E0005" w:tentative="1">
+      <w:start w:val="1"/>
+      <w:numFmt w:val="bullet"/>
+      <w:lvlText w:val=""/>
+      <w:lvlJc w:val="left"/>
+      <w:pPr>
+        <w:ind w:left="2651" w:hanging="360"/>
+      </w:pPr>
+      <w:rPr>
+        <w:rFonts w:ascii="Wingdings" w:hAnsi="Wingdings" w:hint="default"/>
+      </w:rPr>
+    </w:lvl>
+    <w:lvl w:ilvl="3" w:tplc="040E0001" w:tentative="1">
+      <w:start w:val="1"/>
+      <w:numFmt w:val="bullet"/>
+      <w:lvlText w:val=""/>
+      <w:lvlJc w:val="left"/>
+      <w:pPr>
+        <w:ind w:left="3371" w:hanging="360"/>
+      </w:pPr>
+      <w:rPr>
+        <w:rFonts w:ascii="Symbol" w:hAnsi="Symbol" w:hint="default"/>
+      </w:rPr>
+    </w:lvl>
+    <w:lvl w:ilvl="4" w:tplc="040E0003" w:tentative="1">
+      <w:start w:val="1"/>
+      <w:numFmt w:val="bullet"/>
+      <w:lvlText w:val="o"/>
+      <w:lvlJc w:val="left"/>
+      <w:pPr>
+        <w:ind w:left="4091" w:hanging="360"/>
+      </w:pPr>
+      <w:rPr>
+        <w:rFonts w:ascii="Courier New" w:hAnsi="Courier New" w:cs="Courier New" w:hint="default"/>
+      </w:rPr>
+    </w:lvl>
+    <w:lvl w:ilvl="5" w:tplc="040E0005" w:tentative="1">
+      <w:start w:val="1"/>
+      <w:numFmt w:val="bullet"/>
+      <w:lvlText w:val=""/>
+      <w:lvlJc w:val="left"/>
+      <w:pPr>
+        <w:ind w:left="4811" w:hanging="360"/>
+      </w:pPr>
+      <w:rPr>
+        <w:rFonts w:ascii="Wingdings" w:hAnsi="Wingdings" w:hint="default"/>
+      </w:rPr>
+    </w:lvl>
+    <w:lvl w:ilvl="6" w:tplc="040E0001" w:tentative="1">
+      <w:start w:val="1"/>
+      <w:numFmt w:val="bullet"/>
+      <w:lvlText w:val=""/>
+      <w:lvlJc w:val="left"/>
+      <w:pPr>
+        <w:ind w:left="5531" w:hanging="360"/>
+      </w:pPr>
+      <w:rPr>
+        <w:rFonts w:ascii="Symbol" w:hAnsi="Symbol" w:hint="default"/>
+      </w:rPr>
+    </w:lvl>
+    <w:lvl w:ilvl="7" w:tplc="040E0003" w:tentative="1">
+      <w:start w:val="1"/>
+      <w:numFmt w:val="bullet"/>
+      <w:lvlText w:val="o"/>
+      <w:lvlJc w:val="left"/>
+      <w:pPr>
+        <w:ind w:left="6251" w:hanging="360"/>
+      </w:pPr>
+      <w:rPr>
+        <w:rFonts w:ascii="Courier New" w:hAnsi="Courier New" w:cs="Courier New" w:hint="default"/>
+      </w:rPr>
+    </w:lvl>
+    <w:lvl w:ilvl="8" w:tplc="040E0005" w:tentative="1">
+      <w:start w:val="1"/>
+      <w:numFmt w:val="bullet"/>
+      <w:lvlText w:val=""/>
+      <w:lvlJc w:val="left"/>
+      <w:pPr>
+        <w:ind w:left="6971" w:hanging="360"/>
+      </w:pPr>
+      <w:rPr>
+        <w:rFonts w:ascii="Wingdings" w:hAnsi="Wingdings" w:hint="default"/>
+      </w:rPr>
+    </w:lvl>
+  </w:abstractNum>
+  <w:abstractNum w:abstractNumId="53" w15:restartNumberingAfterBreak="0">
     <w:nsid w:val="75917BB0"/>
     <w:multiLevelType w:val="multilevel"/>
     <w:tmpl w:val="0C0A001F"/>
@@ -10674,7 +12951,7 @@
       </w:pPr>
     </w:lvl>
   </w:abstractNum>
-  <w:abstractNum w:abstractNumId="51" w15:restartNumberingAfterBreak="0">
+  <w:abstractNum w:abstractNumId="54" w15:restartNumberingAfterBreak="0">
     <w:nsid w:val="76F86339"/>
     <w:multiLevelType w:val="multilevel"/>
     <w:tmpl w:val="0C0A001F"/>
@@ -10760,7 +13037,7 @@
       </w:pPr>
     </w:lvl>
   </w:abstractNum>
-  <w:abstractNum w:abstractNumId="52" w15:restartNumberingAfterBreak="0">
+  <w:abstractNum w:abstractNumId="55" w15:restartNumberingAfterBreak="0">
     <w:nsid w:val="77C464FC"/>
     <w:multiLevelType w:val="hybridMultilevel"/>
     <w:tmpl w:val="C1D80EF8"/>
@@ -10846,7 +13123,7 @@
       </w:pPr>
     </w:lvl>
   </w:abstractNum>
-  <w:abstractNum w:abstractNumId="53" w15:restartNumberingAfterBreak="0">
+  <w:abstractNum w:abstractNumId="56" w15:restartNumberingAfterBreak="0">
     <w:nsid w:val="7B6829AD"/>
     <w:multiLevelType w:val="hybridMultilevel"/>
     <w:tmpl w:val="01A6903E"/>
@@ -10932,7 +13209,7 @@
       </w:pPr>
     </w:lvl>
   </w:abstractNum>
-  <w:abstractNum w:abstractNumId="54" w15:restartNumberingAfterBreak="0">
+  <w:abstractNum w:abstractNumId="57" w15:restartNumberingAfterBreak="0">
     <w:nsid w:val="7C132934"/>
     <w:multiLevelType w:val="hybridMultilevel"/>
     <w:tmpl w:val="C5AA8616"/>
@@ -11046,136 +13323,136 @@
     </w:lvl>
   </w:abstractNum>
   <w:num w:numId="1" w16cid:durableId="1505507228">
-    <w:abstractNumId w:val="29"/>
+    <w:abstractNumId w:val="31"/>
   </w:num>
   <w:num w:numId="2" w16cid:durableId="228729175">
-    <w:abstractNumId w:val="17"/>
+    <w:abstractNumId w:val="19"/>
   </w:num>
   <w:num w:numId="3" w16cid:durableId="2084183394">
     <w:abstractNumId w:val="5"/>
   </w:num>
   <w:num w:numId="4" w16cid:durableId="584611376">
-    <w:abstractNumId w:val="19"/>
+    <w:abstractNumId w:val="21"/>
   </w:num>
   <w:num w:numId="5" w16cid:durableId="1913855951">
-    <w:abstractNumId w:val="38"/>
+    <w:abstractNumId w:val="40"/>
   </w:num>
   <w:num w:numId="6" w16cid:durableId="1897472870">
-    <w:abstractNumId w:val="25"/>
+    <w:abstractNumId w:val="27"/>
   </w:num>
   <w:num w:numId="7" w16cid:durableId="398097132">
-    <w:abstractNumId w:val="51"/>
+    <w:abstractNumId w:val="54"/>
   </w:num>
   <w:num w:numId="8" w16cid:durableId="254439449">
-    <w:abstractNumId w:val="30"/>
+    <w:abstractNumId w:val="32"/>
   </w:num>
   <w:num w:numId="9" w16cid:durableId="1303121372">
-    <w:abstractNumId w:val="35"/>
+    <w:abstractNumId w:val="37"/>
   </w:num>
   <w:num w:numId="10" w16cid:durableId="1643001604">
     <w:abstractNumId w:val="3"/>
   </w:num>
   <w:num w:numId="11" w16cid:durableId="382481099">
-    <w:abstractNumId w:val="36"/>
+    <w:abstractNumId w:val="38"/>
   </w:num>
   <w:num w:numId="12" w16cid:durableId="918254480">
-    <w:abstractNumId w:val="15"/>
+    <w:abstractNumId w:val="17"/>
   </w:num>
   <w:num w:numId="13" w16cid:durableId="2106727098">
-    <w:abstractNumId w:val="7"/>
+    <w:abstractNumId w:val="8"/>
   </w:num>
   <w:num w:numId="14" w16cid:durableId="1266501482">
-    <w:abstractNumId w:val="8"/>
+    <w:abstractNumId w:val="10"/>
   </w:num>
   <w:num w:numId="15" w16cid:durableId="374236757">
-    <w:abstractNumId w:val="50"/>
+    <w:abstractNumId w:val="53"/>
   </w:num>
   <w:num w:numId="16" w16cid:durableId="1725836884">
     <w:abstractNumId w:val="1"/>
   </w:num>
   <w:num w:numId="17" w16cid:durableId="1657420089">
-    <w:abstractNumId w:val="10"/>
+    <w:abstractNumId w:val="12"/>
   </w:num>
   <w:num w:numId="18" w16cid:durableId="1596548897">
+    <w:abstractNumId w:val="26"/>
+  </w:num>
+  <w:num w:numId="19" w16cid:durableId="645164872">
+    <w:abstractNumId w:val="51"/>
+  </w:num>
+  <w:num w:numId="20" w16cid:durableId="1755936848">
     <w:abstractNumId w:val="24"/>
   </w:num>
-  <w:num w:numId="19" w16cid:durableId="645164872">
-    <w:abstractNumId w:val="49"/>
-  </w:num>
-  <w:num w:numId="20" w16cid:durableId="1755936848">
+  <w:num w:numId="21" w16cid:durableId="625545305">
     <w:abstractNumId w:val="22"/>
   </w:num>
-  <w:num w:numId="21" w16cid:durableId="625545305">
-    <w:abstractNumId w:val="20"/>
-  </w:num>
   <w:num w:numId="22" w16cid:durableId="2029485998">
-    <w:abstractNumId w:val="54"/>
+    <w:abstractNumId w:val="57"/>
   </w:num>
   <w:num w:numId="23" w16cid:durableId="1594044055">
-    <w:abstractNumId w:val="27"/>
+    <w:abstractNumId w:val="29"/>
   </w:num>
   <w:num w:numId="24" w16cid:durableId="314647488">
     <w:abstractNumId w:val="6"/>
   </w:num>
   <w:num w:numId="25" w16cid:durableId="522327077">
-    <w:abstractNumId w:val="46"/>
+    <w:abstractNumId w:val="48"/>
   </w:num>
   <w:num w:numId="26" w16cid:durableId="947348042">
-    <w:abstractNumId w:val="53"/>
+    <w:abstractNumId w:val="56"/>
   </w:num>
   <w:num w:numId="27" w16cid:durableId="1422022127">
     <w:abstractNumId w:val="0"/>
   </w:num>
   <w:num w:numId="28" w16cid:durableId="53741843">
+    <w:abstractNumId w:val="16"/>
+  </w:num>
+  <w:num w:numId="29" w16cid:durableId="548957052">
+    <w:abstractNumId w:val="28"/>
+  </w:num>
+  <w:num w:numId="30" w16cid:durableId="418261510">
+    <w:abstractNumId w:val="44"/>
+  </w:num>
+  <w:num w:numId="31" w16cid:durableId="1819415648">
+    <w:abstractNumId w:val="46"/>
+  </w:num>
+  <w:num w:numId="32" w16cid:durableId="1016928821">
+    <w:abstractNumId w:val="34"/>
+  </w:num>
+  <w:num w:numId="33" w16cid:durableId="671495183">
+    <w:abstractNumId w:val="13"/>
+  </w:num>
+  <w:num w:numId="34" w16cid:durableId="168764265">
+    <w:abstractNumId w:val="30"/>
+  </w:num>
+  <w:num w:numId="35" w16cid:durableId="1027952218">
     <w:abstractNumId w:val="14"/>
   </w:num>
-  <w:num w:numId="29" w16cid:durableId="548957052">
-    <w:abstractNumId w:val="26"/>
-  </w:num>
-  <w:num w:numId="30" w16cid:durableId="418261510">
-    <w:abstractNumId w:val="42"/>
-  </w:num>
-  <w:num w:numId="31" w16cid:durableId="1819415648">
-    <w:abstractNumId w:val="44"/>
-  </w:num>
-  <w:num w:numId="32" w16cid:durableId="1016928821">
-    <w:abstractNumId w:val="32"/>
-  </w:num>
-  <w:num w:numId="33" w16cid:durableId="671495183">
-    <w:abstractNumId w:val="11"/>
-  </w:num>
-  <w:num w:numId="34" w16cid:durableId="168764265">
-    <w:abstractNumId w:val="28"/>
-  </w:num>
-  <w:num w:numId="35" w16cid:durableId="1027952218">
-    <w:abstractNumId w:val="12"/>
-  </w:num>
   <w:num w:numId="36" w16cid:durableId="2113357542">
-    <w:abstractNumId w:val="45"/>
+    <w:abstractNumId w:val="47"/>
   </w:num>
   <w:num w:numId="37" w16cid:durableId="930628932">
-    <w:abstractNumId w:val="52"/>
+    <w:abstractNumId w:val="55"/>
   </w:num>
   <w:num w:numId="38" w16cid:durableId="405616434">
-    <w:abstractNumId w:val="16"/>
+    <w:abstractNumId w:val="18"/>
   </w:num>
   <w:num w:numId="39" w16cid:durableId="591933434">
-    <w:abstractNumId w:val="23"/>
+    <w:abstractNumId w:val="25"/>
   </w:num>
   <w:num w:numId="40" w16cid:durableId="1033580642">
-    <w:abstractNumId w:val="31"/>
+    <w:abstractNumId w:val="33"/>
   </w:num>
   <w:num w:numId="41" w16cid:durableId="907376401">
     <w:abstractNumId w:val="4"/>
   </w:num>
   <w:num w:numId="42" w16cid:durableId="665977133">
-    <w:abstractNumId w:val="31"/>
+    <w:abstractNumId w:val="33"/>
     <w:lvlOverride w:ilvl="0">
       <w:startOverride w:val="1"/>
     </w:lvlOverride>
   </w:num>
   <w:num w:numId="43" w16cid:durableId="2000110128">
-    <w:abstractNumId w:val="43"/>
+    <w:abstractNumId w:val="45"/>
   </w:num>
   <w:num w:numId="44" w16cid:durableId="684524517">
     <w:abstractNumId w:val="4"/>
@@ -11190,16 +13467,16 @@
     </w:lvlOverride>
   </w:num>
   <w:num w:numId="46" w16cid:durableId="1732727675">
-    <w:abstractNumId w:val="47"/>
+    <w:abstractNumId w:val="49"/>
   </w:num>
   <w:num w:numId="47" w16cid:durableId="860703295">
-    <w:abstractNumId w:val="13"/>
+    <w:abstractNumId w:val="15"/>
   </w:num>
   <w:num w:numId="48" w16cid:durableId="902255065">
-    <w:abstractNumId w:val="18"/>
+    <w:abstractNumId w:val="20"/>
   </w:num>
   <w:num w:numId="49" w16cid:durableId="60099620">
-    <w:abstractNumId w:val="41"/>
+    <w:abstractNumId w:val="43"/>
   </w:num>
   <w:num w:numId="50" w16cid:durableId="735055096">
     <w:abstractNumId w:val="4"/>
@@ -11208,7 +13485,7 @@
     </w:lvlOverride>
   </w:num>
   <w:num w:numId="51" w16cid:durableId="1426460283">
-    <w:abstractNumId w:val="31"/>
+    <w:abstractNumId w:val="33"/>
     <w:lvlOverride w:ilvl="0">
       <w:startOverride w:val="1"/>
     </w:lvlOverride>
@@ -11223,7 +13500,7 @@
     <w:abstractNumId w:val="6"/>
   </w:num>
   <w:num w:numId="54" w16cid:durableId="1574117726">
-    <w:abstractNumId w:val="10"/>
+    <w:abstractNumId w:val="12"/>
     <w:lvlOverride w:ilvl="0">
       <w:startOverride w:val="1"/>
     </w:lvlOverride>
@@ -11253,16 +13530,16 @@
     </w:lvlOverride>
   </w:num>
   <w:num w:numId="55" w16cid:durableId="1649943122">
-    <w:abstractNumId w:val="54"/>
+    <w:abstractNumId w:val="57"/>
   </w:num>
   <w:num w:numId="56" w16cid:durableId="1071542892">
-    <w:abstractNumId w:val="20"/>
+    <w:abstractNumId w:val="22"/>
   </w:num>
   <w:num w:numId="57" w16cid:durableId="1778787780">
-    <w:abstractNumId w:val="22"/>
+    <w:abstractNumId w:val="24"/>
   </w:num>
   <w:num w:numId="58" w16cid:durableId="994575138">
-    <w:abstractNumId w:val="27"/>
+    <w:abstractNumId w:val="29"/>
   </w:num>
   <w:num w:numId="59" w16cid:durableId="921254888">
     <w:abstractNumId w:val="4"/>
@@ -11271,31 +13548,40 @@
     <w:abstractNumId w:val="4"/>
   </w:num>
   <w:num w:numId="61" w16cid:durableId="985082678">
-    <w:abstractNumId w:val="40"/>
+    <w:abstractNumId w:val="42"/>
   </w:num>
   <w:num w:numId="62" w16cid:durableId="1600944660">
-    <w:abstractNumId w:val="21"/>
+    <w:abstractNumId w:val="23"/>
   </w:num>
   <w:num w:numId="63" w16cid:durableId="1967852710">
+    <w:abstractNumId w:val="41"/>
+  </w:num>
+  <w:num w:numId="64" w16cid:durableId="854806118">
     <w:abstractNumId w:val="39"/>
   </w:num>
-  <w:num w:numId="64" w16cid:durableId="854806118">
-    <w:abstractNumId w:val="37"/>
-  </w:num>
   <w:num w:numId="65" w16cid:durableId="2057073300">
-    <w:abstractNumId w:val="48"/>
+    <w:abstractNumId w:val="50"/>
   </w:num>
   <w:num w:numId="66" w16cid:durableId="1700813501">
-    <w:abstractNumId w:val="33"/>
+    <w:abstractNumId w:val="35"/>
   </w:num>
   <w:num w:numId="67" w16cid:durableId="1693805071">
-    <w:abstractNumId w:val="9"/>
+    <w:abstractNumId w:val="11"/>
   </w:num>
   <w:num w:numId="68" w16cid:durableId="1341465532">
     <w:abstractNumId w:val="2"/>
   </w:num>
   <w:num w:numId="69" w16cid:durableId="168911660">
-    <w:abstractNumId w:val="34"/>
+    <w:abstractNumId w:val="36"/>
+  </w:num>
+  <w:num w:numId="70" w16cid:durableId="288631197">
+    <w:abstractNumId w:val="52"/>
+  </w:num>
+  <w:num w:numId="71" w16cid:durableId="826943530">
+    <w:abstractNumId w:val="9"/>
+  </w:num>
+  <w:num w:numId="72" w16cid:durableId="1883977498">
+    <w:abstractNumId w:val="7"/>
   </w:num>
 </w:numbering>
 </file>
@@ -11700,10 +13986,9 @@
   <w:style w:type="paragraph" w:default="1" w:styleId="Norml">
     <w:name w:val="Normal"/>
     <w:qFormat/>
-    <w:rsid w:val="00012D8E"/>
+    <w:rsid w:val="006C1CA4"/>
     <w:pPr>
       <w:spacing w:line="360" w:lineRule="auto"/>
-      <w:ind w:left="851"/>
       <w:jc w:val="both"/>
     </w:pPr>
     <w:rPr>
@@ -11718,22 +14003,30 @@
     <w:link w:val="Cmsor1Char"/>
     <w:uiPriority w:val="9"/>
     <w:qFormat/>
-    <w:rsid w:val="00195E52"/>
+    <w:rsid w:val="001270F5"/>
     <w:pPr>
       <w:keepNext/>
       <w:keepLines/>
       <w:numPr>
         <w:numId w:val="39"/>
       </w:numPr>
+      <w:pBdr>
+        <w:top w:val="double" w:sz="4" w:space="1" w:color="auto"/>
+        <w:left w:val="double" w:sz="4" w:space="4" w:color="auto"/>
+        <w:bottom w:val="double" w:sz="4" w:space="1" w:color="auto"/>
+        <w:right w:val="double" w:sz="4" w:space="4" w:color="auto"/>
+      </w:pBdr>
+      <w:shd w:val="clear" w:color="auto" w:fill="47D459" w:themeFill="accent3" w:themeFillTint="99"/>
       <w:spacing w:before="360" w:after="80"/>
       <w:outlineLvl w:val="0"/>
     </w:pPr>
     <w:rPr>
-      <w:rFonts w:eastAsiaTheme="majorEastAsia" w:cstheme="majorBidi"/>
+      <w:rFonts w:ascii="Times New Roman" w:eastAsiaTheme="majorEastAsia" w:hAnsi="Times New Roman" w:cstheme="majorBidi"/>
       <w:b/>
-      <w:color w:val="000000" w:themeColor="text1"/>
+      <w:color w:val="FFFFFF" w:themeColor="background1"/>
       <w:sz w:val="40"/>
       <w:szCs w:val="40"/>
+      <w:u w:val="single"/>
     </w:rPr>
   </w:style>
   <w:style w:type="paragraph" w:styleId="Cmsor2">
@@ -11749,7 +14042,8 @@
       <w:keepNext/>
       <w:keepLines/>
       <w:numPr>
-        <w:numId w:val="40"/>
+        <w:ilvl w:val="1"/>
+        <w:numId w:val="39"/>
       </w:numPr>
       <w:spacing w:before="160" w:after="80"/>
       <w:outlineLvl w:val="1"/>
@@ -11775,7 +14069,8 @@
       <w:keepNext/>
       <w:keepLines/>
       <w:numPr>
-        <w:numId w:val="41"/>
+        <w:ilvl w:val="2"/>
+        <w:numId w:val="39"/>
       </w:numPr>
       <w:spacing w:before="160" w:after="80"/>
       <w:outlineLvl w:val="2"/>
@@ -11801,6 +14096,10 @@
     <w:pPr>
       <w:keepNext/>
       <w:keepLines/>
+      <w:numPr>
+        <w:ilvl w:val="3"/>
+        <w:numId w:val="39"/>
+      </w:numPr>
       <w:spacing w:before="80" w:after="40"/>
       <w:outlineLvl w:val="3"/>
     </w:pPr>
@@ -11824,6 +14123,10 @@
     <w:pPr>
       <w:keepNext/>
       <w:keepLines/>
+      <w:numPr>
+        <w:ilvl w:val="4"/>
+        <w:numId w:val="39"/>
+      </w:numPr>
       <w:spacing w:before="80" w:after="40"/>
       <w:outlineLvl w:val="4"/>
     </w:pPr>
@@ -11845,6 +14148,10 @@
     <w:pPr>
       <w:keepNext/>
       <w:keepLines/>
+      <w:numPr>
+        <w:ilvl w:val="5"/>
+        <w:numId w:val="39"/>
+      </w:numPr>
       <w:spacing w:before="40" w:after="0"/>
       <w:outlineLvl w:val="5"/>
     </w:pPr>
@@ -11868,6 +14175,10 @@
     <w:pPr>
       <w:keepNext/>
       <w:keepLines/>
+      <w:numPr>
+        <w:ilvl w:val="6"/>
+        <w:numId w:val="39"/>
+      </w:numPr>
       <w:spacing w:before="40" w:after="0"/>
       <w:outlineLvl w:val="6"/>
     </w:pPr>
@@ -11889,6 +14200,10 @@
     <w:pPr>
       <w:keepNext/>
       <w:keepLines/>
+      <w:numPr>
+        <w:ilvl w:val="7"/>
+        <w:numId w:val="39"/>
+      </w:numPr>
       <w:spacing w:after="0"/>
       <w:outlineLvl w:val="7"/>
     </w:pPr>
@@ -11912,6 +14227,10 @@
     <w:pPr>
       <w:keepNext/>
       <w:keepLines/>
+      <w:numPr>
+        <w:ilvl w:val="8"/>
+        <w:numId w:val="39"/>
+      </w:numPr>
       <w:spacing w:after="0"/>
       <w:outlineLvl w:val="8"/>
     </w:pPr>
@@ -11923,7 +14242,6 @@
   <w:style w:type="character" w:default="1" w:styleId="Bekezdsalapbettpusa">
     <w:name w:val="Default Paragraph Font"/>
     <w:uiPriority w:val="1"/>
-    <w:semiHidden/>
     <w:unhideWhenUsed/>
   </w:style>
   <w:style w:type="table" w:default="1" w:styleId="Normltblzat">
@@ -11952,13 +14270,15 @@
     <w:basedOn w:val="Bekezdsalapbettpusa"/>
     <w:link w:val="Cmsor1"/>
     <w:uiPriority w:val="9"/>
-    <w:rsid w:val="00195E52"/>
+    <w:rsid w:val="001270F5"/>
     <w:rPr>
-      <w:rFonts w:ascii="Calibri" w:eastAsiaTheme="majorEastAsia" w:hAnsi="Calibri" w:cstheme="majorBidi"/>
+      <w:rFonts w:ascii="Times New Roman" w:eastAsiaTheme="majorEastAsia" w:hAnsi="Times New Roman" w:cstheme="majorBidi"/>
       <w:b/>
-      <w:color w:val="000000" w:themeColor="text1"/>
+      <w:color w:val="FFFFFF" w:themeColor="background1"/>
       <w:sz w:val="40"/>
       <w:szCs w:val="40"/>
+      <w:u w:val="single"/>
+      <w:shd w:val="clear" w:color="auto" w:fill="47D459" w:themeFill="accent3" w:themeFillTint="99"/>
       <w:lang w:val="hu-HU"/>
     </w:rPr>
   </w:style>

--- a/Kercsó Norbert, Pallai Norbert Zoltán.docx
+++ b/Kercsó Norbert, Pallai Norbert Zoltán.docx
@@ -156,6 +156,7 @@
     <w:p>
       <w:pPr>
         <w:pStyle w:val="Cmsor1"/>
+        <w:ind w:left="357" w:hanging="357"/>
       </w:pPr>
       <w:r>
         <w:lastRenderedPageBreak/>
@@ -166,12 +167,12 @@
       <w:pPr>
         <w:pStyle w:val="Cmsor2"/>
         <w:rPr>
-          <w:rFonts w:ascii="Times New Roman" w:hAnsi="Times New Roman" w:cs="Times New Roman"/>
-        </w:rPr>
-      </w:pPr>
-      <w:r>
-        <w:rPr>
-          <w:rFonts w:ascii="Times New Roman" w:hAnsi="Times New Roman" w:cs="Times New Roman"/>
+          <w:rFonts w:cs="Times New Roman"/>
+        </w:rPr>
+      </w:pPr>
+      <w:r>
+        <w:rPr>
+          <w:rFonts w:cs="Times New Roman"/>
         </w:rPr>
         <w:t>Projekt célja</w:t>
       </w:r>
@@ -233,25 +234,25 @@
       <w:pPr>
         <w:pStyle w:val="Cmsor2"/>
         <w:rPr>
-          <w:rFonts w:ascii="Times New Roman" w:hAnsi="Times New Roman" w:cs="Times New Roman"/>
+          <w:rFonts w:cs="Times New Roman"/>
           <w:b w:val="0"/>
         </w:rPr>
       </w:pPr>
       <w:r>
         <w:rPr>
-          <w:rFonts w:ascii="Times New Roman" w:hAnsi="Times New Roman" w:cs="Times New Roman"/>
+          <w:rFonts w:cs="Times New Roman"/>
         </w:rPr>
         <w:t>Téma kiválasztás</w:t>
       </w:r>
       <w:r>
         <w:rPr>
-          <w:rFonts w:ascii="Times New Roman" w:hAnsi="Times New Roman" w:cs="Times New Roman"/>
+          <w:rFonts w:cs="Times New Roman"/>
         </w:rPr>
         <w:t>ának</w:t>
       </w:r>
       <w:r>
         <w:rPr>
-          <w:rFonts w:ascii="Times New Roman" w:hAnsi="Times New Roman" w:cs="Times New Roman"/>
+          <w:rFonts w:cs="Times New Roman"/>
         </w:rPr>
         <w:t xml:space="preserve"> indoklása</w:t>
       </w:r>
@@ -266,63 +267,150 @@
         <w:rPr>
           <w:rFonts w:ascii="Times New Roman" w:hAnsi="Times New Roman" w:cs="Times New Roman"/>
         </w:rPr>
-        <w:t>A legtöbb magyar egyetem</w:t>
-      </w:r>
-      <w:r>
-        <w:rPr>
-          <w:rFonts w:ascii="Times New Roman" w:hAnsi="Times New Roman" w:cs="Times New Roman"/>
-        </w:rPr>
-        <w:t>, középiskola</w:t>
-      </w:r>
-      <w:r>
-        <w:rPr>
-          <w:rFonts w:ascii="Times New Roman" w:hAnsi="Times New Roman" w:cs="Times New Roman"/>
-        </w:rPr>
-        <w:t xml:space="preserve"> saját belső rendszerekkel dolgozik, amely kizárólag a hallgatók és intézmény alkalmazottai számára elérhetők. Ennek következményében szeretnék egy nyilvános, bárki számára elérhető kollégiumi menedzsment rendszert létrehozni</w:t>
-      </w:r>
-      <w:r>
-        <w:rPr>
-          <w:rFonts w:ascii="Times New Roman" w:hAnsi="Times New Roman" w:cs="Times New Roman"/>
-        </w:rPr>
-        <w:t>, melyet bármely középiskola, technikum akár egyetem is használatba vehet</w:t>
-      </w:r>
-      <w:r>
-        <w:rPr>
-          <w:rFonts w:ascii="Times New Roman" w:hAnsi="Times New Roman" w:cs="Times New Roman"/>
-        </w:rPr>
-        <w:t>.</w:t>
+        <w:t xml:space="preserve">Egy szoftveres projekt megkezdése előtt elengedhetetlen a már létező megoldások vizsgálata. Jelenleg a magyarországi oktatási intézmények, technikumok és egyetemek túlnyomó többsége komplex, integrált tanulmányi rendszereket (leggyakrabban a </w:t>
+      </w:r>
+      <w:proofErr w:type="spellStart"/>
+      <w:r>
+        <w:rPr>
+          <w:rFonts w:ascii="Times New Roman" w:hAnsi="Times New Roman" w:cs="Times New Roman"/>
+        </w:rPr>
+        <w:t>Neptun</w:t>
+      </w:r>
+      <w:proofErr w:type="spellEnd"/>
+      <w:r>
+        <w:rPr>
+          <w:rFonts w:ascii="Times New Roman" w:hAnsi="Times New Roman" w:cs="Times New Roman"/>
+        </w:rPr>
+        <w:t xml:space="preserve"> egységes tanulmányi rendszert és annak kollégiumi modulját) használja a diákok adminisztrációjára. Ezen felül a kisebb intézményekben még mindig gyakori a papíralapú, vagy decentralizált (pl. külön Excel táblázatokban vezetett) nyilvántartás. A </w:t>
+      </w:r>
+      <w:proofErr w:type="spellStart"/>
+      <w:r>
+        <w:rPr>
+          <w:rFonts w:ascii="Times New Roman" w:hAnsi="Times New Roman" w:cs="Times New Roman"/>
+        </w:rPr>
+        <w:t>KoliPortál</w:t>
+      </w:r>
+      <w:proofErr w:type="spellEnd"/>
+      <w:r>
+        <w:rPr>
+          <w:rFonts w:ascii="Times New Roman" w:hAnsi="Times New Roman" w:cs="Times New Roman"/>
+        </w:rPr>
+        <w:t xml:space="preserve"> megtervezését ezen rendszerek hiányosságainak és gyakorlati </w:t>
+      </w:r>
+      <w:proofErr w:type="spellStart"/>
+      <w:r>
+        <w:rPr>
+          <w:rFonts w:ascii="Times New Roman" w:hAnsi="Times New Roman" w:cs="Times New Roman"/>
+        </w:rPr>
+        <w:t>korlátainak</w:t>
+      </w:r>
+      <w:proofErr w:type="spellEnd"/>
+      <w:r>
+        <w:rPr>
+          <w:rFonts w:ascii="Times New Roman" w:hAnsi="Times New Roman" w:cs="Times New Roman"/>
+        </w:rPr>
+        <w:t xml:space="preserve"> felismerése indokolta.</w:t>
       </w:r>
     </w:p>
     <w:p>
       <w:pPr>
-        <w:pStyle w:val="Cmsor2"/>
-        <w:rPr>
-          <w:rFonts w:ascii="Times New Roman" w:hAnsi="Times New Roman" w:cs="Times New Roman"/>
-        </w:rPr>
-      </w:pPr>
-      <w:r>
-        <w:rPr>
-          <w:rFonts w:ascii="Times New Roman" w:hAnsi="Times New Roman" w:cs="Times New Roman"/>
-        </w:rPr>
-        <w:t>Célközönség</w:t>
+        <w:rPr>
+          <w:rFonts w:ascii="Times New Roman" w:hAnsi="Times New Roman" w:cs="Times New Roman"/>
+        </w:rPr>
+      </w:pPr>
+      <w:r>
+        <w:rPr>
+          <w:rFonts w:ascii="Times New Roman" w:hAnsi="Times New Roman" w:cs="Times New Roman"/>
+          <w:b/>
+          <w:bCs/>
+        </w:rPr>
+        <w:t xml:space="preserve">Miben más, és miért volt szükség a </w:t>
+      </w:r>
+      <w:proofErr w:type="spellStart"/>
+      <w:r>
+        <w:rPr>
+          <w:rFonts w:ascii="Times New Roman" w:hAnsi="Times New Roman" w:cs="Times New Roman"/>
+          <w:b/>
+          <w:bCs/>
+        </w:rPr>
+        <w:t>KoliPortál</w:t>
+      </w:r>
+      <w:proofErr w:type="spellEnd"/>
+      <w:r>
+        <w:rPr>
+          <w:rFonts w:ascii="Times New Roman" w:hAnsi="Times New Roman" w:cs="Times New Roman"/>
+          <w:b/>
+          <w:bCs/>
+        </w:rPr>
+        <w:t xml:space="preserve"> elkészítésére?</w:t>
       </w:r>
     </w:p>
     <w:p>
       <w:pPr>
-        <w:rPr>
-          <w:rFonts w:ascii="Times New Roman" w:hAnsi="Times New Roman" w:cs="Times New Roman"/>
-        </w:rPr>
-      </w:pPr>
-      <w:r>
-        <w:rPr>
-          <w:rFonts w:ascii="Times New Roman" w:hAnsi="Times New Roman" w:cs="Times New Roman"/>
-        </w:rPr>
-        <w:t xml:space="preserve">A </w:t>
-      </w:r>
+        <w:numPr>
+          <w:ilvl w:val="0"/>
+          <w:numId w:val="73"/>
+        </w:numPr>
+        <w:rPr>
+          <w:rFonts w:ascii="Times New Roman" w:hAnsi="Times New Roman" w:cs="Times New Roman"/>
+        </w:rPr>
+      </w:pPr>
       <w:proofErr w:type="spellStart"/>
       <w:r>
         <w:rPr>
           <w:rFonts w:ascii="Times New Roman" w:hAnsi="Times New Roman" w:cs="Times New Roman"/>
+          <w:b/>
+          <w:bCs/>
+        </w:rPr>
+        <w:t>Fókuszáltság</w:t>
+      </w:r>
+      <w:proofErr w:type="spellEnd"/>
+      <w:r>
+        <w:rPr>
+          <w:rFonts w:ascii="Times New Roman" w:hAnsi="Times New Roman" w:cs="Times New Roman"/>
+          <w:b/>
+          <w:bCs/>
+        </w:rPr>
+        <w:t xml:space="preserve"> és funkcionális letisztultság:</w:t>
+      </w:r>
+      <w:r>
+        <w:rPr>
+          <w:rFonts w:ascii="Times New Roman" w:hAnsi="Times New Roman" w:cs="Times New Roman"/>
+        </w:rPr>
+        <w:t xml:space="preserve"> A nagy, integrált tanulmányi rendszerek (mint a </w:t>
+      </w:r>
+      <w:proofErr w:type="spellStart"/>
+      <w:r>
+        <w:rPr>
+          <w:rFonts w:ascii="Times New Roman" w:hAnsi="Times New Roman" w:cs="Times New Roman"/>
+        </w:rPr>
+        <w:t>Neptun</w:t>
+      </w:r>
+      <w:proofErr w:type="spellEnd"/>
+      <w:r>
+        <w:rPr>
+          <w:rFonts w:ascii="Times New Roman" w:hAnsi="Times New Roman" w:cs="Times New Roman"/>
+        </w:rPr>
+        <w:t xml:space="preserve">) moduláris felépítésűek, de elsődlegesen az oktatásszervezésre lettek optimalizálva. Emiatt a kollégiumi funkcióik gyakran </w:t>
+      </w:r>
+      <w:proofErr w:type="spellStart"/>
+      <w:r>
+        <w:rPr>
+          <w:rFonts w:ascii="Times New Roman" w:hAnsi="Times New Roman" w:cs="Times New Roman"/>
+        </w:rPr>
+        <w:t>eldugottak</w:t>
+      </w:r>
+      <w:proofErr w:type="spellEnd"/>
+      <w:r>
+        <w:rPr>
+          <w:rFonts w:ascii="Times New Roman" w:hAnsi="Times New Roman" w:cs="Times New Roman"/>
+        </w:rPr>
+        <w:t xml:space="preserve">, a felhasználói felületük (UI) pedig elavult és túlzsúfolt. A </w:t>
+      </w:r>
+      <w:proofErr w:type="spellStart"/>
+      <w:r>
+        <w:rPr>
+          <w:rFonts w:ascii="Times New Roman" w:hAnsi="Times New Roman" w:cs="Times New Roman"/>
         </w:rPr>
         <w:t>KoliPortál</w:t>
       </w:r>
@@ -331,105 +419,351 @@
         <w:rPr>
           <w:rFonts w:ascii="Times New Roman" w:hAnsi="Times New Roman" w:cs="Times New Roman"/>
         </w:rPr>
-        <w:t xml:space="preserve"> célközönsége alapvetően két nagy csoportra, a kollégiumot üzemeltető személyzetre és az ott lakó diákokra bontható. </w:t>
-      </w:r>
-      <w:r>
-        <w:rPr>
-          <w:rFonts w:ascii="Times New Roman" w:hAnsi="Times New Roman" w:cs="Times New Roman"/>
-        </w:rPr>
-        <w:t>Az intézmény vezetősége és az adminisztrátorok számára a szoftver egy átlátható, központosított felületet kínál a szobabeosztások, a pénzügyi kötelezettségek, a felhasználói adatok hatékony kezelésére, valamint a felmerülő műszaki problémák és hibaelhárítási folyamatok valós idejű menedzselésére. Végül, de nem utolsósorban a kollégista diákok egy modern, mobilbarát felületet kapnak, ahol nyomon követhetik saját fizetési egyenlegüket</w:t>
-      </w:r>
-      <w:r>
-        <w:rPr>
-          <w:rFonts w:ascii="Times New Roman" w:hAnsi="Times New Roman" w:cs="Times New Roman"/>
-        </w:rPr>
-        <w:t>, saját személyes adataikat</w:t>
-      </w:r>
-      <w:r>
-        <w:rPr>
-          <w:rFonts w:ascii="Times New Roman" w:hAnsi="Times New Roman" w:cs="Times New Roman"/>
-        </w:rPr>
-        <w:t>, és pillanatok alatt, papírmunka nélkül adhatnak le hibajelentéseket.</w:t>
+        <w:t xml:space="preserve"> ezzel szemben egy "cél-szoftver": kizárólag azokat a funkciókat (szobabeosztás, kollégiumi díjak, hibabejelentés) tartalmazza, amelyekre egy kollégium mindennapi üzemeltetése során ténylegesen szükség van. Ez a letisztultság drasztikusan csökkenti a betanulási időt mind az adminisztrátorok, mind a diákok számára.</w:t>
       </w:r>
     </w:p>
     <w:p>
       <w:pPr>
-        <w:pStyle w:val="Cmsor2"/>
-        <w:rPr>
-          <w:rFonts w:ascii="Times New Roman" w:hAnsi="Times New Roman" w:cs="Times New Roman"/>
-          <w:b w:val="0"/>
-        </w:rPr>
-      </w:pPr>
-      <w:r>
-        <w:rPr>
-          <w:rFonts w:ascii="Times New Roman" w:hAnsi="Times New Roman" w:cs="Times New Roman"/>
-        </w:rPr>
-        <w:t>Csoport tagjai és munkamegosztás</w:t>
+        <w:numPr>
+          <w:ilvl w:val="0"/>
+          <w:numId w:val="73"/>
+        </w:numPr>
+        <w:rPr>
+          <w:rFonts w:ascii="Times New Roman" w:hAnsi="Times New Roman" w:cs="Times New Roman"/>
+        </w:rPr>
+      </w:pPr>
+      <w:r>
+        <w:rPr>
+          <w:rFonts w:ascii="Times New Roman" w:hAnsi="Times New Roman" w:cs="Times New Roman"/>
+          <w:b/>
+          <w:bCs/>
+        </w:rPr>
+        <w:lastRenderedPageBreak/>
+        <w:t>Központosított és azonnali hibabejelentés:</w:t>
+      </w:r>
+      <w:r>
+        <w:rPr>
+          <w:rFonts w:ascii="Times New Roman" w:hAnsi="Times New Roman" w:cs="Times New Roman"/>
+        </w:rPr>
+        <w:t xml:space="preserve"> Számos intézményben a műszaki problémák (eldugult lefolyó, kiégett izzó) bejelentése még mindig egy, a portán elhelyezett papíralapú füzetben történik, vagy e-mailek formájában vész el az adminisztrációban. A </w:t>
+      </w:r>
+      <w:proofErr w:type="spellStart"/>
+      <w:r>
+        <w:rPr>
+          <w:rFonts w:ascii="Times New Roman" w:hAnsi="Times New Roman" w:cs="Times New Roman"/>
+        </w:rPr>
+        <w:t>KoliPortál</w:t>
+      </w:r>
+      <w:proofErr w:type="spellEnd"/>
+      <w:r>
+        <w:rPr>
+          <w:rFonts w:ascii="Times New Roman" w:hAnsi="Times New Roman" w:cs="Times New Roman"/>
+        </w:rPr>
+        <w:t xml:space="preserve"> egyik legnagyobb innovációja a dedikált, kategóriákra bontott digitális hibajegy-rendszer. A diákok mobiltelefonról, másodpercek alatt leadhatják a problémát, amit az adminisztráció (és a karbantartás) valós időben, strukturáltan lát, így a hibaelhárítási folyamat nyomon követhetővé és mérhetővé válik.</w:t>
       </w:r>
     </w:p>
     <w:p>
       <w:pPr>
-        <w:rPr>
-          <w:rFonts w:ascii="Times New Roman" w:hAnsi="Times New Roman" w:cs="Times New Roman"/>
-        </w:rPr>
-      </w:pPr>
-      <w:r>
-        <w:rPr>
-          <w:rFonts w:ascii="Times New Roman" w:hAnsi="Times New Roman" w:cs="Times New Roman"/>
-        </w:rPr>
-        <w:t xml:space="preserve">A projektet </w:t>
-      </w:r>
-      <w:proofErr w:type="spellStart"/>
+        <w:numPr>
+          <w:ilvl w:val="0"/>
+          <w:numId w:val="73"/>
+        </w:numPr>
+        <w:rPr>
+          <w:rFonts w:ascii="Times New Roman" w:hAnsi="Times New Roman" w:cs="Times New Roman"/>
+        </w:rPr>
+      </w:pPr>
       <w:r>
         <w:rPr>
           <w:rFonts w:ascii="Times New Roman" w:hAnsi="Times New Roman" w:cs="Times New Roman"/>
           <w:b/>
           <w:bCs/>
         </w:rPr>
-        <w:t>Kercsó</w:t>
+        <w:t>Pénzügyi átláthatóság a diákok felé:</w:t>
+      </w:r>
+      <w:r>
+        <w:rPr>
+          <w:rFonts w:ascii="Times New Roman" w:hAnsi="Times New Roman" w:cs="Times New Roman"/>
+        </w:rPr>
+        <w:t xml:space="preserve"> A diákok számára gyakran okoz frusztrációt, hogy nem látják át egyértelműen az aktuális kollégiumi tartozásaikat vagy a fizetési határidőket. A rendszerünk Lakói moduljában a felhasználók egy letisztult "műszerfalon" (</w:t>
+      </w:r>
+      <w:proofErr w:type="spellStart"/>
+      <w:r>
+        <w:rPr>
+          <w:rFonts w:ascii="Times New Roman" w:hAnsi="Times New Roman" w:cs="Times New Roman"/>
+        </w:rPr>
+        <w:t>dashboard</w:t>
       </w:r>
       <w:proofErr w:type="spellEnd"/>
+      <w:r>
+        <w:rPr>
+          <w:rFonts w:ascii="Times New Roman" w:hAnsi="Times New Roman" w:cs="Times New Roman"/>
+        </w:rPr>
+        <w:t>) azonnal látják a kintlévőségeiket és a fizetési előzményeiket, ami növeli a fizetési hajlandóságot és csökkenti az intézmény adminisztrációs terheit (pl. kevesebb felszólítást kell küldeni).</w:t>
+      </w:r>
+    </w:p>
+    <w:p>
+      <w:pPr>
+        <w:numPr>
+          <w:ilvl w:val="0"/>
+          <w:numId w:val="73"/>
+        </w:numPr>
+        <w:rPr>
+          <w:rFonts w:ascii="Times New Roman" w:hAnsi="Times New Roman" w:cs="Times New Roman"/>
+        </w:rPr>
+      </w:pPr>
       <w:r>
         <w:rPr>
           <w:rFonts w:ascii="Times New Roman" w:hAnsi="Times New Roman" w:cs="Times New Roman"/>
           <w:b/>
           <w:bCs/>
         </w:rPr>
-        <w:t xml:space="preserve"> Norbert</w:t>
-      </w:r>
-      <w:r>
-        <w:rPr>
-          <w:rFonts w:ascii="Times New Roman" w:hAnsi="Times New Roman" w:cs="Times New Roman"/>
-        </w:rPr>
-        <w:t xml:space="preserve"> és </w:t>
-      </w:r>
+        <w:t>Agilis szobakezelés:</w:t>
+      </w:r>
+      <w:r>
+        <w:rPr>
+          <w:rFonts w:ascii="Times New Roman" w:hAnsi="Times New Roman" w:cs="Times New Roman"/>
+        </w:rPr>
+        <w:t xml:space="preserve"> Míg a meglévő rendszerekben egy szobacsere vagy kiköltözés adminisztrálása gyakran több lépcsős, bürokratikus folyamat, a </w:t>
+      </w:r>
+      <w:proofErr w:type="spellStart"/>
+      <w:r>
+        <w:rPr>
+          <w:rFonts w:ascii="Times New Roman" w:hAnsi="Times New Roman" w:cs="Times New Roman"/>
+        </w:rPr>
+        <w:t>KoliPortálban</w:t>
+      </w:r>
+      <w:proofErr w:type="spellEnd"/>
+      <w:r>
+        <w:rPr>
+          <w:rFonts w:ascii="Times New Roman" w:hAnsi="Times New Roman" w:cs="Times New Roman"/>
+        </w:rPr>
+        <w:t xml:space="preserve"> egyetlen szerkesztőablakból, vizuálisan követve a szabad ágyak számát (telítettségi százalékokkal támogatva) oldható meg a be- és kiköltöztetés, méghozzá úgy, hogy a rendszer a háttérben automatikusan kezeli a lakhatási előzményeket (</w:t>
+      </w:r>
+      <w:proofErr w:type="spellStart"/>
+      <w:r>
+        <w:rPr>
+          <w:rFonts w:ascii="Times New Roman" w:hAnsi="Times New Roman" w:cs="Times New Roman"/>
+        </w:rPr>
+        <w:t>history</w:t>
+      </w:r>
+      <w:proofErr w:type="spellEnd"/>
+      <w:r>
+        <w:rPr>
+          <w:rFonts w:ascii="Times New Roman" w:hAnsi="Times New Roman" w:cs="Times New Roman"/>
+        </w:rPr>
+        <w:t>).</w:t>
+      </w:r>
+    </w:p>
+    <w:p>
+      <w:pPr>
+        <w:numPr>
+          <w:ilvl w:val="0"/>
+          <w:numId w:val="73"/>
+        </w:numPr>
+        <w:rPr>
+          <w:rFonts w:ascii="Times New Roman" w:hAnsi="Times New Roman" w:cs="Times New Roman"/>
+        </w:rPr>
+      </w:pPr>
       <w:r>
         <w:rPr>
           <w:rFonts w:ascii="Times New Roman" w:hAnsi="Times New Roman" w:cs="Times New Roman"/>
           <w:b/>
           <w:bCs/>
         </w:rPr>
-        <w:t>Pallai Norbert Zoltán</w:t>
-      </w:r>
-      <w:r>
-        <w:rPr>
-          <w:rFonts w:ascii="Times New Roman" w:hAnsi="Times New Roman" w:cs="Times New Roman"/>
-        </w:rPr>
-        <w:t xml:space="preserve"> készítette. A fejlesztés során a feladatokat igyekeztünk egyenlően elosztani</w:t>
-      </w:r>
-      <w:r>
-        <w:rPr>
-          <w:rFonts w:ascii="Times New Roman" w:hAnsi="Times New Roman" w:cs="Times New Roman"/>
-        </w:rPr>
-        <w:t>.</w:t>
+        <w:t>Modern, reszponzív technológia:</w:t>
+      </w:r>
+      <w:r>
+        <w:rPr>
+          <w:rFonts w:ascii="Times New Roman" w:hAnsi="Times New Roman" w:cs="Times New Roman"/>
+        </w:rPr>
+        <w:t xml:space="preserve"> Ellentétben a régebbi, sok esetben csak asztali gépre optimalizált rendszerekkel, a </w:t>
+      </w:r>
+      <w:proofErr w:type="spellStart"/>
+      <w:r>
+        <w:rPr>
+          <w:rFonts w:ascii="Times New Roman" w:hAnsi="Times New Roman" w:cs="Times New Roman"/>
+        </w:rPr>
+        <w:t>KoliPortál</w:t>
+      </w:r>
+      <w:proofErr w:type="spellEnd"/>
+      <w:r>
+        <w:rPr>
+          <w:rFonts w:ascii="Times New Roman" w:hAnsi="Times New Roman" w:cs="Times New Roman"/>
+        </w:rPr>
+        <w:t xml:space="preserve"> a "Mobile-</w:t>
+      </w:r>
+      <w:proofErr w:type="spellStart"/>
+      <w:r>
+        <w:rPr>
+          <w:rFonts w:ascii="Times New Roman" w:hAnsi="Times New Roman" w:cs="Times New Roman"/>
+        </w:rPr>
+        <w:t>First</w:t>
+      </w:r>
+      <w:proofErr w:type="spellEnd"/>
+      <w:r>
+        <w:rPr>
+          <w:rFonts w:ascii="Times New Roman" w:hAnsi="Times New Roman" w:cs="Times New Roman"/>
+        </w:rPr>
+        <w:t xml:space="preserve">" (mobilra tervezett) elvet követi a </w:t>
+      </w:r>
+      <w:proofErr w:type="spellStart"/>
+      <w:r>
+        <w:rPr>
+          <w:rFonts w:ascii="Times New Roman" w:hAnsi="Times New Roman" w:cs="Times New Roman"/>
+        </w:rPr>
+        <w:t>Bootstrap</w:t>
+      </w:r>
+      <w:proofErr w:type="spellEnd"/>
+      <w:r>
+        <w:rPr>
+          <w:rFonts w:ascii="Times New Roman" w:hAnsi="Times New Roman" w:cs="Times New Roman"/>
+        </w:rPr>
+        <w:t xml:space="preserve"> 5 keretrendszer használatával. Mivel a diákok ma már az ügyintézéseik 90%-át okostelefonon végzik, alapvető elvárás volt egy reszponzív, bármilyen képernyőméreten tökéletesen használható webes applikáció létrehozása.</w:t>
       </w:r>
     </w:p>
     <w:p>
       <w:pPr>
+        <w:pStyle w:val="Cmsor2"/>
+        <w:rPr>
+          <w:rFonts w:cs="Times New Roman"/>
+        </w:rPr>
+      </w:pPr>
+      <w:r>
+        <w:rPr>
+          <w:rFonts w:cs="Times New Roman"/>
+        </w:rPr>
+        <w:t>Célközönség</w:t>
+      </w:r>
+    </w:p>
+    <w:p>
+      <w:pPr>
+        <w:rPr>
+          <w:rFonts w:ascii="Times New Roman" w:hAnsi="Times New Roman" w:cs="Times New Roman"/>
+        </w:rPr>
+      </w:pPr>
+      <w:r>
+        <w:rPr>
+          <w:rFonts w:ascii="Times New Roman" w:hAnsi="Times New Roman" w:cs="Times New Roman"/>
+        </w:rPr>
+        <w:t xml:space="preserve">A </w:t>
+      </w:r>
+      <w:proofErr w:type="spellStart"/>
+      <w:r>
+        <w:rPr>
+          <w:rFonts w:ascii="Times New Roman" w:hAnsi="Times New Roman" w:cs="Times New Roman"/>
+        </w:rPr>
+        <w:t>KoliPortál</w:t>
+      </w:r>
+      <w:proofErr w:type="spellEnd"/>
+      <w:r>
+        <w:rPr>
+          <w:rFonts w:ascii="Times New Roman" w:hAnsi="Times New Roman" w:cs="Times New Roman"/>
+        </w:rPr>
+        <w:t xml:space="preserve"> célközönsége alapvetően két nagy csoportra, a kollégiumot üzemeltető személyzetre és az ott lakó diákokra bontható. </w:t>
+      </w:r>
+      <w:r>
+        <w:rPr>
+          <w:rFonts w:ascii="Times New Roman" w:hAnsi="Times New Roman" w:cs="Times New Roman"/>
+        </w:rPr>
+        <w:t xml:space="preserve">Az intézmény vezetősége és az adminisztrátorok számára a szoftver egy átlátható, központosított felületet kínál a szobabeosztások, a pénzügyi kötelezettségek, a felhasználói adatok hatékony kezelésére, valamint a felmerülő műszaki problémák és hibaelhárítási folyamatok valós idejű </w:t>
+      </w:r>
+      <w:r>
+        <w:rPr>
+          <w:rFonts w:ascii="Times New Roman" w:hAnsi="Times New Roman" w:cs="Times New Roman"/>
+        </w:rPr>
+        <w:lastRenderedPageBreak/>
+        <w:t>menedzselésére. Végül, de nem utolsósorban a kollégista diákok egy modern, mobilbarát felületet kapnak, ahol nyomon követhetik saját fizetési egyenlegüket</w:t>
+      </w:r>
+      <w:r>
+        <w:rPr>
+          <w:rFonts w:ascii="Times New Roman" w:hAnsi="Times New Roman" w:cs="Times New Roman"/>
+        </w:rPr>
+        <w:t>, saját személyes adataikat</w:t>
+      </w:r>
+      <w:r>
+        <w:rPr>
+          <w:rFonts w:ascii="Times New Roman" w:hAnsi="Times New Roman" w:cs="Times New Roman"/>
+        </w:rPr>
+        <w:t>, és pillanatok alatt, papírmunka nélkül adhatnak le hibajelentéseket.</w:t>
+      </w:r>
+    </w:p>
+    <w:p>
+      <w:pPr>
+        <w:pStyle w:val="Cmsor2"/>
+        <w:rPr>
+          <w:rFonts w:cs="Times New Roman"/>
+          <w:b w:val="0"/>
+        </w:rPr>
+      </w:pPr>
+      <w:r>
+        <w:rPr>
+          <w:rFonts w:cs="Times New Roman"/>
+        </w:rPr>
+        <w:t>Csoport tagjai és munkamegosztás</w:t>
+      </w:r>
+    </w:p>
+    <w:p>
+      <w:pPr>
+        <w:rPr>
+          <w:rFonts w:ascii="Times New Roman" w:hAnsi="Times New Roman" w:cs="Times New Roman"/>
+        </w:rPr>
+      </w:pPr>
+      <w:r>
+        <w:rPr>
+          <w:rFonts w:ascii="Times New Roman" w:hAnsi="Times New Roman" w:cs="Times New Roman"/>
+        </w:rPr>
+        <w:t xml:space="preserve">A projektet </w:t>
+      </w:r>
+      <w:proofErr w:type="spellStart"/>
+      <w:r>
+        <w:rPr>
+          <w:rFonts w:ascii="Times New Roman" w:hAnsi="Times New Roman" w:cs="Times New Roman"/>
+          <w:b/>
+          <w:bCs/>
+        </w:rPr>
+        <w:t>Kercsó</w:t>
+      </w:r>
+      <w:proofErr w:type="spellEnd"/>
+      <w:r>
+        <w:rPr>
+          <w:rFonts w:ascii="Times New Roman" w:hAnsi="Times New Roman" w:cs="Times New Roman"/>
+          <w:b/>
+          <w:bCs/>
+        </w:rPr>
+        <w:t xml:space="preserve"> Norbert</w:t>
+      </w:r>
+      <w:r>
+        <w:rPr>
+          <w:rFonts w:ascii="Times New Roman" w:hAnsi="Times New Roman" w:cs="Times New Roman"/>
+        </w:rPr>
+        <w:t xml:space="preserve"> és </w:t>
+      </w:r>
+      <w:r>
+        <w:rPr>
+          <w:rFonts w:ascii="Times New Roman" w:hAnsi="Times New Roman" w:cs="Times New Roman"/>
+          <w:b/>
+          <w:bCs/>
+        </w:rPr>
+        <w:t>Pallai Norbert Zoltán</w:t>
+      </w:r>
+      <w:r>
+        <w:rPr>
+          <w:rFonts w:ascii="Times New Roman" w:hAnsi="Times New Roman" w:cs="Times New Roman"/>
+        </w:rPr>
+        <w:t xml:space="preserve"> készítette. A fejlesztés során a feladatokat igyekeztünk egyenlően elosztani</w:t>
+      </w:r>
+      <w:r>
+        <w:rPr>
+          <w:rFonts w:ascii="Times New Roman" w:hAnsi="Times New Roman" w:cs="Times New Roman"/>
+        </w:rPr>
+        <w:t>.</w:t>
+      </w:r>
+    </w:p>
+    <w:p>
+      <w:pPr>
         <w:pStyle w:val="Cmsor3"/>
       </w:pPr>
       <w:r>
-        <w:lastRenderedPageBreak/>
         <w:t>Közös fejlesztések</w:t>
       </w:r>
     </w:p>
@@ -650,12 +984,12 @@
       <w:pPr>
         <w:pStyle w:val="Cmsor3"/>
         <w:rPr>
-          <w:rFonts w:ascii="Times New Roman" w:hAnsi="Times New Roman" w:cs="Times New Roman"/>
-        </w:rPr>
-      </w:pPr>
-      <w:r>
-        <w:rPr>
-          <w:rFonts w:ascii="Times New Roman" w:hAnsi="Times New Roman" w:cs="Times New Roman"/>
+          <w:rFonts w:cs="Times New Roman"/>
+        </w:rPr>
+      </w:pPr>
+      <w:r>
+        <w:rPr>
+          <w:rFonts w:cs="Times New Roman"/>
         </w:rPr>
         <w:t>Fejlesztői egyéni hozzájárulásai</w:t>
       </w:r>
@@ -842,6 +1176,7 @@
           <w:b/>
           <w:bCs/>
         </w:rPr>
+        <w:lastRenderedPageBreak/>
         <w:t>Szobakapacitás és telítettség felügyelete (/</w:t>
       </w:r>
       <w:proofErr w:type="spellStart"/>
@@ -946,7 +1281,6 @@
           <w:b/>
           <w:bCs/>
         </w:rPr>
-        <w:lastRenderedPageBreak/>
         <w:t>Rendszerbeállítások kezelése:</w:t>
       </w:r>
       <w:r>
@@ -1161,7 +1495,7 @@
         <w:pStyle w:val="Cmsor1"/>
         <w:keepLines w:val="0"/>
         <w:pageBreakBefore/>
-        <w:ind w:left="714" w:hanging="357"/>
+        <w:ind w:left="357" w:hanging="357"/>
         <w:rPr>
           <w:rFonts w:cs="Times New Roman"/>
         </w:rPr>
@@ -1177,111 +1511,173 @@
     <w:p>
       <w:pPr>
         <w:pStyle w:val="Cmsor2"/>
+        <w:rPr>
+          <w:rFonts w:cs="Times New Roman"/>
+        </w:rPr>
+      </w:pPr>
+      <w:r>
+        <w:rPr>
+          <w:rFonts w:cs="Times New Roman"/>
+        </w:rPr>
+        <w:t>Alkalmazás áttekintése</w:t>
+      </w:r>
+    </w:p>
+    <w:p>
+      <w:pPr>
+        <w:rPr>
+          <w:rFonts w:ascii="Times New Roman" w:hAnsi="Times New Roman" w:cs="Times New Roman"/>
+        </w:rPr>
+      </w:pPr>
+      <w:r>
+        <w:rPr>
+          <w:rFonts w:ascii="Times New Roman" w:hAnsi="Times New Roman" w:cs="Times New Roman"/>
+        </w:rPr>
+        <w:t xml:space="preserve">A </w:t>
+      </w:r>
+      <w:proofErr w:type="spellStart"/>
+      <w:r>
+        <w:rPr>
+          <w:rFonts w:ascii="Times New Roman" w:hAnsi="Times New Roman" w:cs="Times New Roman"/>
+        </w:rPr>
+        <w:t>KoliPortál</w:t>
+      </w:r>
+      <w:proofErr w:type="spellEnd"/>
+      <w:r>
+        <w:rPr>
+          <w:rFonts w:ascii="Times New Roman" w:hAnsi="Times New Roman" w:cs="Times New Roman"/>
+        </w:rPr>
+        <w:t xml:space="preserve"> egy kollégiumi menedzsment és adminisztrációs weboldal, amely C# és ASP.NET </w:t>
+      </w:r>
+      <w:proofErr w:type="spellStart"/>
+      <w:r>
+        <w:rPr>
+          <w:rFonts w:ascii="Times New Roman" w:hAnsi="Times New Roman" w:cs="Times New Roman"/>
+        </w:rPr>
+        <w:t>Core</w:t>
+      </w:r>
+      <w:proofErr w:type="spellEnd"/>
+      <w:r>
+        <w:rPr>
+          <w:rFonts w:ascii="Times New Roman" w:hAnsi="Times New Roman" w:cs="Times New Roman"/>
+        </w:rPr>
+        <w:t xml:space="preserve"> technológiával készült. Az alkalmazás .NET 8 keretrendszert használ, és </w:t>
+      </w:r>
+      <w:r>
+        <w:rPr>
+          <w:rFonts w:ascii="Times New Roman" w:hAnsi="Times New Roman" w:cs="Times New Roman"/>
+        </w:rPr>
+        <w:t>két</w:t>
+      </w:r>
+      <w:r>
+        <w:rPr>
+          <w:rFonts w:ascii="Times New Roman" w:hAnsi="Times New Roman" w:cs="Times New Roman"/>
+        </w:rPr>
+        <w:t xml:space="preserve"> fő felhasználói szerepkört támogat: lakó</w:t>
+      </w:r>
+      <w:r>
+        <w:rPr>
+          <w:rFonts w:ascii="Times New Roman" w:hAnsi="Times New Roman" w:cs="Times New Roman"/>
+        </w:rPr>
+        <w:t xml:space="preserve"> </w:t>
+      </w:r>
+      <w:r>
+        <w:rPr>
+          <w:rFonts w:ascii="Times New Roman" w:hAnsi="Times New Roman" w:cs="Times New Roman"/>
+        </w:rPr>
+        <w:t>és adminisztrátor.</w:t>
+      </w:r>
+    </w:p>
+    <w:p>
+      <w:pPr>
+        <w:pStyle w:val="Cmsor2"/>
+        <w:rPr>
+          <w:rFonts w:cs="Times New Roman"/>
+        </w:rPr>
+      </w:pPr>
+      <w:r>
+        <w:rPr>
+          <w:rFonts w:cs="Times New Roman"/>
+        </w:rPr>
+        <w:t>Felhasznált szoftverek</w:t>
+      </w:r>
+    </w:p>
+    <w:p>
+      <w:pPr>
+        <w:rPr>
+          <w:rFonts w:ascii="Times New Roman" w:hAnsi="Times New Roman" w:cs="Times New Roman"/>
+        </w:rPr>
+      </w:pPr>
+      <w:r>
+        <w:rPr>
+          <w:rFonts w:ascii="Times New Roman" w:hAnsi="Times New Roman" w:cs="Times New Roman"/>
+        </w:rPr>
+        <w:t xml:space="preserve">A fejlesztési folyamat során az alábbi szoftvereket használtuk különböző feladatokra: </w:t>
+      </w:r>
+    </w:p>
+    <w:p>
+      <w:pPr>
+        <w:pStyle w:val="Listaszerbekezds"/>
         <w:numPr>
           <w:ilvl w:val="0"/>
-          <w:numId w:val="42"/>
+          <w:numId w:val="74"/>
         </w:numPr>
-        <w:rPr>
-          <w:rFonts w:ascii="Times New Roman" w:hAnsi="Times New Roman" w:cs="Times New Roman"/>
-        </w:rPr>
-      </w:pPr>
-      <w:r>
-        <w:rPr>
-          <w:rFonts w:ascii="Times New Roman" w:hAnsi="Times New Roman" w:cs="Times New Roman"/>
-        </w:rPr>
-        <w:t>Alkalmazás áttekintése</w:t>
+        <w:ind w:left="851"/>
+        <w:rPr>
+          <w:rFonts w:ascii="Times New Roman" w:hAnsi="Times New Roman" w:cs="Times New Roman"/>
+          <w:b/>
+          <w:bCs/>
+        </w:rPr>
+      </w:pPr>
+      <w:r>
+        <w:rPr>
+          <w:rFonts w:ascii="Times New Roman" w:hAnsi="Times New Roman" w:cs="Times New Roman"/>
+          <w:b/>
+          <w:bCs/>
+        </w:rPr>
+        <w:t>Microsoft Windows 11</w:t>
       </w:r>
     </w:p>
     <w:p>
       <w:pPr>
-        <w:rPr>
-          <w:rFonts w:ascii="Times New Roman" w:hAnsi="Times New Roman" w:cs="Times New Roman"/>
-        </w:rPr>
-      </w:pPr>
-      <w:r>
-        <w:rPr>
-          <w:rFonts w:ascii="Times New Roman" w:hAnsi="Times New Roman" w:cs="Times New Roman"/>
-        </w:rPr>
-        <w:t xml:space="preserve">A </w:t>
+        <w:pStyle w:val="Listaszerbekezds"/>
+        <w:ind w:left="851"/>
+        <w:rPr>
+          <w:rFonts w:ascii="Times New Roman" w:hAnsi="Times New Roman" w:cs="Times New Roman"/>
+        </w:rPr>
+      </w:pPr>
+      <w:r>
+        <w:rPr>
+          <w:rFonts w:ascii="Times New Roman" w:hAnsi="Times New Roman" w:cs="Times New Roman"/>
+        </w:rPr>
+        <w:t xml:space="preserve">A fejlesztéshez használt elsődleges operációs rendszer. Ez a modern és stabil környezet biztosította a megbízható alapot a teljes fejlesztési munkafolyamathoz. Mivel a projekt a Microsoft technológiai ökoszisztémájára (.NET, C#, MS SQL) épül, a Windows 11 garantálta a legmagasabb szintű kompatibilitást és a fejlesztői eszközök (Visual </w:t>
       </w:r>
       <w:proofErr w:type="spellStart"/>
       <w:r>
         <w:rPr>
           <w:rFonts w:ascii="Times New Roman" w:hAnsi="Times New Roman" w:cs="Times New Roman"/>
         </w:rPr>
-        <w:t>KoliPortál</w:t>
+        <w:t>Studio</w:t>
       </w:r>
       <w:proofErr w:type="spellEnd"/>
       <w:r>
         <w:rPr>
           <w:rFonts w:ascii="Times New Roman" w:hAnsi="Times New Roman" w:cs="Times New Roman"/>
         </w:rPr>
-        <w:t xml:space="preserve"> egy kollégiumi menedzsment és adminisztrációs weboldal, amely C# és ASP.NET </w:t>
+        <w:t xml:space="preserve"> 2022, SQL Server) optimális, teljesítményvesztés nélküli futtatását. Emellett a beépített biztonsági funkciók és a natív lokális webszerver-támogatás (</w:t>
       </w:r>
       <w:proofErr w:type="spellStart"/>
       <w:r>
         <w:rPr>
           <w:rFonts w:ascii="Times New Roman" w:hAnsi="Times New Roman" w:cs="Times New Roman"/>
         </w:rPr>
-        <w:t>Core</w:t>
+        <w:t>Kestrel</w:t>
       </w:r>
       <w:proofErr w:type="spellEnd"/>
       <w:r>
         <w:rPr>
           <w:rFonts w:ascii="Times New Roman" w:hAnsi="Times New Roman" w:cs="Times New Roman"/>
         </w:rPr>
-        <w:t xml:space="preserve"> technológiával készült. Az alkalmazás .NET 8 keretrendszert használ, és </w:t>
-      </w:r>
-      <w:r>
-        <w:rPr>
-          <w:rFonts w:ascii="Times New Roman" w:hAnsi="Times New Roman" w:cs="Times New Roman"/>
-        </w:rPr>
-        <w:t>két</w:t>
-      </w:r>
-      <w:r>
-        <w:rPr>
-          <w:rFonts w:ascii="Times New Roman" w:hAnsi="Times New Roman" w:cs="Times New Roman"/>
-        </w:rPr>
-        <w:t xml:space="preserve"> fő felhasználói szerepkört támogat: lakó</w:t>
-      </w:r>
-      <w:r>
-        <w:rPr>
-          <w:rFonts w:ascii="Times New Roman" w:hAnsi="Times New Roman" w:cs="Times New Roman"/>
-        </w:rPr>
-        <w:t xml:space="preserve"> </w:t>
-      </w:r>
-      <w:r>
-        <w:rPr>
-          <w:rFonts w:ascii="Times New Roman" w:hAnsi="Times New Roman" w:cs="Times New Roman"/>
-        </w:rPr>
-        <w:t>és adminisztrátor.</w:t>
-      </w:r>
-    </w:p>
-    <w:p>
-      <w:pPr>
-        <w:pStyle w:val="Cmsor2"/>
-        <w:rPr>
-          <w:rFonts w:ascii="Times New Roman" w:hAnsi="Times New Roman" w:cs="Times New Roman"/>
-        </w:rPr>
-      </w:pPr>
-      <w:r>
-        <w:rPr>
-          <w:rFonts w:ascii="Times New Roman" w:hAnsi="Times New Roman" w:cs="Times New Roman"/>
-        </w:rPr>
-        <w:t>Felhasznált szoftverek</w:t>
-      </w:r>
-    </w:p>
-    <w:p>
-      <w:pPr>
-        <w:rPr>
-          <w:rFonts w:ascii="Times New Roman" w:hAnsi="Times New Roman" w:cs="Times New Roman"/>
-        </w:rPr>
-      </w:pPr>
-      <w:r>
-        <w:rPr>
-          <w:rFonts w:ascii="Times New Roman" w:hAnsi="Times New Roman" w:cs="Times New Roman"/>
-        </w:rPr>
-        <w:t xml:space="preserve">A fejlesztési folyamat során az alábbi szoftvereket használtuk különböző feladatokra: </w:t>
+        <w:t>/IIS Express) gördülékennyé tették a kódok folyamatos tesztelését.</w:t>
       </w:r>
     </w:p>
     <w:p>
@@ -1291,6 +1687,7 @@
           <w:ilvl w:val="0"/>
           <w:numId w:val="43"/>
         </w:numPr>
+        <w:ind w:left="851"/>
         <w:rPr>
           <w:rFonts w:ascii="Times New Roman" w:hAnsi="Times New Roman" w:cs="Times New Roman"/>
         </w:rPr>
@@ -1330,6 +1727,8 @@
     </w:p>
     <w:p>
       <w:pPr>
+        <w:pStyle w:val="Listaszerbekezds"/>
+        <w:ind w:left="851"/>
         <w:rPr>
           <w:rFonts w:ascii="Times New Roman" w:hAnsi="Times New Roman" w:cs="Times New Roman"/>
         </w:rPr>
@@ -1446,6 +1845,7 @@
           <w:ilvl w:val="0"/>
           <w:numId w:val="43"/>
         </w:numPr>
+        <w:ind w:left="851"/>
         <w:rPr>
           <w:rFonts w:ascii="Times New Roman" w:hAnsi="Times New Roman" w:cs="Times New Roman"/>
         </w:rPr>
@@ -1487,6 +1887,8 @@
     </w:p>
     <w:p>
       <w:pPr>
+        <w:pStyle w:val="Listaszerbekezds"/>
+        <w:ind w:left="851"/>
         <w:rPr>
           <w:rFonts w:ascii="Times New Roman" w:hAnsi="Times New Roman" w:cs="Times New Roman"/>
         </w:rPr>
@@ -1521,25 +1923,38 @@
         <w:rPr>
           <w:rFonts w:ascii="Times New Roman" w:hAnsi="Times New Roman" w:cs="Times New Roman"/>
         </w:rPr>
-        <w:t xml:space="preserve"> verzióját használtuk Microsoft SQL Server (MSSQL) adatbázis-kezelővel. Az MSSQL választása azért történt, mert erős integrációt biztosít a .NET alapú alkalmazásokkal, kiváló teljesítményt nyújt nagyobb adatmennyiségek kezelésekor tranzakciókezelési funkciókkal rendelkezik. Ezzel a szoftverrel hatékonyan kezelhetők az SQL szerverek, lekérdezések futtathatók, adatbázisok módosíthatók, valamint optimalizálhatók az adatok tárolására és lekérdezésére szolgáló folyamatok.</w:t>
+        <w:t xml:space="preserve"> verzióját használtuk Microsoft SQL Server (MSSQL) adatbázis-kezelővel. Az MSSQL választása azért történt, mert erős integrációt biztosít a .NET alapú alkalmazásokkal, kiváló teljesítményt nyújt nagyobb adatmennyiségek kezelésekor tranzakciókezelési funkciókkal rendelkezik. Ezzel a szoftverrel hatékonyan kezelhetők az SQL szerverek, lekérdezések </w:t>
+      </w:r>
+      <w:r>
+        <w:rPr>
+          <w:rFonts w:ascii="Times New Roman" w:hAnsi="Times New Roman" w:cs="Times New Roman"/>
+        </w:rPr>
+        <w:lastRenderedPageBreak/>
+        <w:t>futtathatók, adatbázisok módosíthatók, valamint optimalizálhatók az adatok tárolására és lekérdezésére szolgáló folyamatok.</w:t>
       </w:r>
     </w:p>
     <w:p>
       <w:pPr>
         <w:pStyle w:val="Cmsor2"/>
         <w:rPr>
-          <w:rFonts w:ascii="Times New Roman" w:hAnsi="Times New Roman" w:cs="Times New Roman"/>
-        </w:rPr>
-      </w:pPr>
-      <w:r>
-        <w:rPr>
-          <w:rFonts w:ascii="Times New Roman" w:hAnsi="Times New Roman" w:cs="Times New Roman"/>
+          <w:rFonts w:cs="Times New Roman"/>
+        </w:rPr>
+      </w:pPr>
+      <w:r>
+        <w:rPr>
+          <w:rFonts w:cs="Times New Roman"/>
         </w:rPr>
         <w:t>Felhasznált programozási nyelvek</w:t>
       </w:r>
     </w:p>
     <w:p>
       <w:pPr>
+        <w:pStyle w:val="Listaszerbekezds"/>
+        <w:numPr>
+          <w:ilvl w:val="0"/>
+          <w:numId w:val="43"/>
+        </w:numPr>
+        <w:ind w:left="851"/>
         <w:rPr>
           <w:rFonts w:ascii="Times New Roman" w:hAnsi="Times New Roman" w:cs="Times New Roman"/>
         </w:rPr>
@@ -1555,8 +1970,16 @@
       <w:r>
         <w:rPr>
           <w:rFonts w:ascii="Times New Roman" w:hAnsi="Times New Roman" w:cs="Times New Roman"/>
-        </w:rPr>
-        <w:t xml:space="preserve"> – A </w:t>
+          <w:b/>
+          <w:bCs/>
+        </w:rPr>
+        <w:t xml:space="preserve">: </w:t>
+      </w:r>
+      <w:r>
+        <w:rPr>
+          <w:rFonts w:ascii="Times New Roman" w:hAnsi="Times New Roman" w:cs="Times New Roman"/>
+        </w:rPr>
+        <w:t xml:space="preserve">A </w:t>
       </w:r>
       <w:proofErr w:type="spellStart"/>
       <w:r>
@@ -1599,85 +2022,151 @@
           <w:rFonts w:ascii="Times New Roman" w:hAnsi="Times New Roman" w:cs="Times New Roman"/>
         </w:rPr>
         <w:t xml:space="preserve"> Web API fejlesztéséhez használt, objektumorientált programozási nyelv, amely hatékony és biztonságos backend megoldásokat biztosít.</w:t>
+      </w:r>
+      <w:r>
+        <w:rPr>
+          <w:rFonts w:ascii="Times New Roman" w:hAnsi="Times New Roman" w:cs="Times New Roman"/>
+        </w:rPr>
+        <w:t xml:space="preserve"> </w:t>
+      </w:r>
+      <w:r>
+        <w:rPr>
+          <w:rFonts w:ascii="Times New Roman" w:hAnsi="Times New Roman" w:cs="Times New Roman"/>
+        </w:rPr>
+        <w:t>Beépített eszközeivel hihetetlenül gyorsan és biztonságosan tudtuk leprogramozni a komplex funkciókat (pl. a JWT alapú felhasználó-azonosítást, a szobabeosztások dátumkalkulációit és a jelszavak titkosítását).</w:t>
       </w:r>
     </w:p>
     <w:p>
       <w:pPr>
-        <w:rPr>
-          <w:rFonts w:ascii="Times New Roman" w:hAnsi="Times New Roman" w:cs="Times New Roman"/>
-        </w:rPr>
-      </w:pPr>
+        <w:pStyle w:val="Listaszerbekezds"/>
+        <w:numPr>
+          <w:ilvl w:val="0"/>
+          <w:numId w:val="43"/>
+        </w:numPr>
+        <w:ind w:left="851"/>
+        <w:rPr>
+          <w:rFonts w:ascii="Times New Roman" w:hAnsi="Times New Roman" w:cs="Times New Roman"/>
+        </w:rPr>
+      </w:pPr>
+      <w:proofErr w:type="spellStart"/>
       <w:r>
         <w:rPr>
           <w:rFonts w:ascii="Times New Roman" w:hAnsi="Times New Roman" w:cs="Times New Roman"/>
           <w:b/>
           <w:bCs/>
         </w:rPr>
-        <w:t>CSS (</w:t>
-      </w:r>
-      <w:proofErr w:type="spellStart"/>
+        <w:t>Blazor</w:t>
+      </w:r>
+      <w:proofErr w:type="spellEnd"/>
       <w:r>
         <w:rPr>
           <w:rFonts w:ascii="Times New Roman" w:hAnsi="Times New Roman" w:cs="Times New Roman"/>
           <w:b/>
           <w:bCs/>
         </w:rPr>
-        <w:t>Cascading</w:t>
-      </w:r>
-      <w:proofErr w:type="spellEnd"/>
+        <w:t xml:space="preserve"> (</w:t>
+      </w:r>
+      <w:proofErr w:type="spellStart"/>
       <w:r>
         <w:rPr>
           <w:rFonts w:ascii="Times New Roman" w:hAnsi="Times New Roman" w:cs="Times New Roman"/>
           <w:b/>
           <w:bCs/>
         </w:rPr>
-        <w:t xml:space="preserve"> </w:t>
-      </w:r>
-      <w:proofErr w:type="spellStart"/>
+        <w:t>Interactive</w:t>
+      </w:r>
+      <w:proofErr w:type="spellEnd"/>
       <w:r>
         <w:rPr>
           <w:rFonts w:ascii="Times New Roman" w:hAnsi="Times New Roman" w:cs="Times New Roman"/>
           <w:b/>
           <w:bCs/>
         </w:rPr>
-        <w:t>Style</w:t>
-      </w:r>
-      <w:proofErr w:type="spellEnd"/>
+        <w:t xml:space="preserve"> Server mód) és </w:t>
+      </w:r>
+      <w:proofErr w:type="spellStart"/>
       <w:r>
         <w:rPr>
           <w:rFonts w:ascii="Times New Roman" w:hAnsi="Times New Roman" w:cs="Times New Roman"/>
           <w:b/>
           <w:bCs/>
         </w:rPr>
-        <w:t xml:space="preserve"> </w:t>
-      </w:r>
-      <w:proofErr w:type="spellStart"/>
+        <w:t>Razor</w:t>
+      </w:r>
+      <w:proofErr w:type="spellEnd"/>
       <w:r>
         <w:rPr>
           <w:rFonts w:ascii="Times New Roman" w:hAnsi="Times New Roman" w:cs="Times New Roman"/>
           <w:b/>
           <w:bCs/>
         </w:rPr>
-        <w:t>Sheets</w:t>
-      </w:r>
-      <w:proofErr w:type="spellEnd"/>
+        <w:t xml:space="preserve"> szintaxis</w:t>
+      </w:r>
       <w:r>
         <w:rPr>
           <w:rFonts w:ascii="Times New Roman" w:hAnsi="Times New Roman" w:cs="Times New Roman"/>
           <w:b/>
           <w:bCs/>
         </w:rPr>
-        <w:t xml:space="preserve">) – </w:t>
-      </w:r>
-      <w:r>
-        <w:rPr>
-          <w:rFonts w:ascii="Times New Roman" w:hAnsi="Times New Roman" w:cs="Times New Roman"/>
-        </w:rPr>
-        <w:t>A weboldal vizuális megjelenésének kialakításához használt stílusleíró nyelv.</w:t>
+        <w:t>:</w:t>
+      </w:r>
+      <w:r>
+        <w:rPr>
+          <w:rFonts w:ascii="Times New Roman" w:hAnsi="Times New Roman" w:cs="Times New Roman"/>
+        </w:rPr>
+        <w:t xml:space="preserve"> A frontend (kliensoldal) fejlesztéséhez a Microsoft </w:t>
+      </w:r>
+      <w:proofErr w:type="spellStart"/>
+      <w:r>
+        <w:rPr>
+          <w:rFonts w:ascii="Times New Roman" w:hAnsi="Times New Roman" w:cs="Times New Roman"/>
+        </w:rPr>
+        <w:t>Blazor</w:t>
+      </w:r>
+      <w:proofErr w:type="spellEnd"/>
+      <w:r>
+        <w:rPr>
+          <w:rFonts w:ascii="Times New Roman" w:hAnsi="Times New Roman" w:cs="Times New Roman"/>
+        </w:rPr>
+        <w:t xml:space="preserve"> technológiáját választottuk. A </w:t>
+      </w:r>
+      <w:proofErr w:type="spellStart"/>
+      <w:r>
+        <w:rPr>
+          <w:rFonts w:ascii="Times New Roman" w:hAnsi="Times New Roman" w:cs="Times New Roman"/>
+        </w:rPr>
+        <w:t>Blazor</w:t>
+      </w:r>
+      <w:proofErr w:type="spellEnd"/>
+      <w:r>
+        <w:rPr>
+          <w:rFonts w:ascii="Times New Roman" w:hAnsi="Times New Roman" w:cs="Times New Roman"/>
+        </w:rPr>
+        <w:t xml:space="preserve"> legnagyobb előnye, hogy a felhasználói felület interaktivitását nem JavaScriptben, hanem ugyanabban a C# nyelven írhattuk meg, mint a szerveroldalt. A .</w:t>
+      </w:r>
+      <w:proofErr w:type="spellStart"/>
+      <w:r>
+        <w:rPr>
+          <w:rFonts w:ascii="Times New Roman" w:hAnsi="Times New Roman" w:cs="Times New Roman"/>
+        </w:rPr>
+        <w:t>razor</w:t>
+      </w:r>
+      <w:proofErr w:type="spellEnd"/>
+      <w:r>
+        <w:rPr>
+          <w:rFonts w:ascii="Times New Roman" w:hAnsi="Times New Roman" w:cs="Times New Roman"/>
+        </w:rPr>
+        <w:t xml:space="preserve"> fájlokban a HTML kód és a C# logika zökkenőmentesen keverhető, így egyetlen, egységes kódbázisban tudtunk dolgozni, ami felgyorsította a fejlesztést és a hibakeresést.</w:t>
       </w:r>
     </w:p>
     <w:p>
       <w:pPr>
+        <w:pStyle w:val="Listaszerbekezds"/>
+        <w:numPr>
+          <w:ilvl w:val="0"/>
+          <w:numId w:val="43"/>
+        </w:numPr>
+        <w:ind w:left="851"/>
         <w:rPr>
           <w:rFonts w:ascii="Times New Roman" w:hAnsi="Times New Roman" w:cs="Times New Roman"/>
         </w:rPr>
@@ -1688,78 +2177,503 @@
           <w:b/>
           <w:bCs/>
         </w:rPr>
-        <w:lastRenderedPageBreak/>
-        <w:t>MSSQL</w:t>
-      </w:r>
-      <w:r>
-        <w:rPr>
-          <w:rFonts w:ascii="Times New Roman" w:hAnsi="Times New Roman" w:cs="Times New Roman"/>
-        </w:rPr>
-        <w:t xml:space="preserve"> </w:t>
-      </w:r>
+        <w:t xml:space="preserve">HTML5, CSS3 és </w:t>
+      </w:r>
+      <w:proofErr w:type="spellStart"/>
       <w:r>
         <w:rPr>
           <w:rFonts w:ascii="Times New Roman" w:hAnsi="Times New Roman" w:cs="Times New Roman"/>
           <w:b/>
           <w:bCs/>
         </w:rPr>
-        <w:t xml:space="preserve">(Microsoft SQL Server </w:t>
-      </w:r>
-      <w:proofErr w:type="spellStart"/>
+        <w:t>Bootstrap</w:t>
+      </w:r>
+      <w:proofErr w:type="spellEnd"/>
       <w:r>
         <w:rPr>
           <w:rFonts w:ascii="Times New Roman" w:hAnsi="Times New Roman" w:cs="Times New Roman"/>
           <w:b/>
           <w:bCs/>
         </w:rPr>
-        <w:t>Query</w:t>
+        <w:t xml:space="preserve"> 5: </w:t>
+      </w:r>
+      <w:r>
+        <w:rPr>
+          <w:rFonts w:ascii="Times New Roman" w:hAnsi="Times New Roman" w:cs="Times New Roman"/>
+        </w:rPr>
+        <w:t xml:space="preserve">A weboldal vizuális vázát és formázását a standard HTML5 és CSS3 nyelvekkel végeztük, kiegészítve a </w:t>
+      </w:r>
+      <w:proofErr w:type="spellStart"/>
+      <w:r>
+        <w:rPr>
+          <w:rFonts w:ascii="Times New Roman" w:hAnsi="Times New Roman" w:cs="Times New Roman"/>
+        </w:rPr>
+        <w:t>Bootstrap</w:t>
       </w:r>
       <w:proofErr w:type="spellEnd"/>
+      <w:r>
+        <w:rPr>
+          <w:rFonts w:ascii="Times New Roman" w:hAnsi="Times New Roman" w:cs="Times New Roman"/>
+        </w:rPr>
+        <w:t xml:space="preserve"> 5 keretrendszerrel.</w:t>
+      </w:r>
+      <w:r>
+        <w:rPr>
+          <w:rFonts w:ascii="Times New Roman" w:hAnsi="Times New Roman" w:cs="Times New Roman"/>
+        </w:rPr>
+        <w:t xml:space="preserve"> </w:t>
+      </w:r>
+      <w:proofErr w:type="spellStart"/>
+      <w:r>
+        <w:rPr>
+          <w:rFonts w:ascii="Times New Roman" w:hAnsi="Times New Roman" w:cs="Times New Roman"/>
+        </w:rPr>
+        <w:t>Bootstrap</w:t>
+      </w:r>
+      <w:proofErr w:type="spellEnd"/>
+      <w:r>
+        <w:rPr>
+          <w:rFonts w:ascii="Times New Roman" w:hAnsi="Times New Roman" w:cs="Times New Roman"/>
+        </w:rPr>
+        <w:t xml:space="preserve"> beépített "</w:t>
+      </w:r>
+      <w:proofErr w:type="spellStart"/>
+      <w:r>
+        <w:rPr>
+          <w:rFonts w:ascii="Times New Roman" w:hAnsi="Times New Roman" w:cs="Times New Roman"/>
+        </w:rPr>
+        <w:t>Grid</w:t>
+      </w:r>
+      <w:proofErr w:type="spellEnd"/>
+      <w:r>
+        <w:rPr>
+          <w:rFonts w:ascii="Times New Roman" w:hAnsi="Times New Roman" w:cs="Times New Roman"/>
+        </w:rPr>
+        <w:t>" (rácsos) rendszere és előre megírt osztályai (pl. kártyák, gombok, felugró ablakok) lehetővé tették, hogy hetekig tartó CSS írás helyett napok alatt egy modern, letisztult, és ami a legfontosabb: teljesen reszponzív (mobilbarát) felületet hozzunk létre.</w:t>
+      </w:r>
+    </w:p>
+    <w:p>
+      <w:pPr>
+        <w:pStyle w:val="Listaszerbekezds"/>
+        <w:numPr>
+          <w:ilvl w:val="0"/>
+          <w:numId w:val="43"/>
+        </w:numPr>
+        <w:ind w:left="851"/>
+        <w:rPr>
+          <w:rFonts w:ascii="Times New Roman" w:hAnsi="Times New Roman" w:cs="Times New Roman"/>
+        </w:rPr>
+      </w:pPr>
       <w:r>
         <w:rPr>
           <w:rFonts w:ascii="Times New Roman" w:hAnsi="Times New Roman" w:cs="Times New Roman"/>
           <w:b/>
           <w:bCs/>
         </w:rPr>
+        <w:t>MSSQL</w:t>
+      </w:r>
+      <w:r>
+        <w:rPr>
+          <w:rFonts w:ascii="Times New Roman" w:hAnsi="Times New Roman" w:cs="Times New Roman"/>
+        </w:rPr>
         <w:t xml:space="preserve"> </w:t>
       </w:r>
-      <w:proofErr w:type="spellStart"/>
       <w:r>
         <w:rPr>
           <w:rFonts w:ascii="Times New Roman" w:hAnsi="Times New Roman" w:cs="Times New Roman"/>
           <w:b/>
           <w:bCs/>
         </w:rPr>
-        <w:t>Language</w:t>
-      </w:r>
-      <w:proofErr w:type="spellEnd"/>
+        <w:t xml:space="preserve">(Microsoft SQL Server </w:t>
+      </w:r>
+      <w:proofErr w:type="spellStart"/>
       <w:r>
         <w:rPr>
           <w:rFonts w:ascii="Times New Roman" w:hAnsi="Times New Roman" w:cs="Times New Roman"/>
           <w:b/>
           <w:bCs/>
         </w:rPr>
+        <w:t>Query</w:t>
+      </w:r>
+      <w:proofErr w:type="spellEnd"/>
+      <w:r>
+        <w:rPr>
+          <w:rFonts w:ascii="Times New Roman" w:hAnsi="Times New Roman" w:cs="Times New Roman"/>
+          <w:b/>
+          <w:bCs/>
+        </w:rPr>
+        <w:t xml:space="preserve"> </w:t>
+      </w:r>
+      <w:proofErr w:type="spellStart"/>
+      <w:r>
+        <w:rPr>
+          <w:rFonts w:ascii="Times New Roman" w:hAnsi="Times New Roman" w:cs="Times New Roman"/>
+          <w:b/>
+          <w:bCs/>
+        </w:rPr>
+        <w:t>Language</w:t>
+      </w:r>
+      <w:proofErr w:type="spellEnd"/>
+      <w:r>
+        <w:rPr>
+          <w:rFonts w:ascii="Times New Roman" w:hAnsi="Times New Roman" w:cs="Times New Roman"/>
+          <w:b/>
+          <w:bCs/>
+        </w:rPr>
         <w:t>)</w:t>
       </w:r>
       <w:r>
         <w:rPr>
           <w:rFonts w:ascii="Times New Roman" w:hAnsi="Times New Roman" w:cs="Times New Roman"/>
         </w:rPr>
-        <w:t xml:space="preserve"> – Az adatbázisok kezeléséhez, lekérdezések futtatásához és adatok manipulálásához használt SQL dialektus a Microsoft SQL Server környezetben.</w:t>
+        <w:t>:</w:t>
+      </w:r>
+      <w:r>
+        <w:rPr>
+          <w:rFonts w:ascii="Times New Roman" w:hAnsi="Times New Roman" w:cs="Times New Roman"/>
+        </w:rPr>
+        <w:t xml:space="preserve"> Az adatbázisok kezeléséhez, lekérdezések futtatásához és adatok manipulálásához használt SQL dialektus a Microsoft SQL Server környezetben.</w:t>
+      </w:r>
+      <w:r>
+        <w:rPr>
+          <w:rFonts w:ascii="Times New Roman" w:hAnsi="Times New Roman" w:cs="Times New Roman"/>
+        </w:rPr>
+        <w:t xml:space="preserve"> </w:t>
+      </w:r>
+      <w:r>
+        <w:rPr>
+          <w:rFonts w:ascii="Times New Roman" w:hAnsi="Times New Roman" w:cs="Times New Roman"/>
+        </w:rPr>
+        <w:t xml:space="preserve">A kollégiumi rendszer adatai (diákok, szobák, pénzügyek) szorosan </w:t>
+      </w:r>
+      <w:proofErr w:type="spellStart"/>
+      <w:r>
+        <w:rPr>
+          <w:rFonts w:ascii="Times New Roman" w:hAnsi="Times New Roman" w:cs="Times New Roman"/>
+        </w:rPr>
+        <w:t>összefüggnek</w:t>
+      </w:r>
+      <w:proofErr w:type="spellEnd"/>
+      <w:r>
+        <w:rPr>
+          <w:rFonts w:ascii="Times New Roman" w:hAnsi="Times New Roman" w:cs="Times New Roman"/>
+        </w:rPr>
+        <w:t>. Az SQL nyelv és a relációs adatbázis (az idegen kulcsok és megszorítások révén) garantálja, hogy ne lehessen érvénytelen adatokat rögzíteni (például ne lehessen valakit olyan szobába beosztani, ami nem is létezik).</w:t>
       </w:r>
     </w:p>
     <w:p>
       <w:pPr>
+        <w:pStyle w:val="Listaszerbekezds"/>
+        <w:numPr>
+          <w:ilvl w:val="0"/>
+          <w:numId w:val="43"/>
+        </w:numPr>
+        <w:ind w:left="851"/>
+        <w:rPr>
+          <w:rFonts w:ascii="Times New Roman" w:hAnsi="Times New Roman" w:cs="Times New Roman"/>
+        </w:rPr>
+      </w:pPr>
+      <w:r>
+        <w:rPr>
+          <w:rFonts w:ascii="Times New Roman" w:hAnsi="Times New Roman" w:cs="Times New Roman"/>
+          <w:b/>
+          <w:bCs/>
+        </w:rPr>
+        <w:t xml:space="preserve">JavaScript (JS </w:t>
+      </w:r>
+      <w:proofErr w:type="spellStart"/>
+      <w:r>
+        <w:rPr>
+          <w:rFonts w:ascii="Times New Roman" w:hAnsi="Times New Roman" w:cs="Times New Roman"/>
+          <w:b/>
+          <w:bCs/>
+        </w:rPr>
+        <w:t>Interop</w:t>
+      </w:r>
+      <w:proofErr w:type="spellEnd"/>
+      <w:r>
+        <w:rPr>
+          <w:rFonts w:ascii="Times New Roman" w:hAnsi="Times New Roman" w:cs="Times New Roman"/>
+          <w:b/>
+          <w:bCs/>
+        </w:rPr>
+        <w:t>):</w:t>
+      </w:r>
+      <w:r>
+        <w:rPr>
+          <w:rFonts w:ascii="Times New Roman" w:hAnsi="Times New Roman" w:cs="Times New Roman"/>
+        </w:rPr>
+        <w:t xml:space="preserve"> Bár a </w:t>
+      </w:r>
+      <w:proofErr w:type="spellStart"/>
+      <w:r>
+        <w:rPr>
+          <w:rFonts w:ascii="Times New Roman" w:hAnsi="Times New Roman" w:cs="Times New Roman"/>
+        </w:rPr>
+        <w:t>Blazor</w:t>
+      </w:r>
+      <w:proofErr w:type="spellEnd"/>
+      <w:r>
+        <w:rPr>
+          <w:rFonts w:ascii="Times New Roman" w:hAnsi="Times New Roman" w:cs="Times New Roman"/>
+        </w:rPr>
+        <w:t xml:space="preserve"> miatt a logika 95%-a C#-ban íródott, minimális szinten használtunk JavaScriptet is.</w:t>
+      </w:r>
+      <w:r>
+        <w:rPr>
+          <w:rFonts w:ascii="Times New Roman" w:hAnsi="Times New Roman" w:cs="Times New Roman"/>
+        </w:rPr>
+        <w:t xml:space="preserve"> </w:t>
+      </w:r>
+      <w:r>
+        <w:rPr>
+          <w:rFonts w:ascii="Times New Roman" w:hAnsi="Times New Roman" w:cs="Times New Roman"/>
+        </w:rPr>
+        <w:t xml:space="preserve">Erre kizárólag azért volt szükség, hogy a böngésző natív funkcióit elérjük, például a bejelentkezéskor kapott </w:t>
+      </w:r>
+      <w:r>
+        <w:rPr>
+          <w:rFonts w:ascii="Times New Roman" w:hAnsi="Times New Roman" w:cs="Times New Roman"/>
+        </w:rPr>
+        <w:lastRenderedPageBreak/>
+        <w:t xml:space="preserve">biztonsági JWT </w:t>
+      </w:r>
+      <w:proofErr w:type="spellStart"/>
+      <w:r>
+        <w:rPr>
+          <w:rFonts w:ascii="Times New Roman" w:hAnsi="Times New Roman" w:cs="Times New Roman"/>
+        </w:rPr>
+        <w:t>tokent</w:t>
+      </w:r>
+      <w:proofErr w:type="spellEnd"/>
+      <w:r>
+        <w:rPr>
+          <w:rFonts w:ascii="Times New Roman" w:hAnsi="Times New Roman" w:cs="Times New Roman"/>
+        </w:rPr>
+        <w:t xml:space="preserve"> el tudjuk menteni a böngésző helyi tárhelyébe (</w:t>
+      </w:r>
+      <w:proofErr w:type="spellStart"/>
+      <w:r>
+        <w:rPr>
+          <w:rFonts w:ascii="Times New Roman" w:hAnsi="Times New Roman" w:cs="Times New Roman"/>
+        </w:rPr>
+        <w:t>localStorage</w:t>
+      </w:r>
+      <w:proofErr w:type="spellEnd"/>
+      <w:r>
+        <w:rPr>
+          <w:rFonts w:ascii="Times New Roman" w:hAnsi="Times New Roman" w:cs="Times New Roman"/>
+        </w:rPr>
+        <w:t>).</w:t>
+      </w:r>
+    </w:p>
+    <w:p>
+      <w:pPr>
+        <w:pStyle w:val="Cmsor2"/>
+      </w:pPr>
+      <w:r>
+        <w:t>GITHUB</w:t>
+      </w:r>
+    </w:p>
+    <w:p>
+      <w:pPr>
+        <w:pStyle w:val="NormlWeb"/>
+      </w:pPr>
+      <w:r>
+        <w:t xml:space="preserve">A </w:t>
+      </w:r>
+      <w:proofErr w:type="spellStart"/>
+      <w:r>
+        <w:t>KoliPortál</w:t>
+      </w:r>
+      <w:proofErr w:type="spellEnd"/>
+      <w:r>
+        <w:t xml:space="preserve"> projekt zökkenőmentes lebonyolítása és a párhuzamos munkavégzés összehangolása érdekében felhő alapú verziókövetést alkalmaztunk a </w:t>
+      </w:r>
+      <w:r>
+        <w:rPr>
+          <w:b/>
+          <w:bCs/>
+        </w:rPr>
+        <w:t>GitHub</w:t>
+      </w:r>
+      <w:r>
+        <w:t xml:space="preserve"> platformján. Az egységes, hivatalos hozzáférés és az egyszerű azonosítás biztosítása céljából a projektben részt vevő fejlesztők a saját,</w:t>
+      </w:r>
+      <w:r>
+        <w:t xml:space="preserve"> </w:t>
+      </w:r>
+      <w:r>
+        <w:rPr>
+          <w:b/>
+          <w:bCs/>
+        </w:rPr>
+        <w:t>@ganziskola.hu</w:t>
+      </w:r>
+      <w:r>
+        <w:t xml:space="preserve"> végződésű intézményi e-mail címükkel csatlakoztak a fejlesztői környezethez.</w:t>
+      </w:r>
+    </w:p>
+    <w:p>
+      <w:pPr>
+        <w:pStyle w:val="NormlWeb"/>
+      </w:pPr>
+      <w:r>
+        <w:t xml:space="preserve">A közös munkához egy dedikált </w:t>
+      </w:r>
+      <w:proofErr w:type="spellStart"/>
+      <w:r>
+        <w:t>kódtárat</w:t>
+      </w:r>
+      <w:proofErr w:type="spellEnd"/>
+      <w:r>
+        <w:t xml:space="preserve"> (</w:t>
+      </w:r>
+      <w:proofErr w:type="spellStart"/>
+      <w:r>
+        <w:t>repository</w:t>
+      </w:r>
+      <w:proofErr w:type="spellEnd"/>
+      <w:r>
+        <w:t>-t) hoztunk létre</w:t>
+      </w:r>
+      <w:r>
+        <w:t xml:space="preserve"> </w:t>
+      </w:r>
+      <w:proofErr w:type="spellStart"/>
+      <w:r>
+        <w:rPr>
+          <w:b/>
+          <w:bCs/>
+        </w:rPr>
+        <w:t>KoliPortal</w:t>
+      </w:r>
+      <w:proofErr w:type="spellEnd"/>
+      <w:r>
+        <w:t xml:space="preserve"> </w:t>
+      </w:r>
+      <w:r>
+        <w:t xml:space="preserve">néven, amely a bírálók számára is megtekinthető az alábbi hivatkozáson: </w:t>
+      </w:r>
+      <w:hyperlink r:id="rId8" w:history="1">
+        <w:r>
+          <w:rPr>
+            <w:rStyle w:val="Hiperhivatkozs"/>
+            <w:b/>
+            <w:bCs/>
+          </w:rPr>
+          <w:t>https://github.com/pallainorbe</w:t>
+        </w:r>
+        <w:r>
+          <w:rPr>
+            <w:rStyle w:val="Hiperhivatkozs"/>
+            <w:b/>
+            <w:bCs/>
+          </w:rPr>
+          <w:t>r</w:t>
+        </w:r>
+        <w:r>
+          <w:rPr>
+            <w:rStyle w:val="Hiperhivatkozs"/>
+            <w:b/>
+            <w:bCs/>
+          </w:rPr>
+          <w:t>tzoltan/KoliPortal</w:t>
+        </w:r>
+      </w:hyperlink>
+    </w:p>
+    <w:p>
+      <w:pPr>
+        <w:pStyle w:val="NormlWeb"/>
+      </w:pPr>
+      <w:r>
+        <w:t xml:space="preserve">Ebben a központi tárhelyben minden csapattag rögzítésre került megfelelő jogosultságokkal. A </w:t>
+      </w:r>
+      <w:proofErr w:type="spellStart"/>
+      <w:r>
+        <w:t>repository</w:t>
+      </w:r>
+      <w:proofErr w:type="spellEnd"/>
+      <w:r>
+        <w:t xml:space="preserve"> egyetlen, biztonságos helyen fogja össze a projekt megvalósítása során létrejött összes állományt: az alkalmazás teljes C# és </w:t>
+      </w:r>
+      <w:proofErr w:type="spellStart"/>
+      <w:r>
+        <w:t>Blazor</w:t>
+      </w:r>
+      <w:proofErr w:type="spellEnd"/>
+      <w:r>
+        <w:t xml:space="preserve"> forráskódját, az adatbázis-</w:t>
+      </w:r>
+      <w:proofErr w:type="spellStart"/>
+      <w:r>
+        <w:t>szkripteket</w:t>
+      </w:r>
+      <w:proofErr w:type="spellEnd"/>
+      <w:r>
+        <w:t>, valamint a hivatalos dokumentációkat.</w:t>
+      </w:r>
+    </w:p>
+    <w:p>
+      <w:pPr>
+        <w:pStyle w:val="NormlWeb"/>
+      </w:pPr>
+      <w:r>
+        <w:t>A fejlesztési munkafolyamat során a fejlesztők a saját lokális környezetükben (saját számítógépükön) dolgoztak a rájuk bízott modulokon. Az elkészült és tesztelt kódváltoztatásokat (</w:t>
+      </w:r>
+      <w:proofErr w:type="spellStart"/>
+      <w:r>
+        <w:t>commitokat</w:t>
+      </w:r>
+      <w:proofErr w:type="spellEnd"/>
+      <w:r>
+        <w:t>) rendszeresen feltöltötték (</w:t>
+      </w:r>
+      <w:proofErr w:type="spellStart"/>
+      <w:r>
+        <w:t>push</w:t>
+      </w:r>
+      <w:proofErr w:type="spellEnd"/>
+      <w:r>
+        <w:t xml:space="preserve">) a közös GitHub tárhelyre. Ez a strukturált megközelítés garantálta a kódváltozások másodpercre pontos nyomon követhetőségét, a folyamatos verziókövetést, és lehetővé tette a </w:t>
+      </w:r>
+      <w:proofErr w:type="spellStart"/>
+      <w:r>
+        <w:t>KoliPortál</w:t>
+      </w:r>
+      <w:proofErr w:type="spellEnd"/>
+      <w:r>
+        <w:t xml:space="preserve"> különböző logikai részeinek (az </w:t>
+      </w:r>
+      <w:proofErr w:type="spellStart"/>
+      <w:r>
+        <w:t>Admin</w:t>
+      </w:r>
+      <w:proofErr w:type="spellEnd"/>
+      <w:r>
+        <w:t xml:space="preserve"> és a Lakó moduloknak) a hibamentes, csapatszintű integrációját.</w:t>
+      </w:r>
+    </w:p>
+    <w:p/>
+    <w:p>
+      <w:pPr>
+        <w:rPr>
+          <w:rFonts w:ascii="Times New Roman" w:hAnsi="Times New Roman" w:cs="Times New Roman"/>
+        </w:rPr>
+      </w:pPr>
+    </w:p>
+    <w:p>
+      <w:pPr>
         <w:pStyle w:val="Cmsor2"/>
         <w:pageBreakBefore/>
-        <w:ind w:left="714" w:hanging="357"/>
-        <w:rPr>
-          <w:rFonts w:ascii="Times New Roman" w:hAnsi="Times New Roman" w:cs="Times New Roman"/>
-        </w:rPr>
-      </w:pPr>
-      <w:r>
-        <w:rPr>
-          <w:rFonts w:ascii="Times New Roman" w:hAnsi="Times New Roman" w:cs="Times New Roman"/>
+        <w:ind w:left="567" w:hanging="567"/>
+        <w:rPr>
+          <w:rFonts w:cs="Times New Roman"/>
+        </w:rPr>
+      </w:pPr>
+      <w:r>
+        <w:rPr>
+          <w:rFonts w:cs="Times New Roman"/>
         </w:rPr>
         <w:lastRenderedPageBreak/>
         <w:t>Adatbázis</w:t>
@@ -1767,8 +2681,17 @@
     </w:p>
     <w:p>
       <w:pPr>
-        <w:rPr>
-          <w:rFonts w:ascii="Times New Roman" w:hAnsi="Times New Roman" w:cs="Times New Roman"/>
+        <w:pStyle w:val="Cmsor3"/>
+      </w:pPr>
+      <w:r>
+        <w:t>Adatbázis szerkezete</w:t>
+      </w:r>
+    </w:p>
+    <w:p>
+      <w:pPr>
+        <w:rPr>
+          <w:rFonts w:ascii="Times New Roman" w:hAnsi="Times New Roman" w:cs="Times New Roman"/>
+          <w:noProof/>
         </w:rPr>
       </w:pPr>
       <w:r>
@@ -1802,10 +2725,10 @@
           <w:noProof/>
         </w:rPr>
         <w:drawing>
-          <wp:inline distT="0" distB="0" distL="0" distR="0" wp14:anchorId="31678A62" wp14:editId="6C34A84B">
-            <wp:extent cx="4850130" cy="3283585"/>
-            <wp:effectExtent l="0" t="0" r="7620" b="0"/>
-            <wp:docPr id="518502939" name="Kép 9" descr="A képen szöveg, diagram, képernyőkép, sor látható"/>
+          <wp:inline distT="0" distB="0" distL="0" distR="0" wp14:anchorId="63696D1D" wp14:editId="77E0B118">
+            <wp:extent cx="5387975" cy="2849245"/>
+            <wp:effectExtent l="0" t="0" r="3175" b="8255"/>
+            <wp:docPr id="1010408304" name="Kép 1"/>
             <wp:cNvGraphicFramePr>
               <a:graphicFrameLocks xmlns:a="http://schemas.openxmlformats.org/drawingml/2006/main" noChangeAspect="1"/>
             </wp:cNvGraphicFramePr>
@@ -1813,29 +2736,36 @@
               <a:graphicData uri="http://schemas.openxmlformats.org/drawingml/2006/picture">
                 <pic:pic xmlns:pic="http://schemas.openxmlformats.org/drawingml/2006/picture">
                   <pic:nvPicPr>
-                    <pic:cNvPr id="518502939" name="Kép 9" descr="A képen szöveg, diagram, képernyőkép, sor látható"/>
-                    <pic:cNvPicPr/>
+                    <pic:cNvPr id="0" name="Picture 2"/>
+                    <pic:cNvPicPr>
+                      <a:picLocks noChangeAspect="1" noChangeArrowheads="1"/>
+                    </pic:cNvPicPr>
                   </pic:nvPicPr>
                   <pic:blipFill>
-                    <a:blip r:embed="rId8">
+                    <a:blip r:embed="rId9">
                       <a:extLst>
                         <a:ext uri="{28A0092B-C50C-407E-A947-70E740481C1C}">
                           <a14:useLocalDpi xmlns:a14="http://schemas.microsoft.com/office/drawing/2010/main" val="0"/>
                         </a:ext>
                       </a:extLst>
                     </a:blip>
+                    <a:srcRect/>
                     <a:stretch>
                       <a:fillRect/>
                     </a:stretch>
                   </pic:blipFill>
-                  <pic:spPr>
+                  <pic:spPr bwMode="auto">
                     <a:xfrm>
                       <a:off x="0" y="0"/>
-                      <a:ext cx="4850130" cy="3283585"/>
+                      <a:ext cx="5387975" cy="2849245"/>
                     </a:xfrm>
                     <a:prstGeom prst="rect">
                       <a:avLst/>
                     </a:prstGeom>
+                    <a:noFill/>
+                    <a:ln>
+                      <a:noFill/>
+                    </a:ln>
                   </pic:spPr>
                 </pic:pic>
               </a:graphicData>
@@ -1847,22 +2777,20 @@
     <w:p>
       <w:pPr>
         <w:pStyle w:val="Cmsor3"/>
-        <w:pageBreakBefore/>
-        <w:numPr>
-          <w:ilvl w:val="0"/>
-          <w:numId w:val="45"/>
-        </w:numPr>
-        <w:ind w:left="714" w:hanging="357"/>
-        <w:rPr>
-          <w:rFonts w:ascii="Times New Roman" w:hAnsi="Times New Roman" w:cs="Times New Roman"/>
-        </w:rPr>
+      </w:pPr>
+      <w:r>
+        <w:rPr>
+          <w:noProof/>
+        </w:rPr>
+        <w:t>Táblák részletes leírása</w:t>
+      </w:r>
+    </w:p>
+    <w:p>
+      <w:pPr>
+        <w:pStyle w:val="Cmsor4"/>
       </w:pPr>
       <w:proofErr w:type="spellStart"/>
       <w:r>
-        <w:rPr>
-          <w:rFonts w:ascii="Times New Roman" w:hAnsi="Times New Roman" w:cs="Times New Roman"/>
-        </w:rPr>
-        <w:lastRenderedPageBreak/>
         <w:t>Felhasznalok</w:t>
       </w:r>
       <w:proofErr w:type="spellEnd"/>
@@ -1883,85 +2811,143 @@
     <w:tbl>
       <w:tblPr>
         <w:tblStyle w:val="Rcsostblzat"/>
-        <w:tblW w:w="7796" w:type="dxa"/>
-        <w:tblInd w:w="704" w:type="dxa"/>
+        <w:tblW w:w="8470" w:type="dxa"/>
+        <w:tblInd w:w="137" w:type="dxa"/>
         <w:tblLook w:val="04A0" w:firstRow="1" w:lastRow="0" w:firstColumn="1" w:lastColumn="0" w:noHBand="0" w:noVBand="1"/>
       </w:tblPr>
       <w:tblGrid>
-        <w:gridCol w:w="1443"/>
-        <w:gridCol w:w="1776"/>
-        <w:gridCol w:w="1862"/>
-        <w:gridCol w:w="2715"/>
+        <w:gridCol w:w="2010"/>
+        <w:gridCol w:w="2252"/>
+        <w:gridCol w:w="4208"/>
       </w:tblGrid>
       <w:tr>
         <w:tc>
           <w:tcPr>
-            <w:tcW w:w="1414" w:type="dxa"/>
+            <w:tcW w:w="2010" w:type="dxa"/>
+            <w:shd w:val="clear" w:color="auto" w:fill="8DD873" w:themeFill="accent6" w:themeFillTint="99"/>
             <w:vAlign w:val="center"/>
           </w:tcPr>
           <w:p>
             <w:pPr>
-              <w:rPr>
-                <w:rFonts w:ascii="Times New Roman" w:hAnsi="Times New Roman" w:cs="Times New Roman"/>
+              <w:jc w:val="center"/>
+              <w:rPr>
+                <w:rFonts w:ascii="Times New Roman" w:hAnsi="Times New Roman" w:cs="Times New Roman"/>
+                <w:b/>
+                <w:bCs/>
               </w:rPr>
             </w:pPr>
             <w:r>
               <w:rPr>
                 <w:rFonts w:ascii="Times New Roman" w:hAnsi="Times New Roman" w:cs="Times New Roman"/>
-              </w:rPr>
-              <w:t>ID</w:t>
+                <w:b/>
+                <w:bCs/>
+              </w:rPr>
+              <w:t>Oszlop</w:t>
             </w:r>
           </w:p>
         </w:tc>
         <w:tc>
           <w:tcPr>
-            <w:tcW w:w="1575" w:type="dxa"/>
+            <w:tcW w:w="2252" w:type="dxa"/>
+            <w:shd w:val="clear" w:color="auto" w:fill="8DD873" w:themeFill="accent6" w:themeFillTint="99"/>
             <w:vAlign w:val="center"/>
           </w:tcPr>
           <w:p>
             <w:pPr>
-              <w:rPr>
-                <w:rFonts w:ascii="Times New Roman" w:hAnsi="Times New Roman" w:cs="Times New Roman"/>
+              <w:jc w:val="center"/>
+              <w:rPr>
+                <w:rFonts w:ascii="Times New Roman" w:hAnsi="Times New Roman" w:cs="Times New Roman"/>
+                <w:b/>
+                <w:bCs/>
               </w:rPr>
             </w:pPr>
             <w:r>
               <w:rPr>
                 <w:rFonts w:ascii="Times New Roman" w:hAnsi="Times New Roman" w:cs="Times New Roman"/>
-              </w:rPr>
-              <w:t>int</w:t>
+                <w:b/>
+                <w:bCs/>
+              </w:rPr>
+              <w:t>Típus</w:t>
             </w:r>
           </w:p>
         </w:tc>
         <w:tc>
           <w:tcPr>
-            <w:tcW w:w="1972" w:type="dxa"/>
+            <w:tcW w:w="4208" w:type="dxa"/>
+            <w:shd w:val="clear" w:color="auto" w:fill="8DD873" w:themeFill="accent6" w:themeFillTint="99"/>
             <w:vAlign w:val="center"/>
           </w:tcPr>
           <w:p>
             <w:pPr>
-              <w:rPr>
-                <w:rFonts w:ascii="Times New Roman" w:hAnsi="Times New Roman" w:cs="Times New Roman"/>
+              <w:pStyle w:val="Nincstrkz"/>
+              <w:spacing w:line="360" w:lineRule="auto"/>
+              <w:jc w:val="center"/>
+              <w:rPr>
+                <w:rFonts w:ascii="Times New Roman" w:hAnsi="Times New Roman" w:cs="Times New Roman"/>
+                <w:b/>
+                <w:bCs/>
               </w:rPr>
             </w:pPr>
             <w:r>
               <w:rPr>
                 <w:rFonts w:ascii="Times New Roman" w:hAnsi="Times New Roman" w:cs="Times New Roman"/>
-              </w:rPr>
-              <w:t xml:space="preserve">PK, </w:t>
-            </w:r>
-            <w:proofErr w:type="spellStart"/>
-            <w:r>
-              <w:rPr>
-                <w:rFonts w:ascii="Times New Roman" w:hAnsi="Times New Roman" w:cs="Times New Roman"/>
-              </w:rPr>
-              <w:t>Identity</w:t>
-            </w:r>
-            <w:proofErr w:type="spellEnd"/>
+                <w:b/>
+                <w:bCs/>
+              </w:rPr>
+              <w:t>Leírás</w:t>
+            </w:r>
+          </w:p>
+        </w:tc>
+      </w:tr>
+      <w:tr>
+        <w:tc>
+          <w:tcPr>
+            <w:tcW w:w="2010" w:type="dxa"/>
+            <w:shd w:val="clear" w:color="auto" w:fill="CAEDFB" w:themeFill="accent4" w:themeFillTint="33"/>
+            <w:vAlign w:val="center"/>
+          </w:tcPr>
+          <w:p>
+            <w:pPr>
+              <w:rPr>
+                <w:rFonts w:ascii="Times New Roman" w:hAnsi="Times New Roman" w:cs="Times New Roman"/>
+                <w:b/>
+                <w:bCs/>
+              </w:rPr>
+            </w:pPr>
+            <w:r>
+              <w:rPr>
+                <w:rFonts w:ascii="Times New Roman" w:hAnsi="Times New Roman" w:cs="Times New Roman"/>
+                <w:b/>
+                <w:bCs/>
+              </w:rPr>
+              <w:t>ID</w:t>
+            </w:r>
           </w:p>
         </w:tc>
         <w:tc>
           <w:tcPr>
-            <w:tcW w:w="2835" w:type="dxa"/>
+            <w:tcW w:w="2252" w:type="dxa"/>
+            <w:shd w:val="clear" w:color="auto" w:fill="CAEDFB" w:themeFill="accent4" w:themeFillTint="33"/>
+            <w:vAlign w:val="center"/>
+          </w:tcPr>
+          <w:p>
+            <w:pPr>
+              <w:rPr>
+                <w:rFonts w:ascii="Times New Roman" w:hAnsi="Times New Roman" w:cs="Times New Roman"/>
+              </w:rPr>
+            </w:pPr>
+            <w:r>
+              <w:rPr>
+                <w:rFonts w:ascii="Times New Roman" w:hAnsi="Times New Roman" w:cs="Times New Roman"/>
+              </w:rPr>
+              <w:t>INT (IDENTITY)</w:t>
+            </w:r>
+          </w:p>
+        </w:tc>
+        <w:tc>
+          <w:tcPr>
+            <w:tcW w:w="4208" w:type="dxa"/>
+            <w:shd w:val="clear" w:color="auto" w:fill="CAEDFB" w:themeFill="accent4" w:themeFillTint="33"/>
             <w:vAlign w:val="center"/>
           </w:tcPr>
           <w:p>
@@ -1977,7 +2963,7 @@
               <w:rPr>
                 <w:rFonts w:ascii="Times New Roman" w:hAnsi="Times New Roman" w:cs="Times New Roman"/>
               </w:rPr>
-              <w:t>A felhasználó egyedi azonosítója.</w:t>
+              <w:t>A felhasználó egyedi azonosítója</w:t>
             </w:r>
           </w:p>
         </w:tc>
@@ -1985,19 +2971,24 @@
       <w:tr>
         <w:tc>
           <w:tcPr>
-            <w:tcW w:w="1414" w:type="dxa"/>
+            <w:tcW w:w="2010" w:type="dxa"/>
+            <w:shd w:val="clear" w:color="auto" w:fill="CAEDFB" w:themeFill="accent4" w:themeFillTint="33"/>
             <w:vAlign w:val="center"/>
           </w:tcPr>
           <w:p>
             <w:pPr>
               <w:rPr>
                 <w:rFonts w:ascii="Times New Roman" w:hAnsi="Times New Roman" w:cs="Times New Roman"/>
+                <w:b/>
+                <w:bCs/>
               </w:rPr>
             </w:pPr>
             <w:proofErr w:type="spellStart"/>
             <w:r>
               <w:rPr>
                 <w:rFonts w:ascii="Times New Roman" w:hAnsi="Times New Roman" w:cs="Times New Roman"/>
+                <w:b/>
+                <w:bCs/>
               </w:rPr>
               <w:t>Nev</w:t>
             </w:r>
@@ -2006,7 +2997,8 @@
         </w:tc>
         <w:tc>
           <w:tcPr>
-            <w:tcW w:w="1575" w:type="dxa"/>
+            <w:tcW w:w="2252" w:type="dxa"/>
+            <w:shd w:val="clear" w:color="auto" w:fill="CAEDFB" w:themeFill="accent4" w:themeFillTint="33"/>
             <w:vAlign w:val="center"/>
           </w:tcPr>
           <w:p>
@@ -2015,14 +3007,12 @@
                 <w:rFonts w:ascii="Times New Roman" w:hAnsi="Times New Roman" w:cs="Times New Roman"/>
               </w:rPr>
             </w:pPr>
-            <w:proofErr w:type="spellStart"/>
-            <w:r>
-              <w:rPr>
-                <w:rFonts w:ascii="Times New Roman" w:hAnsi="Times New Roman" w:cs="Times New Roman"/>
-              </w:rPr>
-              <w:t>nvarchar</w:t>
-            </w:r>
-            <w:proofErr w:type="spellEnd"/>
+            <w:r>
+              <w:rPr>
+                <w:rFonts w:ascii="Times New Roman" w:hAnsi="Times New Roman" w:cs="Times New Roman"/>
+              </w:rPr>
+              <w:t>NVARCHAR</w:t>
+            </w:r>
             <w:r>
               <w:rPr>
                 <w:rFonts w:ascii="Times New Roman" w:hAnsi="Times New Roman" w:cs="Times New Roman"/>
@@ -2033,7 +3023,8 @@
         </w:tc>
         <w:tc>
           <w:tcPr>
-            <w:tcW w:w="1972" w:type="dxa"/>
+            <w:tcW w:w="4208" w:type="dxa"/>
+            <w:shd w:val="clear" w:color="auto" w:fill="CAEDFB" w:themeFill="accent4" w:themeFillTint="33"/>
             <w:vAlign w:val="center"/>
           </w:tcPr>
           <w:p>
@@ -2042,38 +3033,11 @@
                 <w:rFonts w:ascii="Times New Roman" w:hAnsi="Times New Roman" w:cs="Times New Roman"/>
               </w:rPr>
             </w:pPr>
-            <w:proofErr w:type="spellStart"/>
-            <w:r>
-              <w:rPr>
-                <w:rFonts w:ascii="Times New Roman" w:hAnsi="Times New Roman" w:cs="Times New Roman"/>
-              </w:rPr>
-              <w:t>Not</w:t>
-            </w:r>
-            <w:proofErr w:type="spellEnd"/>
-            <w:r>
-              <w:rPr>
-                <w:rFonts w:ascii="Times New Roman" w:hAnsi="Times New Roman" w:cs="Times New Roman"/>
-              </w:rPr>
-              <w:t xml:space="preserve"> Null</w:t>
-            </w:r>
-          </w:p>
-        </w:tc>
-        <w:tc>
-          <w:tcPr>
-            <w:tcW w:w="2835" w:type="dxa"/>
-            <w:vAlign w:val="center"/>
-          </w:tcPr>
-          <w:p>
-            <w:pPr>
-              <w:rPr>
-                <w:rFonts w:ascii="Times New Roman" w:hAnsi="Times New Roman" w:cs="Times New Roman"/>
-              </w:rPr>
-            </w:pPr>
-            <w:r>
-              <w:rPr>
-                <w:rFonts w:ascii="Times New Roman" w:hAnsi="Times New Roman" w:cs="Times New Roman"/>
-              </w:rPr>
-              <w:t>A felhasználó teljes neve.</w:t>
+            <w:r>
+              <w:rPr>
+                <w:rFonts w:ascii="Times New Roman" w:hAnsi="Times New Roman" w:cs="Times New Roman"/>
+              </w:rPr>
+              <w:t>A felhasználó teljes neve</w:t>
             </w:r>
           </w:p>
         </w:tc>
@@ -2081,18 +3045,23 @@
       <w:tr>
         <w:tc>
           <w:tcPr>
-            <w:tcW w:w="1414" w:type="dxa"/>
+            <w:tcW w:w="2010" w:type="dxa"/>
+            <w:shd w:val="clear" w:color="auto" w:fill="CAEDFB" w:themeFill="accent4" w:themeFillTint="33"/>
             <w:vAlign w:val="center"/>
           </w:tcPr>
           <w:p>
             <w:pPr>
               <w:rPr>
                 <w:rFonts w:ascii="Times New Roman" w:hAnsi="Times New Roman" w:cs="Times New Roman"/>
+                <w:b/>
+                <w:bCs/>
               </w:rPr>
             </w:pPr>
             <w:r>
               <w:rPr>
                 <w:rFonts w:ascii="Times New Roman" w:hAnsi="Times New Roman" w:cs="Times New Roman"/>
+                <w:b/>
+                <w:bCs/>
               </w:rPr>
               <w:t>Email</w:t>
             </w:r>
@@ -2100,7 +3069,8 @@
         </w:tc>
         <w:tc>
           <w:tcPr>
-            <w:tcW w:w="1575" w:type="dxa"/>
+            <w:tcW w:w="2252" w:type="dxa"/>
+            <w:shd w:val="clear" w:color="auto" w:fill="CAEDFB" w:themeFill="accent4" w:themeFillTint="33"/>
             <w:vAlign w:val="center"/>
           </w:tcPr>
           <w:p>
@@ -2109,14 +3079,12 @@
                 <w:rFonts w:ascii="Times New Roman" w:hAnsi="Times New Roman" w:cs="Times New Roman"/>
               </w:rPr>
             </w:pPr>
-            <w:proofErr w:type="spellStart"/>
-            <w:r>
-              <w:rPr>
-                <w:rFonts w:ascii="Times New Roman" w:hAnsi="Times New Roman" w:cs="Times New Roman"/>
-              </w:rPr>
-              <w:t>nvarchar</w:t>
-            </w:r>
-            <w:proofErr w:type="spellEnd"/>
+            <w:r>
+              <w:rPr>
+                <w:rFonts w:ascii="Times New Roman" w:hAnsi="Times New Roman" w:cs="Times New Roman"/>
+              </w:rPr>
+              <w:t>NVARCHAR</w:t>
+            </w:r>
             <w:r>
               <w:rPr>
                 <w:rFonts w:ascii="Times New Roman" w:hAnsi="Times New Roman" w:cs="Times New Roman"/>
@@ -2127,7 +3095,8 @@
         </w:tc>
         <w:tc>
           <w:tcPr>
-            <w:tcW w:w="1972" w:type="dxa"/>
+            <w:tcW w:w="4208" w:type="dxa"/>
+            <w:shd w:val="clear" w:color="auto" w:fill="CAEDFB" w:themeFill="accent4" w:themeFillTint="33"/>
             <w:vAlign w:val="center"/>
           </w:tcPr>
           <w:p>
@@ -2136,52 +3105,11 @@
                 <w:rFonts w:ascii="Times New Roman" w:hAnsi="Times New Roman" w:cs="Times New Roman"/>
               </w:rPr>
             </w:pPr>
-            <w:proofErr w:type="spellStart"/>
-            <w:r>
-              <w:rPr>
-                <w:rFonts w:ascii="Times New Roman" w:hAnsi="Times New Roman" w:cs="Times New Roman"/>
-              </w:rPr>
-              <w:t>Unique</w:t>
-            </w:r>
-            <w:proofErr w:type="spellEnd"/>
-            <w:r>
-              <w:rPr>
-                <w:rFonts w:ascii="Times New Roman" w:hAnsi="Times New Roman" w:cs="Times New Roman"/>
-              </w:rPr>
-              <w:t xml:space="preserve">, </w:t>
-            </w:r>
-            <w:proofErr w:type="spellStart"/>
-            <w:r>
-              <w:rPr>
-                <w:rFonts w:ascii="Times New Roman" w:hAnsi="Times New Roman" w:cs="Times New Roman"/>
-              </w:rPr>
-              <w:t>Not</w:t>
-            </w:r>
-            <w:proofErr w:type="spellEnd"/>
-            <w:r>
-              <w:rPr>
-                <w:rFonts w:ascii="Times New Roman" w:hAnsi="Times New Roman" w:cs="Times New Roman"/>
-              </w:rPr>
-              <w:t xml:space="preserve"> Null</w:t>
-            </w:r>
-          </w:p>
-        </w:tc>
-        <w:tc>
-          <w:tcPr>
-            <w:tcW w:w="2835" w:type="dxa"/>
-            <w:vAlign w:val="center"/>
-          </w:tcPr>
-          <w:p>
-            <w:pPr>
-              <w:rPr>
-                <w:rFonts w:ascii="Times New Roman" w:hAnsi="Times New Roman" w:cs="Times New Roman"/>
-              </w:rPr>
-            </w:pPr>
-            <w:r>
-              <w:rPr>
-                <w:rFonts w:ascii="Times New Roman" w:hAnsi="Times New Roman" w:cs="Times New Roman"/>
-              </w:rPr>
-              <w:t>E-mail cím, egyben a belépési azonosító.</w:t>
+            <w:r>
+              <w:rPr>
+                <w:rFonts w:ascii="Times New Roman" w:hAnsi="Times New Roman" w:cs="Times New Roman"/>
+              </w:rPr>
+              <w:t>E-mail cím, egyben a belépési azonosító</w:t>
             </w:r>
           </w:p>
         </w:tc>
@@ -2189,19 +3117,24 @@
       <w:tr>
         <w:tc>
           <w:tcPr>
-            <w:tcW w:w="1414" w:type="dxa"/>
+            <w:tcW w:w="2010" w:type="dxa"/>
+            <w:shd w:val="clear" w:color="auto" w:fill="CAEDFB" w:themeFill="accent4" w:themeFillTint="33"/>
             <w:vAlign w:val="center"/>
           </w:tcPr>
           <w:p>
             <w:pPr>
               <w:rPr>
                 <w:rFonts w:ascii="Times New Roman" w:hAnsi="Times New Roman" w:cs="Times New Roman"/>
+                <w:b/>
+                <w:bCs/>
               </w:rPr>
             </w:pPr>
             <w:proofErr w:type="spellStart"/>
             <w:r>
               <w:rPr>
                 <w:rFonts w:ascii="Times New Roman" w:hAnsi="Times New Roman" w:cs="Times New Roman"/>
+                <w:b/>
+                <w:bCs/>
               </w:rPr>
               <w:t>Jelszo</w:t>
             </w:r>
@@ -2210,7 +3143,8 @@
         </w:tc>
         <w:tc>
           <w:tcPr>
-            <w:tcW w:w="1575" w:type="dxa"/>
+            <w:tcW w:w="2252" w:type="dxa"/>
+            <w:shd w:val="clear" w:color="auto" w:fill="CAEDFB" w:themeFill="accent4" w:themeFillTint="33"/>
             <w:vAlign w:val="center"/>
           </w:tcPr>
           <w:p>
@@ -2219,14 +3153,12 @@
                 <w:rFonts w:ascii="Times New Roman" w:hAnsi="Times New Roman" w:cs="Times New Roman"/>
               </w:rPr>
             </w:pPr>
-            <w:proofErr w:type="spellStart"/>
-            <w:r>
-              <w:rPr>
-                <w:rFonts w:ascii="Times New Roman" w:hAnsi="Times New Roman" w:cs="Times New Roman"/>
-              </w:rPr>
-              <w:t>nvarchar</w:t>
-            </w:r>
-            <w:proofErr w:type="spellEnd"/>
+            <w:r>
+              <w:rPr>
+                <w:rFonts w:ascii="Times New Roman" w:hAnsi="Times New Roman" w:cs="Times New Roman"/>
+              </w:rPr>
+              <w:t>NVARCHAR</w:t>
+            </w:r>
             <w:r>
               <w:rPr>
                 <w:rFonts w:ascii="Times New Roman" w:hAnsi="Times New Roman" w:cs="Times New Roman"/>
@@ -2249,7 +3181,8 @@
         </w:tc>
         <w:tc>
           <w:tcPr>
-            <w:tcW w:w="1972" w:type="dxa"/>
+            <w:tcW w:w="4208" w:type="dxa"/>
+            <w:shd w:val="clear" w:color="auto" w:fill="CAEDFB" w:themeFill="accent4" w:themeFillTint="33"/>
             <w:vAlign w:val="center"/>
           </w:tcPr>
           <w:p>
@@ -2258,46 +3191,25 @@
                 <w:rFonts w:ascii="Times New Roman" w:hAnsi="Times New Roman" w:cs="Times New Roman"/>
               </w:rPr>
             </w:pPr>
+            <w:r>
+              <w:rPr>
+                <w:rFonts w:ascii="Times New Roman" w:hAnsi="Times New Roman" w:cs="Times New Roman"/>
+              </w:rPr>
+              <w:t>Titkosított jelszó (</w:t>
+            </w:r>
             <w:proofErr w:type="spellStart"/>
             <w:r>
               <w:rPr>
                 <w:rFonts w:ascii="Times New Roman" w:hAnsi="Times New Roman" w:cs="Times New Roman"/>
               </w:rPr>
-              <w:t>Not</w:t>
+              <w:t>Hash</w:t>
             </w:r>
             <w:proofErr w:type="spellEnd"/>
             <w:r>
               <w:rPr>
                 <w:rFonts w:ascii="Times New Roman" w:hAnsi="Times New Roman" w:cs="Times New Roman"/>
               </w:rPr>
-              <w:t xml:space="preserve"> Null</w:t>
-            </w:r>
-          </w:p>
-        </w:tc>
-        <w:tc>
-          <w:tcPr>
-            <w:tcW w:w="2835" w:type="dxa"/>
-            <w:vAlign w:val="center"/>
-          </w:tcPr>
-          <w:p>
-            <w:pPr>
-              <w:rPr>
-                <w:rFonts w:ascii="Times New Roman" w:hAnsi="Times New Roman" w:cs="Times New Roman"/>
-              </w:rPr>
-            </w:pPr>
-            <w:proofErr w:type="spellStart"/>
-            <w:r>
-              <w:rPr>
-                <w:rFonts w:ascii="Times New Roman" w:hAnsi="Times New Roman" w:cs="Times New Roman"/>
-              </w:rPr>
-              <w:t>Hash-elt</w:t>
-            </w:r>
-            <w:proofErr w:type="spellEnd"/>
-            <w:r>
-              <w:rPr>
-                <w:rFonts w:ascii="Times New Roman" w:hAnsi="Times New Roman" w:cs="Times New Roman"/>
-              </w:rPr>
-              <w:t xml:space="preserve"> jelszó.</w:t>
+              <w:t>)</w:t>
             </w:r>
           </w:p>
         </w:tc>
@@ -2305,18 +3217,23 @@
       <w:tr>
         <w:tc>
           <w:tcPr>
-            <w:tcW w:w="1414" w:type="dxa"/>
+            <w:tcW w:w="2010" w:type="dxa"/>
+            <w:shd w:val="clear" w:color="auto" w:fill="CAEDFB" w:themeFill="accent4" w:themeFillTint="33"/>
             <w:vAlign w:val="center"/>
           </w:tcPr>
           <w:p>
             <w:pPr>
               <w:rPr>
                 <w:rFonts w:ascii="Times New Roman" w:hAnsi="Times New Roman" w:cs="Times New Roman"/>
+                <w:b/>
+                <w:bCs/>
               </w:rPr>
             </w:pPr>
             <w:r>
               <w:rPr>
                 <w:rFonts w:ascii="Times New Roman" w:hAnsi="Times New Roman" w:cs="Times New Roman"/>
+                <w:b/>
+                <w:bCs/>
               </w:rPr>
               <w:t>Telefonszam</w:t>
             </w:r>
@@ -2324,7 +3241,8 @@
         </w:tc>
         <w:tc>
           <w:tcPr>
-            <w:tcW w:w="1575" w:type="dxa"/>
+            <w:tcW w:w="2252" w:type="dxa"/>
+            <w:shd w:val="clear" w:color="auto" w:fill="CAEDFB" w:themeFill="accent4" w:themeFillTint="33"/>
             <w:vAlign w:val="center"/>
           </w:tcPr>
           <w:p>
@@ -2333,14 +3251,12 @@
                 <w:rFonts w:ascii="Times New Roman" w:hAnsi="Times New Roman" w:cs="Times New Roman"/>
               </w:rPr>
             </w:pPr>
-            <w:proofErr w:type="spellStart"/>
-            <w:r>
-              <w:rPr>
-                <w:rFonts w:ascii="Times New Roman" w:hAnsi="Times New Roman" w:cs="Times New Roman"/>
-              </w:rPr>
-              <w:t>nvarchar</w:t>
-            </w:r>
-            <w:proofErr w:type="spellEnd"/>
+            <w:r>
+              <w:rPr>
+                <w:rFonts w:ascii="Times New Roman" w:hAnsi="Times New Roman" w:cs="Times New Roman"/>
+              </w:rPr>
+              <w:t>NVARCHAR</w:t>
+            </w:r>
             <w:r>
               <w:rPr>
                 <w:rFonts w:ascii="Times New Roman" w:hAnsi="Times New Roman" w:cs="Times New Roman"/>
@@ -2351,7 +3267,8 @@
         </w:tc>
         <w:tc>
           <w:tcPr>
-            <w:tcW w:w="1972" w:type="dxa"/>
+            <w:tcW w:w="4208" w:type="dxa"/>
+            <w:shd w:val="clear" w:color="auto" w:fill="CAEDFB" w:themeFill="accent4" w:themeFillTint="33"/>
             <w:vAlign w:val="center"/>
           </w:tcPr>
           <w:p>
@@ -2364,26 +3281,7 @@
               <w:rPr>
                 <w:rFonts w:ascii="Times New Roman" w:hAnsi="Times New Roman" w:cs="Times New Roman"/>
               </w:rPr>
-              <w:t>-</w:t>
-            </w:r>
-          </w:p>
-        </w:tc>
-        <w:tc>
-          <w:tcPr>
-            <w:tcW w:w="2835" w:type="dxa"/>
-            <w:vAlign w:val="center"/>
-          </w:tcPr>
-          <w:p>
-            <w:pPr>
-              <w:rPr>
-                <w:rFonts w:ascii="Times New Roman" w:hAnsi="Times New Roman" w:cs="Times New Roman"/>
-              </w:rPr>
-            </w:pPr>
-            <w:r>
-              <w:rPr>
-                <w:rFonts w:ascii="Times New Roman" w:hAnsi="Times New Roman" w:cs="Times New Roman"/>
-              </w:rPr>
-              <w:t>Kapcsolattartási telefonszám.</w:t>
+              <w:t>Kapcsolattartási telefonszám</w:t>
             </w:r>
           </w:p>
         </w:tc>
@@ -2391,19 +3289,24 @@
       <w:tr>
         <w:tc>
           <w:tcPr>
-            <w:tcW w:w="1414" w:type="dxa"/>
+            <w:tcW w:w="2010" w:type="dxa"/>
+            <w:shd w:val="clear" w:color="auto" w:fill="CAEDFB" w:themeFill="accent4" w:themeFillTint="33"/>
             <w:vAlign w:val="center"/>
           </w:tcPr>
           <w:p>
             <w:pPr>
               <w:rPr>
                 <w:rFonts w:ascii="Times New Roman" w:hAnsi="Times New Roman" w:cs="Times New Roman"/>
+                <w:b/>
+                <w:bCs/>
               </w:rPr>
             </w:pPr>
             <w:proofErr w:type="spellStart"/>
             <w:r>
               <w:rPr>
                 <w:rFonts w:ascii="Times New Roman" w:hAnsi="Times New Roman" w:cs="Times New Roman"/>
+                <w:b/>
+                <w:bCs/>
               </w:rPr>
               <w:t>SzerepkorID</w:t>
             </w:r>
@@ -2412,7 +3315,8 @@
         </w:tc>
         <w:tc>
           <w:tcPr>
-            <w:tcW w:w="1575" w:type="dxa"/>
+            <w:tcW w:w="2252" w:type="dxa"/>
+            <w:shd w:val="clear" w:color="auto" w:fill="CAEDFB" w:themeFill="accent4" w:themeFillTint="33"/>
             <w:vAlign w:val="center"/>
           </w:tcPr>
           <w:p>
@@ -2425,13 +3329,14 @@
               <w:rPr>
                 <w:rFonts w:ascii="Times New Roman" w:hAnsi="Times New Roman" w:cs="Times New Roman"/>
               </w:rPr>
-              <w:t>int</w:t>
+              <w:t>INT</w:t>
             </w:r>
           </w:p>
         </w:tc>
         <w:tc>
           <w:tcPr>
-            <w:tcW w:w="1972" w:type="dxa"/>
+            <w:tcW w:w="4208" w:type="dxa"/>
+            <w:shd w:val="clear" w:color="auto" w:fill="CAEDFB" w:themeFill="accent4" w:themeFillTint="33"/>
             <w:vAlign w:val="center"/>
           </w:tcPr>
           <w:p>
@@ -2444,26 +3349,7 @@
               <w:rPr>
                 <w:rFonts w:ascii="Times New Roman" w:hAnsi="Times New Roman" w:cs="Times New Roman"/>
               </w:rPr>
-              <w:t>FK</w:t>
-            </w:r>
-          </w:p>
-        </w:tc>
-        <w:tc>
-          <w:tcPr>
-            <w:tcW w:w="2835" w:type="dxa"/>
-            <w:vAlign w:val="center"/>
-          </w:tcPr>
-          <w:p>
-            <w:pPr>
-              <w:rPr>
-                <w:rFonts w:ascii="Times New Roman" w:hAnsi="Times New Roman" w:cs="Times New Roman"/>
-              </w:rPr>
-            </w:pPr>
-            <w:r>
-              <w:rPr>
-                <w:rFonts w:ascii="Times New Roman" w:hAnsi="Times New Roman" w:cs="Times New Roman"/>
-              </w:rPr>
-              <w:t>Hivatkozás a Szerepkorok táblára.</w:t>
+              <w:t>Hivatkozás a Szerepkorok táblára</w:t>
             </w:r>
           </w:p>
         </w:tc>
@@ -2471,17 +3357,11 @@
     </w:tbl>
     <w:p>
       <w:pPr>
-        <w:pStyle w:val="Cmsor3"/>
-        <w:ind w:left="714" w:hanging="357"/>
-        <w:rPr>
-          <w:rFonts w:ascii="Times New Roman" w:hAnsi="Times New Roman" w:cs="Times New Roman"/>
-        </w:rPr>
+        <w:pStyle w:val="Cmsor4"/>
       </w:pPr>
       <w:proofErr w:type="spellStart"/>
       <w:r>
-        <w:rPr>
-          <w:rFonts w:ascii="Times New Roman" w:hAnsi="Times New Roman" w:cs="Times New Roman"/>
-        </w:rPr>
+        <w:lastRenderedPageBreak/>
         <w:t>DiakAdatok</w:t>
       </w:r>
       <w:proofErr w:type="spellEnd"/>
@@ -2496,112 +3376,102 @@
         <w:rPr>
           <w:rFonts w:ascii="Times New Roman" w:hAnsi="Times New Roman" w:cs="Times New Roman"/>
         </w:rPr>
-        <w:t>A kollégiumi lakók kiegészítő adatai.</w:t>
+        <w:t>A kollégiumi lakók kiegészítő adatai</w:t>
+      </w:r>
+      <w:r>
+        <w:rPr>
+          <w:rFonts w:ascii="Times New Roman" w:hAnsi="Times New Roman" w:cs="Times New Roman"/>
+        </w:rPr>
+        <w:t>:</w:t>
       </w:r>
     </w:p>
     <w:tbl>
       <w:tblPr>
         <w:tblStyle w:val="Rcsostblzat"/>
-        <w:tblW w:w="7796" w:type="dxa"/>
-        <w:tblInd w:w="704" w:type="dxa"/>
+        <w:tblW w:w="8470" w:type="dxa"/>
+        <w:tblInd w:w="137" w:type="dxa"/>
         <w:tblLook w:val="04A0" w:firstRow="1" w:lastRow="0" w:firstColumn="1" w:lastColumn="0" w:noHBand="0" w:noVBand="1"/>
       </w:tblPr>
       <w:tblGrid>
-        <w:gridCol w:w="1413"/>
-        <w:gridCol w:w="1576"/>
-        <w:gridCol w:w="1972"/>
-        <w:gridCol w:w="2835"/>
+        <w:gridCol w:w="2010"/>
+        <w:gridCol w:w="2252"/>
+        <w:gridCol w:w="4208"/>
       </w:tblGrid>
       <w:tr>
         <w:tc>
           <w:tcPr>
-            <w:tcW w:w="1414" w:type="dxa"/>
+            <w:tcW w:w="2010" w:type="dxa"/>
+            <w:shd w:val="clear" w:color="auto" w:fill="8DD873" w:themeFill="accent6" w:themeFillTint="99"/>
             <w:vAlign w:val="center"/>
           </w:tcPr>
           <w:p>
             <w:pPr>
-              <w:rPr>
-                <w:rFonts w:ascii="Times New Roman" w:hAnsi="Times New Roman" w:cs="Times New Roman"/>
+              <w:jc w:val="center"/>
+              <w:rPr>
+                <w:rFonts w:ascii="Times New Roman" w:hAnsi="Times New Roman" w:cs="Times New Roman"/>
+                <w:b/>
+                <w:bCs/>
               </w:rPr>
             </w:pPr>
-            <w:proofErr w:type="spellStart"/>
-            <w:r>
-              <w:rPr>
-                <w:rFonts w:ascii="Times New Roman" w:hAnsi="Times New Roman" w:cs="Times New Roman"/>
-              </w:rPr>
-              <w:t>UserID</w:t>
-            </w:r>
-            <w:proofErr w:type="spellEnd"/>
+            <w:r>
+              <w:rPr>
+                <w:rFonts w:ascii="Times New Roman" w:hAnsi="Times New Roman" w:cs="Times New Roman"/>
+                <w:b/>
+                <w:bCs/>
+              </w:rPr>
+              <w:t>Oszlop</w:t>
+            </w:r>
           </w:p>
         </w:tc>
         <w:tc>
           <w:tcPr>
-            <w:tcW w:w="1575" w:type="dxa"/>
+            <w:tcW w:w="2252" w:type="dxa"/>
+            <w:shd w:val="clear" w:color="auto" w:fill="8DD873" w:themeFill="accent6" w:themeFillTint="99"/>
             <w:vAlign w:val="center"/>
           </w:tcPr>
           <w:p>
             <w:pPr>
-              <w:rPr>
-                <w:rFonts w:ascii="Times New Roman" w:hAnsi="Times New Roman" w:cs="Times New Roman"/>
+              <w:jc w:val="center"/>
+              <w:rPr>
+                <w:rFonts w:ascii="Times New Roman" w:hAnsi="Times New Roman" w:cs="Times New Roman"/>
+                <w:b/>
+                <w:bCs/>
               </w:rPr>
             </w:pPr>
             <w:r>
               <w:rPr>
                 <w:rFonts w:ascii="Times New Roman" w:hAnsi="Times New Roman" w:cs="Times New Roman"/>
-              </w:rPr>
-              <w:t>int</w:t>
+                <w:b/>
+                <w:bCs/>
+              </w:rPr>
+              <w:t>Típus</w:t>
             </w:r>
           </w:p>
         </w:tc>
         <w:tc>
           <w:tcPr>
-            <w:tcW w:w="1972" w:type="dxa"/>
+            <w:tcW w:w="4208" w:type="dxa"/>
+            <w:shd w:val="clear" w:color="auto" w:fill="8DD873" w:themeFill="accent6" w:themeFillTint="99"/>
             <w:vAlign w:val="center"/>
           </w:tcPr>
           <w:p>
             <w:pPr>
-              <w:rPr>
-                <w:rFonts w:ascii="Times New Roman" w:hAnsi="Times New Roman" w:cs="Times New Roman"/>
+              <w:pStyle w:val="Nincstrkz"/>
+              <w:spacing w:line="360" w:lineRule="auto"/>
+              <w:jc w:val="center"/>
+              <w:rPr>
+                <w:rFonts w:ascii="Times New Roman" w:hAnsi="Times New Roman" w:cs="Times New Roman"/>
+                <w:b/>
+                <w:bCs/>
               </w:rPr>
             </w:pPr>
             <w:r>
               <w:rPr>
                 <w:rFonts w:ascii="Times New Roman" w:hAnsi="Times New Roman" w:cs="Times New Roman"/>
-              </w:rPr>
-              <w:t>PK, FK</w:t>
-            </w:r>
-          </w:p>
-        </w:tc>
-        <w:tc>
-          <w:tcPr>
-            <w:tcW w:w="2835" w:type="dxa"/>
-            <w:vAlign w:val="center"/>
-          </w:tcPr>
-          <w:p>
-            <w:pPr>
-              <w:rPr>
-                <w:rFonts w:ascii="Times New Roman" w:hAnsi="Times New Roman" w:cs="Times New Roman"/>
-              </w:rPr>
-            </w:pPr>
-            <w:r>
-              <w:rPr>
-                <w:rFonts w:ascii="Times New Roman" w:hAnsi="Times New Roman" w:cs="Times New Roman"/>
-              </w:rPr>
-              <w:t xml:space="preserve">Kapcsolat a </w:t>
-            </w:r>
-            <w:proofErr w:type="spellStart"/>
-            <w:r>
-              <w:rPr>
-                <w:rFonts w:ascii="Times New Roman" w:hAnsi="Times New Roman" w:cs="Times New Roman"/>
-              </w:rPr>
-              <w:t>Felhasznalok</w:t>
-            </w:r>
-            <w:proofErr w:type="spellEnd"/>
-            <w:r>
-              <w:rPr>
-                <w:rFonts w:ascii="Times New Roman" w:hAnsi="Times New Roman" w:cs="Times New Roman"/>
-              </w:rPr>
-              <w:t xml:space="preserve"> táblához</w:t>
+                <w:b/>
+                <w:bCs/>
+              </w:rPr>
+              <w:t>Leírás</w:t>
             </w:r>
           </w:p>
         </w:tc>
@@ -2609,28 +3479,34 @@
       <w:tr>
         <w:tc>
           <w:tcPr>
-            <w:tcW w:w="1414" w:type="dxa"/>
+            <w:tcW w:w="2010" w:type="dxa"/>
+            <w:shd w:val="clear" w:color="auto" w:fill="CAEDFB" w:themeFill="accent4" w:themeFillTint="33"/>
             <w:vAlign w:val="center"/>
           </w:tcPr>
           <w:p>
             <w:pPr>
               <w:rPr>
                 <w:rFonts w:ascii="Times New Roman" w:hAnsi="Times New Roman" w:cs="Times New Roman"/>
+                <w:b/>
+                <w:bCs/>
               </w:rPr>
             </w:pPr>
             <w:proofErr w:type="spellStart"/>
             <w:r>
               <w:rPr>
                 <w:rFonts w:ascii="Times New Roman" w:hAnsi="Times New Roman" w:cs="Times New Roman"/>
-              </w:rPr>
-              <w:t>Evfolyam</w:t>
+                <w:b/>
+                <w:bCs/>
+              </w:rPr>
+              <w:t>UserID</w:t>
             </w:r>
             <w:proofErr w:type="spellEnd"/>
           </w:p>
         </w:tc>
         <w:tc>
           <w:tcPr>
-            <w:tcW w:w="1575" w:type="dxa"/>
+            <w:tcW w:w="2252" w:type="dxa"/>
+            <w:shd w:val="clear" w:color="auto" w:fill="CAEDFB" w:themeFill="accent4" w:themeFillTint="33"/>
             <w:vAlign w:val="center"/>
           </w:tcPr>
           <w:p>
@@ -2643,17 +3519,27 @@
               <w:rPr>
                 <w:rFonts w:ascii="Times New Roman" w:hAnsi="Times New Roman" w:cs="Times New Roman"/>
               </w:rPr>
-              <w:t>int</w:t>
+              <w:t>INT</w:t>
+            </w:r>
+            <w:r>
+              <w:rPr>
+                <w:rFonts w:ascii="Times New Roman" w:hAnsi="Times New Roman" w:cs="Times New Roman"/>
+              </w:rPr>
+              <w:t xml:space="preserve"> (IDENTITY)</w:t>
             </w:r>
           </w:p>
         </w:tc>
         <w:tc>
           <w:tcPr>
-            <w:tcW w:w="1972" w:type="dxa"/>
+            <w:tcW w:w="4208" w:type="dxa"/>
+            <w:shd w:val="clear" w:color="auto" w:fill="CAEDFB" w:themeFill="accent4" w:themeFillTint="33"/>
             <w:vAlign w:val="center"/>
           </w:tcPr>
           <w:p>
             <w:pPr>
+              <w:pStyle w:val="Nincstrkz"/>
+              <w:spacing w:line="360" w:lineRule="auto"/>
+              <w:jc w:val="both"/>
               <w:rPr>
                 <w:rFonts w:ascii="Times New Roman" w:hAnsi="Times New Roman" w:cs="Times New Roman"/>
               </w:rPr>
@@ -2662,26 +3548,21 @@
               <w:rPr>
                 <w:rFonts w:ascii="Times New Roman" w:hAnsi="Times New Roman" w:cs="Times New Roman"/>
               </w:rPr>
-              <w:t>-</w:t>
-            </w:r>
-          </w:p>
-        </w:tc>
-        <w:tc>
-          <w:tcPr>
-            <w:tcW w:w="2835" w:type="dxa"/>
-            <w:vAlign w:val="center"/>
-          </w:tcPr>
-          <w:p>
-            <w:pPr>
-              <w:rPr>
-                <w:rFonts w:ascii="Times New Roman" w:hAnsi="Times New Roman" w:cs="Times New Roman"/>
-              </w:rPr>
-            </w:pPr>
-            <w:r>
-              <w:rPr>
-                <w:rFonts w:ascii="Times New Roman" w:hAnsi="Times New Roman" w:cs="Times New Roman"/>
-              </w:rPr>
-              <w:t>A hallgató aktuális évfolyama.</w:t>
+              <w:t xml:space="preserve">Kapcsolat a </w:t>
+            </w:r>
+            <w:proofErr w:type="spellStart"/>
+            <w:r>
+              <w:rPr>
+                <w:rFonts w:ascii="Times New Roman" w:hAnsi="Times New Roman" w:cs="Times New Roman"/>
+              </w:rPr>
+              <w:t>Felhasznalok</w:t>
+            </w:r>
+            <w:proofErr w:type="spellEnd"/>
+            <w:r>
+              <w:rPr>
+                <w:rFonts w:ascii="Times New Roman" w:hAnsi="Times New Roman" w:cs="Times New Roman"/>
+              </w:rPr>
+              <w:t xml:space="preserve"> táblához</w:t>
             </w:r>
           </w:p>
         </w:tc>
@@ -2689,28 +3570,32 @@
       <w:tr>
         <w:tc>
           <w:tcPr>
-            <w:tcW w:w="1414" w:type="dxa"/>
+            <w:tcW w:w="2010" w:type="dxa"/>
+            <w:shd w:val="clear" w:color="auto" w:fill="CAEDFB" w:themeFill="accent4" w:themeFillTint="33"/>
             <w:vAlign w:val="center"/>
           </w:tcPr>
           <w:p>
             <w:pPr>
               <w:rPr>
                 <w:rFonts w:ascii="Times New Roman" w:hAnsi="Times New Roman" w:cs="Times New Roman"/>
+                <w:b/>
+                <w:bCs/>
               </w:rPr>
             </w:pPr>
-            <w:proofErr w:type="spellStart"/>
-            <w:r>
-              <w:rPr>
-                <w:rFonts w:ascii="Times New Roman" w:hAnsi="Times New Roman" w:cs="Times New Roman"/>
-              </w:rPr>
-              <w:t>Lakcim</w:t>
-            </w:r>
-            <w:proofErr w:type="spellEnd"/>
+            <w:r>
+              <w:rPr>
+                <w:rFonts w:ascii="Times New Roman" w:hAnsi="Times New Roman" w:cs="Times New Roman"/>
+                <w:b/>
+                <w:bCs/>
+              </w:rPr>
+              <w:t>Szemeszter</w:t>
+            </w:r>
           </w:p>
         </w:tc>
         <w:tc>
           <w:tcPr>
-            <w:tcW w:w="1575" w:type="dxa"/>
+            <w:tcW w:w="2252" w:type="dxa"/>
+            <w:shd w:val="clear" w:color="auto" w:fill="CAEDFB" w:themeFill="accent4" w:themeFillTint="33"/>
             <w:vAlign w:val="center"/>
           </w:tcPr>
           <w:p>
@@ -2719,25 +3604,36 @@
                 <w:rFonts w:ascii="Times New Roman" w:hAnsi="Times New Roman" w:cs="Times New Roman"/>
               </w:rPr>
             </w:pPr>
-            <w:proofErr w:type="spellStart"/>
-            <w:r>
-              <w:rPr>
-                <w:rFonts w:ascii="Times New Roman" w:hAnsi="Times New Roman" w:cs="Times New Roman"/>
-              </w:rPr>
-              <w:t>nvarchar</w:t>
-            </w:r>
-            <w:proofErr w:type="spellEnd"/>
-            <w:r>
-              <w:rPr>
-                <w:rFonts w:ascii="Times New Roman" w:hAnsi="Times New Roman" w:cs="Times New Roman"/>
-              </w:rPr>
-              <w:t>(255)</w:t>
+            <w:r>
+              <w:rPr>
+                <w:rFonts w:ascii="Times New Roman" w:hAnsi="Times New Roman" w:cs="Times New Roman"/>
+              </w:rPr>
+              <w:t>NVARCHAR</w:t>
+            </w:r>
+            <w:r>
+              <w:rPr>
+                <w:rFonts w:ascii="Times New Roman" w:hAnsi="Times New Roman" w:cs="Times New Roman"/>
+              </w:rPr>
+              <w:t>(</w:t>
+            </w:r>
+            <w:r>
+              <w:rPr>
+                <w:rFonts w:ascii="Times New Roman" w:hAnsi="Times New Roman" w:cs="Times New Roman"/>
+              </w:rPr>
+              <w:t>50</w:t>
+            </w:r>
+            <w:r>
+              <w:rPr>
+                <w:rFonts w:ascii="Times New Roman" w:hAnsi="Times New Roman" w:cs="Times New Roman"/>
+              </w:rPr>
+              <w:t>)</w:t>
             </w:r>
           </w:p>
         </w:tc>
         <w:tc>
           <w:tcPr>
-            <w:tcW w:w="1972" w:type="dxa"/>
+            <w:tcW w:w="4208" w:type="dxa"/>
+            <w:shd w:val="clear" w:color="auto" w:fill="CAEDFB" w:themeFill="accent4" w:themeFillTint="33"/>
             <w:vAlign w:val="center"/>
           </w:tcPr>
           <w:p>
@@ -2750,159 +3646,7 @@
               <w:rPr>
                 <w:rFonts w:ascii="Times New Roman" w:hAnsi="Times New Roman" w:cs="Times New Roman"/>
               </w:rPr>
-              <w:t>-</w:t>
-            </w:r>
-          </w:p>
-        </w:tc>
-        <w:tc>
-          <w:tcPr>
-            <w:tcW w:w="2835" w:type="dxa"/>
-            <w:vAlign w:val="center"/>
-          </w:tcPr>
-          <w:p>
-            <w:pPr>
-              <w:rPr>
-                <w:rFonts w:ascii="Times New Roman" w:hAnsi="Times New Roman" w:cs="Times New Roman"/>
-              </w:rPr>
-            </w:pPr>
-            <w:r>
-              <w:rPr>
-                <w:rFonts w:ascii="Times New Roman" w:hAnsi="Times New Roman" w:cs="Times New Roman"/>
-              </w:rPr>
-              <w:t>A diák állandó lakcíme.</w:t>
-            </w:r>
-          </w:p>
-        </w:tc>
-      </w:tr>
-    </w:tbl>
-    <w:p>
-      <w:pPr>
-        <w:pStyle w:val="Cmsor3"/>
-        <w:rPr>
-          <w:rFonts w:ascii="Times New Roman" w:hAnsi="Times New Roman" w:cs="Times New Roman"/>
-        </w:rPr>
-      </w:pPr>
-      <w:r>
-        <w:rPr>
-          <w:rFonts w:ascii="Times New Roman" w:hAnsi="Times New Roman" w:cs="Times New Roman"/>
-        </w:rPr>
-        <w:t>Sz</w:t>
-      </w:r>
-      <w:r>
-        <w:rPr>
-          <w:rFonts w:ascii="Times New Roman" w:hAnsi="Times New Roman" w:cs="Times New Roman"/>
-        </w:rPr>
-        <w:t>erepkorok</w:t>
-      </w:r>
-    </w:p>
-    <w:p>
-      <w:pPr>
-        <w:rPr>
-          <w:rFonts w:ascii="Times New Roman" w:hAnsi="Times New Roman" w:cs="Times New Roman"/>
-        </w:rPr>
-      </w:pPr>
-      <w:r>
-        <w:rPr>
-          <w:rFonts w:ascii="Times New Roman" w:hAnsi="Times New Roman" w:cs="Times New Roman"/>
-        </w:rPr>
-        <w:t>A felhasználói jogosultság szintek.</w:t>
-      </w:r>
-    </w:p>
-    <w:tbl>
-      <w:tblPr>
-        <w:tblStyle w:val="Rcsostblzat"/>
-        <w:tblW w:w="7796" w:type="dxa"/>
-        <w:tblInd w:w="704" w:type="dxa"/>
-        <w:tblLook w:val="04A0" w:firstRow="1" w:lastRow="0" w:firstColumn="1" w:lastColumn="0" w:noHBand="0" w:noVBand="1"/>
-      </w:tblPr>
-      <w:tblGrid>
-        <w:gridCol w:w="1414"/>
-        <w:gridCol w:w="1575"/>
-        <w:gridCol w:w="1972"/>
-        <w:gridCol w:w="2835"/>
-      </w:tblGrid>
-      <w:tr>
-        <w:tc>
-          <w:tcPr>
-            <w:tcW w:w="1414" w:type="dxa"/>
-            <w:vAlign w:val="center"/>
-          </w:tcPr>
-          <w:p>
-            <w:pPr>
-              <w:rPr>
-                <w:rFonts w:ascii="Times New Roman" w:hAnsi="Times New Roman" w:cs="Times New Roman"/>
-              </w:rPr>
-            </w:pPr>
-            <w:r>
-              <w:rPr>
-                <w:rFonts w:ascii="Times New Roman" w:hAnsi="Times New Roman" w:cs="Times New Roman"/>
-              </w:rPr>
-              <w:t>ID</w:t>
-            </w:r>
-          </w:p>
-        </w:tc>
-        <w:tc>
-          <w:tcPr>
-            <w:tcW w:w="1575" w:type="dxa"/>
-            <w:vAlign w:val="center"/>
-          </w:tcPr>
-          <w:p>
-            <w:pPr>
-              <w:rPr>
-                <w:rFonts w:ascii="Times New Roman" w:hAnsi="Times New Roman" w:cs="Times New Roman"/>
-              </w:rPr>
-            </w:pPr>
-            <w:r>
-              <w:rPr>
-                <w:rFonts w:ascii="Times New Roman" w:hAnsi="Times New Roman" w:cs="Times New Roman"/>
-              </w:rPr>
-              <w:t>int</w:t>
-            </w:r>
-          </w:p>
-        </w:tc>
-        <w:tc>
-          <w:tcPr>
-            <w:tcW w:w="1972" w:type="dxa"/>
-            <w:vAlign w:val="center"/>
-          </w:tcPr>
-          <w:p>
-            <w:pPr>
-              <w:rPr>
-                <w:rFonts w:ascii="Times New Roman" w:hAnsi="Times New Roman" w:cs="Times New Roman"/>
-              </w:rPr>
-            </w:pPr>
-            <w:r>
-              <w:rPr>
-                <w:rFonts w:ascii="Times New Roman" w:hAnsi="Times New Roman" w:cs="Times New Roman"/>
-              </w:rPr>
-              <w:t xml:space="preserve">PK, </w:t>
-            </w:r>
-            <w:proofErr w:type="spellStart"/>
-            <w:r>
-              <w:rPr>
-                <w:rFonts w:ascii="Times New Roman" w:hAnsi="Times New Roman" w:cs="Times New Roman"/>
-              </w:rPr>
-              <w:t>Identity</w:t>
-            </w:r>
-            <w:proofErr w:type="spellEnd"/>
-          </w:p>
-        </w:tc>
-        <w:tc>
-          <w:tcPr>
-            <w:tcW w:w="2835" w:type="dxa"/>
-            <w:vAlign w:val="center"/>
-          </w:tcPr>
-          <w:p>
-            <w:pPr>
-              <w:rPr>
-                <w:rFonts w:ascii="Times New Roman" w:hAnsi="Times New Roman" w:cs="Times New Roman"/>
-              </w:rPr>
-            </w:pPr>
-            <w:r>
-              <w:rPr>
-                <w:rFonts w:ascii="Times New Roman" w:hAnsi="Times New Roman" w:cs="Times New Roman"/>
-              </w:rPr>
-              <w:t>Egyedi azonosító.</w:t>
+              <w:t>A hallgató aktuális féléve</w:t>
             </w:r>
           </w:p>
         </w:tc>
@@ -2910,28 +3654,34 @@
       <w:tr>
         <w:tc>
           <w:tcPr>
-            <w:tcW w:w="1414" w:type="dxa"/>
+            <w:tcW w:w="2010" w:type="dxa"/>
+            <w:shd w:val="clear" w:color="auto" w:fill="CAEDFB" w:themeFill="accent4" w:themeFillTint="33"/>
             <w:vAlign w:val="center"/>
           </w:tcPr>
           <w:p>
             <w:pPr>
               <w:rPr>
                 <w:rFonts w:ascii="Times New Roman" w:hAnsi="Times New Roman" w:cs="Times New Roman"/>
+                <w:b/>
+                <w:bCs/>
               </w:rPr>
             </w:pPr>
             <w:proofErr w:type="spellStart"/>
             <w:r>
               <w:rPr>
                 <w:rFonts w:ascii="Times New Roman" w:hAnsi="Times New Roman" w:cs="Times New Roman"/>
-              </w:rPr>
-              <w:t>Nev</w:t>
+                <w:b/>
+                <w:bCs/>
+              </w:rPr>
+              <w:t>Lakcim</w:t>
             </w:r>
             <w:proofErr w:type="spellEnd"/>
           </w:p>
         </w:tc>
         <w:tc>
           <w:tcPr>
-            <w:tcW w:w="1575" w:type="dxa"/>
+            <w:tcW w:w="2252" w:type="dxa"/>
+            <w:shd w:val="clear" w:color="auto" w:fill="CAEDFB" w:themeFill="accent4" w:themeFillTint="33"/>
             <w:vAlign w:val="center"/>
           </w:tcPr>
           <w:p>
@@ -2940,25 +3690,36 @@
                 <w:rFonts w:ascii="Times New Roman" w:hAnsi="Times New Roman" w:cs="Times New Roman"/>
               </w:rPr>
             </w:pPr>
-            <w:proofErr w:type="spellStart"/>
-            <w:r>
-              <w:rPr>
-                <w:rFonts w:ascii="Times New Roman" w:hAnsi="Times New Roman" w:cs="Times New Roman"/>
-              </w:rPr>
-              <w:t>nvarchar</w:t>
-            </w:r>
-            <w:proofErr w:type="spellEnd"/>
-            <w:r>
-              <w:rPr>
-                <w:rFonts w:ascii="Times New Roman" w:hAnsi="Times New Roman" w:cs="Times New Roman"/>
-              </w:rPr>
-              <w:t>(50)</w:t>
+            <w:r>
+              <w:rPr>
+                <w:rFonts w:ascii="Times New Roman" w:hAnsi="Times New Roman" w:cs="Times New Roman"/>
+              </w:rPr>
+              <w:t>NVARCHAR</w:t>
+            </w:r>
+            <w:r>
+              <w:rPr>
+                <w:rFonts w:ascii="Times New Roman" w:hAnsi="Times New Roman" w:cs="Times New Roman"/>
+              </w:rPr>
+              <w:t>(</w:t>
+            </w:r>
+            <w:r>
+              <w:rPr>
+                <w:rFonts w:ascii="Times New Roman" w:hAnsi="Times New Roman" w:cs="Times New Roman"/>
+              </w:rPr>
+              <w:t>255</w:t>
+            </w:r>
+            <w:r>
+              <w:rPr>
+                <w:rFonts w:ascii="Times New Roman" w:hAnsi="Times New Roman" w:cs="Times New Roman"/>
+              </w:rPr>
+              <w:t>)</w:t>
             </w:r>
           </w:p>
         </w:tc>
         <w:tc>
           <w:tcPr>
-            <w:tcW w:w="1972" w:type="dxa"/>
+            <w:tcW w:w="4208" w:type="dxa"/>
+            <w:shd w:val="clear" w:color="auto" w:fill="CAEDFB" w:themeFill="accent4" w:themeFillTint="33"/>
             <w:vAlign w:val="center"/>
           </w:tcPr>
           <w:p>
@@ -2967,52 +3728,11 @@
                 <w:rFonts w:ascii="Times New Roman" w:hAnsi="Times New Roman" w:cs="Times New Roman"/>
               </w:rPr>
             </w:pPr>
-            <w:proofErr w:type="spellStart"/>
-            <w:r>
-              <w:rPr>
-                <w:rFonts w:ascii="Times New Roman" w:hAnsi="Times New Roman" w:cs="Times New Roman"/>
-              </w:rPr>
-              <w:t>Not</w:t>
-            </w:r>
-            <w:proofErr w:type="spellEnd"/>
-            <w:r>
-              <w:rPr>
-                <w:rFonts w:ascii="Times New Roman" w:hAnsi="Times New Roman" w:cs="Times New Roman"/>
-              </w:rPr>
-              <w:t xml:space="preserve"> Null</w:t>
-            </w:r>
-          </w:p>
-        </w:tc>
-        <w:tc>
-          <w:tcPr>
-            <w:tcW w:w="2835" w:type="dxa"/>
-            <w:vAlign w:val="center"/>
-          </w:tcPr>
-          <w:p>
-            <w:pPr>
-              <w:rPr>
-                <w:rFonts w:ascii="Times New Roman" w:hAnsi="Times New Roman" w:cs="Times New Roman"/>
-              </w:rPr>
-            </w:pPr>
-            <w:r>
-              <w:rPr>
-                <w:rFonts w:ascii="Times New Roman" w:hAnsi="Times New Roman" w:cs="Times New Roman"/>
-              </w:rPr>
-              <w:t xml:space="preserve">Szerepkör neve (pl. </w:t>
-            </w:r>
-            <w:proofErr w:type="spellStart"/>
-            <w:r>
-              <w:rPr>
-                <w:rFonts w:ascii="Times New Roman" w:hAnsi="Times New Roman" w:cs="Times New Roman"/>
-              </w:rPr>
-              <w:t>Admin</w:t>
-            </w:r>
-            <w:proofErr w:type="spellEnd"/>
-            <w:r>
-              <w:rPr>
-                <w:rFonts w:ascii="Times New Roman" w:hAnsi="Times New Roman" w:cs="Times New Roman"/>
-              </w:rPr>
-              <w:t>, Lakó).</w:t>
+            <w:r>
+              <w:rPr>
+                <w:rFonts w:ascii="Times New Roman" w:hAnsi="Times New Roman" w:cs="Times New Roman"/>
+              </w:rPr>
+              <w:t>A diák állandó lakcíme</w:t>
             </w:r>
           </w:p>
         </w:tc>
@@ -3020,138 +3740,121 @@
     </w:tbl>
     <w:p>
       <w:pPr>
-        <w:rPr>
-          <w:rFonts w:ascii="Times New Roman" w:hAnsi="Times New Roman" w:cs="Times New Roman"/>
-        </w:rPr>
-      </w:pPr>
+        <w:pStyle w:val="Cmsor4"/>
+      </w:pPr>
+      <w:r>
+        <w:t>Sz</w:t>
+      </w:r>
+      <w:r>
+        <w:t>erepkorok</w:t>
+      </w:r>
     </w:p>
     <w:p>
       <w:pPr>
-        <w:pStyle w:val="Cmsor3"/>
-        <w:pageBreakBefore/>
-        <w:ind w:left="714" w:hanging="357"/>
-        <w:rPr>
-          <w:rFonts w:ascii="Times New Roman" w:hAnsi="Times New Roman" w:cs="Times New Roman"/>
-        </w:rPr>
-      </w:pPr>
-      <w:proofErr w:type="spellStart"/>
-      <w:r>
-        <w:rPr>
-          <w:rFonts w:ascii="Times New Roman" w:hAnsi="Times New Roman" w:cs="Times New Roman"/>
-        </w:rPr>
-        <w:lastRenderedPageBreak/>
-        <w:t>Szobak</w:t>
-      </w:r>
-      <w:proofErr w:type="spellEnd"/>
-    </w:p>
-    <w:p>
-      <w:pPr>
-        <w:rPr>
-          <w:rFonts w:ascii="Times New Roman" w:hAnsi="Times New Roman" w:cs="Times New Roman"/>
-        </w:rPr>
-      </w:pPr>
-      <w:r>
-        <w:rPr>
-          <w:rFonts w:ascii="Times New Roman" w:hAnsi="Times New Roman" w:cs="Times New Roman"/>
-        </w:rPr>
-        <w:t>A kollégium szobáinak nyilvántartása.</w:t>
+        <w:rPr>
+          <w:rFonts w:ascii="Times New Roman" w:hAnsi="Times New Roman" w:cs="Times New Roman"/>
+        </w:rPr>
+      </w:pPr>
+      <w:r>
+        <w:rPr>
+          <w:rFonts w:ascii="Times New Roman" w:hAnsi="Times New Roman" w:cs="Times New Roman"/>
+        </w:rPr>
+        <w:t>A felhasználói jogosultság szintek</w:t>
+      </w:r>
+      <w:r>
+        <w:rPr>
+          <w:rFonts w:ascii="Times New Roman" w:hAnsi="Times New Roman" w:cs="Times New Roman"/>
+        </w:rPr>
+        <w:t>:</w:t>
       </w:r>
     </w:p>
     <w:tbl>
       <w:tblPr>
         <w:tblStyle w:val="Rcsostblzat"/>
-        <w:tblW w:w="7796" w:type="dxa"/>
-        <w:tblInd w:w="704" w:type="dxa"/>
+        <w:tblW w:w="8470" w:type="dxa"/>
+        <w:tblInd w:w="137" w:type="dxa"/>
         <w:tblLook w:val="04A0" w:firstRow="1" w:lastRow="0" w:firstColumn="1" w:lastColumn="0" w:noHBand="0" w:noVBand="1"/>
       </w:tblPr>
       <w:tblGrid>
-        <w:gridCol w:w="1510"/>
-        <w:gridCol w:w="1571"/>
-        <w:gridCol w:w="1934"/>
-        <w:gridCol w:w="2781"/>
+        <w:gridCol w:w="2010"/>
+        <w:gridCol w:w="2252"/>
+        <w:gridCol w:w="4208"/>
       </w:tblGrid>
       <w:tr>
         <w:tc>
           <w:tcPr>
-            <w:tcW w:w="1480" w:type="dxa"/>
+            <w:tcW w:w="2010" w:type="dxa"/>
+            <w:shd w:val="clear" w:color="auto" w:fill="8DD873" w:themeFill="accent6" w:themeFillTint="99"/>
             <w:vAlign w:val="center"/>
           </w:tcPr>
           <w:p>
             <w:pPr>
-              <w:rPr>
-                <w:rFonts w:ascii="Times New Roman" w:hAnsi="Times New Roman" w:cs="Times New Roman"/>
+              <w:jc w:val="center"/>
+              <w:rPr>
+                <w:rFonts w:ascii="Times New Roman" w:hAnsi="Times New Roman" w:cs="Times New Roman"/>
+                <w:b/>
+                <w:bCs/>
               </w:rPr>
             </w:pPr>
             <w:r>
               <w:rPr>
                 <w:rFonts w:ascii="Times New Roman" w:hAnsi="Times New Roman" w:cs="Times New Roman"/>
-              </w:rPr>
-              <w:t>ID</w:t>
+                <w:b/>
+                <w:bCs/>
+              </w:rPr>
+              <w:t>Oszlop</w:t>
             </w:r>
           </w:p>
         </w:tc>
         <w:tc>
           <w:tcPr>
-            <w:tcW w:w="1572" w:type="dxa"/>
+            <w:tcW w:w="2252" w:type="dxa"/>
+            <w:shd w:val="clear" w:color="auto" w:fill="8DD873" w:themeFill="accent6" w:themeFillTint="99"/>
             <w:vAlign w:val="center"/>
           </w:tcPr>
           <w:p>
             <w:pPr>
-              <w:rPr>
-                <w:rFonts w:ascii="Times New Roman" w:hAnsi="Times New Roman" w:cs="Times New Roman"/>
+              <w:jc w:val="center"/>
+              <w:rPr>
+                <w:rFonts w:ascii="Times New Roman" w:hAnsi="Times New Roman" w:cs="Times New Roman"/>
+                <w:b/>
+                <w:bCs/>
               </w:rPr>
             </w:pPr>
             <w:r>
               <w:rPr>
                 <w:rFonts w:ascii="Times New Roman" w:hAnsi="Times New Roman" w:cs="Times New Roman"/>
-              </w:rPr>
-              <w:t>int</w:t>
+                <w:b/>
+                <w:bCs/>
+              </w:rPr>
+              <w:t>Típus</w:t>
             </w:r>
           </w:p>
         </w:tc>
         <w:tc>
           <w:tcPr>
-            <w:tcW w:w="1946" w:type="dxa"/>
+            <w:tcW w:w="4208" w:type="dxa"/>
+            <w:shd w:val="clear" w:color="auto" w:fill="8DD873" w:themeFill="accent6" w:themeFillTint="99"/>
             <w:vAlign w:val="center"/>
           </w:tcPr>
           <w:p>
             <w:pPr>
-              <w:rPr>
-                <w:rFonts w:ascii="Times New Roman" w:hAnsi="Times New Roman" w:cs="Times New Roman"/>
+              <w:pStyle w:val="Nincstrkz"/>
+              <w:spacing w:line="360" w:lineRule="auto"/>
+              <w:jc w:val="center"/>
+              <w:rPr>
+                <w:rFonts w:ascii="Times New Roman" w:hAnsi="Times New Roman" w:cs="Times New Roman"/>
+                <w:b/>
+                <w:bCs/>
               </w:rPr>
             </w:pPr>
             <w:r>
               <w:rPr>
                 <w:rFonts w:ascii="Times New Roman" w:hAnsi="Times New Roman" w:cs="Times New Roman"/>
-              </w:rPr>
-              <w:t xml:space="preserve">PK, </w:t>
-            </w:r>
-            <w:proofErr w:type="spellStart"/>
-            <w:r>
-              <w:rPr>
-                <w:rFonts w:ascii="Times New Roman" w:hAnsi="Times New Roman" w:cs="Times New Roman"/>
-              </w:rPr>
-              <w:t>Identity</w:t>
-            </w:r>
-            <w:proofErr w:type="spellEnd"/>
-          </w:p>
-        </w:tc>
-        <w:tc>
-          <w:tcPr>
-            <w:tcW w:w="2798" w:type="dxa"/>
-            <w:vAlign w:val="center"/>
-          </w:tcPr>
-          <w:p>
-            <w:pPr>
-              <w:rPr>
-                <w:rFonts w:ascii="Times New Roman" w:hAnsi="Times New Roman" w:cs="Times New Roman"/>
-              </w:rPr>
-            </w:pPr>
-            <w:r>
-              <w:rPr>
-                <w:rFonts w:ascii="Times New Roman" w:hAnsi="Times New Roman" w:cs="Times New Roman"/>
-              </w:rPr>
-              <w:t>A szoba azonosítója.</w:t>
+                <w:b/>
+                <w:bCs/>
+              </w:rPr>
+              <w:t>Leírás</w:t>
             </w:r>
           </w:p>
         </w:tc>
@@ -3159,26 +3862,32 @@
       <w:tr>
         <w:tc>
           <w:tcPr>
-            <w:tcW w:w="1480" w:type="dxa"/>
+            <w:tcW w:w="2010" w:type="dxa"/>
+            <w:shd w:val="clear" w:color="auto" w:fill="CAEDFB" w:themeFill="accent4" w:themeFillTint="33"/>
             <w:vAlign w:val="center"/>
           </w:tcPr>
           <w:p>
             <w:pPr>
               <w:rPr>
                 <w:rFonts w:ascii="Times New Roman" w:hAnsi="Times New Roman" w:cs="Times New Roman"/>
+                <w:b/>
+                <w:bCs/>
               </w:rPr>
             </w:pPr>
             <w:r>
               <w:rPr>
                 <w:rFonts w:ascii="Times New Roman" w:hAnsi="Times New Roman" w:cs="Times New Roman"/>
-              </w:rPr>
-              <w:t>Szobaszam</w:t>
+                <w:b/>
+                <w:bCs/>
+              </w:rPr>
+              <w:t>ID</w:t>
             </w:r>
           </w:p>
         </w:tc>
         <w:tc>
           <w:tcPr>
-            <w:tcW w:w="1572" w:type="dxa"/>
+            <w:tcW w:w="2252" w:type="dxa"/>
+            <w:shd w:val="clear" w:color="auto" w:fill="CAEDFB" w:themeFill="accent4" w:themeFillTint="33"/>
             <w:vAlign w:val="center"/>
           </w:tcPr>
           <w:p>
@@ -3187,65 +3896,40 @@
                 <w:rFonts w:ascii="Times New Roman" w:hAnsi="Times New Roman" w:cs="Times New Roman"/>
               </w:rPr>
             </w:pPr>
-            <w:proofErr w:type="spellStart"/>
-            <w:r>
-              <w:rPr>
-                <w:rFonts w:ascii="Times New Roman" w:hAnsi="Times New Roman" w:cs="Times New Roman"/>
-              </w:rPr>
-              <w:t>nvarchar</w:t>
-            </w:r>
-            <w:proofErr w:type="spellEnd"/>
-            <w:r>
-              <w:rPr>
-                <w:rFonts w:ascii="Times New Roman" w:hAnsi="Times New Roman" w:cs="Times New Roman"/>
-              </w:rPr>
-              <w:t>(10)</w:t>
+            <w:r>
+              <w:rPr>
+                <w:rFonts w:ascii="Times New Roman" w:hAnsi="Times New Roman" w:cs="Times New Roman"/>
+              </w:rPr>
+              <w:t>INT</w:t>
+            </w:r>
+            <w:r>
+              <w:rPr>
+                <w:rFonts w:ascii="Times New Roman" w:hAnsi="Times New Roman" w:cs="Times New Roman"/>
+              </w:rPr>
+              <w:t xml:space="preserve"> (IDENTITY)</w:t>
             </w:r>
           </w:p>
         </w:tc>
         <w:tc>
           <w:tcPr>
-            <w:tcW w:w="1946" w:type="dxa"/>
+            <w:tcW w:w="4208" w:type="dxa"/>
+            <w:shd w:val="clear" w:color="auto" w:fill="CAEDFB" w:themeFill="accent4" w:themeFillTint="33"/>
             <w:vAlign w:val="center"/>
           </w:tcPr>
           <w:p>
             <w:pPr>
+              <w:pStyle w:val="Nincstrkz"/>
+              <w:spacing w:line="360" w:lineRule="auto"/>
+              <w:jc w:val="both"/>
               <w:rPr>
                 <w:rFonts w:ascii="Times New Roman" w:hAnsi="Times New Roman" w:cs="Times New Roman"/>
               </w:rPr>
             </w:pPr>
-            <w:proofErr w:type="spellStart"/>
-            <w:r>
-              <w:rPr>
-                <w:rFonts w:ascii="Times New Roman" w:hAnsi="Times New Roman" w:cs="Times New Roman"/>
-              </w:rPr>
-              <w:t>Not</w:t>
-            </w:r>
-            <w:proofErr w:type="spellEnd"/>
-            <w:r>
-              <w:rPr>
-                <w:rFonts w:ascii="Times New Roman" w:hAnsi="Times New Roman" w:cs="Times New Roman"/>
-              </w:rPr>
-              <w:t xml:space="preserve"> Null</w:t>
-            </w:r>
-          </w:p>
-        </w:tc>
-        <w:tc>
-          <w:tcPr>
-            <w:tcW w:w="2798" w:type="dxa"/>
-            <w:vAlign w:val="center"/>
-          </w:tcPr>
-          <w:p>
-            <w:pPr>
-              <w:rPr>
-                <w:rFonts w:ascii="Times New Roman" w:hAnsi="Times New Roman" w:cs="Times New Roman"/>
-              </w:rPr>
-            </w:pPr>
-            <w:r>
-              <w:rPr>
-                <w:rFonts w:ascii="Times New Roman" w:hAnsi="Times New Roman" w:cs="Times New Roman"/>
-              </w:rPr>
-              <w:t>Az ajtón lévő szám (pl. "C-201").</w:t>
+            <w:r>
+              <w:rPr>
+                <w:rFonts w:ascii="Times New Roman" w:hAnsi="Times New Roman" w:cs="Times New Roman"/>
+              </w:rPr>
+              <w:t>Egyedi azonosító, elsődleges kulcs</w:t>
             </w:r>
           </w:p>
         </w:tc>
@@ -3253,109 +3937,34 @@
       <w:tr>
         <w:tc>
           <w:tcPr>
-            <w:tcW w:w="1480" w:type="dxa"/>
+            <w:tcW w:w="2010" w:type="dxa"/>
+            <w:shd w:val="clear" w:color="auto" w:fill="CAEDFB" w:themeFill="accent4" w:themeFillTint="33"/>
             <w:vAlign w:val="center"/>
           </w:tcPr>
           <w:p>
             <w:pPr>
               <w:rPr>
                 <w:rFonts w:ascii="Times New Roman" w:hAnsi="Times New Roman" w:cs="Times New Roman"/>
-              </w:rPr>
-            </w:pPr>
-            <w:r>
-              <w:rPr>
-                <w:rFonts w:ascii="Times New Roman" w:hAnsi="Times New Roman" w:cs="Times New Roman"/>
-              </w:rPr>
-              <w:t>Emelet</w:t>
-            </w:r>
-          </w:p>
-        </w:tc>
-        <w:tc>
-          <w:tcPr>
-            <w:tcW w:w="1572" w:type="dxa"/>
-            <w:vAlign w:val="center"/>
-          </w:tcPr>
-          <w:p>
-            <w:pPr>
-              <w:rPr>
-                <w:rFonts w:ascii="Times New Roman" w:hAnsi="Times New Roman" w:cs="Times New Roman"/>
-              </w:rPr>
-            </w:pPr>
-            <w:r>
-              <w:rPr>
-                <w:rFonts w:ascii="Times New Roman" w:hAnsi="Times New Roman" w:cs="Times New Roman"/>
-              </w:rPr>
-              <w:t>int</w:t>
-            </w:r>
-          </w:p>
-        </w:tc>
-        <w:tc>
-          <w:tcPr>
-            <w:tcW w:w="1946" w:type="dxa"/>
-            <w:vAlign w:val="center"/>
-          </w:tcPr>
-          <w:p>
-            <w:pPr>
-              <w:rPr>
-                <w:rFonts w:ascii="Times New Roman" w:hAnsi="Times New Roman" w:cs="Times New Roman"/>
-              </w:rPr>
-            </w:pPr>
-            <w:r>
-              <w:rPr>
-                <w:rFonts w:ascii="Times New Roman" w:hAnsi="Times New Roman" w:cs="Times New Roman"/>
-              </w:rPr>
-              <w:t>-</w:t>
-            </w:r>
-          </w:p>
-        </w:tc>
-        <w:tc>
-          <w:tcPr>
-            <w:tcW w:w="2798" w:type="dxa"/>
-            <w:vAlign w:val="center"/>
-          </w:tcPr>
-          <w:p>
-            <w:pPr>
-              <w:rPr>
-                <w:rFonts w:ascii="Times New Roman" w:hAnsi="Times New Roman" w:cs="Times New Roman"/>
-              </w:rPr>
-            </w:pPr>
-            <w:r>
-              <w:rPr>
-                <w:rFonts w:ascii="Times New Roman" w:hAnsi="Times New Roman" w:cs="Times New Roman"/>
-              </w:rPr>
-              <w:t>Az emelet száma.</w:t>
-            </w:r>
-          </w:p>
-        </w:tc>
-      </w:tr>
-      <w:tr>
-        <w:trPr>
-          <w:trHeight w:val="692"/>
-        </w:trPr>
-        <w:tc>
-          <w:tcPr>
-            <w:tcW w:w="1480" w:type="dxa"/>
-            <w:vAlign w:val="center"/>
-          </w:tcPr>
-          <w:p>
-            <w:pPr>
-              <w:rPr>
-                <w:rFonts w:ascii="Times New Roman" w:hAnsi="Times New Roman" w:cs="Times New Roman"/>
+                <w:b/>
+                <w:bCs/>
               </w:rPr>
             </w:pPr>
             <w:proofErr w:type="spellStart"/>
             <w:r>
               <w:rPr>
                 <w:rFonts w:ascii="Times New Roman" w:hAnsi="Times New Roman" w:cs="Times New Roman"/>
-              </w:rPr>
-              <w:t>FerohelyMax</w:t>
+                <w:b/>
+                <w:bCs/>
+              </w:rPr>
+              <w:t>Nev</w:t>
             </w:r>
             <w:proofErr w:type="spellEnd"/>
           </w:p>
         </w:tc>
         <w:tc>
           <w:tcPr>
-            <w:tcW w:w="1572" w:type="dxa"/>
+            <w:tcW w:w="2252" w:type="dxa"/>
+            <w:shd w:val="clear" w:color="auto" w:fill="CAEDFB" w:themeFill="accent4" w:themeFillTint="33"/>
             <w:vAlign w:val="center"/>
           </w:tcPr>
           <w:p>
@@ -3368,13 +3977,32 @@
               <w:rPr>
                 <w:rFonts w:ascii="Times New Roman" w:hAnsi="Times New Roman" w:cs="Times New Roman"/>
               </w:rPr>
-              <w:t>int</w:t>
+              <w:t>NVARCHAR</w:t>
+            </w:r>
+            <w:r>
+              <w:rPr>
+                <w:rFonts w:ascii="Times New Roman" w:hAnsi="Times New Roman" w:cs="Times New Roman"/>
+              </w:rPr>
+              <w:t>(</w:t>
+            </w:r>
+            <w:r>
+              <w:rPr>
+                <w:rFonts w:ascii="Times New Roman" w:hAnsi="Times New Roman" w:cs="Times New Roman"/>
+              </w:rPr>
+              <w:t>50</w:t>
+            </w:r>
+            <w:r>
+              <w:rPr>
+                <w:rFonts w:ascii="Times New Roman" w:hAnsi="Times New Roman" w:cs="Times New Roman"/>
+              </w:rPr>
+              <w:t>)</w:t>
             </w:r>
           </w:p>
         </w:tc>
         <w:tc>
           <w:tcPr>
-            <w:tcW w:w="1946" w:type="dxa"/>
+            <w:tcW w:w="4208" w:type="dxa"/>
+            <w:shd w:val="clear" w:color="auto" w:fill="CAEDFB" w:themeFill="accent4" w:themeFillTint="33"/>
             <w:vAlign w:val="center"/>
           </w:tcPr>
           <w:p>
@@ -3387,26 +4015,21 @@
               <w:rPr>
                 <w:rFonts w:ascii="Times New Roman" w:hAnsi="Times New Roman" w:cs="Times New Roman"/>
               </w:rPr>
-              <w:t>-</w:t>
-            </w:r>
-          </w:p>
-        </w:tc>
-        <w:tc>
-          <w:tcPr>
-            <w:tcW w:w="2798" w:type="dxa"/>
-            <w:vAlign w:val="center"/>
-          </w:tcPr>
-          <w:p>
-            <w:pPr>
-              <w:rPr>
-                <w:rFonts w:ascii="Times New Roman" w:hAnsi="Times New Roman" w:cs="Times New Roman"/>
-              </w:rPr>
-            </w:pPr>
-            <w:r>
-              <w:rPr>
-                <w:rFonts w:ascii="Times New Roman" w:hAnsi="Times New Roman" w:cs="Times New Roman"/>
-              </w:rPr>
-              <w:t>A szoba maximális kapacitása (fő).</w:t>
+              <w:t xml:space="preserve">Szerepkör neve (pl. </w:t>
+            </w:r>
+            <w:proofErr w:type="spellStart"/>
+            <w:r>
+              <w:rPr>
+                <w:rFonts w:ascii="Times New Roman" w:hAnsi="Times New Roman" w:cs="Times New Roman"/>
+              </w:rPr>
+              <w:t>Admin</w:t>
+            </w:r>
+            <w:proofErr w:type="spellEnd"/>
+            <w:r>
+              <w:rPr>
+                <w:rFonts w:ascii="Times New Roman" w:hAnsi="Times New Roman" w:cs="Times New Roman"/>
+              </w:rPr>
+              <w:t>, Lakó)</w:t>
             </w:r>
           </w:p>
         </w:tc>
@@ -3414,18 +4037,11 @@
     </w:tbl>
     <w:p>
       <w:pPr>
-        <w:pStyle w:val="Cmsor3"/>
-        <w:ind w:left="714" w:hanging="357"/>
-        <w:rPr>
-          <w:rFonts w:ascii="Times New Roman" w:hAnsi="Times New Roman" w:cs="Times New Roman"/>
-        </w:rPr>
+        <w:pStyle w:val="Cmsor4"/>
       </w:pPr>
       <w:proofErr w:type="spellStart"/>
       <w:r>
-        <w:rPr>
-          <w:rFonts w:ascii="Times New Roman" w:hAnsi="Times New Roman" w:cs="Times New Roman"/>
-        </w:rPr>
-        <w:t>SzobaBeosztasok</w:t>
+        <w:t>Szobak</w:t>
       </w:r>
       <w:proofErr w:type="spellEnd"/>
     </w:p>
@@ -3433,112 +4049,108 @@
       <w:pPr>
         <w:rPr>
           <w:rFonts w:ascii="Times New Roman" w:hAnsi="Times New Roman" w:cs="Times New Roman"/>
-          <w:lang w:eastAsia="hu-HU"/>
-        </w:rPr>
-      </w:pPr>
-      <w:r>
-        <w:rPr>
-          <w:rFonts w:ascii="Times New Roman" w:hAnsi="Times New Roman" w:cs="Times New Roman"/>
-          <w:lang w:eastAsia="hu-HU"/>
-        </w:rPr>
-        <w:t>A diákok és szobák összerendelése.</w:t>
+        </w:rPr>
+      </w:pPr>
+      <w:r>
+        <w:rPr>
+          <w:rFonts w:ascii="Times New Roman" w:hAnsi="Times New Roman" w:cs="Times New Roman"/>
+        </w:rPr>
+        <w:t>A kollégium szobáinak nyilvántartása</w:t>
+      </w:r>
+      <w:r>
+        <w:rPr>
+          <w:rFonts w:ascii="Times New Roman" w:hAnsi="Times New Roman" w:cs="Times New Roman"/>
+        </w:rPr>
+        <w:t>:</w:t>
       </w:r>
     </w:p>
     <w:tbl>
       <w:tblPr>
         <w:tblStyle w:val="Rcsostblzat"/>
-        <w:tblW w:w="7796" w:type="dxa"/>
-        <w:tblInd w:w="704" w:type="dxa"/>
+        <w:tblW w:w="8470" w:type="dxa"/>
+        <w:tblInd w:w="137" w:type="dxa"/>
         <w:tblLook w:val="04A0" w:firstRow="1" w:lastRow="0" w:firstColumn="1" w:lastColumn="0" w:noHBand="0" w:noVBand="1"/>
       </w:tblPr>
       <w:tblGrid>
-        <w:gridCol w:w="2226"/>
-        <w:gridCol w:w="1360"/>
-        <w:gridCol w:w="1733"/>
-        <w:gridCol w:w="2477"/>
+        <w:gridCol w:w="2010"/>
+        <w:gridCol w:w="2252"/>
+        <w:gridCol w:w="4208"/>
       </w:tblGrid>
       <w:tr>
         <w:tc>
           <w:tcPr>
-            <w:tcW w:w="1912" w:type="dxa"/>
+            <w:tcW w:w="2010" w:type="dxa"/>
+            <w:shd w:val="clear" w:color="auto" w:fill="8DD873" w:themeFill="accent6" w:themeFillTint="99"/>
             <w:vAlign w:val="center"/>
           </w:tcPr>
           <w:p>
             <w:pPr>
-              <w:rPr>
-                <w:rFonts w:ascii="Times New Roman" w:hAnsi="Times New Roman" w:cs="Times New Roman"/>
+              <w:jc w:val="center"/>
+              <w:rPr>
+                <w:rFonts w:ascii="Times New Roman" w:hAnsi="Times New Roman" w:cs="Times New Roman"/>
+                <w:b/>
+                <w:bCs/>
               </w:rPr>
             </w:pPr>
             <w:r>
               <w:rPr>
                 <w:rFonts w:ascii="Times New Roman" w:hAnsi="Times New Roman" w:cs="Times New Roman"/>
-              </w:rPr>
-              <w:t>ID</w:t>
+                <w:b/>
+                <w:bCs/>
+              </w:rPr>
+              <w:t>Oszlop</w:t>
             </w:r>
           </w:p>
         </w:tc>
         <w:tc>
           <w:tcPr>
-            <w:tcW w:w="1452" w:type="dxa"/>
+            <w:tcW w:w="2252" w:type="dxa"/>
+            <w:shd w:val="clear" w:color="auto" w:fill="8DD873" w:themeFill="accent6" w:themeFillTint="99"/>
             <w:vAlign w:val="center"/>
           </w:tcPr>
           <w:p>
             <w:pPr>
-              <w:rPr>
-                <w:rFonts w:ascii="Times New Roman" w:hAnsi="Times New Roman" w:cs="Times New Roman"/>
+              <w:jc w:val="center"/>
+              <w:rPr>
+                <w:rFonts w:ascii="Times New Roman" w:hAnsi="Times New Roman" w:cs="Times New Roman"/>
+                <w:b/>
+                <w:bCs/>
               </w:rPr>
             </w:pPr>
             <w:r>
               <w:rPr>
                 <w:rFonts w:ascii="Times New Roman" w:hAnsi="Times New Roman" w:cs="Times New Roman"/>
-              </w:rPr>
-              <w:t>int</w:t>
+                <w:b/>
+                <w:bCs/>
+              </w:rPr>
+              <w:t>Típus</w:t>
             </w:r>
           </w:p>
         </w:tc>
         <w:tc>
           <w:tcPr>
-            <w:tcW w:w="1818" w:type="dxa"/>
+            <w:tcW w:w="4208" w:type="dxa"/>
+            <w:shd w:val="clear" w:color="auto" w:fill="8DD873" w:themeFill="accent6" w:themeFillTint="99"/>
             <w:vAlign w:val="center"/>
           </w:tcPr>
           <w:p>
             <w:pPr>
-              <w:rPr>
-                <w:rFonts w:ascii="Times New Roman" w:hAnsi="Times New Roman" w:cs="Times New Roman"/>
+              <w:pStyle w:val="Nincstrkz"/>
+              <w:spacing w:line="360" w:lineRule="auto"/>
+              <w:jc w:val="center"/>
+              <w:rPr>
+                <w:rFonts w:ascii="Times New Roman" w:hAnsi="Times New Roman" w:cs="Times New Roman"/>
+                <w:b/>
+                <w:bCs/>
               </w:rPr>
             </w:pPr>
             <w:r>
               <w:rPr>
                 <w:rFonts w:ascii="Times New Roman" w:hAnsi="Times New Roman" w:cs="Times New Roman"/>
-              </w:rPr>
-              <w:t xml:space="preserve">PK, </w:t>
-            </w:r>
-            <w:proofErr w:type="spellStart"/>
-            <w:r>
-              <w:rPr>
-                <w:rFonts w:ascii="Times New Roman" w:hAnsi="Times New Roman" w:cs="Times New Roman"/>
-              </w:rPr>
-              <w:t>Identity</w:t>
-            </w:r>
-            <w:proofErr w:type="spellEnd"/>
-          </w:p>
-        </w:tc>
-        <w:tc>
-          <w:tcPr>
-            <w:tcW w:w="2614" w:type="dxa"/>
-            <w:vAlign w:val="center"/>
-          </w:tcPr>
-          <w:p>
-            <w:pPr>
-              <w:rPr>
-                <w:rFonts w:ascii="Times New Roman" w:hAnsi="Times New Roman" w:cs="Times New Roman"/>
-              </w:rPr>
-            </w:pPr>
-            <w:r>
-              <w:rPr>
-                <w:rFonts w:ascii="Times New Roman" w:hAnsi="Times New Roman" w:cs="Times New Roman"/>
-              </w:rPr>
-              <w:t>A beosztás azonosítója.</w:t>
+                <w:b/>
+                <w:bCs/>
+              </w:rPr>
+              <w:t>Leírás</w:t>
             </w:r>
           </w:p>
         </w:tc>
@@ -3546,28 +4158,32 @@
       <w:tr>
         <w:tc>
           <w:tcPr>
-            <w:tcW w:w="1912" w:type="dxa"/>
+            <w:tcW w:w="2010" w:type="dxa"/>
+            <w:shd w:val="clear" w:color="auto" w:fill="CAEDFB" w:themeFill="accent4" w:themeFillTint="33"/>
             <w:vAlign w:val="center"/>
           </w:tcPr>
           <w:p>
             <w:pPr>
               <w:rPr>
                 <w:rFonts w:ascii="Times New Roman" w:hAnsi="Times New Roman" w:cs="Times New Roman"/>
+                <w:b/>
+                <w:bCs/>
               </w:rPr>
             </w:pPr>
-            <w:proofErr w:type="spellStart"/>
-            <w:r>
-              <w:rPr>
-                <w:rFonts w:ascii="Times New Roman" w:hAnsi="Times New Roman" w:cs="Times New Roman"/>
-              </w:rPr>
-              <w:t>UserID</w:t>
-            </w:r>
-            <w:proofErr w:type="spellEnd"/>
+            <w:r>
+              <w:rPr>
+                <w:rFonts w:ascii="Times New Roman" w:hAnsi="Times New Roman" w:cs="Times New Roman"/>
+                <w:b/>
+                <w:bCs/>
+              </w:rPr>
+              <w:t>ID</w:t>
+            </w:r>
           </w:p>
         </w:tc>
         <w:tc>
           <w:tcPr>
-            <w:tcW w:w="1452" w:type="dxa"/>
+            <w:tcW w:w="2252" w:type="dxa"/>
+            <w:shd w:val="clear" w:color="auto" w:fill="CAEDFB" w:themeFill="accent4" w:themeFillTint="33"/>
             <w:vAlign w:val="center"/>
           </w:tcPr>
           <w:p>
@@ -3580,17 +4196,27 @@
               <w:rPr>
                 <w:rFonts w:ascii="Times New Roman" w:hAnsi="Times New Roman" w:cs="Times New Roman"/>
               </w:rPr>
-              <w:t>int</w:t>
+              <w:t>INT</w:t>
+            </w:r>
+            <w:r>
+              <w:rPr>
+                <w:rFonts w:ascii="Times New Roman" w:hAnsi="Times New Roman" w:cs="Times New Roman"/>
+              </w:rPr>
+              <w:t xml:space="preserve"> (IDENTITY)</w:t>
             </w:r>
           </w:p>
         </w:tc>
         <w:tc>
           <w:tcPr>
-            <w:tcW w:w="1818" w:type="dxa"/>
+            <w:tcW w:w="4208" w:type="dxa"/>
+            <w:shd w:val="clear" w:color="auto" w:fill="CAEDFB" w:themeFill="accent4" w:themeFillTint="33"/>
             <w:vAlign w:val="center"/>
           </w:tcPr>
           <w:p>
             <w:pPr>
+              <w:pStyle w:val="Nincstrkz"/>
+              <w:spacing w:line="360" w:lineRule="auto"/>
+              <w:jc w:val="both"/>
               <w:rPr>
                 <w:rFonts w:ascii="Times New Roman" w:hAnsi="Times New Roman" w:cs="Times New Roman"/>
               </w:rPr>
@@ -3599,26 +4225,7 @@
               <w:rPr>
                 <w:rFonts w:ascii="Times New Roman" w:hAnsi="Times New Roman" w:cs="Times New Roman"/>
               </w:rPr>
-              <w:t>FK</w:t>
-            </w:r>
-          </w:p>
-        </w:tc>
-        <w:tc>
-          <w:tcPr>
-            <w:tcW w:w="2614" w:type="dxa"/>
-            <w:vAlign w:val="center"/>
-          </w:tcPr>
-          <w:p>
-            <w:pPr>
-              <w:rPr>
-                <w:rFonts w:ascii="Times New Roman" w:hAnsi="Times New Roman" w:cs="Times New Roman"/>
-              </w:rPr>
-            </w:pPr>
-            <w:r>
-              <w:rPr>
-                <w:rFonts w:ascii="Times New Roman" w:hAnsi="Times New Roman" w:cs="Times New Roman"/>
-              </w:rPr>
-              <w:t>A beköltöző diák azonosítója.</w:t>
+              <w:t>A szoba azonosítója</w:t>
             </w:r>
           </w:p>
         </w:tc>
@@ -3626,28 +4233,32 @@
       <w:tr>
         <w:tc>
           <w:tcPr>
-            <w:tcW w:w="1912" w:type="dxa"/>
+            <w:tcW w:w="2010" w:type="dxa"/>
+            <w:shd w:val="clear" w:color="auto" w:fill="CAEDFB" w:themeFill="accent4" w:themeFillTint="33"/>
             <w:vAlign w:val="center"/>
           </w:tcPr>
           <w:p>
             <w:pPr>
               <w:rPr>
                 <w:rFonts w:ascii="Times New Roman" w:hAnsi="Times New Roman" w:cs="Times New Roman"/>
+                <w:b/>
+                <w:bCs/>
               </w:rPr>
             </w:pPr>
-            <w:proofErr w:type="spellStart"/>
-            <w:r>
-              <w:rPr>
-                <w:rFonts w:ascii="Times New Roman" w:hAnsi="Times New Roman" w:cs="Times New Roman"/>
-              </w:rPr>
-              <w:t>RoomID</w:t>
-            </w:r>
-            <w:proofErr w:type="spellEnd"/>
+            <w:r>
+              <w:rPr>
+                <w:rFonts w:ascii="Times New Roman" w:hAnsi="Times New Roman" w:cs="Times New Roman"/>
+                <w:b/>
+                <w:bCs/>
+              </w:rPr>
+              <w:t>Szobaszam</w:t>
+            </w:r>
           </w:p>
         </w:tc>
         <w:tc>
           <w:tcPr>
-            <w:tcW w:w="1452" w:type="dxa"/>
+            <w:tcW w:w="2252" w:type="dxa"/>
+            <w:shd w:val="clear" w:color="auto" w:fill="CAEDFB" w:themeFill="accent4" w:themeFillTint="33"/>
             <w:vAlign w:val="center"/>
           </w:tcPr>
           <w:p>
@@ -3660,13 +4271,32 @@
               <w:rPr>
                 <w:rFonts w:ascii="Times New Roman" w:hAnsi="Times New Roman" w:cs="Times New Roman"/>
               </w:rPr>
-              <w:t>int</w:t>
+              <w:t>NVARCHAR</w:t>
+            </w:r>
+            <w:r>
+              <w:rPr>
+                <w:rFonts w:ascii="Times New Roman" w:hAnsi="Times New Roman" w:cs="Times New Roman"/>
+              </w:rPr>
+              <w:t>(</w:t>
+            </w:r>
+            <w:r>
+              <w:rPr>
+                <w:rFonts w:ascii="Times New Roman" w:hAnsi="Times New Roman" w:cs="Times New Roman"/>
+              </w:rPr>
+              <w:t>10</w:t>
+            </w:r>
+            <w:r>
+              <w:rPr>
+                <w:rFonts w:ascii="Times New Roman" w:hAnsi="Times New Roman" w:cs="Times New Roman"/>
+              </w:rPr>
+              <w:t>)</w:t>
             </w:r>
           </w:p>
         </w:tc>
         <w:tc>
           <w:tcPr>
-            <w:tcW w:w="1818" w:type="dxa"/>
+            <w:tcW w:w="4208" w:type="dxa"/>
+            <w:shd w:val="clear" w:color="auto" w:fill="CAEDFB" w:themeFill="accent4" w:themeFillTint="33"/>
             <w:vAlign w:val="center"/>
           </w:tcPr>
           <w:p>
@@ -3679,26 +4309,7 @@
               <w:rPr>
                 <w:rFonts w:ascii="Times New Roman" w:hAnsi="Times New Roman" w:cs="Times New Roman"/>
               </w:rPr>
-              <w:t>FK</w:t>
-            </w:r>
-          </w:p>
-        </w:tc>
-        <w:tc>
-          <w:tcPr>
-            <w:tcW w:w="2614" w:type="dxa"/>
-            <w:vAlign w:val="center"/>
-          </w:tcPr>
-          <w:p>
-            <w:pPr>
-              <w:rPr>
-                <w:rFonts w:ascii="Times New Roman" w:hAnsi="Times New Roman" w:cs="Times New Roman"/>
-              </w:rPr>
-            </w:pPr>
-            <w:r>
-              <w:rPr>
-                <w:rFonts w:ascii="Times New Roman" w:hAnsi="Times New Roman" w:cs="Times New Roman"/>
-              </w:rPr>
-              <w:t>A kiválasztott szoba azonosítója.</w:t>
+              <w:t>A szoba ajtószáma (pl. "101")</w:t>
             </w:r>
           </w:p>
         </w:tc>
@@ -3706,28 +4317,32 @@
       <w:tr>
         <w:tc>
           <w:tcPr>
-            <w:tcW w:w="1912" w:type="dxa"/>
+            <w:tcW w:w="2010" w:type="dxa"/>
+            <w:shd w:val="clear" w:color="auto" w:fill="CAEDFB" w:themeFill="accent4" w:themeFillTint="33"/>
             <w:vAlign w:val="center"/>
           </w:tcPr>
           <w:p>
             <w:pPr>
               <w:rPr>
                 <w:rFonts w:ascii="Times New Roman" w:hAnsi="Times New Roman" w:cs="Times New Roman"/>
+                <w:b/>
+                <w:bCs/>
               </w:rPr>
             </w:pPr>
-            <w:proofErr w:type="spellStart"/>
-            <w:r>
-              <w:rPr>
-                <w:rFonts w:ascii="Times New Roman" w:hAnsi="Times New Roman" w:cs="Times New Roman"/>
-              </w:rPr>
-              <w:t>BekoltozesDatum</w:t>
-            </w:r>
-            <w:proofErr w:type="spellEnd"/>
+            <w:r>
+              <w:rPr>
+                <w:rFonts w:ascii="Times New Roman" w:hAnsi="Times New Roman" w:cs="Times New Roman"/>
+                <w:b/>
+                <w:bCs/>
+              </w:rPr>
+              <w:t>Emelet</w:t>
+            </w:r>
           </w:p>
         </w:tc>
         <w:tc>
           <w:tcPr>
-            <w:tcW w:w="1452" w:type="dxa"/>
+            <w:tcW w:w="2252" w:type="dxa"/>
+            <w:shd w:val="clear" w:color="auto" w:fill="CAEDFB" w:themeFill="accent4" w:themeFillTint="33"/>
             <w:vAlign w:val="center"/>
           </w:tcPr>
           <w:p>
@@ -3736,19 +4351,18 @@
                 <w:rFonts w:ascii="Times New Roman" w:hAnsi="Times New Roman" w:cs="Times New Roman"/>
               </w:rPr>
             </w:pPr>
-            <w:proofErr w:type="spellStart"/>
-            <w:r>
-              <w:rPr>
-                <w:rFonts w:ascii="Times New Roman" w:hAnsi="Times New Roman" w:cs="Times New Roman"/>
-              </w:rPr>
-              <w:t>date</w:t>
-            </w:r>
-            <w:proofErr w:type="spellEnd"/>
+            <w:r>
+              <w:rPr>
+                <w:rFonts w:ascii="Times New Roman" w:hAnsi="Times New Roman" w:cs="Times New Roman"/>
+              </w:rPr>
+              <w:t>INT</w:t>
+            </w:r>
           </w:p>
         </w:tc>
         <w:tc>
           <w:tcPr>
-            <w:tcW w:w="1818" w:type="dxa"/>
+            <w:tcW w:w="4208" w:type="dxa"/>
+            <w:shd w:val="clear" w:color="auto" w:fill="CAEDFB" w:themeFill="accent4" w:themeFillTint="33"/>
             <w:vAlign w:val="center"/>
           </w:tcPr>
           <w:p>
@@ -3757,38 +4371,11 @@
                 <w:rFonts w:ascii="Times New Roman" w:hAnsi="Times New Roman" w:cs="Times New Roman"/>
               </w:rPr>
             </w:pPr>
-            <w:proofErr w:type="spellStart"/>
-            <w:r>
-              <w:rPr>
-                <w:rFonts w:ascii="Times New Roman" w:hAnsi="Times New Roman" w:cs="Times New Roman"/>
-              </w:rPr>
-              <w:t>Not</w:t>
-            </w:r>
-            <w:proofErr w:type="spellEnd"/>
-            <w:r>
-              <w:rPr>
-                <w:rFonts w:ascii="Times New Roman" w:hAnsi="Times New Roman" w:cs="Times New Roman"/>
-              </w:rPr>
-              <w:t xml:space="preserve"> Null</w:t>
-            </w:r>
-          </w:p>
-        </w:tc>
-        <w:tc>
-          <w:tcPr>
-            <w:tcW w:w="2614" w:type="dxa"/>
-            <w:vAlign w:val="center"/>
-          </w:tcPr>
-          <w:p>
-            <w:pPr>
-              <w:rPr>
-                <w:rFonts w:ascii="Times New Roman" w:hAnsi="Times New Roman" w:cs="Times New Roman"/>
-              </w:rPr>
-            </w:pPr>
-            <w:r>
-              <w:rPr>
-                <w:rFonts w:ascii="Times New Roman" w:hAnsi="Times New Roman" w:cs="Times New Roman"/>
-              </w:rPr>
-              <w:t>A lakhatás kezdete.</w:t>
+            <w:r>
+              <w:rPr>
+                <w:rFonts w:ascii="Times New Roman" w:hAnsi="Times New Roman" w:cs="Times New Roman"/>
+              </w:rPr>
+              <w:t>Az emelet száma</w:t>
             </w:r>
           </w:p>
         </w:tc>
@@ -3796,28 +4383,34 @@
       <w:tr>
         <w:tc>
           <w:tcPr>
-            <w:tcW w:w="1912" w:type="dxa"/>
+            <w:tcW w:w="2010" w:type="dxa"/>
+            <w:shd w:val="clear" w:color="auto" w:fill="CAEDFB" w:themeFill="accent4" w:themeFillTint="33"/>
             <w:vAlign w:val="center"/>
           </w:tcPr>
           <w:p>
             <w:pPr>
               <w:rPr>
                 <w:rFonts w:ascii="Times New Roman" w:hAnsi="Times New Roman" w:cs="Times New Roman"/>
+                <w:b/>
+                <w:bCs/>
               </w:rPr>
             </w:pPr>
             <w:proofErr w:type="spellStart"/>
             <w:r>
               <w:rPr>
                 <w:rFonts w:ascii="Times New Roman" w:hAnsi="Times New Roman" w:cs="Times New Roman"/>
-              </w:rPr>
-              <w:t>VarhatoKikoltozes</w:t>
+                <w:b/>
+                <w:bCs/>
+              </w:rPr>
+              <w:t>FerohelyMax</w:t>
             </w:r>
             <w:proofErr w:type="spellEnd"/>
           </w:p>
         </w:tc>
         <w:tc>
           <w:tcPr>
-            <w:tcW w:w="1452" w:type="dxa"/>
+            <w:tcW w:w="2252" w:type="dxa"/>
+            <w:shd w:val="clear" w:color="auto" w:fill="CAEDFB" w:themeFill="accent4" w:themeFillTint="33"/>
             <w:vAlign w:val="center"/>
           </w:tcPr>
           <w:p>
@@ -3826,19 +4419,18 @@
                 <w:rFonts w:ascii="Times New Roman" w:hAnsi="Times New Roman" w:cs="Times New Roman"/>
               </w:rPr>
             </w:pPr>
-            <w:proofErr w:type="spellStart"/>
-            <w:r>
-              <w:rPr>
-                <w:rFonts w:ascii="Times New Roman" w:hAnsi="Times New Roman" w:cs="Times New Roman"/>
-              </w:rPr>
-              <w:t>date</w:t>
-            </w:r>
-            <w:proofErr w:type="spellEnd"/>
+            <w:r>
+              <w:rPr>
+                <w:rFonts w:ascii="Times New Roman" w:hAnsi="Times New Roman" w:cs="Times New Roman"/>
+              </w:rPr>
+              <w:t>INT</w:t>
+            </w:r>
           </w:p>
         </w:tc>
         <w:tc>
           <w:tcPr>
-            <w:tcW w:w="1818" w:type="dxa"/>
+            <w:tcW w:w="4208" w:type="dxa"/>
+            <w:shd w:val="clear" w:color="auto" w:fill="CAEDFB" w:themeFill="accent4" w:themeFillTint="33"/>
             <w:vAlign w:val="center"/>
           </w:tcPr>
           <w:p>
@@ -3847,38 +4439,135 @@
                 <w:rFonts w:ascii="Times New Roman" w:hAnsi="Times New Roman" w:cs="Times New Roman"/>
               </w:rPr>
             </w:pPr>
-            <w:proofErr w:type="spellStart"/>
-            <w:r>
-              <w:rPr>
-                <w:rFonts w:ascii="Times New Roman" w:hAnsi="Times New Roman" w:cs="Times New Roman"/>
-              </w:rPr>
-              <w:t>Not</w:t>
-            </w:r>
-            <w:proofErr w:type="spellEnd"/>
-            <w:r>
-              <w:rPr>
-                <w:rFonts w:ascii="Times New Roman" w:hAnsi="Times New Roman" w:cs="Times New Roman"/>
-              </w:rPr>
-              <w:t xml:space="preserve"> Null</w:t>
+            <w:r>
+              <w:rPr>
+                <w:rFonts w:ascii="Times New Roman" w:hAnsi="Times New Roman" w:cs="Times New Roman"/>
+              </w:rPr>
+              <w:t>A szoba maximális kapacitása (fő)</w:t>
+            </w:r>
+          </w:p>
+        </w:tc>
+      </w:tr>
+    </w:tbl>
+    <w:p>
+      <w:pPr>
+        <w:pStyle w:val="Cmsor4"/>
+      </w:pPr>
+      <w:proofErr w:type="spellStart"/>
+      <w:r>
+        <w:t>SzobaBeosztasok</w:t>
+      </w:r>
+      <w:proofErr w:type="spellEnd"/>
+    </w:p>
+    <w:p>
+      <w:pPr>
+        <w:rPr>
+          <w:rFonts w:ascii="Times New Roman" w:hAnsi="Times New Roman" w:cs="Times New Roman"/>
+          <w:lang w:eastAsia="hu-HU"/>
+        </w:rPr>
+      </w:pPr>
+      <w:r>
+        <w:rPr>
+          <w:rFonts w:ascii="Times New Roman" w:hAnsi="Times New Roman" w:cs="Times New Roman"/>
+          <w:lang w:eastAsia="hu-HU"/>
+        </w:rPr>
+        <w:t>A diákok és szobák összerendelése</w:t>
+      </w:r>
+      <w:r>
+        <w:rPr>
+          <w:rFonts w:ascii="Times New Roman" w:hAnsi="Times New Roman" w:cs="Times New Roman"/>
+          <w:lang w:eastAsia="hu-HU"/>
+        </w:rPr>
+        <w:t>:</w:t>
+      </w:r>
+    </w:p>
+    <w:tbl>
+      <w:tblPr>
+        <w:tblStyle w:val="Rcsostblzat"/>
+        <w:tblW w:w="8470" w:type="dxa"/>
+        <w:tblInd w:w="137" w:type="dxa"/>
+        <w:tblLook w:val="04A0" w:firstRow="1" w:lastRow="0" w:firstColumn="1" w:lastColumn="0" w:noHBand="0" w:noVBand="1"/>
+      </w:tblPr>
+      <w:tblGrid>
+        <w:gridCol w:w="2288"/>
+        <w:gridCol w:w="2194"/>
+        <w:gridCol w:w="3988"/>
+      </w:tblGrid>
+      <w:tr>
+        <w:tc>
+          <w:tcPr>
+            <w:tcW w:w="2288" w:type="dxa"/>
+            <w:shd w:val="clear" w:color="auto" w:fill="8DD873" w:themeFill="accent6" w:themeFillTint="99"/>
+            <w:vAlign w:val="center"/>
+          </w:tcPr>
+          <w:p>
+            <w:pPr>
+              <w:jc w:val="center"/>
+              <w:rPr>
+                <w:rFonts w:ascii="Times New Roman" w:hAnsi="Times New Roman" w:cs="Times New Roman"/>
+                <w:b/>
+                <w:bCs/>
+              </w:rPr>
+            </w:pPr>
+            <w:r>
+              <w:rPr>
+                <w:rFonts w:ascii="Times New Roman" w:hAnsi="Times New Roman" w:cs="Times New Roman"/>
+                <w:b/>
+                <w:bCs/>
+              </w:rPr>
+              <w:t>Oszlop</w:t>
             </w:r>
           </w:p>
         </w:tc>
         <w:tc>
           <w:tcPr>
-            <w:tcW w:w="2614" w:type="dxa"/>
+            <w:tcW w:w="2194" w:type="dxa"/>
+            <w:shd w:val="clear" w:color="auto" w:fill="8DD873" w:themeFill="accent6" w:themeFillTint="99"/>
             <w:vAlign w:val="center"/>
           </w:tcPr>
           <w:p>
             <w:pPr>
-              <w:rPr>
-                <w:rFonts w:ascii="Times New Roman" w:hAnsi="Times New Roman" w:cs="Times New Roman"/>
+              <w:jc w:val="center"/>
+              <w:rPr>
+                <w:rFonts w:ascii="Times New Roman" w:hAnsi="Times New Roman" w:cs="Times New Roman"/>
+                <w:b/>
+                <w:bCs/>
               </w:rPr>
             </w:pPr>
             <w:r>
               <w:rPr>
                 <w:rFonts w:ascii="Times New Roman" w:hAnsi="Times New Roman" w:cs="Times New Roman"/>
-              </w:rPr>
-              <w:t>Szerződés szerinti vége.</w:t>
+                <w:b/>
+                <w:bCs/>
+              </w:rPr>
+              <w:t>Típus</w:t>
+            </w:r>
+          </w:p>
+        </w:tc>
+        <w:tc>
+          <w:tcPr>
+            <w:tcW w:w="3988" w:type="dxa"/>
+            <w:shd w:val="clear" w:color="auto" w:fill="8DD873" w:themeFill="accent6" w:themeFillTint="99"/>
+            <w:vAlign w:val="center"/>
+          </w:tcPr>
+          <w:p>
+            <w:pPr>
+              <w:pStyle w:val="Nincstrkz"/>
+              <w:spacing w:line="360" w:lineRule="auto"/>
+              <w:jc w:val="center"/>
+              <w:rPr>
+                <w:rFonts w:ascii="Times New Roman" w:hAnsi="Times New Roman" w:cs="Times New Roman"/>
+                <w:b/>
+                <w:bCs/>
+              </w:rPr>
+            </w:pPr>
+            <w:r>
+              <w:rPr>
+                <w:rFonts w:ascii="Times New Roman" w:hAnsi="Times New Roman" w:cs="Times New Roman"/>
+                <w:b/>
+                <w:bCs/>
+              </w:rPr>
+              <w:t>Leírás</w:t>
             </w:r>
           </w:p>
         </w:tc>
@@ -3886,28 +4575,32 @@
       <w:tr>
         <w:tc>
           <w:tcPr>
-            <w:tcW w:w="1912" w:type="dxa"/>
+            <w:tcW w:w="2288" w:type="dxa"/>
+            <w:shd w:val="clear" w:color="auto" w:fill="CAEDFB" w:themeFill="accent4" w:themeFillTint="33"/>
             <w:vAlign w:val="center"/>
           </w:tcPr>
           <w:p>
             <w:pPr>
               <w:rPr>
                 <w:rFonts w:ascii="Times New Roman" w:hAnsi="Times New Roman" w:cs="Times New Roman"/>
+                <w:b/>
+                <w:bCs/>
               </w:rPr>
             </w:pPr>
-            <w:proofErr w:type="spellStart"/>
-            <w:r>
-              <w:rPr>
-                <w:rFonts w:ascii="Times New Roman" w:hAnsi="Times New Roman" w:cs="Times New Roman"/>
-              </w:rPr>
-              <w:t>TenylegesKikoltozes</w:t>
-            </w:r>
-            <w:proofErr w:type="spellEnd"/>
+            <w:r>
+              <w:rPr>
+                <w:rFonts w:ascii="Times New Roman" w:hAnsi="Times New Roman" w:cs="Times New Roman"/>
+                <w:b/>
+                <w:bCs/>
+              </w:rPr>
+              <w:t>ID</w:t>
+            </w:r>
           </w:p>
         </w:tc>
         <w:tc>
           <w:tcPr>
-            <w:tcW w:w="1452" w:type="dxa"/>
+            <w:tcW w:w="2194" w:type="dxa"/>
+            <w:shd w:val="clear" w:color="auto" w:fill="CAEDFB" w:themeFill="accent4" w:themeFillTint="33"/>
             <w:vAlign w:val="center"/>
           </w:tcPr>
           <w:p>
@@ -3916,187 +4609,34 @@
                 <w:rFonts w:ascii="Times New Roman" w:hAnsi="Times New Roman" w:cs="Times New Roman"/>
               </w:rPr>
             </w:pPr>
-            <w:proofErr w:type="spellStart"/>
-            <w:r>
-              <w:rPr>
-                <w:rFonts w:ascii="Times New Roman" w:hAnsi="Times New Roman" w:cs="Times New Roman"/>
-              </w:rPr>
-              <w:t>date</w:t>
-            </w:r>
-            <w:proofErr w:type="spellEnd"/>
+            <w:r>
+              <w:rPr>
+                <w:rFonts w:ascii="Times New Roman" w:hAnsi="Times New Roman" w:cs="Times New Roman"/>
+              </w:rPr>
+              <w:t>INT (IDENTITY)</w:t>
+            </w:r>
           </w:p>
         </w:tc>
         <w:tc>
           <w:tcPr>
-            <w:tcW w:w="1818" w:type="dxa"/>
+            <w:tcW w:w="3988" w:type="dxa"/>
+            <w:shd w:val="clear" w:color="auto" w:fill="CAEDFB" w:themeFill="accent4" w:themeFillTint="33"/>
             <w:vAlign w:val="center"/>
           </w:tcPr>
           <w:p>
             <w:pPr>
+              <w:pStyle w:val="Nincstrkz"/>
+              <w:spacing w:line="360" w:lineRule="auto"/>
+              <w:jc w:val="both"/>
               <w:rPr>
                 <w:rFonts w:ascii="Times New Roman" w:hAnsi="Times New Roman" w:cs="Times New Roman"/>
               </w:rPr>
             </w:pPr>
-            <w:proofErr w:type="spellStart"/>
-            <w:r>
-              <w:rPr>
-                <w:rFonts w:ascii="Times New Roman" w:hAnsi="Times New Roman" w:cs="Times New Roman"/>
-              </w:rPr>
-              <w:t>Nullable</w:t>
-            </w:r>
-            <w:proofErr w:type="spellEnd"/>
-          </w:p>
-        </w:tc>
-        <w:tc>
-          <w:tcPr>
-            <w:tcW w:w="2614" w:type="dxa"/>
-            <w:vAlign w:val="center"/>
-          </w:tcPr>
-          <w:p>
-            <w:pPr>
-              <w:rPr>
-                <w:rFonts w:ascii="Times New Roman" w:hAnsi="Times New Roman" w:cs="Times New Roman"/>
-              </w:rPr>
-            </w:pPr>
-            <w:r>
-              <w:rPr>
-                <w:rFonts w:ascii="Times New Roman" w:hAnsi="Times New Roman" w:cs="Times New Roman"/>
-              </w:rPr>
-              <w:t>Korábbi kiköltözés esetén kitöltve.</w:t>
-            </w:r>
-          </w:p>
-        </w:tc>
-      </w:tr>
-    </w:tbl>
-    <w:p>
-      <w:pPr>
-        <w:pStyle w:val="Cmsor3"/>
-        <w:pageBreakBefore/>
-        <w:ind w:left="714" w:hanging="357"/>
-        <w:rPr>
-          <w:rFonts w:ascii="Times New Roman" w:hAnsi="Times New Roman" w:cs="Times New Roman"/>
-        </w:rPr>
-      </w:pPr>
-      <w:proofErr w:type="spellStart"/>
-      <w:r>
-        <w:rPr>
-          <w:rFonts w:ascii="Times New Roman" w:hAnsi="Times New Roman" w:cs="Times New Roman"/>
-        </w:rPr>
-        <w:lastRenderedPageBreak/>
-        <w:t>Penzugyek</w:t>
-      </w:r>
-      <w:proofErr w:type="spellEnd"/>
-    </w:p>
-    <w:p>
-      <w:pPr>
-        <w:rPr>
-          <w:rFonts w:ascii="Times New Roman" w:hAnsi="Times New Roman" w:cs="Times New Roman"/>
-          <w:lang w:eastAsia="hu-HU"/>
-        </w:rPr>
-      </w:pPr>
-      <w:r>
-        <w:rPr>
-          <w:rFonts w:ascii="Times New Roman" w:hAnsi="Times New Roman" w:cs="Times New Roman"/>
-          <w:lang w:eastAsia="hu-HU"/>
-        </w:rPr>
-        <w:t>Fizetési kötelezettségek és befizetések.</w:t>
-      </w:r>
-    </w:p>
-    <w:tbl>
-      <w:tblPr>
-        <w:tblStyle w:val="Rcsostblzat"/>
-        <w:tblW w:w="7796" w:type="dxa"/>
-        <w:tblInd w:w="704" w:type="dxa"/>
-        <w:tblLook w:val="04A0" w:firstRow="1" w:lastRow="0" w:firstColumn="1" w:lastColumn="0" w:noHBand="0" w:noVBand="1"/>
-      </w:tblPr>
-      <w:tblGrid>
-        <w:gridCol w:w="2114"/>
-        <w:gridCol w:w="1456"/>
-        <w:gridCol w:w="1729"/>
-        <w:gridCol w:w="2497"/>
-      </w:tblGrid>
-      <w:tr>
-        <w:tc>
-          <w:tcPr>
-            <w:tcW w:w="2114" w:type="dxa"/>
-            <w:vAlign w:val="center"/>
-          </w:tcPr>
-          <w:p>
-            <w:pPr>
-              <w:rPr>
-                <w:rFonts w:ascii="Times New Roman" w:hAnsi="Times New Roman" w:cs="Times New Roman"/>
-              </w:rPr>
-            </w:pPr>
-            <w:r>
-              <w:rPr>
-                <w:rFonts w:ascii="Times New Roman" w:hAnsi="Times New Roman" w:cs="Times New Roman"/>
-              </w:rPr>
-              <w:t>ID</w:t>
-            </w:r>
-          </w:p>
-        </w:tc>
-        <w:tc>
-          <w:tcPr>
-            <w:tcW w:w="1454" w:type="dxa"/>
-            <w:vAlign w:val="center"/>
-          </w:tcPr>
-          <w:p>
-            <w:pPr>
-              <w:rPr>
-                <w:rFonts w:ascii="Times New Roman" w:hAnsi="Times New Roman" w:cs="Times New Roman"/>
-              </w:rPr>
-            </w:pPr>
-            <w:r>
-              <w:rPr>
-                <w:rFonts w:ascii="Times New Roman" w:hAnsi="Times New Roman" w:cs="Times New Roman"/>
-              </w:rPr>
-              <w:t>int</w:t>
-            </w:r>
-          </w:p>
-        </w:tc>
-        <w:tc>
-          <w:tcPr>
-            <w:tcW w:w="1730" w:type="dxa"/>
-            <w:vAlign w:val="center"/>
-          </w:tcPr>
-          <w:p>
-            <w:pPr>
-              <w:rPr>
-                <w:rFonts w:ascii="Times New Roman" w:hAnsi="Times New Roman" w:cs="Times New Roman"/>
-              </w:rPr>
-            </w:pPr>
-            <w:r>
-              <w:rPr>
-                <w:rFonts w:ascii="Times New Roman" w:hAnsi="Times New Roman" w:cs="Times New Roman"/>
-              </w:rPr>
-              <w:t xml:space="preserve">PK, </w:t>
-            </w:r>
-            <w:proofErr w:type="spellStart"/>
-            <w:r>
-              <w:rPr>
-                <w:rFonts w:ascii="Times New Roman" w:hAnsi="Times New Roman" w:cs="Times New Roman"/>
-              </w:rPr>
-              <w:t>Identity</w:t>
-            </w:r>
-            <w:proofErr w:type="spellEnd"/>
-          </w:p>
-        </w:tc>
-        <w:tc>
-          <w:tcPr>
-            <w:tcW w:w="2498" w:type="dxa"/>
-            <w:vAlign w:val="center"/>
-          </w:tcPr>
-          <w:p>
-            <w:pPr>
-              <w:rPr>
-                <w:rFonts w:ascii="Times New Roman" w:hAnsi="Times New Roman" w:cs="Times New Roman"/>
-              </w:rPr>
-            </w:pPr>
-            <w:r>
-              <w:rPr>
-                <w:rFonts w:ascii="Times New Roman" w:hAnsi="Times New Roman" w:cs="Times New Roman"/>
-              </w:rPr>
-              <w:t>Tranzakció azonosítója.</w:t>
+            <w:r>
+              <w:rPr>
+                <w:rFonts w:ascii="Times New Roman" w:hAnsi="Times New Roman" w:cs="Times New Roman"/>
+              </w:rPr>
+              <w:t>A beosztás azonosítója</w:t>
             </w:r>
           </w:p>
         </w:tc>
@@ -4104,19 +4644,24 @@
       <w:tr>
         <w:tc>
           <w:tcPr>
-            <w:tcW w:w="2114" w:type="dxa"/>
+            <w:tcW w:w="2288" w:type="dxa"/>
+            <w:shd w:val="clear" w:color="auto" w:fill="CAEDFB" w:themeFill="accent4" w:themeFillTint="33"/>
             <w:vAlign w:val="center"/>
           </w:tcPr>
           <w:p>
             <w:pPr>
               <w:rPr>
                 <w:rFonts w:ascii="Times New Roman" w:hAnsi="Times New Roman" w:cs="Times New Roman"/>
+                <w:b/>
+                <w:bCs/>
               </w:rPr>
             </w:pPr>
             <w:proofErr w:type="spellStart"/>
             <w:r>
               <w:rPr>
                 <w:rFonts w:ascii="Times New Roman" w:hAnsi="Times New Roman" w:cs="Times New Roman"/>
+                <w:b/>
+                <w:bCs/>
               </w:rPr>
               <w:t>UserID</w:t>
             </w:r>
@@ -4125,7 +4670,8 @@
         </w:tc>
         <w:tc>
           <w:tcPr>
-            <w:tcW w:w="1454" w:type="dxa"/>
+            <w:tcW w:w="2194" w:type="dxa"/>
+            <w:shd w:val="clear" w:color="auto" w:fill="CAEDFB" w:themeFill="accent4" w:themeFillTint="33"/>
             <w:vAlign w:val="center"/>
           </w:tcPr>
           <w:p>
@@ -4138,13 +4684,14 @@
               <w:rPr>
                 <w:rFonts w:ascii="Times New Roman" w:hAnsi="Times New Roman" w:cs="Times New Roman"/>
               </w:rPr>
-              <w:t>int</w:t>
+              <w:t>INT (FK)</w:t>
             </w:r>
           </w:p>
         </w:tc>
         <w:tc>
           <w:tcPr>
-            <w:tcW w:w="1730" w:type="dxa"/>
+            <w:tcW w:w="3988" w:type="dxa"/>
+            <w:shd w:val="clear" w:color="auto" w:fill="CAEDFB" w:themeFill="accent4" w:themeFillTint="33"/>
             <w:vAlign w:val="center"/>
           </w:tcPr>
           <w:p>
@@ -4157,26 +4704,7 @@
               <w:rPr>
                 <w:rFonts w:ascii="Times New Roman" w:hAnsi="Times New Roman" w:cs="Times New Roman"/>
               </w:rPr>
-              <w:t>FK</w:t>
-            </w:r>
-          </w:p>
-        </w:tc>
-        <w:tc>
-          <w:tcPr>
-            <w:tcW w:w="2498" w:type="dxa"/>
-            <w:vAlign w:val="center"/>
-          </w:tcPr>
-          <w:p>
-            <w:pPr>
-              <w:rPr>
-                <w:rFonts w:ascii="Times New Roman" w:hAnsi="Times New Roman" w:cs="Times New Roman"/>
-              </w:rPr>
-            </w:pPr>
-            <w:r>
-              <w:rPr>
-                <w:rFonts w:ascii="Times New Roman" w:hAnsi="Times New Roman" w:cs="Times New Roman"/>
-              </w:rPr>
-              <w:t>A fizetésre kötelezett diák.</w:t>
+              <w:t>A beköltöző diák azonosítója</w:t>
             </w:r>
           </w:p>
         </w:tc>
@@ -4184,28 +4712,34 @@
       <w:tr>
         <w:tc>
           <w:tcPr>
-            <w:tcW w:w="2114" w:type="dxa"/>
+            <w:tcW w:w="2288" w:type="dxa"/>
+            <w:shd w:val="clear" w:color="auto" w:fill="CAEDFB" w:themeFill="accent4" w:themeFillTint="33"/>
             <w:vAlign w:val="center"/>
           </w:tcPr>
           <w:p>
             <w:pPr>
               <w:rPr>
                 <w:rFonts w:ascii="Times New Roman" w:hAnsi="Times New Roman" w:cs="Times New Roman"/>
+                <w:b/>
+                <w:bCs/>
               </w:rPr>
             </w:pPr>
             <w:proofErr w:type="spellStart"/>
             <w:r>
               <w:rPr>
                 <w:rFonts w:ascii="Times New Roman" w:hAnsi="Times New Roman" w:cs="Times New Roman"/>
-              </w:rPr>
-              <w:t>TipusID</w:t>
+                <w:b/>
+                <w:bCs/>
+              </w:rPr>
+              <w:t>RoomID</w:t>
             </w:r>
             <w:proofErr w:type="spellEnd"/>
           </w:p>
         </w:tc>
         <w:tc>
           <w:tcPr>
-            <w:tcW w:w="1454" w:type="dxa"/>
+            <w:tcW w:w="2194" w:type="dxa"/>
+            <w:shd w:val="clear" w:color="auto" w:fill="CAEDFB" w:themeFill="accent4" w:themeFillTint="33"/>
             <w:vAlign w:val="center"/>
           </w:tcPr>
           <w:p>
@@ -4218,13 +4752,20 @@
               <w:rPr>
                 <w:rFonts w:ascii="Times New Roman" w:hAnsi="Times New Roman" w:cs="Times New Roman"/>
               </w:rPr>
-              <w:t>int</w:t>
+              <w:t>INT</w:t>
+            </w:r>
+            <w:r>
+              <w:rPr>
+                <w:rFonts w:ascii="Times New Roman" w:hAnsi="Times New Roman" w:cs="Times New Roman"/>
+              </w:rPr>
+              <w:t xml:space="preserve"> (FK)</w:t>
             </w:r>
           </w:p>
         </w:tc>
         <w:tc>
           <w:tcPr>
-            <w:tcW w:w="1730" w:type="dxa"/>
+            <w:tcW w:w="3988" w:type="dxa"/>
+            <w:shd w:val="clear" w:color="auto" w:fill="CAEDFB" w:themeFill="accent4" w:themeFillTint="33"/>
             <w:vAlign w:val="center"/>
           </w:tcPr>
           <w:p>
@@ -4237,75 +4778,42 @@
               <w:rPr>
                 <w:rFonts w:ascii="Times New Roman" w:hAnsi="Times New Roman" w:cs="Times New Roman"/>
               </w:rPr>
-              <w:t>FK</w:t>
-            </w:r>
-          </w:p>
-        </w:tc>
-        <w:tc>
-          <w:tcPr>
-            <w:tcW w:w="2498" w:type="dxa"/>
-            <w:vAlign w:val="center"/>
-          </w:tcPr>
-          <w:p>
-            <w:pPr>
-              <w:rPr>
-                <w:rFonts w:ascii="Times New Roman" w:hAnsi="Times New Roman" w:cs="Times New Roman"/>
-              </w:rPr>
-            </w:pPr>
-            <w:r>
-              <w:rPr>
-                <w:rFonts w:ascii="Times New Roman" w:hAnsi="Times New Roman" w:cs="Times New Roman"/>
-              </w:rPr>
-              <w:t xml:space="preserve">Fizetés </w:t>
-            </w:r>
-            <w:r>
-              <w:rPr>
-                <w:rFonts w:ascii="Times New Roman" w:hAnsi="Times New Roman" w:cs="Times New Roman"/>
-              </w:rPr>
-              <w:t>típusa</w:t>
-            </w:r>
-            <w:r>
-              <w:rPr>
-                <w:rFonts w:ascii="Times New Roman" w:hAnsi="Times New Roman" w:cs="Times New Roman"/>
-              </w:rPr>
-              <w:t xml:space="preserve"> a </w:t>
-            </w:r>
-            <w:proofErr w:type="spellStart"/>
-            <w:r>
-              <w:rPr>
-                <w:rFonts w:ascii="Times New Roman" w:hAnsi="Times New Roman" w:cs="Times New Roman"/>
-              </w:rPr>
-              <w:t>FizetesTipusokból</w:t>
-            </w:r>
-            <w:proofErr w:type="spellEnd"/>
+              <w:t>A kiválasztott szoba azonosítója</w:t>
+            </w:r>
           </w:p>
         </w:tc>
       </w:tr>
       <w:tr>
         <w:tc>
           <w:tcPr>
-            <w:tcW w:w="2114" w:type="dxa"/>
+            <w:tcW w:w="2288" w:type="dxa"/>
+            <w:shd w:val="clear" w:color="auto" w:fill="CAEDFB" w:themeFill="accent4" w:themeFillTint="33"/>
             <w:vAlign w:val="center"/>
           </w:tcPr>
           <w:p>
             <w:pPr>
               <w:rPr>
                 <w:rFonts w:ascii="Times New Roman" w:hAnsi="Times New Roman" w:cs="Times New Roman"/>
+                <w:b/>
+                <w:bCs/>
               </w:rPr>
             </w:pPr>
             <w:proofErr w:type="spellStart"/>
             <w:r>
               <w:rPr>
                 <w:rFonts w:ascii="Times New Roman" w:hAnsi="Times New Roman" w:cs="Times New Roman"/>
-              </w:rPr>
-              <w:t>Osszeg</w:t>
+                <w:b/>
+                <w:bCs/>
+              </w:rPr>
+              <w:t>BekoltozesDatum</w:t>
             </w:r>
             <w:proofErr w:type="spellEnd"/>
           </w:p>
         </w:tc>
         <w:tc>
           <w:tcPr>
-            <w:tcW w:w="1454" w:type="dxa"/>
+            <w:tcW w:w="2194" w:type="dxa"/>
+            <w:shd w:val="clear" w:color="auto" w:fill="CAEDFB" w:themeFill="accent4" w:themeFillTint="33"/>
             <w:vAlign w:val="center"/>
           </w:tcPr>
           <w:p>
@@ -4318,13 +4826,14 @@
               <w:rPr>
                 <w:rFonts w:ascii="Times New Roman" w:hAnsi="Times New Roman" w:cs="Times New Roman"/>
               </w:rPr>
-              <w:t>int</w:t>
+              <w:t>DATE</w:t>
             </w:r>
           </w:p>
         </w:tc>
         <w:tc>
           <w:tcPr>
-            <w:tcW w:w="1730" w:type="dxa"/>
+            <w:tcW w:w="3988" w:type="dxa"/>
+            <w:shd w:val="clear" w:color="auto" w:fill="CAEDFB" w:themeFill="accent4" w:themeFillTint="33"/>
             <w:vAlign w:val="center"/>
           </w:tcPr>
           <w:p>
@@ -4337,26 +4846,7 @@
               <w:rPr>
                 <w:rFonts w:ascii="Times New Roman" w:hAnsi="Times New Roman" w:cs="Times New Roman"/>
               </w:rPr>
-              <w:t>-</w:t>
-            </w:r>
-          </w:p>
-        </w:tc>
-        <w:tc>
-          <w:tcPr>
-            <w:tcW w:w="2498" w:type="dxa"/>
-            <w:vAlign w:val="center"/>
-          </w:tcPr>
-          <w:p>
-            <w:pPr>
-              <w:rPr>
-                <w:rFonts w:ascii="Times New Roman" w:hAnsi="Times New Roman" w:cs="Times New Roman"/>
-              </w:rPr>
-            </w:pPr>
-            <w:r>
-              <w:rPr>
-                <w:rFonts w:ascii="Times New Roman" w:hAnsi="Times New Roman" w:cs="Times New Roman"/>
-              </w:rPr>
-              <w:t>Fizetendő összeg (HUF).</w:t>
+              <w:t>A lakhatás kezdete</w:t>
             </w:r>
           </w:p>
         </w:tc>
@@ -4364,28 +4854,34 @@
       <w:tr>
         <w:tc>
           <w:tcPr>
-            <w:tcW w:w="2114" w:type="dxa"/>
+            <w:tcW w:w="2288" w:type="dxa"/>
+            <w:shd w:val="clear" w:color="auto" w:fill="CAEDFB" w:themeFill="accent4" w:themeFillTint="33"/>
             <w:vAlign w:val="center"/>
           </w:tcPr>
           <w:p>
             <w:pPr>
               <w:rPr>
                 <w:rFonts w:ascii="Times New Roman" w:hAnsi="Times New Roman" w:cs="Times New Roman"/>
+                <w:b/>
+                <w:bCs/>
               </w:rPr>
             </w:pPr>
             <w:proofErr w:type="spellStart"/>
             <w:r>
               <w:rPr>
                 <w:rFonts w:ascii="Times New Roman" w:hAnsi="Times New Roman" w:cs="Times New Roman"/>
-              </w:rPr>
-              <w:t>Esedekesseg</w:t>
+                <w:b/>
+                <w:bCs/>
+              </w:rPr>
+              <w:t>VarhatoKikoltozes</w:t>
             </w:r>
             <w:proofErr w:type="spellEnd"/>
           </w:p>
         </w:tc>
         <w:tc>
           <w:tcPr>
-            <w:tcW w:w="1454" w:type="dxa"/>
+            <w:tcW w:w="2194" w:type="dxa"/>
+            <w:shd w:val="clear" w:color="auto" w:fill="CAEDFB" w:themeFill="accent4" w:themeFillTint="33"/>
             <w:vAlign w:val="center"/>
           </w:tcPr>
           <w:p>
@@ -4394,19 +4890,18 @@
                 <w:rFonts w:ascii="Times New Roman" w:hAnsi="Times New Roman" w:cs="Times New Roman"/>
               </w:rPr>
             </w:pPr>
-            <w:proofErr w:type="spellStart"/>
-            <w:r>
-              <w:rPr>
-                <w:rFonts w:ascii="Times New Roman" w:hAnsi="Times New Roman" w:cs="Times New Roman"/>
-              </w:rPr>
-              <w:t>date</w:t>
-            </w:r>
-            <w:proofErr w:type="spellEnd"/>
+            <w:r>
+              <w:rPr>
+                <w:rFonts w:ascii="Times New Roman" w:hAnsi="Times New Roman" w:cs="Times New Roman"/>
+              </w:rPr>
+              <w:t>DATE</w:t>
+            </w:r>
           </w:p>
         </w:tc>
         <w:tc>
           <w:tcPr>
-            <w:tcW w:w="1730" w:type="dxa"/>
+            <w:tcW w:w="3988" w:type="dxa"/>
+            <w:shd w:val="clear" w:color="auto" w:fill="CAEDFB" w:themeFill="accent4" w:themeFillTint="33"/>
             <w:vAlign w:val="center"/>
           </w:tcPr>
           <w:p>
@@ -4415,38 +4910,11 @@
                 <w:rFonts w:ascii="Times New Roman" w:hAnsi="Times New Roman" w:cs="Times New Roman"/>
               </w:rPr>
             </w:pPr>
-            <w:proofErr w:type="spellStart"/>
-            <w:r>
-              <w:rPr>
-                <w:rFonts w:ascii="Times New Roman" w:hAnsi="Times New Roman" w:cs="Times New Roman"/>
-              </w:rPr>
-              <w:t>Not</w:t>
-            </w:r>
-            <w:proofErr w:type="spellEnd"/>
-            <w:r>
-              <w:rPr>
-                <w:rFonts w:ascii="Times New Roman" w:hAnsi="Times New Roman" w:cs="Times New Roman"/>
-              </w:rPr>
-              <w:t xml:space="preserve"> Null</w:t>
-            </w:r>
-          </w:p>
-        </w:tc>
-        <w:tc>
-          <w:tcPr>
-            <w:tcW w:w="2498" w:type="dxa"/>
-            <w:vAlign w:val="center"/>
-          </w:tcPr>
-          <w:p>
-            <w:pPr>
-              <w:rPr>
-                <w:rFonts w:ascii="Times New Roman" w:hAnsi="Times New Roman" w:cs="Times New Roman"/>
-              </w:rPr>
-            </w:pPr>
-            <w:r>
-              <w:rPr>
-                <w:rFonts w:ascii="Times New Roman" w:hAnsi="Times New Roman" w:cs="Times New Roman"/>
-              </w:rPr>
-              <w:t>Fizetési határidő.</w:t>
+            <w:r>
+              <w:rPr>
+                <w:rFonts w:ascii="Times New Roman" w:hAnsi="Times New Roman" w:cs="Times New Roman"/>
+              </w:rPr>
+              <w:t>Szerződés szerinti vége</w:t>
             </w:r>
           </w:p>
         </w:tc>
@@ -4454,28 +4922,34 @@
       <w:tr>
         <w:tc>
           <w:tcPr>
-            <w:tcW w:w="2114" w:type="dxa"/>
+            <w:tcW w:w="2288" w:type="dxa"/>
+            <w:shd w:val="clear" w:color="auto" w:fill="CAEDFB" w:themeFill="accent4" w:themeFillTint="33"/>
             <w:vAlign w:val="center"/>
           </w:tcPr>
           <w:p>
             <w:pPr>
               <w:rPr>
                 <w:rFonts w:ascii="Times New Roman" w:hAnsi="Times New Roman" w:cs="Times New Roman"/>
+                <w:b/>
+                <w:bCs/>
               </w:rPr>
             </w:pPr>
             <w:proofErr w:type="spellStart"/>
             <w:r>
               <w:rPr>
                 <w:rFonts w:ascii="Times New Roman" w:hAnsi="Times New Roman" w:cs="Times New Roman"/>
-              </w:rPr>
-              <w:t>BefizetesDatum</w:t>
+                <w:b/>
+                <w:bCs/>
+              </w:rPr>
+              <w:t>TenylegesKikoltozes</w:t>
             </w:r>
             <w:proofErr w:type="spellEnd"/>
           </w:p>
         </w:tc>
         <w:tc>
           <w:tcPr>
-            <w:tcW w:w="1454" w:type="dxa"/>
+            <w:tcW w:w="2194" w:type="dxa"/>
+            <w:shd w:val="clear" w:color="auto" w:fill="CAEDFB" w:themeFill="accent4" w:themeFillTint="33"/>
             <w:vAlign w:val="center"/>
           </w:tcPr>
           <w:p>
@@ -4484,19 +4958,18 @@
                 <w:rFonts w:ascii="Times New Roman" w:hAnsi="Times New Roman" w:cs="Times New Roman"/>
               </w:rPr>
             </w:pPr>
-            <w:proofErr w:type="spellStart"/>
-            <w:r>
-              <w:rPr>
-                <w:rFonts w:ascii="Times New Roman" w:hAnsi="Times New Roman" w:cs="Times New Roman"/>
-              </w:rPr>
-              <w:t>date</w:t>
-            </w:r>
-            <w:proofErr w:type="spellEnd"/>
+            <w:r>
+              <w:rPr>
+                <w:rFonts w:ascii="Times New Roman" w:hAnsi="Times New Roman" w:cs="Times New Roman"/>
+              </w:rPr>
+              <w:t>DATE</w:t>
+            </w:r>
           </w:p>
         </w:tc>
         <w:tc>
           <w:tcPr>
-            <w:tcW w:w="1730" w:type="dxa"/>
+            <w:tcW w:w="3988" w:type="dxa"/>
+            <w:shd w:val="clear" w:color="auto" w:fill="CAEDFB" w:themeFill="accent4" w:themeFillTint="33"/>
             <w:vAlign w:val="center"/>
           </w:tcPr>
           <w:p>
@@ -4505,32 +4978,136 @@
                 <w:rFonts w:ascii="Times New Roman" w:hAnsi="Times New Roman" w:cs="Times New Roman"/>
               </w:rPr>
             </w:pPr>
-            <w:proofErr w:type="spellStart"/>
-            <w:r>
-              <w:rPr>
-                <w:rFonts w:ascii="Times New Roman" w:hAnsi="Times New Roman" w:cs="Times New Roman"/>
-              </w:rPr>
-              <w:t>Nullable</w:t>
-            </w:r>
-            <w:proofErr w:type="spellEnd"/>
+            <w:r>
+              <w:rPr>
+                <w:rFonts w:ascii="Times New Roman" w:hAnsi="Times New Roman" w:cs="Times New Roman"/>
+              </w:rPr>
+              <w:t>Korábbi kiköltözés esetén kitöltve</w:t>
+            </w:r>
+          </w:p>
+        </w:tc>
+      </w:tr>
+    </w:tbl>
+    <w:p>
+      <w:pPr>
+        <w:pStyle w:val="Cmsor4"/>
+      </w:pPr>
+      <w:proofErr w:type="spellStart"/>
+      <w:r>
+        <w:lastRenderedPageBreak/>
+        <w:t>Penzugyek</w:t>
+      </w:r>
+      <w:proofErr w:type="spellEnd"/>
+    </w:p>
+    <w:p>
+      <w:pPr>
+        <w:rPr>
+          <w:rFonts w:ascii="Times New Roman" w:hAnsi="Times New Roman" w:cs="Times New Roman"/>
+          <w:lang w:eastAsia="hu-HU"/>
+        </w:rPr>
+      </w:pPr>
+      <w:r>
+        <w:rPr>
+          <w:rFonts w:ascii="Times New Roman" w:hAnsi="Times New Roman" w:cs="Times New Roman"/>
+          <w:lang w:eastAsia="hu-HU"/>
+        </w:rPr>
+        <w:t>Fizetési kötelezettségek és befizetések</w:t>
+      </w:r>
+      <w:r>
+        <w:rPr>
+          <w:rFonts w:ascii="Times New Roman" w:hAnsi="Times New Roman" w:cs="Times New Roman"/>
+          <w:lang w:eastAsia="hu-HU"/>
+        </w:rPr>
+        <w:t>:</w:t>
+      </w:r>
+    </w:p>
+    <w:tbl>
+      <w:tblPr>
+        <w:tblStyle w:val="Rcsostblzat"/>
+        <w:tblW w:w="8470" w:type="dxa"/>
+        <w:tblInd w:w="137" w:type="dxa"/>
+        <w:tblLook w:val="04A0" w:firstRow="1" w:lastRow="0" w:firstColumn="1" w:lastColumn="0" w:noHBand="0" w:noVBand="1"/>
+      </w:tblPr>
+      <w:tblGrid>
+        <w:gridCol w:w="2288"/>
+        <w:gridCol w:w="2194"/>
+        <w:gridCol w:w="3988"/>
+      </w:tblGrid>
+      <w:tr>
+        <w:tc>
+          <w:tcPr>
+            <w:tcW w:w="2288" w:type="dxa"/>
+            <w:shd w:val="clear" w:color="auto" w:fill="8DD873" w:themeFill="accent6" w:themeFillTint="99"/>
+            <w:vAlign w:val="center"/>
+          </w:tcPr>
+          <w:p>
+            <w:pPr>
+              <w:jc w:val="center"/>
+              <w:rPr>
+                <w:rFonts w:ascii="Times New Roman" w:hAnsi="Times New Roman" w:cs="Times New Roman"/>
+                <w:b/>
+                <w:bCs/>
+              </w:rPr>
+            </w:pPr>
+            <w:r>
+              <w:rPr>
+                <w:rFonts w:ascii="Times New Roman" w:hAnsi="Times New Roman" w:cs="Times New Roman"/>
+                <w:b/>
+                <w:bCs/>
+              </w:rPr>
+              <w:t>Oszlop</w:t>
+            </w:r>
           </w:p>
         </w:tc>
         <w:tc>
           <w:tcPr>
-            <w:tcW w:w="2498" w:type="dxa"/>
+            <w:tcW w:w="2194" w:type="dxa"/>
+            <w:shd w:val="clear" w:color="auto" w:fill="8DD873" w:themeFill="accent6" w:themeFillTint="99"/>
             <w:vAlign w:val="center"/>
           </w:tcPr>
           <w:p>
             <w:pPr>
-              <w:rPr>
-                <w:rFonts w:ascii="Times New Roman" w:hAnsi="Times New Roman" w:cs="Times New Roman"/>
+              <w:jc w:val="center"/>
+              <w:rPr>
+                <w:rFonts w:ascii="Times New Roman" w:hAnsi="Times New Roman" w:cs="Times New Roman"/>
+                <w:b/>
+                <w:bCs/>
               </w:rPr>
             </w:pPr>
             <w:r>
               <w:rPr>
                 <w:rFonts w:ascii="Times New Roman" w:hAnsi="Times New Roman" w:cs="Times New Roman"/>
-              </w:rPr>
-              <w:t>A teljesítés dátuma.</w:t>
+                <w:b/>
+                <w:bCs/>
+              </w:rPr>
+              <w:t>Típus</w:t>
+            </w:r>
+          </w:p>
+        </w:tc>
+        <w:tc>
+          <w:tcPr>
+            <w:tcW w:w="3988" w:type="dxa"/>
+            <w:shd w:val="clear" w:color="auto" w:fill="8DD873" w:themeFill="accent6" w:themeFillTint="99"/>
+            <w:vAlign w:val="center"/>
+          </w:tcPr>
+          <w:p>
+            <w:pPr>
+              <w:pStyle w:val="Nincstrkz"/>
+              <w:spacing w:line="360" w:lineRule="auto"/>
+              <w:jc w:val="center"/>
+              <w:rPr>
+                <w:rFonts w:ascii="Times New Roman" w:hAnsi="Times New Roman" w:cs="Times New Roman"/>
+                <w:b/>
+                <w:bCs/>
+              </w:rPr>
+            </w:pPr>
+            <w:r>
+              <w:rPr>
+                <w:rFonts w:ascii="Times New Roman" w:hAnsi="Times New Roman" w:cs="Times New Roman"/>
+                <w:b/>
+                <w:bCs/>
+              </w:rPr>
+              <w:t>Leírás</w:t>
             </w:r>
           </w:p>
         </w:tc>
@@ -4538,28 +5115,32 @@
       <w:tr>
         <w:tc>
           <w:tcPr>
-            <w:tcW w:w="2114" w:type="dxa"/>
+            <w:tcW w:w="2288" w:type="dxa"/>
+            <w:shd w:val="clear" w:color="auto" w:fill="CAEDFB" w:themeFill="accent4" w:themeFillTint="33"/>
             <w:vAlign w:val="center"/>
           </w:tcPr>
           <w:p>
             <w:pPr>
               <w:rPr>
                 <w:rFonts w:ascii="Times New Roman" w:hAnsi="Times New Roman" w:cs="Times New Roman"/>
+                <w:b/>
+                <w:bCs/>
               </w:rPr>
             </w:pPr>
-            <w:proofErr w:type="spellStart"/>
-            <w:r>
-              <w:rPr>
-                <w:rFonts w:ascii="Times New Roman" w:hAnsi="Times New Roman" w:cs="Times New Roman"/>
-              </w:rPr>
-              <w:t>Statusz</w:t>
-            </w:r>
-            <w:proofErr w:type="spellEnd"/>
+            <w:r>
+              <w:rPr>
+                <w:rFonts w:ascii="Times New Roman" w:hAnsi="Times New Roman" w:cs="Times New Roman"/>
+                <w:b/>
+                <w:bCs/>
+              </w:rPr>
+              <w:t>ID</w:t>
+            </w:r>
           </w:p>
         </w:tc>
         <w:tc>
           <w:tcPr>
-            <w:tcW w:w="1454" w:type="dxa"/>
+            <w:tcW w:w="2194" w:type="dxa"/>
+            <w:shd w:val="clear" w:color="auto" w:fill="CAEDFB" w:themeFill="accent4" w:themeFillTint="33"/>
             <w:vAlign w:val="center"/>
           </w:tcPr>
           <w:p>
@@ -4568,29 +5149,25 @@
                 <w:rFonts w:ascii="Times New Roman" w:hAnsi="Times New Roman" w:cs="Times New Roman"/>
               </w:rPr>
             </w:pPr>
-            <w:proofErr w:type="spellStart"/>
-            <w:r>
-              <w:rPr>
-                <w:rFonts w:ascii="Times New Roman" w:hAnsi="Times New Roman" w:cs="Times New Roman"/>
-              </w:rPr>
-              <w:t>nvarchar</w:t>
-            </w:r>
-            <w:proofErr w:type="spellEnd"/>
-            <w:r>
-              <w:rPr>
-                <w:rFonts w:ascii="Times New Roman" w:hAnsi="Times New Roman" w:cs="Times New Roman"/>
-              </w:rPr>
-              <w:t>(20)</w:t>
+            <w:r>
+              <w:rPr>
+                <w:rFonts w:ascii="Times New Roman" w:hAnsi="Times New Roman" w:cs="Times New Roman"/>
+              </w:rPr>
+              <w:t>INT (IDENTITY)</w:t>
             </w:r>
           </w:p>
         </w:tc>
         <w:tc>
           <w:tcPr>
-            <w:tcW w:w="1730" w:type="dxa"/>
+            <w:tcW w:w="3988" w:type="dxa"/>
+            <w:shd w:val="clear" w:color="auto" w:fill="CAEDFB" w:themeFill="accent4" w:themeFillTint="33"/>
             <w:vAlign w:val="center"/>
           </w:tcPr>
           <w:p>
             <w:pPr>
+              <w:pStyle w:val="Nincstrkz"/>
+              <w:spacing w:line="360" w:lineRule="auto"/>
+              <w:jc w:val="both"/>
               <w:rPr>
                 <w:rFonts w:ascii="Times New Roman" w:hAnsi="Times New Roman" w:cs="Times New Roman"/>
               </w:rPr>
@@ -4599,157 +5176,7 @@
               <w:rPr>
                 <w:rFonts w:ascii="Times New Roman" w:hAnsi="Times New Roman" w:cs="Times New Roman"/>
               </w:rPr>
-              <w:t>-</w:t>
-            </w:r>
-          </w:p>
-        </w:tc>
-        <w:tc>
-          <w:tcPr>
-            <w:tcW w:w="2498" w:type="dxa"/>
-            <w:vAlign w:val="center"/>
-          </w:tcPr>
-          <w:p>
-            <w:pPr>
-              <w:rPr>
-                <w:rFonts w:ascii="Times New Roman" w:hAnsi="Times New Roman" w:cs="Times New Roman"/>
-              </w:rPr>
-            </w:pPr>
-            <w:r>
-              <w:rPr>
-                <w:rFonts w:ascii="Times New Roman" w:hAnsi="Times New Roman" w:cs="Times New Roman"/>
-              </w:rPr>
-              <w:t>Állapot (pl. Fizetett)</w:t>
-            </w:r>
-          </w:p>
-        </w:tc>
-      </w:tr>
-    </w:tbl>
-    <w:p>
-      <w:pPr>
-        <w:pStyle w:val="Cmsor3"/>
-        <w:rPr>
-          <w:rFonts w:ascii="Times New Roman" w:hAnsi="Times New Roman" w:cs="Times New Roman"/>
-        </w:rPr>
-      </w:pPr>
-      <w:proofErr w:type="spellStart"/>
-      <w:r>
-        <w:rPr>
-          <w:rFonts w:ascii="Times New Roman" w:hAnsi="Times New Roman" w:cs="Times New Roman"/>
-        </w:rPr>
-        <w:t>FizetesTipusok</w:t>
-      </w:r>
-      <w:proofErr w:type="spellEnd"/>
-    </w:p>
-    <w:p>
-      <w:pPr>
-        <w:rPr>
-          <w:rFonts w:ascii="Times New Roman" w:hAnsi="Times New Roman" w:cs="Times New Roman"/>
-          <w:lang w:eastAsia="hu-HU"/>
-        </w:rPr>
-      </w:pPr>
-      <w:r>
-        <w:rPr>
-          <w:rFonts w:ascii="Times New Roman" w:hAnsi="Times New Roman" w:cs="Times New Roman"/>
-          <w:lang w:eastAsia="hu-HU"/>
-        </w:rPr>
-        <w:t>Segédtábla a fizetési jogcímekhez.</w:t>
-      </w:r>
-    </w:p>
-    <w:tbl>
-      <w:tblPr>
-        <w:tblStyle w:val="Rcsostblzat"/>
-        <w:tblW w:w="7796" w:type="dxa"/>
-        <w:tblInd w:w="704" w:type="dxa"/>
-        <w:tblLook w:val="04A0" w:firstRow="1" w:lastRow="0" w:firstColumn="1" w:lastColumn="0" w:noHBand="0" w:noVBand="1"/>
-      </w:tblPr>
-      <w:tblGrid>
-        <w:gridCol w:w="2114"/>
-        <w:gridCol w:w="1456"/>
-        <w:gridCol w:w="1729"/>
-        <w:gridCol w:w="2497"/>
-      </w:tblGrid>
-      <w:tr>
-        <w:tc>
-          <w:tcPr>
-            <w:tcW w:w="2114" w:type="dxa"/>
-            <w:vAlign w:val="center"/>
-          </w:tcPr>
-          <w:p>
-            <w:pPr>
-              <w:rPr>
-                <w:rFonts w:ascii="Times New Roman" w:hAnsi="Times New Roman" w:cs="Times New Roman"/>
-              </w:rPr>
-            </w:pPr>
-            <w:r>
-              <w:rPr>
-                <w:rFonts w:ascii="Times New Roman" w:hAnsi="Times New Roman" w:cs="Times New Roman"/>
-              </w:rPr>
-              <w:t>ID</w:t>
-            </w:r>
-          </w:p>
-        </w:tc>
-        <w:tc>
-          <w:tcPr>
-            <w:tcW w:w="1454" w:type="dxa"/>
-            <w:vAlign w:val="center"/>
-          </w:tcPr>
-          <w:p>
-            <w:pPr>
-              <w:rPr>
-                <w:rFonts w:ascii="Times New Roman" w:hAnsi="Times New Roman" w:cs="Times New Roman"/>
-              </w:rPr>
-            </w:pPr>
-            <w:r>
-              <w:rPr>
-                <w:rFonts w:ascii="Times New Roman" w:hAnsi="Times New Roman" w:cs="Times New Roman"/>
-              </w:rPr>
-              <w:t>int</w:t>
-            </w:r>
-          </w:p>
-        </w:tc>
-        <w:tc>
-          <w:tcPr>
-            <w:tcW w:w="1730" w:type="dxa"/>
-            <w:vAlign w:val="center"/>
-          </w:tcPr>
-          <w:p>
-            <w:pPr>
-              <w:rPr>
-                <w:rFonts w:ascii="Times New Roman" w:hAnsi="Times New Roman" w:cs="Times New Roman"/>
-              </w:rPr>
-            </w:pPr>
-            <w:r>
-              <w:rPr>
-                <w:rFonts w:ascii="Times New Roman" w:hAnsi="Times New Roman" w:cs="Times New Roman"/>
-              </w:rPr>
-              <w:t xml:space="preserve">PK, </w:t>
-            </w:r>
-            <w:proofErr w:type="spellStart"/>
-            <w:r>
-              <w:rPr>
-                <w:rFonts w:ascii="Times New Roman" w:hAnsi="Times New Roman" w:cs="Times New Roman"/>
-              </w:rPr>
-              <w:t>Identity</w:t>
-            </w:r>
-            <w:proofErr w:type="spellEnd"/>
-          </w:p>
-        </w:tc>
-        <w:tc>
-          <w:tcPr>
-            <w:tcW w:w="2498" w:type="dxa"/>
-            <w:vAlign w:val="center"/>
-          </w:tcPr>
-          <w:p>
-            <w:pPr>
-              <w:rPr>
-                <w:rFonts w:ascii="Times New Roman" w:hAnsi="Times New Roman" w:cs="Times New Roman"/>
-              </w:rPr>
-            </w:pPr>
-            <w:r>
-              <w:rPr>
-                <w:rFonts w:ascii="Times New Roman" w:hAnsi="Times New Roman" w:cs="Times New Roman"/>
-              </w:rPr>
-              <w:t>Azonosító</w:t>
+              <w:t>Tranzakció azonosítója</w:t>
             </w:r>
           </w:p>
         </w:tc>
@@ -4757,28 +5184,34 @@
       <w:tr>
         <w:tc>
           <w:tcPr>
-            <w:tcW w:w="2114" w:type="dxa"/>
+            <w:tcW w:w="2288" w:type="dxa"/>
+            <w:shd w:val="clear" w:color="auto" w:fill="CAEDFB" w:themeFill="accent4" w:themeFillTint="33"/>
             <w:vAlign w:val="center"/>
           </w:tcPr>
           <w:p>
             <w:pPr>
               <w:rPr>
                 <w:rFonts w:ascii="Times New Roman" w:hAnsi="Times New Roman" w:cs="Times New Roman"/>
+                <w:b/>
+                <w:bCs/>
               </w:rPr>
             </w:pPr>
             <w:proofErr w:type="spellStart"/>
             <w:r>
               <w:rPr>
                 <w:rFonts w:ascii="Times New Roman" w:hAnsi="Times New Roman" w:cs="Times New Roman"/>
-              </w:rPr>
-              <w:t>Megnevezes</w:t>
+                <w:b/>
+                <w:bCs/>
+              </w:rPr>
+              <w:t>UserID</w:t>
             </w:r>
             <w:proofErr w:type="spellEnd"/>
           </w:p>
         </w:tc>
         <w:tc>
           <w:tcPr>
-            <w:tcW w:w="1454" w:type="dxa"/>
+            <w:tcW w:w="2194" w:type="dxa"/>
+            <w:shd w:val="clear" w:color="auto" w:fill="CAEDFB" w:themeFill="accent4" w:themeFillTint="33"/>
             <w:vAlign w:val="center"/>
           </w:tcPr>
           <w:p>
@@ -4787,25 +5220,18 @@
                 <w:rFonts w:ascii="Times New Roman" w:hAnsi="Times New Roman" w:cs="Times New Roman"/>
               </w:rPr>
             </w:pPr>
-            <w:proofErr w:type="spellStart"/>
-            <w:r>
-              <w:rPr>
-                <w:rFonts w:ascii="Times New Roman" w:hAnsi="Times New Roman" w:cs="Times New Roman"/>
-              </w:rPr>
-              <w:t>nvarchar</w:t>
-            </w:r>
-            <w:proofErr w:type="spellEnd"/>
-            <w:r>
-              <w:rPr>
-                <w:rFonts w:ascii="Times New Roman" w:hAnsi="Times New Roman" w:cs="Times New Roman"/>
-              </w:rPr>
-              <w:t>(50)</w:t>
+            <w:r>
+              <w:rPr>
+                <w:rFonts w:ascii="Times New Roman" w:hAnsi="Times New Roman" w:cs="Times New Roman"/>
+              </w:rPr>
+              <w:t>INT (FK)</w:t>
             </w:r>
           </w:p>
         </w:tc>
         <w:tc>
           <w:tcPr>
-            <w:tcW w:w="1730" w:type="dxa"/>
+            <w:tcW w:w="3988" w:type="dxa"/>
+            <w:shd w:val="clear" w:color="auto" w:fill="CAEDFB" w:themeFill="accent4" w:themeFillTint="33"/>
             <w:vAlign w:val="center"/>
           </w:tcPr>
           <w:p>
@@ -4814,172 +5240,17 @@
                 <w:rFonts w:ascii="Times New Roman" w:hAnsi="Times New Roman" w:cs="Times New Roman"/>
               </w:rPr>
             </w:pPr>
-            <w:proofErr w:type="spellStart"/>
-            <w:r>
-              <w:rPr>
-                <w:rFonts w:ascii="Times New Roman" w:hAnsi="Times New Roman" w:cs="Times New Roman"/>
-              </w:rPr>
-              <w:t>Not</w:t>
-            </w:r>
-            <w:proofErr w:type="spellEnd"/>
-            <w:r>
-              <w:rPr>
-                <w:rFonts w:ascii="Times New Roman" w:hAnsi="Times New Roman" w:cs="Times New Roman"/>
-              </w:rPr>
-              <w:t xml:space="preserve"> null</w:t>
-            </w:r>
-          </w:p>
-        </w:tc>
-        <w:tc>
-          <w:tcPr>
-            <w:tcW w:w="2498" w:type="dxa"/>
-            <w:vAlign w:val="center"/>
-          </w:tcPr>
-          <w:p>
-            <w:pPr>
-              <w:rPr>
-                <w:rFonts w:ascii="Times New Roman" w:hAnsi="Times New Roman" w:cs="Times New Roman"/>
-              </w:rPr>
-            </w:pPr>
-            <w:r>
-              <w:rPr>
-                <w:rFonts w:ascii="Times New Roman" w:hAnsi="Times New Roman" w:cs="Times New Roman"/>
-              </w:rPr>
-              <w:t>Típus neve (pl. Lakbér).</w:t>
-            </w:r>
-          </w:p>
-        </w:tc>
-      </w:tr>
-    </w:tbl>
-    <w:p>
-      <w:pPr>
-        <w:pStyle w:val="Cmsor3"/>
-        <w:pageBreakBefore/>
-        <w:ind w:left="714" w:hanging="357"/>
-        <w:rPr>
-          <w:rFonts w:ascii="Times New Roman" w:hAnsi="Times New Roman" w:cs="Times New Roman"/>
-        </w:rPr>
-      </w:pPr>
-      <w:proofErr w:type="spellStart"/>
-      <w:r>
-        <w:rPr>
-          <w:rFonts w:ascii="Times New Roman" w:hAnsi="Times New Roman" w:cs="Times New Roman"/>
-        </w:rPr>
-        <w:lastRenderedPageBreak/>
-        <w:t>KarbantartasiKeresek</w:t>
-      </w:r>
-      <w:proofErr w:type="spellEnd"/>
-    </w:p>
-    <w:p>
-      <w:pPr>
-        <w:rPr>
-          <w:rFonts w:ascii="Times New Roman" w:hAnsi="Times New Roman" w:cs="Times New Roman"/>
-          <w:lang w:eastAsia="hu-HU"/>
-        </w:rPr>
-      </w:pPr>
-      <w:r>
-        <w:rPr>
-          <w:rFonts w:ascii="Times New Roman" w:hAnsi="Times New Roman" w:cs="Times New Roman"/>
-          <w:lang w:eastAsia="hu-HU"/>
-        </w:rPr>
-        <w:t>Hibabejelentések kezelése.</w:t>
-      </w:r>
-    </w:p>
-    <w:tbl>
-      <w:tblPr>
-        <w:tblStyle w:val="Rcsostblzat"/>
-        <w:tblW w:w="7796" w:type="dxa"/>
-        <w:tblInd w:w="704" w:type="dxa"/>
-        <w:tblLook w:val="04A0" w:firstRow="1" w:lastRow="0" w:firstColumn="1" w:lastColumn="0" w:noHBand="0" w:noVBand="1"/>
-      </w:tblPr>
-      <w:tblGrid>
-        <w:gridCol w:w="2095"/>
-        <w:gridCol w:w="1629"/>
-        <w:gridCol w:w="1655"/>
-        <w:gridCol w:w="2417"/>
-      </w:tblGrid>
-      <w:tr>
-        <w:tc>
-          <w:tcPr>
-            <w:tcW w:w="2098" w:type="dxa"/>
-            <w:vAlign w:val="center"/>
-          </w:tcPr>
-          <w:p>
-            <w:pPr>
-              <w:rPr>
-                <w:rFonts w:ascii="Times New Roman" w:hAnsi="Times New Roman" w:cs="Times New Roman"/>
-              </w:rPr>
-            </w:pPr>
-            <w:r>
-              <w:rPr>
-                <w:rFonts w:ascii="Times New Roman" w:hAnsi="Times New Roman" w:cs="Times New Roman"/>
-              </w:rPr>
-              <w:t>ID</w:t>
-            </w:r>
-          </w:p>
-        </w:tc>
-        <w:tc>
-          <w:tcPr>
-            <w:tcW w:w="1619" w:type="dxa"/>
-            <w:vAlign w:val="center"/>
-          </w:tcPr>
-          <w:p>
-            <w:pPr>
-              <w:rPr>
-                <w:rFonts w:ascii="Times New Roman" w:hAnsi="Times New Roman" w:cs="Times New Roman"/>
-              </w:rPr>
-            </w:pPr>
-            <w:r>
-              <w:rPr>
-                <w:rFonts w:ascii="Times New Roman" w:hAnsi="Times New Roman" w:cs="Times New Roman"/>
-              </w:rPr>
-              <w:t>int</w:t>
-            </w:r>
-          </w:p>
-        </w:tc>
-        <w:tc>
-          <w:tcPr>
-            <w:tcW w:w="1665" w:type="dxa"/>
-            <w:vAlign w:val="center"/>
-          </w:tcPr>
-          <w:p>
-            <w:pPr>
-              <w:rPr>
-                <w:rFonts w:ascii="Times New Roman" w:hAnsi="Times New Roman" w:cs="Times New Roman"/>
-              </w:rPr>
-            </w:pPr>
-            <w:r>
-              <w:rPr>
-                <w:rFonts w:ascii="Times New Roman" w:hAnsi="Times New Roman" w:cs="Times New Roman"/>
-              </w:rPr>
-              <w:t xml:space="preserve">PK, </w:t>
-            </w:r>
-            <w:proofErr w:type="spellStart"/>
-            <w:r>
-              <w:rPr>
-                <w:rFonts w:ascii="Times New Roman" w:hAnsi="Times New Roman" w:cs="Times New Roman"/>
-              </w:rPr>
-              <w:t>Identity</w:t>
-            </w:r>
-            <w:proofErr w:type="spellEnd"/>
-          </w:p>
-        </w:tc>
-        <w:tc>
-          <w:tcPr>
-            <w:tcW w:w="2414" w:type="dxa"/>
-            <w:vAlign w:val="center"/>
-          </w:tcPr>
-          <w:p>
-            <w:pPr>
-              <w:rPr>
-                <w:rFonts w:ascii="Times New Roman" w:hAnsi="Times New Roman" w:cs="Times New Roman"/>
-              </w:rPr>
-            </w:pPr>
-            <w:r>
-              <w:rPr>
-                <w:rFonts w:ascii="Times New Roman" w:hAnsi="Times New Roman" w:cs="Times New Roman"/>
-              </w:rPr>
-              <w:t>Hibajegy azonosítója.</w:t>
+            <w:r>
+              <w:rPr>
+                <w:rFonts w:ascii="Times New Roman" w:hAnsi="Times New Roman" w:cs="Times New Roman"/>
+              </w:rPr>
+              <w:t>A fizetésre kötelezett diák</w:t>
+            </w:r>
+            <w:r>
+              <w:rPr>
+                <w:rFonts w:ascii="Times New Roman" w:hAnsi="Times New Roman" w:cs="Times New Roman"/>
+              </w:rPr>
+              <w:t xml:space="preserve"> azonosítója</w:t>
             </w:r>
           </w:p>
         </w:tc>
@@ -4987,28 +5258,34 @@
       <w:tr>
         <w:tc>
           <w:tcPr>
-            <w:tcW w:w="2098" w:type="dxa"/>
+            <w:tcW w:w="2288" w:type="dxa"/>
+            <w:shd w:val="clear" w:color="auto" w:fill="CAEDFB" w:themeFill="accent4" w:themeFillTint="33"/>
             <w:vAlign w:val="center"/>
           </w:tcPr>
           <w:p>
             <w:pPr>
               <w:rPr>
                 <w:rFonts w:ascii="Times New Roman" w:hAnsi="Times New Roman" w:cs="Times New Roman"/>
+                <w:b/>
+                <w:bCs/>
               </w:rPr>
             </w:pPr>
             <w:proofErr w:type="spellStart"/>
             <w:r>
               <w:rPr>
                 <w:rFonts w:ascii="Times New Roman" w:hAnsi="Times New Roman" w:cs="Times New Roman"/>
-              </w:rPr>
-              <w:t>BejelentoID</w:t>
+                <w:b/>
+                <w:bCs/>
+              </w:rPr>
+              <w:t>TipusID</w:t>
             </w:r>
             <w:proofErr w:type="spellEnd"/>
           </w:p>
         </w:tc>
         <w:tc>
           <w:tcPr>
-            <w:tcW w:w="1619" w:type="dxa"/>
+            <w:tcW w:w="2194" w:type="dxa"/>
+            <w:shd w:val="clear" w:color="auto" w:fill="CAEDFB" w:themeFill="accent4" w:themeFillTint="33"/>
             <w:vAlign w:val="center"/>
           </w:tcPr>
           <w:p>
@@ -5021,13 +5298,14 @@
               <w:rPr>
                 <w:rFonts w:ascii="Times New Roman" w:hAnsi="Times New Roman" w:cs="Times New Roman"/>
               </w:rPr>
-              <w:t>int</w:t>
+              <w:t>INT (FK)</w:t>
             </w:r>
           </w:p>
         </w:tc>
         <w:tc>
           <w:tcPr>
-            <w:tcW w:w="1665" w:type="dxa"/>
+            <w:tcW w:w="3988" w:type="dxa"/>
+            <w:shd w:val="clear" w:color="auto" w:fill="CAEDFB" w:themeFill="accent4" w:themeFillTint="33"/>
             <w:vAlign w:val="center"/>
           </w:tcPr>
           <w:p>
@@ -5040,26 +5318,13 @@
               <w:rPr>
                 <w:rFonts w:ascii="Times New Roman" w:hAnsi="Times New Roman" w:cs="Times New Roman"/>
               </w:rPr>
-              <w:t>FK</w:t>
-            </w:r>
-          </w:p>
-        </w:tc>
-        <w:tc>
-          <w:tcPr>
-            <w:tcW w:w="2414" w:type="dxa"/>
-            <w:vAlign w:val="center"/>
-          </w:tcPr>
-          <w:p>
-            <w:pPr>
-              <w:rPr>
-                <w:rFonts w:ascii="Times New Roman" w:hAnsi="Times New Roman" w:cs="Times New Roman"/>
-              </w:rPr>
-            </w:pPr>
-            <w:r>
-              <w:rPr>
-                <w:rFonts w:ascii="Times New Roman" w:hAnsi="Times New Roman" w:cs="Times New Roman"/>
-              </w:rPr>
-              <w:t>A hibát bejelentő felhasználó.</w:t>
+              <w:t>Fizetés típus</w:t>
+            </w:r>
+            <w:r>
+              <w:rPr>
+                <w:rFonts w:ascii="Times New Roman" w:hAnsi="Times New Roman" w:cs="Times New Roman"/>
+              </w:rPr>
+              <w:t>ának az azonosítója</w:t>
             </w:r>
           </w:p>
         </w:tc>
@@ -5067,28 +5332,34 @@
       <w:tr>
         <w:tc>
           <w:tcPr>
-            <w:tcW w:w="2098" w:type="dxa"/>
+            <w:tcW w:w="2288" w:type="dxa"/>
+            <w:shd w:val="clear" w:color="auto" w:fill="CAEDFB" w:themeFill="accent4" w:themeFillTint="33"/>
             <w:vAlign w:val="center"/>
           </w:tcPr>
           <w:p>
             <w:pPr>
               <w:rPr>
                 <w:rFonts w:ascii="Times New Roman" w:hAnsi="Times New Roman" w:cs="Times New Roman"/>
+                <w:b/>
+                <w:bCs/>
               </w:rPr>
             </w:pPr>
             <w:proofErr w:type="spellStart"/>
             <w:r>
               <w:rPr>
                 <w:rFonts w:ascii="Times New Roman" w:hAnsi="Times New Roman" w:cs="Times New Roman"/>
-              </w:rPr>
-              <w:t>Leiras</w:t>
+                <w:b/>
+                <w:bCs/>
+              </w:rPr>
+              <w:t>Osszeg</w:t>
             </w:r>
             <w:proofErr w:type="spellEnd"/>
           </w:p>
         </w:tc>
         <w:tc>
           <w:tcPr>
-            <w:tcW w:w="1619" w:type="dxa"/>
+            <w:tcW w:w="2194" w:type="dxa"/>
+            <w:shd w:val="clear" w:color="auto" w:fill="CAEDFB" w:themeFill="accent4" w:themeFillTint="33"/>
             <w:vAlign w:val="center"/>
           </w:tcPr>
           <w:p>
@@ -5097,39 +5368,18 @@
                 <w:rFonts w:ascii="Times New Roman" w:hAnsi="Times New Roman" w:cs="Times New Roman"/>
               </w:rPr>
             </w:pPr>
-            <w:proofErr w:type="spellStart"/>
-            <w:r>
-              <w:rPr>
-                <w:rFonts w:ascii="Times New Roman" w:hAnsi="Times New Roman" w:cs="Times New Roman"/>
-              </w:rPr>
-              <w:t>nvarchar</w:t>
-            </w:r>
-            <w:proofErr w:type="spellEnd"/>
-            <w:r>
-              <w:rPr>
-                <w:rFonts w:ascii="Times New Roman" w:hAnsi="Times New Roman" w:cs="Times New Roman"/>
-              </w:rPr>
-              <w:t>(</w:t>
-            </w:r>
-            <w:proofErr w:type="spellStart"/>
-            <w:r>
-              <w:rPr>
-                <w:rFonts w:ascii="Times New Roman" w:hAnsi="Times New Roman" w:cs="Times New Roman"/>
-              </w:rPr>
-              <w:t>max</w:t>
-            </w:r>
-            <w:proofErr w:type="spellEnd"/>
-            <w:r>
-              <w:rPr>
-                <w:rFonts w:ascii="Times New Roman" w:hAnsi="Times New Roman" w:cs="Times New Roman"/>
-              </w:rPr>
-              <w:t>)</w:t>
+            <w:r>
+              <w:rPr>
+                <w:rFonts w:ascii="Times New Roman" w:hAnsi="Times New Roman" w:cs="Times New Roman"/>
+              </w:rPr>
+              <w:t>INT</w:t>
             </w:r>
           </w:p>
         </w:tc>
         <w:tc>
           <w:tcPr>
-            <w:tcW w:w="1665" w:type="dxa"/>
+            <w:tcW w:w="3988" w:type="dxa"/>
+            <w:shd w:val="clear" w:color="auto" w:fill="CAEDFB" w:themeFill="accent4" w:themeFillTint="33"/>
             <w:vAlign w:val="center"/>
           </w:tcPr>
           <w:p>
@@ -5142,26 +5392,7 @@
               <w:rPr>
                 <w:rFonts w:ascii="Times New Roman" w:hAnsi="Times New Roman" w:cs="Times New Roman"/>
               </w:rPr>
-              <w:t>-</w:t>
-            </w:r>
-          </w:p>
-        </w:tc>
-        <w:tc>
-          <w:tcPr>
-            <w:tcW w:w="2414" w:type="dxa"/>
-            <w:vAlign w:val="center"/>
-          </w:tcPr>
-          <w:p>
-            <w:pPr>
-              <w:rPr>
-                <w:rFonts w:ascii="Times New Roman" w:hAnsi="Times New Roman" w:cs="Times New Roman"/>
-              </w:rPr>
-            </w:pPr>
-            <w:r>
-              <w:rPr>
-                <w:rFonts w:ascii="Times New Roman" w:hAnsi="Times New Roman" w:cs="Times New Roman"/>
-              </w:rPr>
-              <w:t>A probléma részletes leírása.</w:t>
+              <w:t>Fizetendő összeg</w:t>
             </w:r>
           </w:p>
         </w:tc>
@@ -5169,28 +5400,34 @@
       <w:tr>
         <w:tc>
           <w:tcPr>
-            <w:tcW w:w="2098" w:type="dxa"/>
+            <w:tcW w:w="2288" w:type="dxa"/>
+            <w:shd w:val="clear" w:color="auto" w:fill="CAEDFB" w:themeFill="accent4" w:themeFillTint="33"/>
             <w:vAlign w:val="center"/>
           </w:tcPr>
           <w:p>
             <w:pPr>
               <w:rPr>
                 <w:rFonts w:ascii="Times New Roman" w:hAnsi="Times New Roman" w:cs="Times New Roman"/>
+                <w:b/>
+                <w:bCs/>
               </w:rPr>
             </w:pPr>
             <w:proofErr w:type="spellStart"/>
             <w:r>
               <w:rPr>
                 <w:rFonts w:ascii="Times New Roman" w:hAnsi="Times New Roman" w:cs="Times New Roman"/>
-              </w:rPr>
-              <w:t>StatuszID</w:t>
+                <w:b/>
+                <w:bCs/>
+              </w:rPr>
+              <w:t>Esedekesseg</w:t>
             </w:r>
             <w:proofErr w:type="spellEnd"/>
           </w:p>
         </w:tc>
         <w:tc>
           <w:tcPr>
-            <w:tcW w:w="1619" w:type="dxa"/>
+            <w:tcW w:w="2194" w:type="dxa"/>
+            <w:shd w:val="clear" w:color="auto" w:fill="CAEDFB" w:themeFill="accent4" w:themeFillTint="33"/>
             <w:vAlign w:val="center"/>
           </w:tcPr>
           <w:p>
@@ -5203,13 +5440,14 @@
               <w:rPr>
                 <w:rFonts w:ascii="Times New Roman" w:hAnsi="Times New Roman" w:cs="Times New Roman"/>
               </w:rPr>
-              <w:t>int</w:t>
+              <w:t>DATE</w:t>
             </w:r>
           </w:p>
         </w:tc>
         <w:tc>
           <w:tcPr>
-            <w:tcW w:w="1665" w:type="dxa"/>
+            <w:tcW w:w="3988" w:type="dxa"/>
+            <w:shd w:val="clear" w:color="auto" w:fill="CAEDFB" w:themeFill="accent4" w:themeFillTint="33"/>
             <w:vAlign w:val="center"/>
           </w:tcPr>
           <w:p>
@@ -5222,42 +5460,7 @@
               <w:rPr>
                 <w:rFonts w:ascii="Times New Roman" w:hAnsi="Times New Roman" w:cs="Times New Roman"/>
               </w:rPr>
-              <w:t>FK</w:t>
-            </w:r>
-          </w:p>
-        </w:tc>
-        <w:tc>
-          <w:tcPr>
-            <w:tcW w:w="2414" w:type="dxa"/>
-            <w:vAlign w:val="center"/>
-          </w:tcPr>
-          <w:p>
-            <w:pPr>
-              <w:rPr>
-                <w:rFonts w:ascii="Times New Roman" w:hAnsi="Times New Roman" w:cs="Times New Roman"/>
-              </w:rPr>
-            </w:pPr>
-            <w:r>
-              <w:rPr>
-                <w:rFonts w:ascii="Times New Roman" w:hAnsi="Times New Roman" w:cs="Times New Roman"/>
-              </w:rPr>
-              <w:t xml:space="preserve">Hivatkozás a </w:t>
-            </w:r>
-            <w:proofErr w:type="spellStart"/>
-            <w:r>
-              <w:rPr>
-                <w:rFonts w:ascii="Times New Roman" w:hAnsi="Times New Roman" w:cs="Times New Roman"/>
-                <w:i/>
-                <w:iCs/>
-              </w:rPr>
-              <w:t>KarbantartasStatuszok</w:t>
-            </w:r>
-            <w:proofErr w:type="spellEnd"/>
-            <w:r>
-              <w:rPr>
-                <w:rFonts w:ascii="Times New Roman" w:hAnsi="Times New Roman" w:cs="Times New Roman"/>
-              </w:rPr>
-              <w:t xml:space="preserve"> táblára.</w:t>
+              <w:t>Fizetési határidő</w:t>
             </w:r>
           </w:p>
         </w:tc>
@@ -5265,28 +5468,34 @@
       <w:tr>
         <w:tc>
           <w:tcPr>
-            <w:tcW w:w="2098" w:type="dxa"/>
+            <w:tcW w:w="2288" w:type="dxa"/>
+            <w:shd w:val="clear" w:color="auto" w:fill="CAEDFB" w:themeFill="accent4" w:themeFillTint="33"/>
             <w:vAlign w:val="center"/>
           </w:tcPr>
           <w:p>
             <w:pPr>
               <w:rPr>
                 <w:rFonts w:ascii="Times New Roman" w:hAnsi="Times New Roman" w:cs="Times New Roman"/>
+                <w:b/>
+                <w:bCs/>
               </w:rPr>
             </w:pPr>
             <w:proofErr w:type="spellStart"/>
             <w:r>
               <w:rPr>
                 <w:rFonts w:ascii="Times New Roman" w:hAnsi="Times New Roman" w:cs="Times New Roman"/>
-              </w:rPr>
-              <w:t>LetrehozasDatum</w:t>
+                <w:b/>
+                <w:bCs/>
+              </w:rPr>
+              <w:t>BefizetesDatum</w:t>
             </w:r>
             <w:proofErr w:type="spellEnd"/>
           </w:p>
         </w:tc>
         <w:tc>
           <w:tcPr>
-            <w:tcW w:w="1619" w:type="dxa"/>
+            <w:tcW w:w="2194" w:type="dxa"/>
+            <w:shd w:val="clear" w:color="auto" w:fill="CAEDFB" w:themeFill="accent4" w:themeFillTint="33"/>
             <w:vAlign w:val="center"/>
           </w:tcPr>
           <w:p>
@@ -5295,19 +5504,18 @@
                 <w:rFonts w:ascii="Times New Roman" w:hAnsi="Times New Roman" w:cs="Times New Roman"/>
               </w:rPr>
             </w:pPr>
-            <w:proofErr w:type="spellStart"/>
-            <w:r>
-              <w:rPr>
-                <w:rFonts w:ascii="Times New Roman" w:hAnsi="Times New Roman" w:cs="Times New Roman"/>
-              </w:rPr>
-              <w:t>datetime</w:t>
-            </w:r>
-            <w:proofErr w:type="spellEnd"/>
+            <w:r>
+              <w:rPr>
+                <w:rFonts w:ascii="Times New Roman" w:hAnsi="Times New Roman" w:cs="Times New Roman"/>
+              </w:rPr>
+              <w:t>DATE</w:t>
+            </w:r>
           </w:p>
         </w:tc>
         <w:tc>
           <w:tcPr>
-            <w:tcW w:w="1665" w:type="dxa"/>
+            <w:tcW w:w="3988" w:type="dxa"/>
+            <w:shd w:val="clear" w:color="auto" w:fill="CAEDFB" w:themeFill="accent4" w:themeFillTint="33"/>
             <w:vAlign w:val="center"/>
           </w:tcPr>
           <w:p>
@@ -5316,177 +5524,23 @@
                 <w:rFonts w:ascii="Times New Roman" w:hAnsi="Times New Roman" w:cs="Times New Roman"/>
               </w:rPr>
             </w:pPr>
-            <w:proofErr w:type="spellStart"/>
-            <w:r>
-              <w:rPr>
-                <w:rFonts w:ascii="Times New Roman" w:hAnsi="Times New Roman" w:cs="Times New Roman"/>
-              </w:rPr>
-              <w:t>Default</w:t>
-            </w:r>
-            <w:proofErr w:type="spellEnd"/>
-            <w:r>
-              <w:rPr>
-                <w:rFonts w:ascii="Times New Roman" w:hAnsi="Times New Roman" w:cs="Times New Roman"/>
-              </w:rPr>
-              <w:t xml:space="preserve">: </w:t>
-            </w:r>
-            <w:proofErr w:type="spellStart"/>
-            <w:r>
-              <w:rPr>
-                <w:rFonts w:ascii="Times New Roman" w:hAnsi="Times New Roman" w:cs="Times New Roman"/>
-              </w:rPr>
-              <w:t>Now</w:t>
-            </w:r>
-            <w:proofErr w:type="spellEnd"/>
-          </w:p>
-        </w:tc>
-        <w:tc>
-          <w:tcPr>
-            <w:tcW w:w="2414" w:type="dxa"/>
-            <w:vAlign w:val="center"/>
-          </w:tcPr>
-          <w:p>
-            <w:pPr>
-              <w:rPr>
-                <w:rFonts w:ascii="Times New Roman" w:hAnsi="Times New Roman" w:cs="Times New Roman"/>
-              </w:rPr>
-            </w:pPr>
-            <w:r>
-              <w:rPr>
-                <w:rFonts w:ascii="Times New Roman" w:hAnsi="Times New Roman" w:cs="Times New Roman"/>
-              </w:rPr>
-              <w:t>A bejelentés ideje.</w:t>
-            </w:r>
-          </w:p>
-        </w:tc>
-      </w:tr>
-    </w:tbl>
-    <w:p>
-      <w:pPr>
-        <w:pStyle w:val="Cmsor3"/>
-        <w:rPr>
-          <w:rFonts w:ascii="Times New Roman" w:hAnsi="Times New Roman" w:cs="Times New Roman"/>
-        </w:rPr>
-      </w:pPr>
-      <w:proofErr w:type="spellStart"/>
-      <w:r>
-        <w:rPr>
-          <w:rFonts w:ascii="Times New Roman" w:hAnsi="Times New Roman" w:cs="Times New Roman"/>
-        </w:rPr>
-        <w:t>KarbantartasStatuszok</w:t>
-      </w:r>
-      <w:proofErr w:type="spellEnd"/>
-    </w:p>
-    <w:p>
-      <w:pPr>
-        <w:rPr>
-          <w:rFonts w:ascii="Times New Roman" w:hAnsi="Times New Roman" w:cs="Times New Roman"/>
-          <w:lang w:eastAsia="hu-HU"/>
-        </w:rPr>
-      </w:pPr>
-      <w:r>
-        <w:rPr>
-          <w:rFonts w:ascii="Times New Roman" w:hAnsi="Times New Roman" w:cs="Times New Roman"/>
-          <w:lang w:eastAsia="hu-HU"/>
-        </w:rPr>
-        <w:t>A hibajegyek lehetséges állapotai.</w:t>
-      </w:r>
-    </w:p>
-    <w:tbl>
-      <w:tblPr>
-        <w:tblStyle w:val="Rcsostblzat"/>
-        <w:tblW w:w="7796" w:type="dxa"/>
-        <w:tblInd w:w="704" w:type="dxa"/>
-        <w:tblLook w:val="04A0" w:firstRow="1" w:lastRow="0" w:firstColumn="1" w:lastColumn="0" w:noHBand="0" w:noVBand="1"/>
-      </w:tblPr>
-      <w:tblGrid>
-        <w:gridCol w:w="2098"/>
-        <w:gridCol w:w="1619"/>
-        <w:gridCol w:w="1665"/>
-        <w:gridCol w:w="2414"/>
-      </w:tblGrid>
-      <w:tr>
-        <w:tc>
-          <w:tcPr>
-            <w:tcW w:w="2098" w:type="dxa"/>
-            <w:vAlign w:val="center"/>
-          </w:tcPr>
-          <w:p>
-            <w:pPr>
-              <w:rPr>
-                <w:rFonts w:ascii="Times New Roman" w:hAnsi="Times New Roman" w:cs="Times New Roman"/>
-              </w:rPr>
-            </w:pPr>
-            <w:r>
-              <w:rPr>
-                <w:rFonts w:ascii="Times New Roman" w:hAnsi="Times New Roman" w:cs="Times New Roman"/>
-              </w:rPr>
-              <w:t>ID</w:t>
-            </w:r>
-          </w:p>
-        </w:tc>
-        <w:tc>
-          <w:tcPr>
-            <w:tcW w:w="1619" w:type="dxa"/>
-            <w:vAlign w:val="center"/>
-          </w:tcPr>
-          <w:p>
-            <w:pPr>
-              <w:rPr>
-                <w:rFonts w:ascii="Times New Roman" w:hAnsi="Times New Roman" w:cs="Times New Roman"/>
-              </w:rPr>
-            </w:pPr>
-            <w:r>
-              <w:rPr>
-                <w:rFonts w:ascii="Times New Roman" w:hAnsi="Times New Roman" w:cs="Times New Roman"/>
-              </w:rPr>
-              <w:t>int</w:t>
-            </w:r>
-          </w:p>
-        </w:tc>
-        <w:tc>
-          <w:tcPr>
-            <w:tcW w:w="1665" w:type="dxa"/>
-            <w:vAlign w:val="center"/>
-          </w:tcPr>
-          <w:p>
-            <w:pPr>
-              <w:rPr>
-                <w:rFonts w:ascii="Times New Roman" w:hAnsi="Times New Roman" w:cs="Times New Roman"/>
-              </w:rPr>
-            </w:pPr>
-            <w:r>
-              <w:rPr>
-                <w:rFonts w:ascii="Times New Roman" w:hAnsi="Times New Roman" w:cs="Times New Roman"/>
-              </w:rPr>
-              <w:t xml:space="preserve">PK, </w:t>
-            </w:r>
-            <w:proofErr w:type="spellStart"/>
-            <w:r>
-              <w:rPr>
-                <w:rFonts w:ascii="Times New Roman" w:hAnsi="Times New Roman" w:cs="Times New Roman"/>
-              </w:rPr>
-              <w:t>Identity</w:t>
-            </w:r>
-            <w:proofErr w:type="spellEnd"/>
-          </w:p>
-        </w:tc>
-        <w:tc>
-          <w:tcPr>
-            <w:tcW w:w="2414" w:type="dxa"/>
-            <w:vAlign w:val="center"/>
-          </w:tcPr>
-          <w:p>
-            <w:pPr>
-              <w:rPr>
-                <w:rFonts w:ascii="Times New Roman" w:hAnsi="Times New Roman" w:cs="Times New Roman"/>
-              </w:rPr>
-            </w:pPr>
-            <w:r>
-              <w:rPr>
-                <w:rFonts w:ascii="Times New Roman" w:hAnsi="Times New Roman" w:cs="Times New Roman"/>
-              </w:rPr>
-              <w:t>Azonosító</w:t>
+            <w:r>
+              <w:rPr>
+                <w:rFonts w:ascii="Times New Roman" w:hAnsi="Times New Roman" w:cs="Times New Roman"/>
+              </w:rPr>
+              <w:t xml:space="preserve">A </w:t>
+            </w:r>
+            <w:r>
+              <w:rPr>
+                <w:rFonts w:ascii="Times New Roman" w:hAnsi="Times New Roman" w:cs="Times New Roman"/>
+              </w:rPr>
+              <w:t>befizetés</w:t>
+            </w:r>
+            <w:r>
+              <w:rPr>
+                <w:rFonts w:ascii="Times New Roman" w:hAnsi="Times New Roman" w:cs="Times New Roman"/>
+              </w:rPr>
+              <w:t xml:space="preserve"> dátuma</w:t>
             </w:r>
           </w:p>
         </w:tc>
@@ -5494,28 +5548,34 @@
       <w:tr>
         <w:tc>
           <w:tcPr>
-            <w:tcW w:w="2098" w:type="dxa"/>
+            <w:tcW w:w="2288" w:type="dxa"/>
+            <w:shd w:val="clear" w:color="auto" w:fill="CAEDFB" w:themeFill="accent4" w:themeFillTint="33"/>
             <w:vAlign w:val="center"/>
           </w:tcPr>
           <w:p>
             <w:pPr>
               <w:rPr>
                 <w:rFonts w:ascii="Times New Roman" w:hAnsi="Times New Roman" w:cs="Times New Roman"/>
+                <w:b/>
+                <w:bCs/>
               </w:rPr>
             </w:pPr>
             <w:proofErr w:type="spellStart"/>
             <w:r>
               <w:rPr>
                 <w:rFonts w:ascii="Times New Roman" w:hAnsi="Times New Roman" w:cs="Times New Roman"/>
-              </w:rPr>
-              <w:t>Nev</w:t>
+                <w:b/>
+                <w:bCs/>
+              </w:rPr>
+              <w:t>Statusz</w:t>
             </w:r>
             <w:proofErr w:type="spellEnd"/>
           </w:p>
         </w:tc>
         <w:tc>
           <w:tcPr>
-            <w:tcW w:w="1619" w:type="dxa"/>
+            <w:tcW w:w="2194" w:type="dxa"/>
+            <w:shd w:val="clear" w:color="auto" w:fill="CAEDFB" w:themeFill="accent4" w:themeFillTint="33"/>
             <w:vAlign w:val="center"/>
           </w:tcPr>
           <w:p>
@@ -5524,25 +5584,18 @@
                 <w:rFonts w:ascii="Times New Roman" w:hAnsi="Times New Roman" w:cs="Times New Roman"/>
               </w:rPr>
             </w:pPr>
-            <w:proofErr w:type="spellStart"/>
-            <w:r>
-              <w:rPr>
-                <w:rFonts w:ascii="Times New Roman" w:hAnsi="Times New Roman" w:cs="Times New Roman"/>
-              </w:rPr>
-              <w:t>nvarchar</w:t>
-            </w:r>
-            <w:proofErr w:type="spellEnd"/>
-            <w:r>
-              <w:rPr>
-                <w:rFonts w:ascii="Times New Roman" w:hAnsi="Times New Roman" w:cs="Times New Roman"/>
-              </w:rPr>
-              <w:t>(50)</w:t>
+            <w:r>
+              <w:rPr>
+                <w:rFonts w:ascii="Times New Roman" w:hAnsi="Times New Roman" w:cs="Times New Roman"/>
+              </w:rPr>
+              <w:t>NVARCHAR(20)</w:t>
             </w:r>
           </w:p>
         </w:tc>
         <w:tc>
           <w:tcPr>
-            <w:tcW w:w="1665" w:type="dxa"/>
+            <w:tcW w:w="3988" w:type="dxa"/>
+            <w:shd w:val="clear" w:color="auto" w:fill="CAEDFB" w:themeFill="accent4" w:themeFillTint="33"/>
             <w:vAlign w:val="center"/>
           </w:tcPr>
           <w:p>
@@ -5551,38 +5604,11 @@
                 <w:rFonts w:ascii="Times New Roman" w:hAnsi="Times New Roman" w:cs="Times New Roman"/>
               </w:rPr>
             </w:pPr>
-            <w:proofErr w:type="spellStart"/>
-            <w:r>
-              <w:rPr>
-                <w:rFonts w:ascii="Times New Roman" w:hAnsi="Times New Roman" w:cs="Times New Roman"/>
-              </w:rPr>
-              <w:t>Not</w:t>
-            </w:r>
-            <w:proofErr w:type="spellEnd"/>
-            <w:r>
-              <w:rPr>
-                <w:rFonts w:ascii="Times New Roman" w:hAnsi="Times New Roman" w:cs="Times New Roman"/>
-              </w:rPr>
-              <w:t xml:space="preserve"> Null</w:t>
-            </w:r>
-          </w:p>
-        </w:tc>
-        <w:tc>
-          <w:tcPr>
-            <w:tcW w:w="2414" w:type="dxa"/>
-            <w:vAlign w:val="center"/>
-          </w:tcPr>
-          <w:p>
-            <w:pPr>
-              <w:rPr>
-                <w:rFonts w:ascii="Times New Roman" w:hAnsi="Times New Roman" w:cs="Times New Roman"/>
-              </w:rPr>
-            </w:pPr>
-            <w:r>
-              <w:rPr>
-                <w:rFonts w:ascii="Times New Roman" w:hAnsi="Times New Roman" w:cs="Times New Roman"/>
-              </w:rPr>
-              <w:t>Státusz neve (pl. Új, Kész).</w:t>
+            <w:r>
+              <w:rPr>
+                <w:rFonts w:ascii="Times New Roman" w:hAnsi="Times New Roman" w:cs="Times New Roman"/>
+              </w:rPr>
+              <w:t>Állapot (pl. Fizetett)</w:t>
             </w:r>
           </w:p>
         </w:tc>
@@ -5590,121 +5616,123 @@
     </w:tbl>
     <w:p>
       <w:pPr>
-        <w:pStyle w:val="Cmsor3"/>
-        <w:rPr>
-          <w:rFonts w:ascii="Times New Roman" w:hAnsi="Times New Roman" w:cs="Times New Roman"/>
-        </w:rPr>
-      </w:pPr>
-      <w:r>
-        <w:rPr>
-          <w:rFonts w:ascii="Times New Roman" w:hAnsi="Times New Roman" w:cs="Times New Roman"/>
-        </w:rPr>
-        <w:t xml:space="preserve"> </w:t>
-      </w:r>
+        <w:pStyle w:val="Cmsor4"/>
+      </w:pPr>
       <w:proofErr w:type="spellStart"/>
       <w:r>
-        <w:rPr>
-          <w:rFonts w:ascii="Times New Roman" w:hAnsi="Times New Roman" w:cs="Times New Roman"/>
-        </w:rPr>
-        <w:t>Kollegium</w:t>
+        <w:t>FizetesTipusok</w:t>
       </w:r>
       <w:proofErr w:type="spellEnd"/>
+    </w:p>
+    <w:p>
+      <w:pPr>
+        <w:rPr>
+          <w:rFonts w:ascii="Times New Roman" w:hAnsi="Times New Roman" w:cs="Times New Roman"/>
+          <w:lang w:eastAsia="hu-HU"/>
+        </w:rPr>
+      </w:pPr>
+      <w:r>
+        <w:rPr>
+          <w:rFonts w:ascii="Times New Roman" w:hAnsi="Times New Roman" w:cs="Times New Roman"/>
+          <w:lang w:eastAsia="hu-HU"/>
+        </w:rPr>
+        <w:t>Segédtábla a fizetési jogcímekhez</w:t>
+      </w:r>
+      <w:r>
+        <w:rPr>
+          <w:rFonts w:ascii="Times New Roman" w:hAnsi="Times New Roman" w:cs="Times New Roman"/>
+          <w:lang w:eastAsia="hu-HU"/>
+        </w:rPr>
+        <w:t>:</w:t>
+      </w:r>
     </w:p>
     <w:tbl>
       <w:tblPr>
         <w:tblStyle w:val="Rcsostblzat"/>
-        <w:tblW w:w="7796" w:type="dxa"/>
-        <w:tblInd w:w="704" w:type="dxa"/>
+        <w:tblW w:w="8470" w:type="dxa"/>
+        <w:tblInd w:w="137" w:type="dxa"/>
         <w:tblLook w:val="04A0" w:firstRow="1" w:lastRow="0" w:firstColumn="1" w:lastColumn="0" w:noHBand="0" w:noVBand="1"/>
       </w:tblPr>
       <w:tblGrid>
-        <w:gridCol w:w="2098"/>
-        <w:gridCol w:w="1619"/>
-        <w:gridCol w:w="1665"/>
-        <w:gridCol w:w="2414"/>
+        <w:gridCol w:w="2010"/>
+        <w:gridCol w:w="2252"/>
+        <w:gridCol w:w="4208"/>
       </w:tblGrid>
       <w:tr>
         <w:tc>
           <w:tcPr>
-            <w:tcW w:w="2098" w:type="dxa"/>
+            <w:tcW w:w="2010" w:type="dxa"/>
+            <w:shd w:val="clear" w:color="auto" w:fill="8DD873" w:themeFill="accent6" w:themeFillTint="99"/>
             <w:vAlign w:val="center"/>
           </w:tcPr>
           <w:p>
             <w:pPr>
-              <w:rPr>
-                <w:rFonts w:ascii="Times New Roman" w:hAnsi="Times New Roman" w:cs="Times New Roman"/>
+              <w:jc w:val="center"/>
+              <w:rPr>
+                <w:rFonts w:ascii="Times New Roman" w:hAnsi="Times New Roman" w:cs="Times New Roman"/>
+                <w:b/>
+                <w:bCs/>
               </w:rPr>
             </w:pPr>
             <w:r>
               <w:rPr>
                 <w:rFonts w:ascii="Times New Roman" w:hAnsi="Times New Roman" w:cs="Times New Roman"/>
-              </w:rPr>
-              <w:t>ID</w:t>
+                <w:b/>
+                <w:bCs/>
+              </w:rPr>
+              <w:t>Oszlop</w:t>
             </w:r>
           </w:p>
         </w:tc>
         <w:tc>
           <w:tcPr>
-            <w:tcW w:w="1619" w:type="dxa"/>
+            <w:tcW w:w="2252" w:type="dxa"/>
+            <w:shd w:val="clear" w:color="auto" w:fill="8DD873" w:themeFill="accent6" w:themeFillTint="99"/>
             <w:vAlign w:val="center"/>
           </w:tcPr>
           <w:p>
             <w:pPr>
-              <w:rPr>
-                <w:rFonts w:ascii="Times New Roman" w:hAnsi="Times New Roman" w:cs="Times New Roman"/>
+              <w:jc w:val="center"/>
+              <w:rPr>
+                <w:rFonts w:ascii="Times New Roman" w:hAnsi="Times New Roman" w:cs="Times New Roman"/>
+                <w:b/>
+                <w:bCs/>
               </w:rPr>
             </w:pPr>
             <w:r>
               <w:rPr>
                 <w:rFonts w:ascii="Times New Roman" w:hAnsi="Times New Roman" w:cs="Times New Roman"/>
-              </w:rPr>
-              <w:t>int</w:t>
+                <w:b/>
+                <w:bCs/>
+              </w:rPr>
+              <w:t>Típus</w:t>
             </w:r>
           </w:p>
         </w:tc>
         <w:tc>
           <w:tcPr>
-            <w:tcW w:w="1665" w:type="dxa"/>
+            <w:tcW w:w="4208" w:type="dxa"/>
+            <w:shd w:val="clear" w:color="auto" w:fill="8DD873" w:themeFill="accent6" w:themeFillTint="99"/>
             <w:vAlign w:val="center"/>
           </w:tcPr>
           <w:p>
             <w:pPr>
-              <w:rPr>
-                <w:rFonts w:ascii="Times New Roman" w:hAnsi="Times New Roman" w:cs="Times New Roman"/>
+              <w:pStyle w:val="Nincstrkz"/>
+              <w:spacing w:line="360" w:lineRule="auto"/>
+              <w:jc w:val="center"/>
+              <w:rPr>
+                <w:rFonts w:ascii="Times New Roman" w:hAnsi="Times New Roman" w:cs="Times New Roman"/>
+                <w:b/>
+                <w:bCs/>
               </w:rPr>
             </w:pPr>
             <w:r>
               <w:rPr>
                 <w:rFonts w:ascii="Times New Roman" w:hAnsi="Times New Roman" w:cs="Times New Roman"/>
-              </w:rPr>
-              <w:t xml:space="preserve">PK, </w:t>
-            </w:r>
-            <w:proofErr w:type="spellStart"/>
-            <w:r>
-              <w:rPr>
-                <w:rFonts w:ascii="Times New Roman" w:hAnsi="Times New Roman" w:cs="Times New Roman"/>
-              </w:rPr>
-              <w:t>Identity</w:t>
-            </w:r>
-            <w:proofErr w:type="spellEnd"/>
-          </w:p>
-        </w:tc>
-        <w:tc>
-          <w:tcPr>
-            <w:tcW w:w="2414" w:type="dxa"/>
-            <w:vAlign w:val="center"/>
-          </w:tcPr>
-          <w:p>
-            <w:pPr>
-              <w:rPr>
-                <w:rFonts w:ascii="Times New Roman" w:hAnsi="Times New Roman" w:cs="Times New Roman"/>
-              </w:rPr>
-            </w:pPr>
-            <w:r>
-              <w:rPr>
-                <w:rFonts w:ascii="Times New Roman" w:hAnsi="Times New Roman" w:cs="Times New Roman"/>
-              </w:rPr>
-              <w:t>Azonosító</w:t>
+                <w:b/>
+                <w:bCs/>
+              </w:rPr>
+              <w:t>Leírás</w:t>
             </w:r>
           </w:p>
         </w:tc>
@@ -5712,28 +5740,103 @@
       <w:tr>
         <w:tc>
           <w:tcPr>
-            <w:tcW w:w="2098" w:type="dxa"/>
+            <w:tcW w:w="2010" w:type="dxa"/>
+            <w:shd w:val="clear" w:color="auto" w:fill="CAEDFB" w:themeFill="accent4" w:themeFillTint="33"/>
             <w:vAlign w:val="center"/>
           </w:tcPr>
           <w:p>
             <w:pPr>
               <w:rPr>
                 <w:rFonts w:ascii="Times New Roman" w:hAnsi="Times New Roman" w:cs="Times New Roman"/>
+                <w:b/>
+                <w:bCs/>
+              </w:rPr>
+            </w:pPr>
+            <w:r>
+              <w:rPr>
+                <w:rFonts w:ascii="Times New Roman" w:hAnsi="Times New Roman" w:cs="Times New Roman"/>
+                <w:b/>
+                <w:bCs/>
+              </w:rPr>
+              <w:t>ID</w:t>
+            </w:r>
+          </w:p>
+        </w:tc>
+        <w:tc>
+          <w:tcPr>
+            <w:tcW w:w="2252" w:type="dxa"/>
+            <w:shd w:val="clear" w:color="auto" w:fill="CAEDFB" w:themeFill="accent4" w:themeFillTint="33"/>
+            <w:vAlign w:val="center"/>
+          </w:tcPr>
+          <w:p>
+            <w:pPr>
+              <w:rPr>
+                <w:rFonts w:ascii="Times New Roman" w:hAnsi="Times New Roman" w:cs="Times New Roman"/>
+              </w:rPr>
+            </w:pPr>
+            <w:r>
+              <w:rPr>
+                <w:rFonts w:ascii="Times New Roman" w:hAnsi="Times New Roman" w:cs="Times New Roman"/>
+              </w:rPr>
+              <w:t>INT (IDENTITY)</w:t>
+            </w:r>
+          </w:p>
+        </w:tc>
+        <w:tc>
+          <w:tcPr>
+            <w:tcW w:w="4208" w:type="dxa"/>
+            <w:shd w:val="clear" w:color="auto" w:fill="CAEDFB" w:themeFill="accent4" w:themeFillTint="33"/>
+            <w:vAlign w:val="center"/>
+          </w:tcPr>
+          <w:p>
+            <w:pPr>
+              <w:pStyle w:val="Nincstrkz"/>
+              <w:spacing w:line="360" w:lineRule="auto"/>
+              <w:jc w:val="both"/>
+              <w:rPr>
+                <w:rFonts w:ascii="Times New Roman" w:hAnsi="Times New Roman" w:cs="Times New Roman"/>
+              </w:rPr>
+            </w:pPr>
+            <w:r>
+              <w:rPr>
+                <w:rFonts w:ascii="Times New Roman" w:hAnsi="Times New Roman" w:cs="Times New Roman"/>
+              </w:rPr>
+              <w:t>Egyedi azonosító</w:t>
+            </w:r>
+          </w:p>
+        </w:tc>
+      </w:tr>
+      <w:tr>
+        <w:tc>
+          <w:tcPr>
+            <w:tcW w:w="2010" w:type="dxa"/>
+            <w:shd w:val="clear" w:color="auto" w:fill="CAEDFB" w:themeFill="accent4" w:themeFillTint="33"/>
+            <w:vAlign w:val="center"/>
+          </w:tcPr>
+          <w:p>
+            <w:pPr>
+              <w:rPr>
+                <w:rFonts w:ascii="Times New Roman" w:hAnsi="Times New Roman" w:cs="Times New Roman"/>
+                <w:b/>
+                <w:bCs/>
               </w:rPr>
             </w:pPr>
             <w:proofErr w:type="spellStart"/>
             <w:r>
               <w:rPr>
                 <w:rFonts w:ascii="Times New Roman" w:hAnsi="Times New Roman" w:cs="Times New Roman"/>
-              </w:rPr>
-              <w:t>KollegiumNev</w:t>
+                <w:b/>
+                <w:bCs/>
+              </w:rPr>
+              <w:t>Megnevezes</w:t>
             </w:r>
             <w:proofErr w:type="spellEnd"/>
           </w:p>
         </w:tc>
         <w:tc>
           <w:tcPr>
-            <w:tcW w:w="1619" w:type="dxa"/>
+            <w:tcW w:w="2252" w:type="dxa"/>
+            <w:shd w:val="clear" w:color="auto" w:fill="CAEDFB" w:themeFill="accent4" w:themeFillTint="33"/>
             <w:vAlign w:val="center"/>
           </w:tcPr>
           <w:p>
@@ -5742,25 +5845,36 @@
                 <w:rFonts w:ascii="Times New Roman" w:hAnsi="Times New Roman" w:cs="Times New Roman"/>
               </w:rPr>
             </w:pPr>
-            <w:proofErr w:type="spellStart"/>
-            <w:r>
-              <w:rPr>
-                <w:rFonts w:ascii="Times New Roman" w:hAnsi="Times New Roman" w:cs="Times New Roman"/>
-              </w:rPr>
-              <w:t>nvarchar</w:t>
-            </w:r>
-            <w:proofErr w:type="spellEnd"/>
-            <w:r>
-              <w:rPr>
-                <w:rFonts w:ascii="Times New Roman" w:hAnsi="Times New Roman" w:cs="Times New Roman"/>
-              </w:rPr>
-              <w:t>(50)</w:t>
+            <w:r>
+              <w:rPr>
+                <w:rFonts w:ascii="Times New Roman" w:hAnsi="Times New Roman" w:cs="Times New Roman"/>
+              </w:rPr>
+              <w:t>NVARCHAR</w:t>
+            </w:r>
+            <w:r>
+              <w:rPr>
+                <w:rFonts w:ascii="Times New Roman" w:hAnsi="Times New Roman" w:cs="Times New Roman"/>
+              </w:rPr>
+              <w:t>(</w:t>
+            </w:r>
+            <w:r>
+              <w:rPr>
+                <w:rFonts w:ascii="Times New Roman" w:hAnsi="Times New Roman" w:cs="Times New Roman"/>
+              </w:rPr>
+              <w:t>50</w:t>
+            </w:r>
+            <w:r>
+              <w:rPr>
+                <w:rFonts w:ascii="Times New Roman" w:hAnsi="Times New Roman" w:cs="Times New Roman"/>
+              </w:rPr>
+              <w:t>)</w:t>
             </w:r>
           </w:p>
         </w:tc>
         <w:tc>
           <w:tcPr>
-            <w:tcW w:w="1665" w:type="dxa"/>
+            <w:tcW w:w="4208" w:type="dxa"/>
+            <w:shd w:val="clear" w:color="auto" w:fill="CAEDFB" w:themeFill="accent4" w:themeFillTint="33"/>
             <w:vAlign w:val="center"/>
           </w:tcPr>
           <w:p>
@@ -5769,38 +5883,11 @@
                 <w:rFonts w:ascii="Times New Roman" w:hAnsi="Times New Roman" w:cs="Times New Roman"/>
               </w:rPr>
             </w:pPr>
-            <w:proofErr w:type="spellStart"/>
-            <w:r>
-              <w:rPr>
-                <w:rFonts w:ascii="Times New Roman" w:hAnsi="Times New Roman" w:cs="Times New Roman"/>
-              </w:rPr>
-              <w:t>Not</w:t>
-            </w:r>
-            <w:proofErr w:type="spellEnd"/>
-            <w:r>
-              <w:rPr>
-                <w:rFonts w:ascii="Times New Roman" w:hAnsi="Times New Roman" w:cs="Times New Roman"/>
-              </w:rPr>
-              <w:t xml:space="preserve"> Null</w:t>
-            </w:r>
-          </w:p>
-        </w:tc>
-        <w:tc>
-          <w:tcPr>
-            <w:tcW w:w="2414" w:type="dxa"/>
-            <w:vAlign w:val="center"/>
-          </w:tcPr>
-          <w:p>
-            <w:pPr>
-              <w:rPr>
-                <w:rFonts w:ascii="Times New Roman" w:hAnsi="Times New Roman" w:cs="Times New Roman"/>
-              </w:rPr>
-            </w:pPr>
-            <w:r>
-              <w:rPr>
-                <w:rFonts w:ascii="Times New Roman" w:hAnsi="Times New Roman" w:cs="Times New Roman"/>
-              </w:rPr>
-              <w:t>Kollégium neve</w:t>
+            <w:r>
+              <w:rPr>
+                <w:rFonts w:ascii="Times New Roman" w:hAnsi="Times New Roman" w:cs="Times New Roman"/>
+              </w:rPr>
+              <w:t>Típus neve (pl. Lakbér)</w:t>
             </w:r>
           </w:p>
         </w:tc>
@@ -5808,43 +5895,1020 @@
     </w:tbl>
     <w:p>
       <w:pPr>
-        <w:rPr>
-          <w:rFonts w:ascii="Times New Roman" w:hAnsi="Times New Roman" w:cs="Times New Roman"/>
-        </w:rPr>
-      </w:pPr>
+        <w:pStyle w:val="Cmsor4"/>
+      </w:pPr>
+      <w:proofErr w:type="spellStart"/>
+      <w:r>
+        <w:t>KarbantartasiKeresek</w:t>
+      </w:r>
+      <w:proofErr w:type="spellEnd"/>
     </w:p>
     <w:p>
       <w:pPr>
-        <w:pStyle w:val="Cmsor2"/>
-        <w:pageBreakBefore/>
-        <w:ind w:left="714" w:hanging="357"/>
-        <w:rPr>
-          <w:rFonts w:ascii="Times New Roman" w:hAnsi="Times New Roman" w:cs="Times New Roman"/>
-        </w:rPr>
-      </w:pPr>
-      <w:r>
-        <w:rPr>
-          <w:rFonts w:ascii="Times New Roman" w:hAnsi="Times New Roman" w:cs="Times New Roman"/>
-        </w:rPr>
-        <w:lastRenderedPageBreak/>
-        <w:t>Fő funkciók</w:t>
-      </w:r>
+        <w:rPr>
+          <w:rFonts w:ascii="Times New Roman" w:hAnsi="Times New Roman" w:cs="Times New Roman"/>
+          <w:lang w:eastAsia="hu-HU"/>
+        </w:rPr>
+      </w:pPr>
+      <w:r>
+        <w:rPr>
+          <w:rFonts w:ascii="Times New Roman" w:hAnsi="Times New Roman" w:cs="Times New Roman"/>
+          <w:lang w:eastAsia="hu-HU"/>
+        </w:rPr>
+        <w:t>Hibabejelentések kezelése</w:t>
+      </w:r>
+      <w:r>
+        <w:rPr>
+          <w:rFonts w:ascii="Times New Roman" w:hAnsi="Times New Roman" w:cs="Times New Roman"/>
+          <w:lang w:eastAsia="hu-HU"/>
+        </w:rPr>
+        <w:t>:</w:t>
+      </w:r>
+    </w:p>
+    <w:tbl>
+      <w:tblPr>
+        <w:tblStyle w:val="Rcsostblzat"/>
+        <w:tblW w:w="8470" w:type="dxa"/>
+        <w:tblInd w:w="137" w:type="dxa"/>
+        <w:tblLook w:val="04A0" w:firstRow="1" w:lastRow="0" w:firstColumn="1" w:lastColumn="0" w:noHBand="0" w:noVBand="1"/>
+      </w:tblPr>
+      <w:tblGrid>
+        <w:gridCol w:w="2010"/>
+        <w:gridCol w:w="2252"/>
+        <w:gridCol w:w="4208"/>
+      </w:tblGrid>
+      <w:tr>
+        <w:tc>
+          <w:tcPr>
+            <w:tcW w:w="2010" w:type="dxa"/>
+            <w:shd w:val="clear" w:color="auto" w:fill="8DD873" w:themeFill="accent6" w:themeFillTint="99"/>
+            <w:vAlign w:val="center"/>
+          </w:tcPr>
+          <w:p>
+            <w:pPr>
+              <w:jc w:val="center"/>
+              <w:rPr>
+                <w:rFonts w:ascii="Times New Roman" w:hAnsi="Times New Roman" w:cs="Times New Roman"/>
+                <w:b/>
+                <w:bCs/>
+              </w:rPr>
+            </w:pPr>
+            <w:r>
+              <w:rPr>
+                <w:rFonts w:ascii="Times New Roman" w:hAnsi="Times New Roman" w:cs="Times New Roman"/>
+                <w:b/>
+                <w:bCs/>
+              </w:rPr>
+              <w:t>Oszlop</w:t>
+            </w:r>
+          </w:p>
+        </w:tc>
+        <w:tc>
+          <w:tcPr>
+            <w:tcW w:w="2252" w:type="dxa"/>
+            <w:shd w:val="clear" w:color="auto" w:fill="8DD873" w:themeFill="accent6" w:themeFillTint="99"/>
+            <w:vAlign w:val="center"/>
+          </w:tcPr>
+          <w:p>
+            <w:pPr>
+              <w:jc w:val="center"/>
+              <w:rPr>
+                <w:rFonts w:ascii="Times New Roman" w:hAnsi="Times New Roman" w:cs="Times New Roman"/>
+                <w:b/>
+                <w:bCs/>
+              </w:rPr>
+            </w:pPr>
+            <w:r>
+              <w:rPr>
+                <w:rFonts w:ascii="Times New Roman" w:hAnsi="Times New Roman" w:cs="Times New Roman"/>
+                <w:b/>
+                <w:bCs/>
+              </w:rPr>
+              <w:t>Típus</w:t>
+            </w:r>
+          </w:p>
+        </w:tc>
+        <w:tc>
+          <w:tcPr>
+            <w:tcW w:w="4208" w:type="dxa"/>
+            <w:shd w:val="clear" w:color="auto" w:fill="8DD873" w:themeFill="accent6" w:themeFillTint="99"/>
+            <w:vAlign w:val="center"/>
+          </w:tcPr>
+          <w:p>
+            <w:pPr>
+              <w:pStyle w:val="Nincstrkz"/>
+              <w:spacing w:line="360" w:lineRule="auto"/>
+              <w:jc w:val="center"/>
+              <w:rPr>
+                <w:rFonts w:ascii="Times New Roman" w:hAnsi="Times New Roman" w:cs="Times New Roman"/>
+                <w:b/>
+                <w:bCs/>
+              </w:rPr>
+            </w:pPr>
+            <w:r>
+              <w:rPr>
+                <w:rFonts w:ascii="Times New Roman" w:hAnsi="Times New Roman" w:cs="Times New Roman"/>
+                <w:b/>
+                <w:bCs/>
+              </w:rPr>
+              <w:t>Leírás</w:t>
+            </w:r>
+          </w:p>
+        </w:tc>
+      </w:tr>
+      <w:tr>
+        <w:tc>
+          <w:tcPr>
+            <w:tcW w:w="2010" w:type="dxa"/>
+            <w:shd w:val="clear" w:color="auto" w:fill="CAEDFB" w:themeFill="accent4" w:themeFillTint="33"/>
+            <w:vAlign w:val="center"/>
+          </w:tcPr>
+          <w:p>
+            <w:pPr>
+              <w:rPr>
+                <w:rFonts w:ascii="Times New Roman" w:hAnsi="Times New Roman" w:cs="Times New Roman"/>
+                <w:b/>
+                <w:bCs/>
+              </w:rPr>
+            </w:pPr>
+            <w:r>
+              <w:rPr>
+                <w:rFonts w:ascii="Times New Roman" w:hAnsi="Times New Roman" w:cs="Times New Roman"/>
+                <w:b/>
+                <w:bCs/>
+              </w:rPr>
+              <w:t>ID</w:t>
+            </w:r>
+          </w:p>
+        </w:tc>
+        <w:tc>
+          <w:tcPr>
+            <w:tcW w:w="2252" w:type="dxa"/>
+            <w:shd w:val="clear" w:color="auto" w:fill="CAEDFB" w:themeFill="accent4" w:themeFillTint="33"/>
+            <w:vAlign w:val="center"/>
+          </w:tcPr>
+          <w:p>
+            <w:pPr>
+              <w:rPr>
+                <w:rFonts w:ascii="Times New Roman" w:hAnsi="Times New Roman" w:cs="Times New Roman"/>
+              </w:rPr>
+            </w:pPr>
+            <w:r>
+              <w:rPr>
+                <w:rFonts w:ascii="Times New Roman" w:hAnsi="Times New Roman" w:cs="Times New Roman"/>
+              </w:rPr>
+              <w:t>INT (IDENTITY)</w:t>
+            </w:r>
+          </w:p>
+        </w:tc>
+        <w:tc>
+          <w:tcPr>
+            <w:tcW w:w="4208" w:type="dxa"/>
+            <w:shd w:val="clear" w:color="auto" w:fill="CAEDFB" w:themeFill="accent4" w:themeFillTint="33"/>
+            <w:vAlign w:val="center"/>
+          </w:tcPr>
+          <w:p>
+            <w:pPr>
+              <w:pStyle w:val="Nincstrkz"/>
+              <w:spacing w:line="360" w:lineRule="auto"/>
+              <w:jc w:val="both"/>
+              <w:rPr>
+                <w:rFonts w:ascii="Times New Roman" w:hAnsi="Times New Roman" w:cs="Times New Roman"/>
+              </w:rPr>
+            </w:pPr>
+            <w:r>
+              <w:rPr>
+                <w:rFonts w:ascii="Times New Roman" w:hAnsi="Times New Roman" w:cs="Times New Roman"/>
+              </w:rPr>
+              <w:t>Hibajegy azonosítója</w:t>
+            </w:r>
+          </w:p>
+        </w:tc>
+      </w:tr>
+      <w:tr>
+        <w:tc>
+          <w:tcPr>
+            <w:tcW w:w="2010" w:type="dxa"/>
+            <w:shd w:val="clear" w:color="auto" w:fill="CAEDFB" w:themeFill="accent4" w:themeFillTint="33"/>
+            <w:vAlign w:val="center"/>
+          </w:tcPr>
+          <w:p>
+            <w:pPr>
+              <w:rPr>
+                <w:rFonts w:ascii="Times New Roman" w:hAnsi="Times New Roman" w:cs="Times New Roman"/>
+                <w:b/>
+                <w:bCs/>
+              </w:rPr>
+            </w:pPr>
+            <w:proofErr w:type="spellStart"/>
+            <w:r>
+              <w:rPr>
+                <w:rFonts w:ascii="Times New Roman" w:hAnsi="Times New Roman" w:cs="Times New Roman"/>
+              </w:rPr>
+              <w:t>BejelentoID</w:t>
+            </w:r>
+            <w:proofErr w:type="spellEnd"/>
+          </w:p>
+        </w:tc>
+        <w:tc>
+          <w:tcPr>
+            <w:tcW w:w="2252" w:type="dxa"/>
+            <w:shd w:val="clear" w:color="auto" w:fill="CAEDFB" w:themeFill="accent4" w:themeFillTint="33"/>
+            <w:vAlign w:val="center"/>
+          </w:tcPr>
+          <w:p>
+            <w:pPr>
+              <w:rPr>
+                <w:rFonts w:ascii="Times New Roman" w:hAnsi="Times New Roman" w:cs="Times New Roman"/>
+              </w:rPr>
+            </w:pPr>
+            <w:r>
+              <w:rPr>
+                <w:rFonts w:ascii="Times New Roman" w:hAnsi="Times New Roman" w:cs="Times New Roman"/>
+              </w:rPr>
+              <w:t>INT (FK)</w:t>
+            </w:r>
+          </w:p>
+        </w:tc>
+        <w:tc>
+          <w:tcPr>
+            <w:tcW w:w="4208" w:type="dxa"/>
+            <w:shd w:val="clear" w:color="auto" w:fill="CAEDFB" w:themeFill="accent4" w:themeFillTint="33"/>
+            <w:vAlign w:val="center"/>
+          </w:tcPr>
+          <w:p>
+            <w:pPr>
+              <w:rPr>
+                <w:rFonts w:ascii="Times New Roman" w:hAnsi="Times New Roman" w:cs="Times New Roman"/>
+              </w:rPr>
+            </w:pPr>
+            <w:r>
+              <w:rPr>
+                <w:rFonts w:ascii="Times New Roman" w:hAnsi="Times New Roman" w:cs="Times New Roman"/>
+              </w:rPr>
+              <w:t>A hibát bejelentő felhasználó</w:t>
+            </w:r>
+          </w:p>
+        </w:tc>
+      </w:tr>
+      <w:tr>
+        <w:tc>
+          <w:tcPr>
+            <w:tcW w:w="2010" w:type="dxa"/>
+            <w:shd w:val="clear" w:color="auto" w:fill="CAEDFB" w:themeFill="accent4" w:themeFillTint="33"/>
+            <w:vAlign w:val="center"/>
+          </w:tcPr>
+          <w:p>
+            <w:pPr>
+              <w:rPr>
+                <w:rFonts w:ascii="Times New Roman" w:hAnsi="Times New Roman" w:cs="Times New Roman"/>
+              </w:rPr>
+            </w:pPr>
+            <w:proofErr w:type="spellStart"/>
+            <w:r>
+              <w:rPr>
+                <w:rFonts w:ascii="Times New Roman" w:hAnsi="Times New Roman" w:cs="Times New Roman"/>
+              </w:rPr>
+              <w:t>Leiras</w:t>
+            </w:r>
+            <w:proofErr w:type="spellEnd"/>
+          </w:p>
+        </w:tc>
+        <w:tc>
+          <w:tcPr>
+            <w:tcW w:w="2252" w:type="dxa"/>
+            <w:shd w:val="clear" w:color="auto" w:fill="CAEDFB" w:themeFill="accent4" w:themeFillTint="33"/>
+            <w:vAlign w:val="center"/>
+          </w:tcPr>
+          <w:p>
+            <w:pPr>
+              <w:rPr>
+                <w:rFonts w:ascii="Times New Roman" w:hAnsi="Times New Roman" w:cs="Times New Roman"/>
+              </w:rPr>
+            </w:pPr>
+            <w:r>
+              <w:rPr>
+                <w:rFonts w:ascii="Times New Roman" w:hAnsi="Times New Roman" w:cs="Times New Roman"/>
+              </w:rPr>
+              <w:t>NVARCHAR(MAX)</w:t>
+            </w:r>
+          </w:p>
+        </w:tc>
+        <w:tc>
+          <w:tcPr>
+            <w:tcW w:w="4208" w:type="dxa"/>
+            <w:shd w:val="clear" w:color="auto" w:fill="CAEDFB" w:themeFill="accent4" w:themeFillTint="33"/>
+            <w:vAlign w:val="center"/>
+          </w:tcPr>
+          <w:p>
+            <w:pPr>
+              <w:rPr>
+                <w:rFonts w:ascii="Times New Roman" w:hAnsi="Times New Roman" w:cs="Times New Roman"/>
+              </w:rPr>
+            </w:pPr>
+            <w:r>
+              <w:rPr>
+                <w:rFonts w:ascii="Times New Roman" w:hAnsi="Times New Roman" w:cs="Times New Roman"/>
+              </w:rPr>
+              <w:t>A probléma részletes leírása</w:t>
+            </w:r>
+          </w:p>
+        </w:tc>
+      </w:tr>
+      <w:tr>
+        <w:tc>
+          <w:tcPr>
+            <w:tcW w:w="2010" w:type="dxa"/>
+            <w:shd w:val="clear" w:color="auto" w:fill="CAEDFB" w:themeFill="accent4" w:themeFillTint="33"/>
+            <w:vAlign w:val="center"/>
+          </w:tcPr>
+          <w:p>
+            <w:pPr>
+              <w:rPr>
+                <w:rFonts w:ascii="Times New Roman" w:hAnsi="Times New Roman" w:cs="Times New Roman"/>
+              </w:rPr>
+            </w:pPr>
+            <w:proofErr w:type="spellStart"/>
+            <w:r>
+              <w:rPr>
+                <w:rFonts w:ascii="Times New Roman" w:hAnsi="Times New Roman" w:cs="Times New Roman"/>
+              </w:rPr>
+              <w:t>StatuszID</w:t>
+            </w:r>
+            <w:proofErr w:type="spellEnd"/>
+          </w:p>
+        </w:tc>
+        <w:tc>
+          <w:tcPr>
+            <w:tcW w:w="2252" w:type="dxa"/>
+            <w:shd w:val="clear" w:color="auto" w:fill="CAEDFB" w:themeFill="accent4" w:themeFillTint="33"/>
+            <w:vAlign w:val="center"/>
+          </w:tcPr>
+          <w:p>
+            <w:pPr>
+              <w:rPr>
+                <w:rFonts w:ascii="Times New Roman" w:hAnsi="Times New Roman" w:cs="Times New Roman"/>
+              </w:rPr>
+            </w:pPr>
+            <w:r>
+              <w:rPr>
+                <w:rFonts w:ascii="Times New Roman" w:hAnsi="Times New Roman" w:cs="Times New Roman"/>
+              </w:rPr>
+              <w:t>INT (FK)</w:t>
+            </w:r>
+          </w:p>
+        </w:tc>
+        <w:tc>
+          <w:tcPr>
+            <w:tcW w:w="4208" w:type="dxa"/>
+            <w:shd w:val="clear" w:color="auto" w:fill="CAEDFB" w:themeFill="accent4" w:themeFillTint="33"/>
+            <w:vAlign w:val="center"/>
+          </w:tcPr>
+          <w:p>
+            <w:pPr>
+              <w:rPr>
+                <w:rFonts w:ascii="Times New Roman" w:hAnsi="Times New Roman" w:cs="Times New Roman"/>
+              </w:rPr>
+            </w:pPr>
+            <w:r>
+              <w:rPr>
+                <w:rFonts w:ascii="Times New Roman" w:hAnsi="Times New Roman" w:cs="Times New Roman"/>
+              </w:rPr>
+              <w:t xml:space="preserve">Hivatkozás a </w:t>
+            </w:r>
+            <w:proofErr w:type="spellStart"/>
+            <w:r>
+              <w:rPr>
+                <w:rFonts w:ascii="Times New Roman" w:hAnsi="Times New Roman" w:cs="Times New Roman"/>
+              </w:rPr>
+              <w:t>KarbantartasStatuszok</w:t>
+            </w:r>
+            <w:proofErr w:type="spellEnd"/>
+            <w:r>
+              <w:rPr>
+                <w:rFonts w:ascii="Times New Roman" w:hAnsi="Times New Roman" w:cs="Times New Roman"/>
+              </w:rPr>
+              <w:t xml:space="preserve"> táblára</w:t>
+            </w:r>
+          </w:p>
+        </w:tc>
+      </w:tr>
+      <w:tr>
+        <w:tc>
+          <w:tcPr>
+            <w:tcW w:w="2010" w:type="dxa"/>
+            <w:shd w:val="clear" w:color="auto" w:fill="CAEDFB" w:themeFill="accent4" w:themeFillTint="33"/>
+            <w:vAlign w:val="center"/>
+          </w:tcPr>
+          <w:p>
+            <w:pPr>
+              <w:rPr>
+                <w:rFonts w:ascii="Times New Roman" w:hAnsi="Times New Roman" w:cs="Times New Roman"/>
+              </w:rPr>
+            </w:pPr>
+            <w:proofErr w:type="spellStart"/>
+            <w:r>
+              <w:rPr>
+                <w:rFonts w:ascii="Times New Roman" w:hAnsi="Times New Roman" w:cs="Times New Roman"/>
+              </w:rPr>
+              <w:t>LetrehozasDatum</w:t>
+            </w:r>
+            <w:proofErr w:type="spellEnd"/>
+          </w:p>
+        </w:tc>
+        <w:tc>
+          <w:tcPr>
+            <w:tcW w:w="2252" w:type="dxa"/>
+            <w:shd w:val="clear" w:color="auto" w:fill="CAEDFB" w:themeFill="accent4" w:themeFillTint="33"/>
+            <w:vAlign w:val="center"/>
+          </w:tcPr>
+          <w:p>
+            <w:pPr>
+              <w:rPr>
+                <w:rFonts w:ascii="Times New Roman" w:hAnsi="Times New Roman" w:cs="Times New Roman"/>
+              </w:rPr>
+            </w:pPr>
+            <w:r>
+              <w:rPr>
+                <w:rFonts w:ascii="Times New Roman" w:hAnsi="Times New Roman" w:cs="Times New Roman"/>
+              </w:rPr>
+              <w:t>DATE</w:t>
+            </w:r>
+          </w:p>
+        </w:tc>
+        <w:tc>
+          <w:tcPr>
+            <w:tcW w:w="4208" w:type="dxa"/>
+            <w:shd w:val="clear" w:color="auto" w:fill="CAEDFB" w:themeFill="accent4" w:themeFillTint="33"/>
+            <w:vAlign w:val="center"/>
+          </w:tcPr>
+          <w:p>
+            <w:pPr>
+              <w:rPr>
+                <w:rFonts w:ascii="Times New Roman" w:hAnsi="Times New Roman" w:cs="Times New Roman"/>
+              </w:rPr>
+            </w:pPr>
+            <w:r>
+              <w:rPr>
+                <w:rFonts w:ascii="Times New Roman" w:hAnsi="Times New Roman" w:cs="Times New Roman"/>
+              </w:rPr>
+              <w:t>A bejelentés ideje</w:t>
+            </w:r>
+          </w:p>
+        </w:tc>
+      </w:tr>
+    </w:tbl>
+    <w:p>
+      <w:pPr>
+        <w:pStyle w:val="Cmsor4"/>
+      </w:pPr>
+      <w:proofErr w:type="spellStart"/>
+      <w:r>
+        <w:t>KarbantartasStatuszok</w:t>
+      </w:r>
+      <w:proofErr w:type="spellEnd"/>
     </w:p>
     <w:p>
       <w:pPr>
+        <w:rPr>
+          <w:rFonts w:ascii="Times New Roman" w:hAnsi="Times New Roman" w:cs="Times New Roman"/>
+          <w:lang w:eastAsia="hu-HU"/>
+        </w:rPr>
+      </w:pPr>
+      <w:r>
+        <w:rPr>
+          <w:rFonts w:ascii="Times New Roman" w:hAnsi="Times New Roman" w:cs="Times New Roman"/>
+          <w:lang w:eastAsia="hu-HU"/>
+        </w:rPr>
+        <w:t>A hibajegyek lehetséges állapotai</w:t>
+      </w:r>
+      <w:r>
+        <w:rPr>
+          <w:rFonts w:ascii="Times New Roman" w:hAnsi="Times New Roman" w:cs="Times New Roman"/>
+          <w:lang w:eastAsia="hu-HU"/>
+        </w:rPr>
+        <w:t>:</w:t>
+      </w:r>
+    </w:p>
+    <w:tbl>
+      <w:tblPr>
+        <w:tblStyle w:val="Rcsostblzat"/>
+        <w:tblW w:w="8470" w:type="dxa"/>
+        <w:tblInd w:w="137" w:type="dxa"/>
+        <w:tblLook w:val="04A0" w:firstRow="1" w:lastRow="0" w:firstColumn="1" w:lastColumn="0" w:noHBand="0" w:noVBand="1"/>
+      </w:tblPr>
+      <w:tblGrid>
+        <w:gridCol w:w="2010"/>
+        <w:gridCol w:w="2252"/>
+        <w:gridCol w:w="4208"/>
+      </w:tblGrid>
+      <w:tr>
+        <w:tc>
+          <w:tcPr>
+            <w:tcW w:w="2010" w:type="dxa"/>
+            <w:shd w:val="clear" w:color="auto" w:fill="8DD873" w:themeFill="accent6" w:themeFillTint="99"/>
+            <w:vAlign w:val="center"/>
+          </w:tcPr>
+          <w:p>
+            <w:pPr>
+              <w:jc w:val="center"/>
+              <w:rPr>
+                <w:rFonts w:ascii="Times New Roman" w:hAnsi="Times New Roman" w:cs="Times New Roman"/>
+                <w:b/>
+                <w:bCs/>
+              </w:rPr>
+            </w:pPr>
+            <w:r>
+              <w:rPr>
+                <w:rFonts w:ascii="Times New Roman" w:hAnsi="Times New Roman" w:cs="Times New Roman"/>
+                <w:b/>
+                <w:bCs/>
+              </w:rPr>
+              <w:t>Oszlop</w:t>
+            </w:r>
+          </w:p>
+        </w:tc>
+        <w:tc>
+          <w:tcPr>
+            <w:tcW w:w="2252" w:type="dxa"/>
+            <w:shd w:val="clear" w:color="auto" w:fill="8DD873" w:themeFill="accent6" w:themeFillTint="99"/>
+            <w:vAlign w:val="center"/>
+          </w:tcPr>
+          <w:p>
+            <w:pPr>
+              <w:jc w:val="center"/>
+              <w:rPr>
+                <w:rFonts w:ascii="Times New Roman" w:hAnsi="Times New Roman" w:cs="Times New Roman"/>
+                <w:b/>
+                <w:bCs/>
+              </w:rPr>
+            </w:pPr>
+            <w:r>
+              <w:rPr>
+                <w:rFonts w:ascii="Times New Roman" w:hAnsi="Times New Roman" w:cs="Times New Roman"/>
+                <w:b/>
+                <w:bCs/>
+              </w:rPr>
+              <w:t>Típus</w:t>
+            </w:r>
+          </w:p>
+        </w:tc>
+        <w:tc>
+          <w:tcPr>
+            <w:tcW w:w="4208" w:type="dxa"/>
+            <w:shd w:val="clear" w:color="auto" w:fill="8DD873" w:themeFill="accent6" w:themeFillTint="99"/>
+            <w:vAlign w:val="center"/>
+          </w:tcPr>
+          <w:p>
+            <w:pPr>
+              <w:pStyle w:val="Nincstrkz"/>
+              <w:spacing w:line="360" w:lineRule="auto"/>
+              <w:jc w:val="center"/>
+              <w:rPr>
+                <w:rFonts w:ascii="Times New Roman" w:hAnsi="Times New Roman" w:cs="Times New Roman"/>
+                <w:b/>
+                <w:bCs/>
+              </w:rPr>
+            </w:pPr>
+            <w:r>
+              <w:rPr>
+                <w:rFonts w:ascii="Times New Roman" w:hAnsi="Times New Roman" w:cs="Times New Roman"/>
+                <w:b/>
+                <w:bCs/>
+              </w:rPr>
+              <w:t>Leírás</w:t>
+            </w:r>
+          </w:p>
+        </w:tc>
+      </w:tr>
+      <w:tr>
+        <w:tc>
+          <w:tcPr>
+            <w:tcW w:w="2010" w:type="dxa"/>
+            <w:shd w:val="clear" w:color="auto" w:fill="CAEDFB" w:themeFill="accent4" w:themeFillTint="33"/>
+            <w:vAlign w:val="center"/>
+          </w:tcPr>
+          <w:p>
+            <w:pPr>
+              <w:rPr>
+                <w:rFonts w:ascii="Times New Roman" w:hAnsi="Times New Roman" w:cs="Times New Roman"/>
+                <w:b/>
+                <w:bCs/>
+              </w:rPr>
+            </w:pPr>
+            <w:r>
+              <w:rPr>
+                <w:rFonts w:ascii="Times New Roman" w:hAnsi="Times New Roman" w:cs="Times New Roman"/>
+                <w:b/>
+                <w:bCs/>
+              </w:rPr>
+              <w:t>ID</w:t>
+            </w:r>
+          </w:p>
+        </w:tc>
+        <w:tc>
+          <w:tcPr>
+            <w:tcW w:w="2252" w:type="dxa"/>
+            <w:shd w:val="clear" w:color="auto" w:fill="CAEDFB" w:themeFill="accent4" w:themeFillTint="33"/>
+            <w:vAlign w:val="center"/>
+          </w:tcPr>
+          <w:p>
+            <w:pPr>
+              <w:rPr>
+                <w:rFonts w:ascii="Times New Roman" w:hAnsi="Times New Roman" w:cs="Times New Roman"/>
+              </w:rPr>
+            </w:pPr>
+            <w:r>
+              <w:rPr>
+                <w:rFonts w:ascii="Times New Roman" w:hAnsi="Times New Roman" w:cs="Times New Roman"/>
+              </w:rPr>
+              <w:t>INT (IDENTITY)</w:t>
+            </w:r>
+          </w:p>
+        </w:tc>
+        <w:tc>
+          <w:tcPr>
+            <w:tcW w:w="4208" w:type="dxa"/>
+            <w:shd w:val="clear" w:color="auto" w:fill="CAEDFB" w:themeFill="accent4" w:themeFillTint="33"/>
+            <w:vAlign w:val="center"/>
+          </w:tcPr>
+          <w:p>
+            <w:pPr>
+              <w:pStyle w:val="Nincstrkz"/>
+              <w:spacing w:line="360" w:lineRule="auto"/>
+              <w:jc w:val="both"/>
+              <w:rPr>
+                <w:rFonts w:ascii="Times New Roman" w:hAnsi="Times New Roman" w:cs="Times New Roman"/>
+              </w:rPr>
+            </w:pPr>
+            <w:r>
+              <w:rPr>
+                <w:rFonts w:ascii="Times New Roman" w:hAnsi="Times New Roman" w:cs="Times New Roman"/>
+              </w:rPr>
+              <w:t>Egyedi azonosító</w:t>
+            </w:r>
+          </w:p>
+        </w:tc>
+      </w:tr>
+      <w:tr>
+        <w:tc>
+          <w:tcPr>
+            <w:tcW w:w="2010" w:type="dxa"/>
+            <w:shd w:val="clear" w:color="auto" w:fill="CAEDFB" w:themeFill="accent4" w:themeFillTint="33"/>
+            <w:vAlign w:val="center"/>
+          </w:tcPr>
+          <w:p>
+            <w:pPr>
+              <w:rPr>
+                <w:rFonts w:ascii="Times New Roman" w:hAnsi="Times New Roman" w:cs="Times New Roman"/>
+                <w:b/>
+                <w:bCs/>
+              </w:rPr>
+            </w:pPr>
+            <w:proofErr w:type="spellStart"/>
+            <w:r>
+              <w:rPr>
+                <w:rFonts w:ascii="Times New Roman" w:hAnsi="Times New Roman" w:cs="Times New Roman"/>
+                <w:b/>
+                <w:bCs/>
+              </w:rPr>
+              <w:t>Nev</w:t>
+            </w:r>
+            <w:proofErr w:type="spellEnd"/>
+          </w:p>
+        </w:tc>
+        <w:tc>
+          <w:tcPr>
+            <w:tcW w:w="2252" w:type="dxa"/>
+            <w:shd w:val="clear" w:color="auto" w:fill="CAEDFB" w:themeFill="accent4" w:themeFillTint="33"/>
+            <w:vAlign w:val="center"/>
+          </w:tcPr>
+          <w:p>
+            <w:pPr>
+              <w:rPr>
+                <w:rFonts w:ascii="Times New Roman" w:hAnsi="Times New Roman" w:cs="Times New Roman"/>
+              </w:rPr>
+            </w:pPr>
+            <w:r>
+              <w:rPr>
+                <w:rFonts w:ascii="Times New Roman" w:hAnsi="Times New Roman" w:cs="Times New Roman"/>
+              </w:rPr>
+              <w:t>NVARCHAR</w:t>
+            </w:r>
+            <w:r>
+              <w:rPr>
+                <w:rFonts w:ascii="Times New Roman" w:hAnsi="Times New Roman" w:cs="Times New Roman"/>
+              </w:rPr>
+              <w:t>(</w:t>
+            </w:r>
+            <w:r>
+              <w:rPr>
+                <w:rFonts w:ascii="Times New Roman" w:hAnsi="Times New Roman" w:cs="Times New Roman"/>
+              </w:rPr>
+              <w:t>50</w:t>
+            </w:r>
+            <w:r>
+              <w:rPr>
+                <w:rFonts w:ascii="Times New Roman" w:hAnsi="Times New Roman" w:cs="Times New Roman"/>
+              </w:rPr>
+              <w:t>)</w:t>
+            </w:r>
+          </w:p>
+        </w:tc>
+        <w:tc>
+          <w:tcPr>
+            <w:tcW w:w="4208" w:type="dxa"/>
+            <w:shd w:val="clear" w:color="auto" w:fill="CAEDFB" w:themeFill="accent4" w:themeFillTint="33"/>
+            <w:vAlign w:val="center"/>
+          </w:tcPr>
+          <w:p>
+            <w:pPr>
+              <w:rPr>
+                <w:rFonts w:ascii="Times New Roman" w:hAnsi="Times New Roman" w:cs="Times New Roman"/>
+              </w:rPr>
+            </w:pPr>
+            <w:r>
+              <w:rPr>
+                <w:rFonts w:ascii="Times New Roman" w:hAnsi="Times New Roman" w:cs="Times New Roman"/>
+              </w:rPr>
+              <w:t>Státusz neve (pl. Új, Kész).</w:t>
+            </w:r>
+          </w:p>
+        </w:tc>
+      </w:tr>
+    </w:tbl>
+    <w:p>
+      <w:pPr>
+        <w:pStyle w:val="Cmsor4"/>
+      </w:pPr>
+      <w:r>
+        <w:lastRenderedPageBreak/>
+        <w:t xml:space="preserve"> </w:t>
+      </w:r>
+      <w:proofErr w:type="spellStart"/>
+      <w:r>
+        <w:t>Kollegium</w:t>
+      </w:r>
+      <w:proofErr w:type="spellEnd"/>
+    </w:p>
+    <w:tbl>
+      <w:tblPr>
+        <w:tblStyle w:val="Rcsostblzat"/>
+        <w:tblW w:w="8470" w:type="dxa"/>
+        <w:tblInd w:w="137" w:type="dxa"/>
+        <w:tblLook w:val="04A0" w:firstRow="1" w:lastRow="0" w:firstColumn="1" w:lastColumn="0" w:noHBand="0" w:noVBand="1"/>
+      </w:tblPr>
+      <w:tblGrid>
+        <w:gridCol w:w="2010"/>
+        <w:gridCol w:w="2252"/>
+        <w:gridCol w:w="4208"/>
+      </w:tblGrid>
+      <w:tr>
+        <w:tc>
+          <w:tcPr>
+            <w:tcW w:w="2010" w:type="dxa"/>
+            <w:shd w:val="clear" w:color="auto" w:fill="8DD873" w:themeFill="accent6" w:themeFillTint="99"/>
+            <w:vAlign w:val="center"/>
+          </w:tcPr>
+          <w:p>
+            <w:pPr>
+              <w:jc w:val="center"/>
+              <w:rPr>
+                <w:rFonts w:ascii="Times New Roman" w:hAnsi="Times New Roman" w:cs="Times New Roman"/>
+                <w:b/>
+                <w:bCs/>
+              </w:rPr>
+            </w:pPr>
+            <w:r>
+              <w:rPr>
+                <w:rFonts w:ascii="Times New Roman" w:hAnsi="Times New Roman" w:cs="Times New Roman"/>
+                <w:b/>
+                <w:bCs/>
+              </w:rPr>
+              <w:t>Oszlop</w:t>
+            </w:r>
+          </w:p>
+        </w:tc>
+        <w:tc>
+          <w:tcPr>
+            <w:tcW w:w="2252" w:type="dxa"/>
+            <w:shd w:val="clear" w:color="auto" w:fill="8DD873" w:themeFill="accent6" w:themeFillTint="99"/>
+            <w:vAlign w:val="center"/>
+          </w:tcPr>
+          <w:p>
+            <w:pPr>
+              <w:jc w:val="center"/>
+              <w:rPr>
+                <w:rFonts w:ascii="Times New Roman" w:hAnsi="Times New Roman" w:cs="Times New Roman"/>
+                <w:b/>
+                <w:bCs/>
+              </w:rPr>
+            </w:pPr>
+            <w:r>
+              <w:rPr>
+                <w:rFonts w:ascii="Times New Roman" w:hAnsi="Times New Roman" w:cs="Times New Roman"/>
+                <w:b/>
+                <w:bCs/>
+              </w:rPr>
+              <w:t>Típus</w:t>
+            </w:r>
+          </w:p>
+        </w:tc>
+        <w:tc>
+          <w:tcPr>
+            <w:tcW w:w="4208" w:type="dxa"/>
+            <w:shd w:val="clear" w:color="auto" w:fill="8DD873" w:themeFill="accent6" w:themeFillTint="99"/>
+            <w:vAlign w:val="center"/>
+          </w:tcPr>
+          <w:p>
+            <w:pPr>
+              <w:pStyle w:val="Nincstrkz"/>
+              <w:spacing w:line="360" w:lineRule="auto"/>
+              <w:jc w:val="center"/>
+              <w:rPr>
+                <w:rFonts w:ascii="Times New Roman" w:hAnsi="Times New Roman" w:cs="Times New Roman"/>
+                <w:b/>
+                <w:bCs/>
+              </w:rPr>
+            </w:pPr>
+            <w:r>
+              <w:rPr>
+                <w:rFonts w:ascii="Times New Roman" w:hAnsi="Times New Roman" w:cs="Times New Roman"/>
+                <w:b/>
+                <w:bCs/>
+              </w:rPr>
+              <w:t>Leírás</w:t>
+            </w:r>
+          </w:p>
+        </w:tc>
+      </w:tr>
+      <w:tr>
+        <w:tc>
+          <w:tcPr>
+            <w:tcW w:w="2010" w:type="dxa"/>
+            <w:shd w:val="clear" w:color="auto" w:fill="CAEDFB" w:themeFill="accent4" w:themeFillTint="33"/>
+            <w:vAlign w:val="center"/>
+          </w:tcPr>
+          <w:p>
+            <w:pPr>
+              <w:rPr>
+                <w:rFonts w:ascii="Times New Roman" w:hAnsi="Times New Roman" w:cs="Times New Roman"/>
+                <w:b/>
+                <w:bCs/>
+              </w:rPr>
+            </w:pPr>
+            <w:r>
+              <w:rPr>
+                <w:rFonts w:ascii="Times New Roman" w:hAnsi="Times New Roman" w:cs="Times New Roman"/>
+                <w:b/>
+                <w:bCs/>
+              </w:rPr>
+              <w:t>ID</w:t>
+            </w:r>
+          </w:p>
+        </w:tc>
+        <w:tc>
+          <w:tcPr>
+            <w:tcW w:w="2252" w:type="dxa"/>
+            <w:shd w:val="clear" w:color="auto" w:fill="CAEDFB" w:themeFill="accent4" w:themeFillTint="33"/>
+            <w:vAlign w:val="center"/>
+          </w:tcPr>
+          <w:p>
+            <w:pPr>
+              <w:rPr>
+                <w:rFonts w:ascii="Times New Roman" w:hAnsi="Times New Roman" w:cs="Times New Roman"/>
+              </w:rPr>
+            </w:pPr>
+            <w:r>
+              <w:rPr>
+                <w:rFonts w:ascii="Times New Roman" w:hAnsi="Times New Roman" w:cs="Times New Roman"/>
+              </w:rPr>
+              <w:t>INT (IDENTITY)</w:t>
+            </w:r>
+          </w:p>
+        </w:tc>
+        <w:tc>
+          <w:tcPr>
+            <w:tcW w:w="4208" w:type="dxa"/>
+            <w:shd w:val="clear" w:color="auto" w:fill="CAEDFB" w:themeFill="accent4" w:themeFillTint="33"/>
+            <w:vAlign w:val="center"/>
+          </w:tcPr>
+          <w:p>
+            <w:pPr>
+              <w:pStyle w:val="Nincstrkz"/>
+              <w:spacing w:line="360" w:lineRule="auto"/>
+              <w:jc w:val="both"/>
+              <w:rPr>
+                <w:rFonts w:ascii="Times New Roman" w:hAnsi="Times New Roman" w:cs="Times New Roman"/>
+              </w:rPr>
+            </w:pPr>
+            <w:r>
+              <w:rPr>
+                <w:rFonts w:ascii="Times New Roman" w:hAnsi="Times New Roman" w:cs="Times New Roman"/>
+              </w:rPr>
+              <w:t>Egyedi azonosító</w:t>
+            </w:r>
+          </w:p>
+        </w:tc>
+      </w:tr>
+      <w:tr>
+        <w:tc>
+          <w:tcPr>
+            <w:tcW w:w="2010" w:type="dxa"/>
+            <w:shd w:val="clear" w:color="auto" w:fill="CAEDFB" w:themeFill="accent4" w:themeFillTint="33"/>
+            <w:vAlign w:val="center"/>
+          </w:tcPr>
+          <w:p>
+            <w:pPr>
+              <w:rPr>
+                <w:rFonts w:ascii="Times New Roman" w:hAnsi="Times New Roman" w:cs="Times New Roman"/>
+                <w:b/>
+                <w:bCs/>
+              </w:rPr>
+            </w:pPr>
+            <w:proofErr w:type="spellStart"/>
+            <w:r>
+              <w:rPr>
+                <w:rFonts w:ascii="Times New Roman" w:hAnsi="Times New Roman" w:cs="Times New Roman"/>
+              </w:rPr>
+              <w:t>KollegiumNev</w:t>
+            </w:r>
+            <w:proofErr w:type="spellEnd"/>
+          </w:p>
+        </w:tc>
+        <w:tc>
+          <w:tcPr>
+            <w:tcW w:w="2252" w:type="dxa"/>
+            <w:shd w:val="clear" w:color="auto" w:fill="CAEDFB" w:themeFill="accent4" w:themeFillTint="33"/>
+            <w:vAlign w:val="center"/>
+          </w:tcPr>
+          <w:p>
+            <w:pPr>
+              <w:rPr>
+                <w:rFonts w:ascii="Times New Roman" w:hAnsi="Times New Roman" w:cs="Times New Roman"/>
+              </w:rPr>
+            </w:pPr>
+            <w:r>
+              <w:rPr>
+                <w:rFonts w:ascii="Times New Roman" w:hAnsi="Times New Roman" w:cs="Times New Roman"/>
+              </w:rPr>
+              <w:t>NVARCHAR</w:t>
+            </w:r>
+            <w:r>
+              <w:rPr>
+                <w:rFonts w:ascii="Times New Roman" w:hAnsi="Times New Roman" w:cs="Times New Roman"/>
+              </w:rPr>
+              <w:t>(</w:t>
+            </w:r>
+            <w:r>
+              <w:rPr>
+                <w:rFonts w:ascii="Times New Roman" w:hAnsi="Times New Roman" w:cs="Times New Roman"/>
+              </w:rPr>
+              <w:t>50</w:t>
+            </w:r>
+            <w:r>
+              <w:rPr>
+                <w:rFonts w:ascii="Times New Roman" w:hAnsi="Times New Roman" w:cs="Times New Roman"/>
+              </w:rPr>
+              <w:t>)</w:t>
+            </w:r>
+          </w:p>
+        </w:tc>
+        <w:tc>
+          <w:tcPr>
+            <w:tcW w:w="4208" w:type="dxa"/>
+            <w:shd w:val="clear" w:color="auto" w:fill="CAEDFB" w:themeFill="accent4" w:themeFillTint="33"/>
+            <w:vAlign w:val="center"/>
+          </w:tcPr>
+          <w:p>
+            <w:pPr>
+              <w:rPr>
+                <w:rFonts w:ascii="Times New Roman" w:hAnsi="Times New Roman" w:cs="Times New Roman"/>
+              </w:rPr>
+            </w:pPr>
+            <w:r>
+              <w:rPr>
+                <w:rFonts w:ascii="Times New Roman" w:hAnsi="Times New Roman" w:cs="Times New Roman"/>
+              </w:rPr>
+              <w:t>Kollégium neve</w:t>
+            </w:r>
+          </w:p>
+        </w:tc>
+      </w:tr>
+    </w:tbl>
+    <w:p>
+      <w:pPr>
+        <w:pStyle w:val="Cmsor2"/>
+      </w:pPr>
+      <w:r>
+        <w:t>Fő funkciók</w:t>
+      </w:r>
+    </w:p>
+    <w:p>
+      <w:pPr>
         <w:pStyle w:val="Cmsor3"/>
-        <w:numPr>
-          <w:ilvl w:val="0"/>
-          <w:numId w:val="52"/>
-        </w:numPr>
-        <w:rPr>
-          <w:rFonts w:ascii="Times New Roman" w:hAnsi="Times New Roman" w:cs="Times New Roman"/>
-        </w:rPr>
-      </w:pPr>
-      <w:r>
-        <w:rPr>
-          <w:rFonts w:ascii="Times New Roman" w:hAnsi="Times New Roman" w:cs="Times New Roman"/>
-        </w:rPr>
+      </w:pPr>
+      <w:r>
         <w:t>Lakók kezelése</w:t>
       </w:r>
     </w:p>
@@ -5868,6 +6932,7 @@
           <w:ilvl w:val="0"/>
           <w:numId w:val="61"/>
         </w:numPr>
+        <w:ind w:left="851"/>
         <w:rPr>
           <w:rFonts w:ascii="Times New Roman" w:hAnsi="Times New Roman" w:cs="Times New Roman"/>
         </w:rPr>
@@ -5894,6 +6959,7 @@
           <w:ilvl w:val="0"/>
           <w:numId w:val="61"/>
         </w:numPr>
+        <w:ind w:left="851"/>
         <w:rPr>
           <w:rFonts w:ascii="Times New Roman" w:hAnsi="Times New Roman" w:cs="Times New Roman"/>
         </w:rPr>
@@ -5920,6 +6986,7 @@
           <w:ilvl w:val="0"/>
           <w:numId w:val="61"/>
         </w:numPr>
+        <w:ind w:left="851"/>
         <w:rPr>
           <w:rFonts w:ascii="Times New Roman" w:hAnsi="Times New Roman" w:cs="Times New Roman"/>
         </w:rPr>
@@ -5943,18 +7010,18 @@
       <w:pPr>
         <w:pStyle w:val="Cmsor3"/>
         <w:rPr>
-          <w:rFonts w:ascii="Times New Roman" w:hAnsi="Times New Roman" w:cs="Times New Roman"/>
-        </w:rPr>
-      </w:pPr>
-      <w:r>
-        <w:rPr>
-          <w:rFonts w:ascii="Times New Roman" w:hAnsi="Times New Roman" w:cs="Times New Roman"/>
+          <w:rFonts w:cs="Times New Roman"/>
+        </w:rPr>
+      </w:pPr>
+      <w:r>
+        <w:rPr>
+          <w:rFonts w:cs="Times New Roman"/>
         </w:rPr>
         <w:t>Szobabeosztás</w:t>
       </w:r>
       <w:r>
         <w:rPr>
-          <w:rFonts w:ascii="Times New Roman" w:hAnsi="Times New Roman" w:cs="Times New Roman"/>
+          <w:rFonts w:cs="Times New Roman"/>
         </w:rPr>
         <w:t xml:space="preserve"> és kapacitáskezelés</w:t>
       </w:r>
@@ -5979,6 +7046,7 @@
           <w:ilvl w:val="0"/>
           <w:numId w:val="62"/>
         </w:numPr>
+        <w:ind w:left="851"/>
         <w:rPr>
           <w:rFonts w:ascii="Times New Roman" w:hAnsi="Times New Roman" w:cs="Times New Roman"/>
           <w:b/>
@@ -6007,6 +7075,7 @@
           <w:ilvl w:val="0"/>
           <w:numId w:val="62"/>
         </w:numPr>
+        <w:ind w:left="851"/>
         <w:rPr>
           <w:rFonts w:ascii="Times New Roman" w:hAnsi="Times New Roman" w:cs="Times New Roman"/>
           <w:b/>
@@ -6035,6 +7104,7 @@
           <w:ilvl w:val="0"/>
           <w:numId w:val="62"/>
         </w:numPr>
+        <w:ind w:left="851"/>
         <w:rPr>
           <w:rFonts w:ascii="Times New Roman" w:hAnsi="Times New Roman" w:cs="Times New Roman"/>
           <w:b/>
@@ -6060,12 +7130,12 @@
       <w:pPr>
         <w:pStyle w:val="Cmsor3"/>
         <w:rPr>
-          <w:rFonts w:ascii="Times New Roman" w:hAnsi="Times New Roman" w:cs="Times New Roman"/>
-        </w:rPr>
-      </w:pPr>
-      <w:r>
-        <w:rPr>
-          <w:rFonts w:ascii="Times New Roman" w:hAnsi="Times New Roman" w:cs="Times New Roman"/>
+          <w:rFonts w:cs="Times New Roman"/>
+        </w:rPr>
+      </w:pPr>
+      <w:r>
+        <w:rPr>
+          <w:rFonts w:cs="Times New Roman"/>
         </w:rPr>
         <w:t>Fizetések nyilvántartása</w:t>
       </w:r>
@@ -6090,6 +7160,7 @@
           <w:ilvl w:val="0"/>
           <w:numId w:val="64"/>
         </w:numPr>
+        <w:ind w:left="851"/>
         <w:rPr>
           <w:rFonts w:ascii="Times New Roman" w:hAnsi="Times New Roman" w:cs="Times New Roman"/>
         </w:rPr>
@@ -6116,6 +7187,7 @@
           <w:ilvl w:val="0"/>
           <w:numId w:val="64"/>
         </w:numPr>
+        <w:ind w:left="851"/>
         <w:rPr>
           <w:rFonts w:ascii="Times New Roman" w:hAnsi="Times New Roman" w:cs="Times New Roman"/>
         </w:rPr>
@@ -6126,6 +7198,7 @@
           <w:b/>
           <w:bCs/>
         </w:rPr>
+        <w:lastRenderedPageBreak/>
         <w:t>Befizetések rögzítése:</w:t>
       </w:r>
       <w:r>
@@ -6139,14 +7212,13 @@
       <w:pPr>
         <w:pStyle w:val="Cmsor3"/>
         <w:rPr>
-          <w:rFonts w:ascii="Times New Roman" w:hAnsi="Times New Roman" w:cs="Times New Roman"/>
-        </w:rPr>
-      </w:pPr>
-      <w:r>
-        <w:rPr>
-          <w:rFonts w:ascii="Times New Roman" w:hAnsi="Times New Roman" w:cs="Times New Roman"/>
-        </w:rPr>
-        <w:lastRenderedPageBreak/>
+          <w:rFonts w:cs="Times New Roman"/>
+        </w:rPr>
+      </w:pPr>
+      <w:r>
+        <w:rPr>
+          <w:rFonts w:cs="Times New Roman"/>
+        </w:rPr>
         <w:t>Karbantartási kérések</w:t>
       </w:r>
     </w:p>
@@ -6157,6 +7229,7 @@
           <w:ilvl w:val="0"/>
           <w:numId w:val="65"/>
         </w:numPr>
+        <w:ind w:left="851"/>
         <w:rPr>
           <w:rFonts w:ascii="Times New Roman" w:hAnsi="Times New Roman" w:cs="Times New Roman"/>
         </w:rPr>
@@ -6183,6 +7256,7 @@
           <w:ilvl w:val="0"/>
           <w:numId w:val="65"/>
         </w:numPr>
+        <w:ind w:left="851"/>
         <w:rPr>
           <w:rFonts w:ascii="Times New Roman" w:hAnsi="Times New Roman" w:cs="Times New Roman"/>
         </w:rPr>
@@ -6209,6 +7283,7 @@
           <w:ilvl w:val="0"/>
           <w:numId w:val="65"/>
         </w:numPr>
+        <w:ind w:left="851"/>
         <w:rPr>
           <w:rFonts w:ascii="Times New Roman" w:hAnsi="Times New Roman" w:cs="Times New Roman"/>
         </w:rPr>
@@ -6237,35 +7312,17 @@
     <w:p>
       <w:pPr>
         <w:pStyle w:val="Cmsor3"/>
-        <w:pageBreakBefore/>
-        <w:ind w:left="714" w:hanging="357"/>
-        <w:rPr>
-          <w:rFonts w:ascii="Times New Roman" w:hAnsi="Times New Roman" w:cs="Times New Roman"/>
-        </w:rPr>
-      </w:pPr>
-      <w:r>
-        <w:rPr>
-          <w:rFonts w:ascii="Times New Roman" w:hAnsi="Times New Roman" w:cs="Times New Roman"/>
-        </w:rPr>
-        <w:lastRenderedPageBreak/>
+      </w:pPr>
+      <w:r>
         <w:t xml:space="preserve">Adminisztráció </w:t>
       </w:r>
       <w:r>
-        <w:rPr>
-          <w:rFonts w:ascii="Times New Roman" w:hAnsi="Times New Roman" w:cs="Times New Roman"/>
-        </w:rPr>
         <w:t>és</w:t>
       </w:r>
       <w:r>
-        <w:rPr>
-          <w:rFonts w:ascii="Times New Roman" w:hAnsi="Times New Roman" w:cs="Times New Roman"/>
-        </w:rPr>
         <w:t xml:space="preserve"> jogosultság</w:t>
       </w:r>
       <w:r>
-        <w:rPr>
-          <w:rFonts w:ascii="Times New Roman" w:hAnsi="Times New Roman" w:cs="Times New Roman"/>
-        </w:rPr>
         <w:t>kezelés</w:t>
       </w:r>
     </w:p>
@@ -6276,6 +7333,7 @@
           <w:ilvl w:val="0"/>
           <w:numId w:val="66"/>
         </w:numPr>
+        <w:ind w:left="851"/>
         <w:rPr>
           <w:rFonts w:ascii="Times New Roman" w:hAnsi="Times New Roman" w:cs="Times New Roman"/>
         </w:rPr>
@@ -6302,6 +7360,7 @@
           <w:ilvl w:val="0"/>
           <w:numId w:val="66"/>
         </w:numPr>
+        <w:ind w:left="851"/>
         <w:rPr>
           <w:rFonts w:ascii="Times New Roman" w:hAnsi="Times New Roman" w:cs="Times New Roman"/>
         </w:rPr>
@@ -6334,6 +7393,7 @@
           <w:ilvl w:val="0"/>
           <w:numId w:val="66"/>
         </w:numPr>
+        <w:ind w:left="851"/>
         <w:rPr>
           <w:rFonts w:ascii="Times New Roman" w:hAnsi="Times New Roman" w:cs="Times New Roman"/>
           <w:b/>
@@ -6364,17 +7424,8 @@
     <w:p>
       <w:pPr>
         <w:pStyle w:val="Cmsor2"/>
-        <w:pageBreakBefore/>
-        <w:ind w:left="714" w:hanging="357"/>
-        <w:rPr>
-          <w:rFonts w:ascii="Times New Roman" w:hAnsi="Times New Roman" w:cs="Times New Roman"/>
-        </w:rPr>
-      </w:pPr>
-      <w:r>
-        <w:rPr>
-          <w:rFonts w:ascii="Times New Roman" w:hAnsi="Times New Roman" w:cs="Times New Roman"/>
-        </w:rPr>
-        <w:lastRenderedPageBreak/>
+      </w:pPr>
+      <w:r>
         <w:t>Képernyőtervek</w:t>
       </w:r>
     </w:p>
@@ -6399,13 +7450,14 @@
           <w:numId w:val="50"/>
         </w:numPr>
         <w:rPr>
-          <w:rFonts w:ascii="Times New Roman" w:hAnsi="Times New Roman" w:cs="Times New Roman"/>
-        </w:rPr>
-      </w:pPr>
-      <w:r>
-        <w:rPr>
-          <w:rFonts w:ascii="Times New Roman" w:hAnsi="Times New Roman" w:cs="Times New Roman"/>
-        </w:rPr>
+          <w:rFonts w:cs="Times New Roman"/>
+        </w:rPr>
+      </w:pPr>
+      <w:r>
+        <w:rPr>
+          <w:rFonts w:cs="Times New Roman"/>
+        </w:rPr>
+        <w:lastRenderedPageBreak/>
         <w:t>Bejelentkezés</w:t>
       </w:r>
     </w:p>
@@ -6444,7 +7496,7 @@
                     <pic:cNvPicPr/>
                   </pic:nvPicPr>
                   <pic:blipFill>
-                    <a:blip r:embed="rId9" cstate="print">
+                    <a:blip r:embed="rId10" cstate="print">
                       <a:extLst>
                         <a:ext uri="{28A0092B-C50C-407E-A947-70E740481C1C}">
                           <a14:useLocalDpi xmlns:a14="http://schemas.microsoft.com/office/drawing/2010/main" val="0"/>
@@ -6497,12 +7549,12 @@
         <w:pageBreakBefore/>
         <w:ind w:left="714" w:hanging="357"/>
         <w:rPr>
-          <w:rFonts w:ascii="Times New Roman" w:hAnsi="Times New Roman" w:cs="Times New Roman"/>
-        </w:rPr>
-      </w:pPr>
-      <w:r>
-        <w:rPr>
-          <w:rFonts w:ascii="Times New Roman" w:hAnsi="Times New Roman" w:cs="Times New Roman"/>
+          <w:rFonts w:cs="Times New Roman"/>
+        </w:rPr>
+      </w:pPr>
+      <w:r>
+        <w:rPr>
+          <w:rFonts w:cs="Times New Roman"/>
         </w:rPr>
         <w:lastRenderedPageBreak/>
         <w:t>Diák felület – Kezdőlap</w:t>
@@ -6541,7 +7593,7 @@
                     <pic:cNvPicPr/>
                   </pic:nvPicPr>
                   <pic:blipFill>
-                    <a:blip r:embed="rId10" cstate="print">
+                    <a:blip r:embed="rId11" cstate="print">
                       <a:extLst>
                         <a:ext uri="{28A0092B-C50C-407E-A947-70E740481C1C}">
                           <a14:useLocalDpi xmlns:a14="http://schemas.microsoft.com/office/drawing/2010/main" val="0"/>
@@ -6574,12 +7626,12 @@
         <w:pageBreakBefore/>
         <w:ind w:left="714" w:hanging="357"/>
         <w:rPr>
-          <w:rFonts w:ascii="Times New Roman" w:hAnsi="Times New Roman" w:cs="Times New Roman"/>
-        </w:rPr>
-      </w:pPr>
-      <w:r>
-        <w:rPr>
-          <w:rFonts w:ascii="Times New Roman" w:hAnsi="Times New Roman" w:cs="Times New Roman"/>
+          <w:rFonts w:cs="Times New Roman"/>
+        </w:rPr>
+      </w:pPr>
+      <w:r>
+        <w:rPr>
+          <w:rFonts w:cs="Times New Roman"/>
         </w:rPr>
         <w:lastRenderedPageBreak/>
         <w:t>Diák felület – Saját adatok</w:t>
@@ -6626,7 +7678,7 @@
                     <pic:cNvPicPr/>
                   </pic:nvPicPr>
                   <pic:blipFill>
-                    <a:blip r:embed="rId11" cstate="print">
+                    <a:blip r:embed="rId12" cstate="print">
                       <a:extLst>
                         <a:ext uri="{28A0092B-C50C-407E-A947-70E740481C1C}">
                           <a14:useLocalDpi xmlns:a14="http://schemas.microsoft.com/office/drawing/2010/main" val="0"/>
@@ -6659,12 +7711,12 @@
         <w:pageBreakBefore/>
         <w:ind w:left="714" w:hanging="357"/>
         <w:rPr>
-          <w:rFonts w:ascii="Times New Roman" w:hAnsi="Times New Roman" w:cs="Times New Roman"/>
-        </w:rPr>
-      </w:pPr>
-      <w:r>
-        <w:rPr>
-          <w:rFonts w:ascii="Times New Roman" w:hAnsi="Times New Roman" w:cs="Times New Roman"/>
+          <w:rFonts w:cs="Times New Roman"/>
+        </w:rPr>
+      </w:pPr>
+      <w:r>
+        <w:rPr>
+          <w:rFonts w:cs="Times New Roman"/>
         </w:rPr>
         <w:lastRenderedPageBreak/>
         <w:t>Diák felület – Pénzügyek</w:t>
@@ -6703,7 +7755,7 @@
                     <pic:cNvPicPr/>
                   </pic:nvPicPr>
                   <pic:blipFill>
-                    <a:blip r:embed="rId12" cstate="print">
+                    <a:blip r:embed="rId13" cstate="print">
                       <a:extLst>
                         <a:ext uri="{28A0092B-C50C-407E-A947-70E740481C1C}">
                           <a14:useLocalDpi xmlns:a14="http://schemas.microsoft.com/office/drawing/2010/main" val="0"/>
@@ -6736,12 +7788,12 @@
         <w:pageBreakBefore/>
         <w:ind w:left="714" w:hanging="357"/>
         <w:rPr>
-          <w:rFonts w:ascii="Times New Roman" w:hAnsi="Times New Roman" w:cs="Times New Roman"/>
-        </w:rPr>
-      </w:pPr>
-      <w:r>
-        <w:rPr>
-          <w:rFonts w:ascii="Times New Roman" w:hAnsi="Times New Roman" w:cs="Times New Roman"/>
+          <w:rFonts w:cs="Times New Roman"/>
+        </w:rPr>
+      </w:pPr>
+      <w:r>
+        <w:rPr>
+          <w:rFonts w:cs="Times New Roman"/>
         </w:rPr>
         <w:lastRenderedPageBreak/>
         <w:t>Karbantartó felület – Aktuális feladatok</w:t>
@@ -6787,7 +7839,7 @@
                     <pic:cNvPicPr/>
                   </pic:nvPicPr>
                   <pic:blipFill>
-                    <a:blip r:embed="rId13" cstate="print">
+                    <a:blip r:embed="rId14" cstate="print">
                       <a:extLst>
                         <a:ext uri="{28A0092B-C50C-407E-A947-70E740481C1C}">
                           <a14:useLocalDpi xmlns:a14="http://schemas.microsoft.com/office/drawing/2010/main" val="0"/>
@@ -6820,12 +7872,12 @@
         <w:pageBreakBefore/>
         <w:ind w:left="714" w:hanging="357"/>
         <w:rPr>
-          <w:rFonts w:ascii="Times New Roman" w:hAnsi="Times New Roman" w:cs="Times New Roman"/>
-        </w:rPr>
-      </w:pPr>
-      <w:r>
-        <w:rPr>
-          <w:rFonts w:ascii="Times New Roman" w:hAnsi="Times New Roman" w:cs="Times New Roman"/>
+          <w:rFonts w:cs="Times New Roman"/>
+        </w:rPr>
+      </w:pPr>
+      <w:r>
+        <w:rPr>
+          <w:rFonts w:cs="Times New Roman"/>
         </w:rPr>
         <w:lastRenderedPageBreak/>
         <w:t>Karbantartó felület – Előzmények</w:t>
@@ -6907,7 +7959,7 @@
                     <pic:cNvPicPr/>
                   </pic:nvPicPr>
                   <pic:blipFill>
-                    <a:blip r:embed="rId14" cstate="print">
+                    <a:blip r:embed="rId15" cstate="print">
                       <a:extLst>
                         <a:ext uri="{28A0092B-C50C-407E-A947-70E740481C1C}">
                           <a14:useLocalDpi xmlns:a14="http://schemas.microsoft.com/office/drawing/2010/main" val="0"/>
@@ -6940,12 +7992,12 @@
         <w:pageBreakBefore/>
         <w:ind w:left="714" w:hanging="357"/>
         <w:rPr>
-          <w:rFonts w:ascii="Times New Roman" w:hAnsi="Times New Roman" w:cs="Times New Roman"/>
-        </w:rPr>
-      </w:pPr>
-      <w:r>
-        <w:rPr>
-          <w:rFonts w:ascii="Times New Roman" w:hAnsi="Times New Roman" w:cs="Times New Roman"/>
+          <w:rFonts w:cs="Times New Roman"/>
+        </w:rPr>
+      </w:pPr>
+      <w:r>
+        <w:rPr>
+          <w:rFonts w:cs="Times New Roman"/>
         </w:rPr>
         <w:lastRenderedPageBreak/>
         <w:t>Adminisztrátor felület – Kezdőlap</w:t>
@@ -6991,7 +8043,7 @@
                     <pic:cNvPicPr/>
                   </pic:nvPicPr>
                   <pic:blipFill>
-                    <a:blip r:embed="rId15" cstate="print">
+                    <a:blip r:embed="rId16" cstate="print">
                       <a:extLst>
                         <a:ext uri="{28A0092B-C50C-407E-A947-70E740481C1C}">
                           <a14:useLocalDpi xmlns:a14="http://schemas.microsoft.com/office/drawing/2010/main" val="0"/>
@@ -7024,12 +8076,12 @@
         <w:pageBreakBefore/>
         <w:ind w:left="714" w:hanging="357"/>
         <w:rPr>
-          <w:rFonts w:ascii="Times New Roman" w:hAnsi="Times New Roman" w:cs="Times New Roman"/>
-        </w:rPr>
-      </w:pPr>
-      <w:r>
-        <w:rPr>
-          <w:rFonts w:ascii="Times New Roman" w:hAnsi="Times New Roman" w:cs="Times New Roman"/>
+          <w:rFonts w:cs="Times New Roman"/>
+        </w:rPr>
+      </w:pPr>
+      <w:r>
+        <w:rPr>
+          <w:rFonts w:cs="Times New Roman"/>
         </w:rPr>
         <w:lastRenderedPageBreak/>
         <w:t>Adminisztrátor felület – Felhasználók kezelése</w:t>
@@ -7089,7 +8141,7 @@
                     <pic:cNvPicPr/>
                   </pic:nvPicPr>
                   <pic:blipFill>
-                    <a:blip r:embed="rId16" cstate="print">
+                    <a:blip r:embed="rId17" cstate="print">
                       <a:extLst>
                         <a:ext uri="{28A0092B-C50C-407E-A947-70E740481C1C}">
                           <a14:useLocalDpi xmlns:a14="http://schemas.microsoft.com/office/drawing/2010/main" val="0"/>
@@ -7122,12 +8174,12 @@
         <w:pageBreakBefore/>
         <w:ind w:left="714" w:hanging="357"/>
         <w:rPr>
-          <w:rFonts w:ascii="Times New Roman" w:hAnsi="Times New Roman" w:cs="Times New Roman"/>
-        </w:rPr>
-      </w:pPr>
-      <w:r>
-        <w:rPr>
-          <w:rFonts w:ascii="Times New Roman" w:hAnsi="Times New Roman" w:cs="Times New Roman"/>
+          <w:rFonts w:cs="Times New Roman"/>
+        </w:rPr>
+      </w:pPr>
+      <w:r>
+        <w:rPr>
+          <w:rFonts w:cs="Times New Roman"/>
         </w:rPr>
         <w:lastRenderedPageBreak/>
         <w:t>Adminisztrátor felület – Szobák állapota</w:t>
@@ -7173,7 +8225,7 @@
                     <pic:cNvPicPr/>
                   </pic:nvPicPr>
                   <pic:blipFill>
-                    <a:blip r:embed="rId17" cstate="print">
+                    <a:blip r:embed="rId18" cstate="print">
                       <a:extLst>
                         <a:ext uri="{28A0092B-C50C-407E-A947-70E740481C1C}">
                           <a14:useLocalDpi xmlns:a14="http://schemas.microsoft.com/office/drawing/2010/main" val="0"/>
@@ -7201,8 +8253,8 @@
       </w:r>
     </w:p>
     <w:sectPr>
-      <w:headerReference w:type="default" r:id="rId18"/>
-      <w:footerReference w:type="default" r:id="rId19"/>
+      <w:headerReference w:type="default" r:id="rId19"/>
+      <w:footerReference w:type="default" r:id="rId20"/>
       <w:pgSz w:w="11906" w:h="16838"/>
       <w:pgMar w:top="1418" w:right="1701" w:bottom="1418" w:left="1701" w:header="709" w:footer="709" w:gutter="0"/>
       <w:cols w:space="708"/>
@@ -9015,6 +10067,119 @@
     </w:lvl>
   </w:abstractNum>
   <w:abstractNum w:abstractNumId="16" w15:restartNumberingAfterBreak="0">
+    <w:nsid w:val="252A0531"/>
+    <w:multiLevelType w:val="multilevel"/>
+    <w:tmpl w:val="CBE0CC88"/>
+    <w:lvl w:ilvl="0">
+      <w:start w:val="1"/>
+      <w:numFmt w:val="decimal"/>
+      <w:lvlText w:val="%1."/>
+      <w:lvlJc w:val="left"/>
+      <w:pPr>
+        <w:tabs>
+          <w:tab w:val="num" w:pos="720"/>
+        </w:tabs>
+        <w:ind w:left="720" w:hanging="360"/>
+      </w:pPr>
+    </w:lvl>
+    <w:lvl w:ilvl="1" w:tentative="1">
+      <w:start w:val="1"/>
+      <w:numFmt w:val="decimal"/>
+      <w:lvlText w:val="%2."/>
+      <w:lvlJc w:val="left"/>
+      <w:pPr>
+        <w:tabs>
+          <w:tab w:val="num" w:pos="1440"/>
+        </w:tabs>
+        <w:ind w:left="1440" w:hanging="360"/>
+      </w:pPr>
+    </w:lvl>
+    <w:lvl w:ilvl="2" w:tentative="1">
+      <w:start w:val="1"/>
+      <w:numFmt w:val="decimal"/>
+      <w:lvlText w:val="%3."/>
+      <w:lvlJc w:val="left"/>
+      <w:pPr>
+        <w:tabs>
+          <w:tab w:val="num" w:pos="2160"/>
+        </w:tabs>
+        <w:ind w:left="2160" w:hanging="360"/>
+      </w:pPr>
+    </w:lvl>
+    <w:lvl w:ilvl="3" w:tentative="1">
+      <w:start w:val="1"/>
+      <w:numFmt w:val="decimal"/>
+      <w:lvlText w:val="%4."/>
+      <w:lvlJc w:val="left"/>
+      <w:pPr>
+        <w:tabs>
+          <w:tab w:val="num" w:pos="2880"/>
+        </w:tabs>
+        <w:ind w:left="2880" w:hanging="360"/>
+      </w:pPr>
+    </w:lvl>
+    <w:lvl w:ilvl="4" w:tentative="1">
+      <w:start w:val="1"/>
+      <w:numFmt w:val="decimal"/>
+      <w:lvlText w:val="%5."/>
+      <w:lvlJc w:val="left"/>
+      <w:pPr>
+        <w:tabs>
+          <w:tab w:val="num" w:pos="3600"/>
+        </w:tabs>
+        <w:ind w:left="3600" w:hanging="360"/>
+      </w:pPr>
+    </w:lvl>
+    <w:lvl w:ilvl="5" w:tentative="1">
+      <w:start w:val="1"/>
+      <w:numFmt w:val="decimal"/>
+      <w:lvlText w:val="%6."/>
+      <w:lvlJc w:val="left"/>
+      <w:pPr>
+        <w:tabs>
+          <w:tab w:val="num" w:pos="4320"/>
+        </w:tabs>
+        <w:ind w:left="4320" w:hanging="360"/>
+      </w:pPr>
+    </w:lvl>
+    <w:lvl w:ilvl="6" w:tentative="1">
+      <w:start w:val="1"/>
+      <w:numFmt w:val="decimal"/>
+      <w:lvlText w:val="%7."/>
+      <w:lvlJc w:val="left"/>
+      <w:pPr>
+        <w:tabs>
+          <w:tab w:val="num" w:pos="5040"/>
+        </w:tabs>
+        <w:ind w:left="5040" w:hanging="360"/>
+      </w:pPr>
+    </w:lvl>
+    <w:lvl w:ilvl="7" w:tentative="1">
+      <w:start w:val="1"/>
+      <w:numFmt w:val="decimal"/>
+      <w:lvlText w:val="%8."/>
+      <w:lvlJc w:val="left"/>
+      <w:pPr>
+        <w:tabs>
+          <w:tab w:val="num" w:pos="5760"/>
+        </w:tabs>
+        <w:ind w:left="5760" w:hanging="360"/>
+      </w:pPr>
+    </w:lvl>
+    <w:lvl w:ilvl="8" w:tentative="1">
+      <w:start w:val="1"/>
+      <w:numFmt w:val="decimal"/>
+      <w:lvlText w:val="%9."/>
+      <w:lvlJc w:val="left"/>
+      <w:pPr>
+        <w:tabs>
+          <w:tab w:val="num" w:pos="6480"/>
+        </w:tabs>
+        <w:ind w:left="6480" w:hanging="360"/>
+      </w:pPr>
+    </w:lvl>
+  </w:abstractNum>
+  <w:abstractNum w:abstractNumId="17" w15:restartNumberingAfterBreak="0">
     <w:nsid w:val="27F5202B"/>
     <w:multiLevelType w:val="multilevel"/>
     <w:tmpl w:val="7A045D76"/>
@@ -9127,7 +10292,7 @@
       </w:rPr>
     </w:lvl>
   </w:abstractNum>
-  <w:abstractNum w:abstractNumId="17" w15:restartNumberingAfterBreak="0">
+  <w:abstractNum w:abstractNumId="18" w15:restartNumberingAfterBreak="0">
     <w:nsid w:val="2BF21C78"/>
     <w:multiLevelType w:val="multilevel"/>
     <w:tmpl w:val="0C0A001F"/>
@@ -9213,7 +10378,7 @@
       </w:pPr>
     </w:lvl>
   </w:abstractNum>
-  <w:abstractNum w:abstractNumId="18" w15:restartNumberingAfterBreak="0">
+  <w:abstractNum w:abstractNumId="19" w15:restartNumberingAfterBreak="0">
     <w:nsid w:val="2D560750"/>
     <w:multiLevelType w:val="hybridMultilevel"/>
     <w:tmpl w:val="7C0A0DD4"/>
@@ -9299,7 +10464,7 @@
       </w:pPr>
     </w:lvl>
   </w:abstractNum>
-  <w:abstractNum w:abstractNumId="19" w15:restartNumberingAfterBreak="0">
+  <w:abstractNum w:abstractNumId="20" w15:restartNumberingAfterBreak="0">
     <w:nsid w:val="2FBF6623"/>
     <w:multiLevelType w:val="hybridMultilevel"/>
     <w:tmpl w:val="907EB114"/>
@@ -9385,7 +10550,7 @@
       </w:pPr>
     </w:lvl>
   </w:abstractNum>
-  <w:abstractNum w:abstractNumId="20" w15:restartNumberingAfterBreak="0">
+  <w:abstractNum w:abstractNumId="21" w15:restartNumberingAfterBreak="0">
     <w:nsid w:val="31206033"/>
     <w:multiLevelType w:val="hybridMultilevel"/>
     <w:tmpl w:val="465E0314"/>
@@ -9498,7 +10663,7 @@
       </w:rPr>
     </w:lvl>
   </w:abstractNum>
-  <w:abstractNum w:abstractNumId="21" w15:restartNumberingAfterBreak="0">
+  <w:abstractNum w:abstractNumId="22" w15:restartNumberingAfterBreak="0">
     <w:nsid w:val="32A7710D"/>
     <w:multiLevelType w:val="multilevel"/>
     <w:tmpl w:val="0C0A001F"/>
@@ -9584,7 +10749,7 @@
       </w:pPr>
     </w:lvl>
   </w:abstractNum>
-  <w:abstractNum w:abstractNumId="22" w15:restartNumberingAfterBreak="0">
+  <w:abstractNum w:abstractNumId="23" w15:restartNumberingAfterBreak="0">
     <w:nsid w:val="334C2D0E"/>
     <w:multiLevelType w:val="hybridMultilevel"/>
     <w:tmpl w:val="79C27B1C"/>
@@ -9697,7 +10862,7 @@
       </w:rPr>
     </w:lvl>
   </w:abstractNum>
-  <w:abstractNum w:abstractNumId="23" w15:restartNumberingAfterBreak="0">
+  <w:abstractNum w:abstractNumId="24" w15:restartNumberingAfterBreak="0">
     <w:nsid w:val="36760160"/>
     <w:multiLevelType w:val="hybridMultilevel"/>
     <w:tmpl w:val="F71A6334"/>
@@ -9810,7 +10975,7 @@
       </w:rPr>
     </w:lvl>
   </w:abstractNum>
-  <w:abstractNum w:abstractNumId="24" w15:restartNumberingAfterBreak="0">
+  <w:abstractNum w:abstractNumId="25" w15:restartNumberingAfterBreak="0">
     <w:nsid w:val="37B31B2D"/>
     <w:multiLevelType w:val="hybridMultilevel"/>
     <w:tmpl w:val="A52C1786"/>
@@ -9923,7 +11088,7 @@
       </w:rPr>
     </w:lvl>
   </w:abstractNum>
-  <w:abstractNum w:abstractNumId="25" w15:restartNumberingAfterBreak="0">
+  <w:abstractNum w:abstractNumId="26" w15:restartNumberingAfterBreak="0">
     <w:nsid w:val="3AB0331D"/>
     <w:multiLevelType w:val="multilevel"/>
     <w:tmpl w:val="730CF436"/>
@@ -10022,7 +11187,7 @@
       </w:pPr>
     </w:lvl>
   </w:abstractNum>
-  <w:abstractNum w:abstractNumId="26" w15:restartNumberingAfterBreak="0">
+  <w:abstractNum w:abstractNumId="27" w15:restartNumberingAfterBreak="0">
     <w:nsid w:val="3E5C1D2C"/>
     <w:multiLevelType w:val="multilevel"/>
     <w:tmpl w:val="0C0A001F"/>
@@ -10108,7 +11273,7 @@
       </w:pPr>
     </w:lvl>
   </w:abstractNum>
-  <w:abstractNum w:abstractNumId="27" w15:restartNumberingAfterBreak="0">
+  <w:abstractNum w:abstractNumId="28" w15:restartNumberingAfterBreak="0">
     <w:nsid w:val="40A3672C"/>
     <w:multiLevelType w:val="multilevel"/>
     <w:tmpl w:val="0C0A001F"/>
@@ -10194,7 +11359,7 @@
       </w:pPr>
     </w:lvl>
   </w:abstractNum>
-  <w:abstractNum w:abstractNumId="28" w15:restartNumberingAfterBreak="0">
+  <w:abstractNum w:abstractNumId="29" w15:restartNumberingAfterBreak="0">
     <w:nsid w:val="4149516E"/>
     <w:multiLevelType w:val="multilevel"/>
     <w:tmpl w:val="02828358"/>
@@ -10313,7 +11478,7 @@
       </w:rPr>
     </w:lvl>
   </w:abstractNum>
-  <w:abstractNum w:abstractNumId="29" w15:restartNumberingAfterBreak="0">
+  <w:abstractNum w:abstractNumId="30" w15:restartNumberingAfterBreak="0">
     <w:nsid w:val="435A2029"/>
     <w:multiLevelType w:val="hybridMultilevel"/>
     <w:tmpl w:val="0DBA09D4"/>
@@ -10426,7 +11591,7 @@
       </w:rPr>
     </w:lvl>
   </w:abstractNum>
-  <w:abstractNum w:abstractNumId="30" w15:restartNumberingAfterBreak="0">
+  <w:abstractNum w:abstractNumId="31" w15:restartNumberingAfterBreak="0">
     <w:nsid w:val="466F4AB8"/>
     <w:multiLevelType w:val="multilevel"/>
     <w:tmpl w:val="2A36A6D8"/>
@@ -10543,7 +11708,120 @@
       </w:rPr>
     </w:lvl>
   </w:abstractNum>
-  <w:abstractNum w:abstractNumId="31" w15:restartNumberingAfterBreak="0">
+  <w:abstractNum w:abstractNumId="32" w15:restartNumberingAfterBreak="0">
+    <w:nsid w:val="47787B4B"/>
+    <w:multiLevelType w:val="hybridMultilevel"/>
+    <w:tmpl w:val="709C6EDE"/>
+    <w:lvl w:ilvl="0" w:tplc="040E0001">
+      <w:start w:val="1"/>
+      <w:numFmt w:val="bullet"/>
+      <w:lvlText w:val=""/>
+      <w:lvlJc w:val="left"/>
+      <w:pPr>
+        <w:ind w:left="720" w:hanging="360"/>
+      </w:pPr>
+      <w:rPr>
+        <w:rFonts w:ascii="Symbol" w:hAnsi="Symbol" w:hint="default"/>
+      </w:rPr>
+    </w:lvl>
+    <w:lvl w:ilvl="1" w:tplc="040E0003" w:tentative="1">
+      <w:start w:val="1"/>
+      <w:numFmt w:val="bullet"/>
+      <w:lvlText w:val="o"/>
+      <w:lvlJc w:val="left"/>
+      <w:pPr>
+        <w:ind w:left="1440" w:hanging="360"/>
+      </w:pPr>
+      <w:rPr>
+        <w:rFonts w:ascii="Courier New" w:hAnsi="Courier New" w:cs="Courier New" w:hint="default"/>
+      </w:rPr>
+    </w:lvl>
+    <w:lvl w:ilvl="2" w:tplc="040E0005" w:tentative="1">
+      <w:start w:val="1"/>
+      <w:numFmt w:val="bullet"/>
+      <w:lvlText w:val=""/>
+      <w:lvlJc w:val="left"/>
+      <w:pPr>
+        <w:ind w:left="2160" w:hanging="360"/>
+      </w:pPr>
+      <w:rPr>
+        <w:rFonts w:ascii="Wingdings" w:hAnsi="Wingdings" w:hint="default"/>
+      </w:rPr>
+    </w:lvl>
+    <w:lvl w:ilvl="3" w:tplc="040E0001" w:tentative="1">
+      <w:start w:val="1"/>
+      <w:numFmt w:val="bullet"/>
+      <w:lvlText w:val=""/>
+      <w:lvlJc w:val="left"/>
+      <w:pPr>
+        <w:ind w:left="2880" w:hanging="360"/>
+      </w:pPr>
+      <w:rPr>
+        <w:rFonts w:ascii="Symbol" w:hAnsi="Symbol" w:hint="default"/>
+      </w:rPr>
+    </w:lvl>
+    <w:lvl w:ilvl="4" w:tplc="040E0003" w:tentative="1">
+      <w:start w:val="1"/>
+      <w:numFmt w:val="bullet"/>
+      <w:lvlText w:val="o"/>
+      <w:lvlJc w:val="left"/>
+      <w:pPr>
+        <w:ind w:left="3600" w:hanging="360"/>
+      </w:pPr>
+      <w:rPr>
+        <w:rFonts w:ascii="Courier New" w:hAnsi="Courier New" w:cs="Courier New" w:hint="default"/>
+      </w:rPr>
+    </w:lvl>
+    <w:lvl w:ilvl="5" w:tplc="040E0005" w:tentative="1">
+      <w:start w:val="1"/>
+      <w:numFmt w:val="bullet"/>
+      <w:lvlText w:val=""/>
+      <w:lvlJc w:val="left"/>
+      <w:pPr>
+        <w:ind w:left="4320" w:hanging="360"/>
+      </w:pPr>
+      <w:rPr>
+        <w:rFonts w:ascii="Wingdings" w:hAnsi="Wingdings" w:hint="default"/>
+      </w:rPr>
+    </w:lvl>
+    <w:lvl w:ilvl="6" w:tplc="040E0001" w:tentative="1">
+      <w:start w:val="1"/>
+      <w:numFmt w:val="bullet"/>
+      <w:lvlText w:val=""/>
+      <w:lvlJc w:val="left"/>
+      <w:pPr>
+        <w:ind w:left="5040" w:hanging="360"/>
+      </w:pPr>
+      <w:rPr>
+        <w:rFonts w:ascii="Symbol" w:hAnsi="Symbol" w:hint="default"/>
+      </w:rPr>
+    </w:lvl>
+    <w:lvl w:ilvl="7" w:tplc="040E0003" w:tentative="1">
+      <w:start w:val="1"/>
+      <w:numFmt w:val="bullet"/>
+      <w:lvlText w:val="o"/>
+      <w:lvlJc w:val="left"/>
+      <w:pPr>
+        <w:ind w:left="5760" w:hanging="360"/>
+      </w:pPr>
+      <w:rPr>
+        <w:rFonts w:ascii="Courier New" w:hAnsi="Courier New" w:cs="Courier New" w:hint="default"/>
+      </w:rPr>
+    </w:lvl>
+    <w:lvl w:ilvl="8" w:tplc="040E0005" w:tentative="1">
+      <w:start w:val="1"/>
+      <w:numFmt w:val="bullet"/>
+      <w:lvlText w:val=""/>
+      <w:lvlJc w:val="left"/>
+      <w:pPr>
+        <w:ind w:left="6480" w:hanging="360"/>
+      </w:pPr>
+      <w:rPr>
+        <w:rFonts w:ascii="Wingdings" w:hAnsi="Wingdings" w:hint="default"/>
+      </w:rPr>
+    </w:lvl>
+  </w:abstractNum>
+  <w:abstractNum w:abstractNumId="33" w15:restartNumberingAfterBreak="0">
     <w:nsid w:val="495F7D9F"/>
     <w:multiLevelType w:val="hybridMultilevel"/>
     <w:tmpl w:val="04BCDE0E"/>
@@ -10656,7 +11934,7 @@
       </w:rPr>
     </w:lvl>
   </w:abstractNum>
-  <w:abstractNum w:abstractNumId="32" w15:restartNumberingAfterBreak="0">
+  <w:abstractNum w:abstractNumId="34" w15:restartNumberingAfterBreak="0">
     <w:nsid w:val="50244239"/>
     <w:multiLevelType w:val="hybridMultilevel"/>
     <w:tmpl w:val="8392FE24"/>
@@ -10742,7 +12020,7 @@
       </w:pPr>
     </w:lvl>
   </w:abstractNum>
-  <w:abstractNum w:abstractNumId="33" w15:restartNumberingAfterBreak="0">
+  <w:abstractNum w:abstractNumId="35" w15:restartNumberingAfterBreak="0">
     <w:nsid w:val="53D43C28"/>
     <w:multiLevelType w:val="hybridMultilevel"/>
     <w:tmpl w:val="FFA4F58C"/>
@@ -10832,7 +12110,7 @@
       </w:pPr>
     </w:lvl>
   </w:abstractNum>
-  <w:abstractNum w:abstractNumId="34" w15:restartNumberingAfterBreak="0">
+  <w:abstractNum w:abstractNumId="36" w15:restartNumberingAfterBreak="0">
     <w:nsid w:val="544E7471"/>
     <w:multiLevelType w:val="multilevel"/>
     <w:tmpl w:val="4B8EF300"/>
@@ -10949,7 +12227,7 @@
       </w:rPr>
     </w:lvl>
   </w:abstractNum>
-  <w:abstractNum w:abstractNumId="35" w15:restartNumberingAfterBreak="0">
+  <w:abstractNum w:abstractNumId="37" w15:restartNumberingAfterBreak="0">
     <w:nsid w:val="55671DAB"/>
     <w:multiLevelType w:val="hybridMultilevel"/>
     <w:tmpl w:val="B26ED110"/>
@@ -11062,7 +12340,7 @@
       </w:rPr>
     </w:lvl>
   </w:abstractNum>
-  <w:abstractNum w:abstractNumId="36" w15:restartNumberingAfterBreak="0">
+  <w:abstractNum w:abstractNumId="38" w15:restartNumberingAfterBreak="0">
     <w:nsid w:val="55D62DAE"/>
     <w:multiLevelType w:val="hybridMultilevel"/>
     <w:tmpl w:val="32681CB0"/>
@@ -11175,7 +12453,7 @@
       </w:rPr>
     </w:lvl>
   </w:abstractNum>
-  <w:abstractNum w:abstractNumId="37" w15:restartNumberingAfterBreak="0">
+  <w:abstractNum w:abstractNumId="39" w15:restartNumberingAfterBreak="0">
     <w:nsid w:val="577D20FB"/>
     <w:multiLevelType w:val="multilevel"/>
     <w:tmpl w:val="0C0A001F"/>
@@ -11261,7 +12539,7 @@
       </w:pPr>
     </w:lvl>
   </w:abstractNum>
-  <w:abstractNum w:abstractNumId="38" w15:restartNumberingAfterBreak="0">
+  <w:abstractNum w:abstractNumId="40" w15:restartNumberingAfterBreak="0">
     <w:nsid w:val="59C81394"/>
     <w:multiLevelType w:val="multilevel"/>
     <w:tmpl w:val="0C0A001F"/>
@@ -11347,7 +12625,7 @@
       </w:pPr>
     </w:lvl>
   </w:abstractNum>
-  <w:abstractNum w:abstractNumId="39" w15:restartNumberingAfterBreak="0">
+  <w:abstractNum w:abstractNumId="41" w15:restartNumberingAfterBreak="0">
     <w:nsid w:val="5FAD43B2"/>
     <w:multiLevelType w:val="hybridMultilevel"/>
     <w:tmpl w:val="71F0A0AE"/>
@@ -11460,7 +12738,7 @@
       </w:rPr>
     </w:lvl>
   </w:abstractNum>
-  <w:abstractNum w:abstractNumId="40" w15:restartNumberingAfterBreak="0">
+  <w:abstractNum w:abstractNumId="42" w15:restartNumberingAfterBreak="0">
     <w:nsid w:val="601E2E1B"/>
     <w:multiLevelType w:val="multilevel"/>
     <w:tmpl w:val="4A4E1DCE"/>
@@ -11552,7 +12830,7 @@
       </w:pPr>
     </w:lvl>
   </w:abstractNum>
-  <w:abstractNum w:abstractNumId="41" w15:restartNumberingAfterBreak="0">
+  <w:abstractNum w:abstractNumId="43" w15:restartNumberingAfterBreak="0">
     <w:nsid w:val="62790436"/>
     <w:multiLevelType w:val="hybridMultilevel"/>
     <w:tmpl w:val="921A7032"/>
@@ -11665,7 +12943,7 @@
       </w:rPr>
     </w:lvl>
   </w:abstractNum>
-  <w:abstractNum w:abstractNumId="42" w15:restartNumberingAfterBreak="0">
+  <w:abstractNum w:abstractNumId="44" w15:restartNumberingAfterBreak="0">
     <w:nsid w:val="629705BA"/>
     <w:multiLevelType w:val="hybridMultilevel"/>
     <w:tmpl w:val="B024F7F6"/>
@@ -11778,7 +13056,7 @@
       </w:rPr>
     </w:lvl>
   </w:abstractNum>
-  <w:abstractNum w:abstractNumId="43" w15:restartNumberingAfterBreak="0">
+  <w:abstractNum w:abstractNumId="45" w15:restartNumberingAfterBreak="0">
     <w:nsid w:val="63E648AE"/>
     <w:multiLevelType w:val="hybridMultilevel"/>
     <w:tmpl w:val="EAECEE74"/>
@@ -11891,7 +13169,7 @@
       </w:rPr>
     </w:lvl>
   </w:abstractNum>
-  <w:abstractNum w:abstractNumId="44" w15:restartNumberingAfterBreak="0">
+  <w:abstractNum w:abstractNumId="46" w15:restartNumberingAfterBreak="0">
     <w:nsid w:val="67160342"/>
     <w:multiLevelType w:val="multilevel"/>
     <w:tmpl w:val="040E001F"/>
@@ -11977,10 +13255,10 @@
       </w:pPr>
     </w:lvl>
   </w:abstractNum>
-  <w:abstractNum w:abstractNumId="45" w15:restartNumberingAfterBreak="0">
+  <w:abstractNum w:abstractNumId="47" w15:restartNumberingAfterBreak="0">
     <w:nsid w:val="68957918"/>
     <w:multiLevelType w:val="hybridMultilevel"/>
-    <w:tmpl w:val="0F4063C6"/>
+    <w:tmpl w:val="DF287D1A"/>
     <w:lvl w:ilvl="0" w:tplc="040E0001">
       <w:start w:val="1"/>
       <w:numFmt w:val="bullet"/>
@@ -12090,7 +13368,7 @@
       </w:rPr>
     </w:lvl>
   </w:abstractNum>
-  <w:abstractNum w:abstractNumId="46" w15:restartNumberingAfterBreak="0">
+  <w:abstractNum w:abstractNumId="48" w15:restartNumberingAfterBreak="0">
     <w:nsid w:val="6B97410D"/>
     <w:multiLevelType w:val="multilevel"/>
     <w:tmpl w:val="040E001F"/>
@@ -12176,7 +13454,7 @@
       </w:pPr>
     </w:lvl>
   </w:abstractNum>
-  <w:abstractNum w:abstractNumId="47" w15:restartNumberingAfterBreak="0">
+  <w:abstractNum w:abstractNumId="49" w15:restartNumberingAfterBreak="0">
     <w:nsid w:val="6C4C5F01"/>
     <w:multiLevelType w:val="multilevel"/>
     <w:tmpl w:val="C7186A86"/>
@@ -12325,7 +13603,7 @@
       </w:rPr>
     </w:lvl>
   </w:abstractNum>
-  <w:abstractNum w:abstractNumId="48" w15:restartNumberingAfterBreak="0">
+  <w:abstractNum w:abstractNumId="50" w15:restartNumberingAfterBreak="0">
     <w:nsid w:val="6C5E175A"/>
     <w:multiLevelType w:val="hybridMultilevel"/>
     <w:tmpl w:val="EB386D3A"/>
@@ -12438,7 +13716,7 @@
       </w:rPr>
     </w:lvl>
   </w:abstractNum>
-  <w:abstractNum w:abstractNumId="49" w15:restartNumberingAfterBreak="0">
+  <w:abstractNum w:abstractNumId="51" w15:restartNumberingAfterBreak="0">
     <w:nsid w:val="6D675CF9"/>
     <w:multiLevelType w:val="hybridMultilevel"/>
     <w:tmpl w:val="A8148ED2"/>
@@ -12551,7 +13829,7 @@
       </w:rPr>
     </w:lvl>
   </w:abstractNum>
-  <w:abstractNum w:abstractNumId="50" w15:restartNumberingAfterBreak="0">
+  <w:abstractNum w:abstractNumId="52" w15:restartNumberingAfterBreak="0">
     <w:nsid w:val="6D733165"/>
     <w:multiLevelType w:val="hybridMultilevel"/>
     <w:tmpl w:val="39D03A4C"/>
@@ -12664,7 +13942,7 @@
       </w:rPr>
     </w:lvl>
   </w:abstractNum>
-  <w:abstractNum w:abstractNumId="51" w15:restartNumberingAfterBreak="0">
+  <w:abstractNum w:abstractNumId="53" w15:restartNumberingAfterBreak="0">
     <w:nsid w:val="6EE921FF"/>
     <w:multiLevelType w:val="multilevel"/>
     <w:tmpl w:val="0C0A001F"/>
@@ -12750,7 +14028,7 @@
       </w:pPr>
     </w:lvl>
   </w:abstractNum>
-  <w:abstractNum w:abstractNumId="52" w15:restartNumberingAfterBreak="0">
+  <w:abstractNum w:abstractNumId="54" w15:restartNumberingAfterBreak="0">
     <w:nsid w:val="748606E0"/>
     <w:multiLevelType w:val="hybridMultilevel"/>
     <w:tmpl w:val="54084FC6"/>
@@ -12865,7 +14143,7 @@
       </w:rPr>
     </w:lvl>
   </w:abstractNum>
-  <w:abstractNum w:abstractNumId="53" w15:restartNumberingAfterBreak="0">
+  <w:abstractNum w:abstractNumId="55" w15:restartNumberingAfterBreak="0">
     <w:nsid w:val="75917BB0"/>
     <w:multiLevelType w:val="multilevel"/>
     <w:tmpl w:val="0C0A001F"/>
@@ -12951,7 +14229,7 @@
       </w:pPr>
     </w:lvl>
   </w:abstractNum>
-  <w:abstractNum w:abstractNumId="54" w15:restartNumberingAfterBreak="0">
+  <w:abstractNum w:abstractNumId="56" w15:restartNumberingAfterBreak="0">
     <w:nsid w:val="76F86339"/>
     <w:multiLevelType w:val="multilevel"/>
     <w:tmpl w:val="0C0A001F"/>
@@ -13037,7 +14315,7 @@
       </w:pPr>
     </w:lvl>
   </w:abstractNum>
-  <w:abstractNum w:abstractNumId="55" w15:restartNumberingAfterBreak="0">
+  <w:abstractNum w:abstractNumId="57" w15:restartNumberingAfterBreak="0">
     <w:nsid w:val="77C464FC"/>
     <w:multiLevelType w:val="hybridMultilevel"/>
     <w:tmpl w:val="C1D80EF8"/>
@@ -13123,7 +14401,7 @@
       </w:pPr>
     </w:lvl>
   </w:abstractNum>
-  <w:abstractNum w:abstractNumId="56" w15:restartNumberingAfterBreak="0">
+  <w:abstractNum w:abstractNumId="58" w15:restartNumberingAfterBreak="0">
     <w:nsid w:val="7B6829AD"/>
     <w:multiLevelType w:val="hybridMultilevel"/>
     <w:tmpl w:val="01A6903E"/>
@@ -13209,7 +14487,7 @@
       </w:pPr>
     </w:lvl>
   </w:abstractNum>
-  <w:abstractNum w:abstractNumId="57" w15:restartNumberingAfterBreak="0">
+  <w:abstractNum w:abstractNumId="59" w15:restartNumberingAfterBreak="0">
     <w:nsid w:val="7C132934"/>
     <w:multiLevelType w:val="hybridMultilevel"/>
     <w:tmpl w:val="C5AA8616"/>
@@ -13323,40 +14601,40 @@
     </w:lvl>
   </w:abstractNum>
   <w:num w:numId="1" w16cid:durableId="1505507228">
-    <w:abstractNumId w:val="31"/>
+    <w:abstractNumId w:val="33"/>
   </w:num>
   <w:num w:numId="2" w16cid:durableId="228729175">
-    <w:abstractNumId w:val="19"/>
+    <w:abstractNumId w:val="20"/>
   </w:num>
   <w:num w:numId="3" w16cid:durableId="2084183394">
     <w:abstractNumId w:val="5"/>
   </w:num>
   <w:num w:numId="4" w16cid:durableId="584611376">
-    <w:abstractNumId w:val="21"/>
+    <w:abstractNumId w:val="22"/>
   </w:num>
   <w:num w:numId="5" w16cid:durableId="1913855951">
-    <w:abstractNumId w:val="40"/>
+    <w:abstractNumId w:val="42"/>
   </w:num>
   <w:num w:numId="6" w16cid:durableId="1897472870">
-    <w:abstractNumId w:val="27"/>
+    <w:abstractNumId w:val="28"/>
   </w:num>
   <w:num w:numId="7" w16cid:durableId="398097132">
-    <w:abstractNumId w:val="54"/>
+    <w:abstractNumId w:val="56"/>
   </w:num>
   <w:num w:numId="8" w16cid:durableId="254439449">
-    <w:abstractNumId w:val="32"/>
+    <w:abstractNumId w:val="34"/>
   </w:num>
   <w:num w:numId="9" w16cid:durableId="1303121372">
-    <w:abstractNumId w:val="37"/>
+    <w:abstractNumId w:val="39"/>
   </w:num>
   <w:num w:numId="10" w16cid:durableId="1643001604">
     <w:abstractNumId w:val="3"/>
   </w:num>
   <w:num w:numId="11" w16cid:durableId="382481099">
-    <w:abstractNumId w:val="38"/>
+    <w:abstractNumId w:val="40"/>
   </w:num>
   <w:num w:numId="12" w16cid:durableId="918254480">
-    <w:abstractNumId w:val="17"/>
+    <w:abstractNumId w:val="18"/>
   </w:num>
   <w:num w:numId="13" w16cid:durableId="2106727098">
     <w:abstractNumId w:val="8"/>
@@ -13365,7 +14643,7 @@
     <w:abstractNumId w:val="10"/>
   </w:num>
   <w:num w:numId="15" w16cid:durableId="374236757">
-    <w:abstractNumId w:val="53"/>
+    <w:abstractNumId w:val="55"/>
   </w:num>
   <w:num w:numId="16" w16cid:durableId="1725836884">
     <w:abstractNumId w:val="1"/>
@@ -13374,85 +14652,85 @@
     <w:abstractNumId w:val="12"/>
   </w:num>
   <w:num w:numId="18" w16cid:durableId="1596548897">
-    <w:abstractNumId w:val="26"/>
+    <w:abstractNumId w:val="27"/>
   </w:num>
   <w:num w:numId="19" w16cid:durableId="645164872">
-    <w:abstractNumId w:val="51"/>
+    <w:abstractNumId w:val="53"/>
   </w:num>
   <w:num w:numId="20" w16cid:durableId="1755936848">
-    <w:abstractNumId w:val="24"/>
+    <w:abstractNumId w:val="25"/>
   </w:num>
   <w:num w:numId="21" w16cid:durableId="625545305">
-    <w:abstractNumId w:val="22"/>
+    <w:abstractNumId w:val="23"/>
   </w:num>
   <w:num w:numId="22" w16cid:durableId="2029485998">
-    <w:abstractNumId w:val="57"/>
+    <w:abstractNumId w:val="59"/>
   </w:num>
   <w:num w:numId="23" w16cid:durableId="1594044055">
-    <w:abstractNumId w:val="29"/>
+    <w:abstractNumId w:val="30"/>
   </w:num>
   <w:num w:numId="24" w16cid:durableId="314647488">
     <w:abstractNumId w:val="6"/>
   </w:num>
   <w:num w:numId="25" w16cid:durableId="522327077">
-    <w:abstractNumId w:val="48"/>
+    <w:abstractNumId w:val="50"/>
   </w:num>
   <w:num w:numId="26" w16cid:durableId="947348042">
-    <w:abstractNumId w:val="56"/>
+    <w:abstractNumId w:val="58"/>
   </w:num>
   <w:num w:numId="27" w16cid:durableId="1422022127">
     <w:abstractNumId w:val="0"/>
   </w:num>
   <w:num w:numId="28" w16cid:durableId="53741843">
-    <w:abstractNumId w:val="16"/>
+    <w:abstractNumId w:val="17"/>
   </w:num>
   <w:num w:numId="29" w16cid:durableId="548957052">
-    <w:abstractNumId w:val="28"/>
+    <w:abstractNumId w:val="29"/>
   </w:num>
   <w:num w:numId="30" w16cid:durableId="418261510">
-    <w:abstractNumId w:val="44"/>
+    <w:abstractNumId w:val="46"/>
   </w:num>
   <w:num w:numId="31" w16cid:durableId="1819415648">
-    <w:abstractNumId w:val="46"/>
+    <w:abstractNumId w:val="48"/>
   </w:num>
   <w:num w:numId="32" w16cid:durableId="1016928821">
-    <w:abstractNumId w:val="34"/>
+    <w:abstractNumId w:val="36"/>
   </w:num>
   <w:num w:numId="33" w16cid:durableId="671495183">
     <w:abstractNumId w:val="13"/>
   </w:num>
   <w:num w:numId="34" w16cid:durableId="168764265">
-    <w:abstractNumId w:val="30"/>
+    <w:abstractNumId w:val="31"/>
   </w:num>
   <w:num w:numId="35" w16cid:durableId="1027952218">
     <w:abstractNumId w:val="14"/>
   </w:num>
   <w:num w:numId="36" w16cid:durableId="2113357542">
-    <w:abstractNumId w:val="47"/>
+    <w:abstractNumId w:val="49"/>
   </w:num>
   <w:num w:numId="37" w16cid:durableId="930628932">
-    <w:abstractNumId w:val="55"/>
+    <w:abstractNumId w:val="57"/>
   </w:num>
   <w:num w:numId="38" w16cid:durableId="405616434">
-    <w:abstractNumId w:val="18"/>
+    <w:abstractNumId w:val="19"/>
   </w:num>
   <w:num w:numId="39" w16cid:durableId="591933434">
-    <w:abstractNumId w:val="25"/>
+    <w:abstractNumId w:val="26"/>
   </w:num>
   <w:num w:numId="40" w16cid:durableId="1033580642">
-    <w:abstractNumId w:val="33"/>
+    <w:abstractNumId w:val="35"/>
   </w:num>
   <w:num w:numId="41" w16cid:durableId="907376401">
     <w:abstractNumId w:val="4"/>
   </w:num>
   <w:num w:numId="42" w16cid:durableId="665977133">
-    <w:abstractNumId w:val="33"/>
+    <w:abstractNumId w:val="35"/>
     <w:lvlOverride w:ilvl="0">
       <w:startOverride w:val="1"/>
     </w:lvlOverride>
   </w:num>
   <w:num w:numId="43" w16cid:durableId="2000110128">
-    <w:abstractNumId w:val="45"/>
+    <w:abstractNumId w:val="47"/>
   </w:num>
   <w:num w:numId="44" w16cid:durableId="684524517">
     <w:abstractNumId w:val="4"/>
@@ -13467,16 +14745,16 @@
     </w:lvlOverride>
   </w:num>
   <w:num w:numId="46" w16cid:durableId="1732727675">
-    <w:abstractNumId w:val="49"/>
+    <w:abstractNumId w:val="51"/>
   </w:num>
   <w:num w:numId="47" w16cid:durableId="860703295">
     <w:abstractNumId w:val="15"/>
   </w:num>
   <w:num w:numId="48" w16cid:durableId="902255065">
-    <w:abstractNumId w:val="20"/>
+    <w:abstractNumId w:val="21"/>
   </w:num>
   <w:num w:numId="49" w16cid:durableId="60099620">
-    <w:abstractNumId w:val="43"/>
+    <w:abstractNumId w:val="45"/>
   </w:num>
   <w:num w:numId="50" w16cid:durableId="735055096">
     <w:abstractNumId w:val="4"/>
@@ -13485,7 +14763,7 @@
     </w:lvlOverride>
   </w:num>
   <w:num w:numId="51" w16cid:durableId="1426460283">
-    <w:abstractNumId w:val="33"/>
+    <w:abstractNumId w:val="35"/>
     <w:lvlOverride w:ilvl="0">
       <w:startOverride w:val="1"/>
     </w:lvlOverride>
@@ -13530,16 +14808,16 @@
     </w:lvlOverride>
   </w:num>
   <w:num w:numId="55" w16cid:durableId="1649943122">
-    <w:abstractNumId w:val="57"/>
+    <w:abstractNumId w:val="59"/>
   </w:num>
   <w:num w:numId="56" w16cid:durableId="1071542892">
-    <w:abstractNumId w:val="22"/>
+    <w:abstractNumId w:val="23"/>
   </w:num>
   <w:num w:numId="57" w16cid:durableId="1778787780">
-    <w:abstractNumId w:val="24"/>
+    <w:abstractNumId w:val="25"/>
   </w:num>
   <w:num w:numId="58" w16cid:durableId="994575138">
-    <w:abstractNumId w:val="29"/>
+    <w:abstractNumId w:val="30"/>
   </w:num>
   <w:num w:numId="59" w16cid:durableId="921254888">
     <w:abstractNumId w:val="4"/>
@@ -13548,22 +14826,22 @@
     <w:abstractNumId w:val="4"/>
   </w:num>
   <w:num w:numId="61" w16cid:durableId="985082678">
-    <w:abstractNumId w:val="42"/>
+    <w:abstractNumId w:val="44"/>
   </w:num>
   <w:num w:numId="62" w16cid:durableId="1600944660">
-    <w:abstractNumId w:val="23"/>
+    <w:abstractNumId w:val="24"/>
   </w:num>
   <w:num w:numId="63" w16cid:durableId="1967852710">
+    <w:abstractNumId w:val="43"/>
+  </w:num>
+  <w:num w:numId="64" w16cid:durableId="854806118">
     <w:abstractNumId w:val="41"/>
   </w:num>
-  <w:num w:numId="64" w16cid:durableId="854806118">
-    <w:abstractNumId w:val="39"/>
-  </w:num>
   <w:num w:numId="65" w16cid:durableId="2057073300">
-    <w:abstractNumId w:val="50"/>
+    <w:abstractNumId w:val="52"/>
   </w:num>
   <w:num w:numId="66" w16cid:durableId="1700813501">
-    <w:abstractNumId w:val="35"/>
+    <w:abstractNumId w:val="37"/>
   </w:num>
   <w:num w:numId="67" w16cid:durableId="1693805071">
     <w:abstractNumId w:val="11"/>
@@ -13572,16 +14850,22 @@
     <w:abstractNumId w:val="2"/>
   </w:num>
   <w:num w:numId="69" w16cid:durableId="168911660">
-    <w:abstractNumId w:val="36"/>
+    <w:abstractNumId w:val="38"/>
   </w:num>
   <w:num w:numId="70" w16cid:durableId="288631197">
-    <w:abstractNumId w:val="52"/>
+    <w:abstractNumId w:val="54"/>
   </w:num>
   <w:num w:numId="71" w16cid:durableId="826943530">
     <w:abstractNumId w:val="9"/>
   </w:num>
   <w:num w:numId="72" w16cid:durableId="1883977498">
     <w:abstractNumId w:val="7"/>
+  </w:num>
+  <w:num w:numId="73" w16cid:durableId="324751635">
+    <w:abstractNumId w:val="16"/>
+  </w:num>
+  <w:num w:numId="74" w16cid:durableId="540944614">
+    <w:abstractNumId w:val="32"/>
   </w:num>
 </w:numbering>
 </file>
@@ -13986,7 +15270,7 @@
   <w:style w:type="paragraph" w:default="1" w:styleId="Norml">
     <w:name w:val="Normal"/>
     <w:qFormat/>
-    <w:rsid w:val="006C1CA4"/>
+    <w:rsid w:val="00703847"/>
     <w:pPr>
       <w:spacing w:line="360" w:lineRule="auto"/>
       <w:jc w:val="both"/>
@@ -14003,7 +15287,7 @@
     <w:link w:val="Cmsor1Char"/>
     <w:uiPriority w:val="9"/>
     <w:qFormat/>
-    <w:rsid w:val="001270F5"/>
+    <w:rsid w:val="0088270C"/>
     <w:pPr>
       <w:keepNext/>
       <w:keepLines/>
@@ -14018,6 +15302,7 @@
       </w:pBdr>
       <w:shd w:val="clear" w:color="auto" w:fill="47D459" w:themeFill="accent3" w:themeFillTint="99"/>
       <w:spacing w:before="360" w:after="80"/>
+      <w:ind w:left="284" w:hanging="284"/>
       <w:outlineLvl w:val="0"/>
     </w:pPr>
     <w:rPr>
@@ -14037,7 +15322,7 @@
     <w:uiPriority w:val="9"/>
     <w:unhideWhenUsed/>
     <w:qFormat/>
-    <w:rsid w:val="00195E52"/>
+    <w:rsid w:val="006928A8"/>
     <w:pPr>
       <w:keepNext/>
       <w:keepLines/>
@@ -14046,10 +15331,11 @@
         <w:numId w:val="39"/>
       </w:numPr>
       <w:spacing w:before="160" w:after="80"/>
+      <w:ind w:left="578" w:hanging="578"/>
       <w:outlineLvl w:val="1"/>
     </w:pPr>
     <w:rPr>
-      <w:rFonts w:eastAsiaTheme="majorEastAsia" w:cstheme="majorBidi"/>
+      <w:rFonts w:ascii="Times New Roman" w:eastAsiaTheme="majorEastAsia" w:hAnsi="Times New Roman" w:cstheme="majorBidi"/>
       <w:b/>
       <w:color w:val="000000" w:themeColor="text1"/>
       <w:sz w:val="32"/>
@@ -14064,7 +15350,7 @@
     <w:uiPriority w:val="9"/>
     <w:unhideWhenUsed/>
     <w:qFormat/>
-    <w:rsid w:val="00195E52"/>
+    <w:rsid w:val="006928A8"/>
     <w:pPr>
       <w:keepNext/>
       <w:keepLines/>
@@ -14076,7 +15362,7 @@
       <w:outlineLvl w:val="2"/>
     </w:pPr>
     <w:rPr>
-      <w:rFonts w:eastAsiaTheme="majorEastAsia" w:cstheme="majorBidi"/>
+      <w:rFonts w:ascii="Times New Roman" w:eastAsiaTheme="majorEastAsia" w:hAnsi="Times New Roman" w:cstheme="majorBidi"/>
       <w:b/>
       <w:color w:val="000000" w:themeColor="text1"/>
       <w:sz w:val="28"/>
@@ -14089,10 +15375,9 @@
     <w:next w:val="Norml"/>
     <w:link w:val="Cmsor4Char"/>
     <w:uiPriority w:val="9"/>
-    <w:semiHidden/>
     <w:unhideWhenUsed/>
     <w:qFormat/>
-    <w:rsid w:val="00E946B1"/>
+    <w:rsid w:val="00854DFD"/>
     <w:pPr>
       <w:keepNext/>
       <w:keepLines/>
@@ -14100,14 +15385,16 @@
         <w:ilvl w:val="3"/>
         <w:numId w:val="39"/>
       </w:numPr>
-      <w:spacing w:before="80" w:after="40"/>
+      <w:spacing w:before="240" w:after="40"/>
+      <w:ind w:left="862" w:hanging="862"/>
       <w:outlineLvl w:val="3"/>
     </w:pPr>
     <w:rPr>
-      <w:rFonts w:eastAsiaTheme="majorEastAsia" w:cstheme="majorBidi"/>
-      <w:i/>
+      <w:rFonts w:ascii="Times New Roman" w:eastAsiaTheme="majorEastAsia" w:hAnsi="Times New Roman" w:cstheme="majorBidi"/>
+      <w:b/>
       <w:iCs/>
-      <w:color w:val="0F4761" w:themeColor="accent1" w:themeShade="BF"/>
+      <w:color w:val="000000" w:themeColor="text1"/>
+      <w:sz w:val="26"/>
     </w:rPr>
   </w:style>
   <w:style w:type="paragraph" w:styleId="Cmsor5">
@@ -14270,7 +15557,7 @@
     <w:basedOn w:val="Bekezdsalapbettpusa"/>
     <w:link w:val="Cmsor1"/>
     <w:uiPriority w:val="9"/>
-    <w:rsid w:val="001270F5"/>
+    <w:rsid w:val="0088270C"/>
     <w:rPr>
       <w:rFonts w:ascii="Times New Roman" w:eastAsiaTheme="majorEastAsia" w:hAnsi="Times New Roman" w:cstheme="majorBidi"/>
       <w:b/>
@@ -14287,9 +15574,9 @@
     <w:basedOn w:val="Bekezdsalapbettpusa"/>
     <w:link w:val="Cmsor2"/>
     <w:uiPriority w:val="9"/>
-    <w:rsid w:val="00195E52"/>
+    <w:rsid w:val="006928A8"/>
     <w:rPr>
-      <w:rFonts w:ascii="Calibri" w:eastAsiaTheme="majorEastAsia" w:hAnsi="Calibri" w:cstheme="majorBidi"/>
+      <w:rFonts w:ascii="Times New Roman" w:eastAsiaTheme="majorEastAsia" w:hAnsi="Times New Roman" w:cstheme="majorBidi"/>
       <w:b/>
       <w:color w:val="000000" w:themeColor="text1"/>
       <w:sz w:val="32"/>
@@ -14302,9 +15589,9 @@
     <w:basedOn w:val="Bekezdsalapbettpusa"/>
     <w:link w:val="Cmsor3"/>
     <w:uiPriority w:val="9"/>
-    <w:rsid w:val="00195E52"/>
+    <w:rsid w:val="006928A8"/>
     <w:rPr>
-      <w:rFonts w:ascii="Calibri" w:eastAsiaTheme="majorEastAsia" w:hAnsi="Calibri" w:cstheme="majorBidi"/>
+      <w:rFonts w:ascii="Times New Roman" w:eastAsiaTheme="majorEastAsia" w:hAnsi="Times New Roman" w:cstheme="majorBidi"/>
       <w:b/>
       <w:color w:val="000000" w:themeColor="text1"/>
       <w:sz w:val="28"/>
@@ -14317,13 +15604,14 @@
     <w:basedOn w:val="Bekezdsalapbettpusa"/>
     <w:link w:val="Cmsor4"/>
     <w:uiPriority w:val="9"/>
-    <w:semiHidden/>
-    <w:rsid w:val="00E946B1"/>
+    <w:rsid w:val="00854DFD"/>
     <w:rPr>
-      <w:rFonts w:eastAsiaTheme="majorEastAsia" w:cstheme="majorBidi"/>
-      <w:i/>
+      <w:rFonts w:ascii="Times New Roman" w:eastAsiaTheme="majorEastAsia" w:hAnsi="Times New Roman" w:cstheme="majorBidi"/>
+      <w:b/>
       <w:iCs/>
-      <w:color w:val="0F4761" w:themeColor="accent1" w:themeShade="BF"/>
+      <w:color w:val="000000" w:themeColor="text1"/>
+      <w:sz w:val="26"/>
+      <w:lang w:val="hu-HU"/>
     </w:rPr>
   </w:style>
   <w:style w:type="character" w:customStyle="1" w:styleId="Cmsor5Char">
@@ -15490,6 +16778,43 @@
       </w:rPr>
     </w:tblStylePr>
   </w:style>
+  <w:style w:type="character" w:styleId="HTML-kd">
+    <w:name w:val="HTML Code"/>
+    <w:basedOn w:val="Bekezdsalapbettpusa"/>
+    <w:uiPriority w:val="99"/>
+    <w:semiHidden/>
+    <w:unhideWhenUsed/>
+    <w:rsid w:val="005D7859"/>
+    <w:rPr>
+      <w:rFonts w:ascii="Courier New" w:eastAsia="Times New Roman" w:hAnsi="Courier New" w:cs="Courier New"/>
+      <w:sz w:val="20"/>
+      <w:szCs w:val="20"/>
+    </w:rPr>
+  </w:style>
+  <w:style w:type="character" w:styleId="Feloldatlanmegemlts">
+    <w:name w:val="Unresolved Mention"/>
+    <w:basedOn w:val="Bekezdsalapbettpusa"/>
+    <w:uiPriority w:val="99"/>
+    <w:semiHidden/>
+    <w:unhideWhenUsed/>
+    <w:rsid w:val="008E597F"/>
+    <w:rPr>
+      <w:color w:val="605E5C"/>
+      <w:shd w:val="clear" w:color="auto" w:fill="E1DFDD"/>
+    </w:rPr>
+  </w:style>
+  <w:style w:type="character" w:styleId="Mrltotthiperhivatkozs">
+    <w:name w:val="FollowedHyperlink"/>
+    <w:basedOn w:val="Bekezdsalapbettpusa"/>
+    <w:uiPriority w:val="99"/>
+    <w:semiHidden/>
+    <w:unhideWhenUsed/>
+    <w:rsid w:val="008E597F"/>
+    <w:rPr>
+      <w:color w:val="96607D" w:themeColor="followedHyperlink"/>
+      <w:u w:val="single"/>
+    </w:rPr>
+  </w:style>
 </w:styles>
 </file>
 
